--- a/(e)CRF/Per visite/Parallel - niet visitgebonden/41_Interviewgids patient.docx
+++ b/(e)CRF/Per visite/Parallel - niet visitgebonden/41_Interviewgids patient.docx
@@ -161,8 +161,6 @@
               </w:rPr>
               <w:t xml:space="preserve">guide </w:t>
             </w:r>
-            <w:commentRangeStart w:id="0"/>
-            <w:commentRangeStart w:id="1"/>
             <w:r>
               <w:rPr>
                 <w:rStyle w:val="BookTitle"/>
@@ -174,24 +172,6 @@
                 <w:szCs w:val="36"/>
               </w:rPr>
               <w:t>patiënten</w:t>
-            </w:r>
-            <w:commentRangeEnd w:id="0"/>
-            <w:r>
-              <w:rPr>
-                <w:rStyle w:val="CommentReference"/>
-                <w:rFonts w:ascii="Arial" w:hAnsi="Arial" w:eastAsia="Arial" w:cs="Arial"/>
-                <w:color w:val="24303B"/>
-              </w:rPr>
-              <w:commentReference w:id="0"/>
-            </w:r>
-            <w:commentRangeEnd w:id="1"/>
-            <w:r>
-              <w:rPr>
-                <w:rStyle w:val="CommentReference"/>
-                <w:rFonts w:ascii="Arial" w:hAnsi="Arial" w:eastAsia="Arial" w:cs="Arial"/>
-                <w:color w:val="24303B"/>
-              </w:rPr>
-              <w:commentReference w:id="1"/>
             </w:r>
           </w:p>
         </w:tc>
@@ -3244,9 +3224,7 @@
       <w:pPr>
         <w:spacing w:after="0" w:line="259" w:lineRule="auto"/>
         <w:ind w:left="720"/>
-        <w:rPr>
-          <w:ins w:author="Janou De Buyser" w:date="2026-07-22T19:25:20.181Z" w16du:dateUtc="2026-07-22T19:25:20.181Z" w:id="1767947494"/>
-        </w:rPr>
+        <w:rPr/>
       </w:pPr>
       <w:r>
         <w:rPr>
@@ -3272,139 +3250,136 @@
         </w:numPr>
         <w:spacing w:after="0" w:line="259" w:lineRule="auto"/>
         <w:rPr>
-          <w:ins w:author="Janou De Buyser" w:date="2026-07-22T19:25:27.051Z" w16du:dateUtc="2026-07-22T19:25:27.051Z" w:id="1743888695"/>
-          <w:rFonts w:cs="Calibri" w:cstheme="minorAscii"/>
-          <w:lang w:val="en-US"/>
-        </w:rPr>
-      </w:pPr>
-      <w:ins w:author="Janou De Buyser" w:date="2026-07-22T19:25:32.276Z" w16du:dateUtc="2026-07-22T19:25:32.276Z" w:id="1893016615">
-        <w:r>
-          <w:rPr>
-            <w:rFonts w:cs="Calibri" w:cstheme="minorAscii"/>
-            <w:lang w:val="en-US"/>
-          </w:rPr>
-          <w:t>Heeft</w:t>
-        </w:r>
-        <w:r>
-          <w:rPr>
-            <w:rFonts w:cs="Calibri" w:cstheme="minorAscii"/>
-            <w:lang w:val="en-US"/>
-          </w:rPr>
-          <w:t xml:space="preserve"> het PARADISE-</w:t>
-        </w:r>
-        <w:r>
-          <w:rPr>
-            <w:rFonts w:cs="Calibri" w:cstheme="minorAscii"/>
-            <w:lang w:val="en-US"/>
-          </w:rPr>
-          <w:t>programma</w:t>
-        </w:r>
-        <w:r>
-          <w:rPr>
-            <w:rFonts w:cs="Calibri" w:cstheme="minorAscii"/>
-            <w:lang w:val="en-US"/>
-          </w:rPr>
-          <w:t xml:space="preserve"> </w:t>
-        </w:r>
-        <w:r>
-          <w:rPr>
-            <w:rFonts w:cs="Calibri" w:cstheme="minorAscii"/>
-            <w:lang w:val="en-US"/>
-          </w:rPr>
-          <w:t>dingen</w:t>
-        </w:r>
-        <w:r>
-          <w:rPr>
-            <w:rFonts w:cs="Calibri" w:cstheme="minorAscii"/>
-            <w:lang w:val="en-US"/>
-          </w:rPr>
-          <w:t xml:space="preserve"> </w:t>
-        </w:r>
-        <w:r>
-          <w:rPr>
-            <w:rFonts w:cs="Calibri" w:cstheme="minorAscii"/>
-            <w:lang w:val="en-US"/>
-          </w:rPr>
-          <w:t>veranderd</w:t>
-        </w:r>
-        <w:r>
-          <w:rPr>
-            <w:rFonts w:cs="Calibri" w:cstheme="minorAscii"/>
-            <w:lang w:val="en-US"/>
-          </w:rPr>
-          <w:t xml:space="preserve"> in </w:t>
-        </w:r>
-        <w:r>
-          <w:rPr>
-            <w:rFonts w:cs="Calibri" w:cstheme="minorAscii"/>
-            <w:lang w:val="en-US"/>
-          </w:rPr>
-          <w:t>uw</w:t>
-        </w:r>
-        <w:r>
-          <w:rPr>
-            <w:rFonts w:cs="Calibri" w:cstheme="minorAscii"/>
-            <w:lang w:val="en-US"/>
-          </w:rPr>
-          <w:t xml:space="preserve"> </w:t>
-        </w:r>
-        <w:r>
-          <w:rPr>
-            <w:rFonts w:cs="Calibri" w:cstheme="minorAscii"/>
-            <w:lang w:val="en-US"/>
-          </w:rPr>
-          <w:t>dagelijks</w:t>
-        </w:r>
-        <w:r>
-          <w:rPr>
-            <w:rFonts w:cs="Calibri" w:cstheme="minorAscii"/>
-            <w:lang w:val="en-US"/>
-          </w:rPr>
-          <w:t xml:space="preserve"> </w:t>
-        </w:r>
-        <w:r>
-          <w:rPr>
-            <w:rFonts w:cs="Calibri" w:cstheme="minorAscii"/>
-            <w:lang w:val="en-US"/>
-          </w:rPr>
-          <w:t>leven</w:t>
-        </w:r>
-        <w:r>
-          <w:rPr>
-            <w:rFonts w:cs="Calibri" w:cstheme="minorAscii"/>
-            <w:lang w:val="en-US"/>
-          </w:rPr>
-          <w:t xml:space="preserve"> die u </w:t>
-        </w:r>
-        <w:r>
-          <w:rPr>
-            <w:rFonts w:cs="Calibri" w:cstheme="minorAscii"/>
-            <w:lang w:val="en-US"/>
-          </w:rPr>
-          <w:t>vooraf</w:t>
-        </w:r>
-        <w:r>
-          <w:rPr>
-            <w:rFonts w:cs="Calibri" w:cstheme="minorAscii"/>
-            <w:lang w:val="en-US"/>
-          </w:rPr>
-          <w:t xml:space="preserve"> niet had </w:t>
-        </w:r>
-        <w:r>
-          <w:rPr>
-            <w:rFonts w:cs="Calibri" w:cstheme="minorAscii"/>
-            <w:lang w:val="en-US"/>
-          </w:rPr>
-          <w:t>verwacht</w:t>
-        </w:r>
-        <w:r>
-          <w:rPr>
-            <w:rFonts w:cs="Calibri" w:cstheme="minorAscii"/>
-            <w:lang w:val="en-US"/>
-          </w:rPr>
-          <w:t xml:space="preserve">? </w:t>
-        </w:r>
-      </w:ins>
+          <w:rFonts w:cs="Calibri" w:cstheme="minorAscii"/>
+          <w:lang w:val="en-US"/>
+        </w:rPr>
+      </w:pPr>
+      <w:r>
+        <w:rPr>
+          <w:rFonts w:cs="Calibri" w:cstheme="minorAscii"/>
+          <w:lang w:val="en-US"/>
+        </w:rPr>
+        <w:t>Heeft</w:t>
+      </w:r>
+      <w:r>
+        <w:rPr>
+          <w:rFonts w:cs="Calibri" w:cstheme="minorAscii"/>
+          <w:lang w:val="en-US"/>
+        </w:rPr>
+        <w:t xml:space="preserve"> het PARADISE-</w:t>
+      </w:r>
+      <w:r>
+        <w:rPr>
+          <w:rFonts w:cs="Calibri" w:cstheme="minorAscii"/>
+          <w:lang w:val="en-US"/>
+        </w:rPr>
+        <w:t>programma</w:t>
+      </w:r>
+      <w:r>
+        <w:rPr>
+          <w:rFonts w:cs="Calibri" w:cstheme="minorAscii"/>
+          <w:lang w:val="en-US"/>
+        </w:rPr>
+        <w:t xml:space="preserve"> </w:t>
+      </w:r>
+      <w:r>
+        <w:rPr>
+          <w:rFonts w:cs="Calibri" w:cstheme="minorAscii"/>
+          <w:lang w:val="en-US"/>
+        </w:rPr>
+        <w:t>dingen</w:t>
+      </w:r>
+      <w:r>
+        <w:rPr>
+          <w:rFonts w:cs="Calibri" w:cstheme="minorAscii"/>
+          <w:lang w:val="en-US"/>
+        </w:rPr>
+        <w:t xml:space="preserve"> </w:t>
+      </w:r>
+      <w:r>
+        <w:rPr>
+          <w:rFonts w:cs="Calibri" w:cstheme="minorAscii"/>
+          <w:lang w:val="en-US"/>
+        </w:rPr>
+        <w:t>veranderd</w:t>
+      </w:r>
+      <w:r>
+        <w:rPr>
+          <w:rFonts w:cs="Calibri" w:cstheme="minorAscii"/>
+          <w:lang w:val="en-US"/>
+        </w:rPr>
+        <w:t xml:space="preserve"> in </w:t>
+      </w:r>
+      <w:r>
+        <w:rPr>
+          <w:rFonts w:cs="Calibri" w:cstheme="minorAscii"/>
+          <w:lang w:val="en-US"/>
+        </w:rPr>
+        <w:t>uw</w:t>
+      </w:r>
+      <w:r>
+        <w:rPr>
+          <w:rFonts w:cs="Calibri" w:cstheme="minorAscii"/>
+          <w:lang w:val="en-US"/>
+        </w:rPr>
+        <w:t xml:space="preserve"> </w:t>
+      </w:r>
+      <w:r>
+        <w:rPr>
+          <w:rFonts w:cs="Calibri" w:cstheme="minorAscii"/>
+          <w:lang w:val="en-US"/>
+        </w:rPr>
+        <w:t>dagelijks</w:t>
+      </w:r>
+      <w:r>
+        <w:rPr>
+          <w:rFonts w:cs="Calibri" w:cstheme="minorAscii"/>
+          <w:lang w:val="en-US"/>
+        </w:rPr>
+        <w:t xml:space="preserve"> </w:t>
+      </w:r>
+      <w:r>
+        <w:rPr>
+          <w:rFonts w:cs="Calibri" w:cstheme="minorAscii"/>
+          <w:lang w:val="en-US"/>
+        </w:rPr>
+        <w:t>leven</w:t>
+      </w:r>
+      <w:r>
+        <w:rPr>
+          <w:rFonts w:cs="Calibri" w:cstheme="minorAscii"/>
+          <w:lang w:val="en-US"/>
+        </w:rPr>
+        <w:t xml:space="preserve"> die u </w:t>
+      </w:r>
+      <w:r>
+        <w:rPr>
+          <w:rFonts w:cs="Calibri" w:cstheme="minorAscii"/>
+          <w:lang w:val="en-US"/>
+        </w:rPr>
+        <w:t>vooraf</w:t>
+      </w:r>
+      <w:r>
+        <w:rPr>
+          <w:rFonts w:cs="Calibri" w:cstheme="minorAscii"/>
+          <w:lang w:val="en-US"/>
+        </w:rPr>
+        <w:t xml:space="preserve"> niet had </w:t>
+      </w:r>
+      <w:r>
+        <w:rPr>
+          <w:rFonts w:cs="Calibri" w:cstheme="minorAscii"/>
+          <w:lang w:val="en-US"/>
+        </w:rPr>
+        <w:t>verwacht</w:t>
+      </w:r>
+      <w:r>
+        <w:rPr>
+          <w:rFonts w:cs="Calibri" w:cstheme="minorAscii"/>
+          <w:lang w:val="en-US"/>
+        </w:rPr>
+        <w:t xml:space="preserve">? </w:t>
+      </w:r>
     </w:p>
     <w:p>
       <w:pPr>
@@ -3414,97 +3389,94 @@
         </w:numPr>
         <w:spacing w:after="0" w:line="259" w:lineRule="auto"/>
         <w:rPr>
-          <w:ins w:author="Janou De Buyser" w:date="2026-07-22T19:25:27.051Z" w16du:dateUtc="2026-07-22T19:25:27.051Z" w:id="1103543196"/>
-          <w:rFonts w:cs="Calibri" w:cstheme="minorAscii"/>
-          <w:lang w:val="en-US"/>
-        </w:rPr>
-      </w:pPr>
-      <w:ins w:author="Janou De Buyser" w:date="2026-07-22T19:25:55.757Z" w16du:dateUtc="2026-07-22T19:25:55.757Z" w:id="856422799">
-        <w:r>
-          <w:rPr>
-            <w:rFonts w:cs="Calibri" w:cstheme="minorAscii"/>
-            <w:lang w:val="en-US"/>
-          </w:rPr>
-          <w:t>Waren</w:t>
-        </w:r>
-        <w:r>
-          <w:rPr>
-            <w:rFonts w:cs="Calibri" w:cstheme="minorAscii"/>
-            <w:lang w:val="en-US"/>
-          </w:rPr>
-          <w:t xml:space="preserve"> er </w:t>
-        </w:r>
-        <w:r>
-          <w:rPr>
-            <w:rFonts w:cs="Calibri" w:cstheme="minorAscii"/>
-            <w:lang w:val="en-US"/>
-          </w:rPr>
-          <w:t>aspecten</w:t>
-        </w:r>
-        <w:r>
-          <w:rPr>
-            <w:rFonts w:cs="Calibri" w:cstheme="minorAscii"/>
-            <w:lang w:val="en-US"/>
-          </w:rPr>
-          <w:t xml:space="preserve"> van het </w:t>
-        </w:r>
-        <w:r>
-          <w:rPr>
-            <w:rFonts w:cs="Calibri" w:cstheme="minorAscii"/>
-            <w:lang w:val="en-US"/>
-          </w:rPr>
-          <w:t>programma</w:t>
-        </w:r>
-        <w:r>
-          <w:rPr>
-            <w:rFonts w:cs="Calibri" w:cstheme="minorAscii"/>
-            <w:lang w:val="en-US"/>
-          </w:rPr>
-          <w:t xml:space="preserve"> die </w:t>
-        </w:r>
-        <w:r>
-          <w:rPr>
-            <w:rFonts w:cs="Calibri" w:cstheme="minorAscii"/>
-            <w:lang w:val="en-US"/>
-          </w:rPr>
-          <w:t>anders</w:t>
-        </w:r>
-        <w:r>
-          <w:rPr>
-            <w:rFonts w:cs="Calibri" w:cstheme="minorAscii"/>
-            <w:lang w:val="en-US"/>
-          </w:rPr>
-          <w:t xml:space="preserve"> </w:t>
-        </w:r>
-        <w:r>
-          <w:rPr>
-            <w:rFonts w:cs="Calibri" w:cstheme="minorAscii"/>
-            <w:lang w:val="en-US"/>
-          </w:rPr>
-          <w:t>verliepen</w:t>
-        </w:r>
-        <w:r>
-          <w:rPr>
-            <w:rFonts w:cs="Calibri" w:cstheme="minorAscii"/>
-            <w:lang w:val="en-US"/>
-          </w:rPr>
-          <w:t xml:space="preserve"> dan u had </w:t>
-        </w:r>
-        <w:r>
-          <w:rPr>
-            <w:rFonts w:cs="Calibri" w:cstheme="minorAscii"/>
-            <w:lang w:val="en-US"/>
-          </w:rPr>
-          <w:t>gedacht</w:t>
-        </w:r>
-        <w:r>
-          <w:rPr>
-            <w:rFonts w:cs="Calibri" w:cstheme="minorAscii"/>
-            <w:lang w:val="en-US"/>
-          </w:rPr>
-          <w:t>?</w:t>
-        </w:r>
-      </w:ins>
+          <w:rFonts w:cs="Calibri" w:cstheme="minorAscii"/>
+          <w:lang w:val="en-US"/>
+        </w:rPr>
+      </w:pPr>
+      <w:r>
+        <w:rPr>
+          <w:rFonts w:cs="Calibri" w:cstheme="minorAscii"/>
+          <w:lang w:val="en-US"/>
+        </w:rPr>
+        <w:t>Waren</w:t>
+      </w:r>
+      <w:r>
+        <w:rPr>
+          <w:rFonts w:cs="Calibri" w:cstheme="minorAscii"/>
+          <w:lang w:val="en-US"/>
+        </w:rPr>
+        <w:t xml:space="preserve"> er </w:t>
+      </w:r>
+      <w:r>
+        <w:rPr>
+          <w:rFonts w:cs="Calibri" w:cstheme="minorAscii"/>
+          <w:lang w:val="en-US"/>
+        </w:rPr>
+        <w:t>aspecten</w:t>
+      </w:r>
+      <w:r>
+        <w:rPr>
+          <w:rFonts w:cs="Calibri" w:cstheme="minorAscii"/>
+          <w:lang w:val="en-US"/>
+        </w:rPr>
+        <w:t xml:space="preserve"> van het </w:t>
+      </w:r>
+      <w:r>
+        <w:rPr>
+          <w:rFonts w:cs="Calibri" w:cstheme="minorAscii"/>
+          <w:lang w:val="en-US"/>
+        </w:rPr>
+        <w:t>programma</w:t>
+      </w:r>
+      <w:r>
+        <w:rPr>
+          <w:rFonts w:cs="Calibri" w:cstheme="minorAscii"/>
+          <w:lang w:val="en-US"/>
+        </w:rPr>
+        <w:t xml:space="preserve"> die </w:t>
+      </w:r>
+      <w:r>
+        <w:rPr>
+          <w:rFonts w:cs="Calibri" w:cstheme="minorAscii"/>
+          <w:lang w:val="en-US"/>
+        </w:rPr>
+        <w:t>anders</w:t>
+      </w:r>
+      <w:r>
+        <w:rPr>
+          <w:rFonts w:cs="Calibri" w:cstheme="minorAscii"/>
+          <w:lang w:val="en-US"/>
+        </w:rPr>
+        <w:t xml:space="preserve"> </w:t>
+      </w:r>
+      <w:r>
+        <w:rPr>
+          <w:rFonts w:cs="Calibri" w:cstheme="minorAscii"/>
+          <w:lang w:val="en-US"/>
+        </w:rPr>
+        <w:t>verliepen</w:t>
+      </w:r>
+      <w:r>
+        <w:rPr>
+          <w:rFonts w:cs="Calibri" w:cstheme="minorAscii"/>
+          <w:lang w:val="en-US"/>
+        </w:rPr>
+        <w:t xml:space="preserve"> dan u had </w:t>
+      </w:r>
+      <w:r>
+        <w:rPr>
+          <w:rFonts w:cs="Calibri" w:cstheme="minorAscii"/>
+          <w:lang w:val="en-US"/>
+        </w:rPr>
+        <w:t>gedacht</w:t>
+      </w:r>
+      <w:r>
+        <w:rPr>
+          <w:rFonts w:cs="Calibri" w:cstheme="minorAscii"/>
+          <w:lang w:val="en-US"/>
+        </w:rPr>
+        <w:t>?</w:t>
+      </w:r>
     </w:p>
     <w:p>
       <w:pPr>
@@ -3590,41 +3562,14 @@
       <w:pPr>
         <w:spacing w:line="259" w:lineRule="auto"/>
         <w:rPr>
-          <w:del w:author="Janou De Buyser" w:date="2026-07-22T19:26:26.962Z" w16du:dateUtc="2026-07-22T19:26:26.962Z" w:id="1748653200"/>
           <w:lang w:val="en-GB"/>
         </w:rPr>
       </w:pPr>
-      <w:del w:author="Janou De Buyser" w:date="2026-07-22T19:26:26.962Z" w16du:dateUtc="2026-07-22T19:26:26.962Z" w:id="507873185">
-        <w:r>
-          <w:rPr>
-            <w:b w:val="1"/>
-            <w:bCs w:val="1"/>
-            <w:highlight w:val="lightGray"/>
-            <w:lang w:val="en-GB"/>
-          </w:rPr>
-          <w:delText xml:space="preserve">n) </w:delText>
-        </w:r>
-        <w:r>
-          <w:rPr>
-            <w:highlight w:val="lightGray"/>
-            <w:lang w:val="en-GB"/>
-          </w:rPr>
-          <w:delText>Potential unanticipated consequences of the PARADISE programme for patients and in DFC teams, hospital wards</w:delText>
-        </w:r>
-        <w:r>
-          <w:rPr>
-            <w:highlight w:val="lightGray"/>
-            <w:lang w:val="en-GB"/>
-          </w:rPr>
-          <w:delText xml:space="preserve"> (whether the intervention led to other changes)</w:delText>
-        </w:r>
-      </w:del>
     </w:p>
     <w:p>
       <w:pPr>
         <w:spacing w:line="259" w:lineRule="auto"/>
         <w:rPr>
-          <w:del w:author="Janou De Buyser" w:date="2026-07-22T19:26:26.961Z" w16du:dateUtc="2026-07-22T19:26:26.961Z" w:id="418143324"/>
           <w:rFonts w:cs="Calibri" w:cstheme="minorAscii"/>
           <w:b w:val="1"/>
           <w:bCs w:val="1"/>
@@ -3634,85 +3579,17 @@
           <w:lang w:val="nl-NL"/>
         </w:rPr>
       </w:pPr>
-      <w:del w:author="Janou De Buyser" w:date="2026-07-22T19:26:26.962Z" w16du:dateUtc="2026-07-22T19:26:26.962Z" w:id="1406134774">
-        <w:r>
-          <w:rPr>
-            <w:rFonts w:cs="Calibri" w:cstheme="minorAscii"/>
-            <w:b w:val="1"/>
-            <w:bCs w:val="1"/>
-            <w:sz w:val="24"/>
-            <w:szCs w:val="24"/>
-            <w:highlight w:val="lightGray"/>
-            <w:lang w:val="nl-NL"/>
-          </w:rPr>
-          <w:delText xml:space="preserve">Onverwachte impact op </w:delText>
-        </w:r>
-        <w:r>
-          <w:rPr>
-            <w:rFonts w:cs="Calibri" w:cstheme="minorAscii"/>
-            <w:b w:val="1"/>
-            <w:bCs w:val="1"/>
-            <w:sz w:val="24"/>
-            <w:szCs w:val="24"/>
-            <w:highlight w:val="lightGray"/>
-            <w:lang w:val="nl-NL"/>
-          </w:rPr>
-          <w:delText xml:space="preserve">patiënten </w:delText>
-        </w:r>
-        <w:r>
-          <w:rPr>
-            <w:b w:val="1"/>
-            <w:bCs w:val="1"/>
-            <w:sz w:val="24"/>
-            <w:szCs w:val="24"/>
-            <w:highlight w:val="yellow"/>
-            <w:lang w:val="nl-NL"/>
-          </w:rPr>
-          <w:delText xml:space="preserve">    </w:delText>
-        </w:r>
-      </w:del>
     </w:p>
     <w:p>
       <w:pPr>
         <w:spacing w:after="0" w:line="259" w:lineRule="auto"/>
         <w:rPr>
-          <w:del w:author="Janou De Buyser" w:date="2026-07-22T19:26:26.961Z" w16du:dateUtc="2026-07-22T19:26:26.961Z" w:id="1399229673"/>
           <w:rFonts w:cs="Calibri" w:cstheme="minorAscii"/>
           <w:b w:val="1"/>
           <w:bCs w:val="1"/>
           <w:lang w:val="en-US"/>
         </w:rPr>
       </w:pPr>
-      <w:commentRangeStart w:id="2"/>
-      <w:del w:author="Janou De Buyser" w:date="2026-07-22T19:26:26.961Z" w16du:dateUtc="2026-07-22T19:26:26.961Z" w:id="977789950">
-        <w:r>
-          <w:rPr>
-            <w:rFonts w:cs="Calibri" w:cstheme="minorAscii"/>
-            <w:b w:val="1"/>
-            <w:bCs w:val="1"/>
-            <w:lang w:val="en-US"/>
-          </w:rPr>
-          <w:delText>E</w:delText>
-        </w:r>
-        <w:r>
-          <w:rPr>
-            <w:rFonts w:cs="Calibri" w:cstheme="minorAscii"/>
-            <w:b w:val="1"/>
-            <w:bCs w:val="1"/>
-            <w:lang w:val="en-US"/>
-          </w:rPr>
-          <w:delText xml:space="preserve">rvaring met het </w:delText>
-        </w:r>
-        <w:r>
-          <w:rPr>
-            <w:rFonts w:cs="Calibri" w:cstheme="minorAscii"/>
-            <w:b w:val="1"/>
-            <w:bCs w:val="1"/>
-            <w:lang w:val="en-US"/>
-          </w:rPr>
-          <w:delText>programma</w:delText>
-        </w:r>
-      </w:del>
     </w:p>
     <w:p>
       <w:pPr>
@@ -3722,139 +3599,10 @@
         </w:numPr>
         <w:spacing w:after="0" w:line="259" w:lineRule="auto"/>
         <w:rPr>
-          <w:del w:author="Janou De Buyser" w:date="2026-07-22T19:26:26.961Z" w16du:dateUtc="2026-07-22T19:26:26.961Z" w:id="1117025262"/>
-          <w:rFonts w:cs="Calibri" w:cstheme="minorAscii"/>
-          <w:lang w:val="en-US"/>
-        </w:rPr>
-      </w:pPr>
-      <w:del w:author="Janou De Buyser" w:date="2026-07-22T19:26:26.961Z" w16du:dateUtc="2026-07-22T19:26:26.961Z" w:id="1199711228">
-        <w:r>
-          <w:rPr>
-            <w:rFonts w:cs="Calibri" w:cstheme="minorAscii"/>
-            <w:lang w:val="en-US"/>
-          </w:rPr>
-          <w:delText>Heeft</w:delText>
-        </w:r>
-        <w:r>
-          <w:rPr>
-            <w:rFonts w:cs="Calibri" w:cstheme="minorAscii"/>
-            <w:lang w:val="en-US"/>
-          </w:rPr>
-          <w:delText xml:space="preserve"> het PARADISE-</w:delText>
-        </w:r>
-        <w:r>
-          <w:rPr>
-            <w:rFonts w:cs="Calibri" w:cstheme="minorAscii"/>
-            <w:lang w:val="en-US"/>
-          </w:rPr>
-          <w:delText>programma</w:delText>
-        </w:r>
-        <w:r>
-          <w:rPr>
-            <w:rFonts w:cs="Calibri" w:cstheme="minorAscii"/>
-            <w:lang w:val="en-US"/>
-          </w:rPr>
-          <w:delText xml:space="preserve"> </w:delText>
-        </w:r>
-        <w:r>
-          <w:rPr>
-            <w:rFonts w:cs="Calibri" w:cstheme="minorAscii"/>
-            <w:lang w:val="en-US"/>
-          </w:rPr>
-          <w:delText>dingen</w:delText>
-        </w:r>
-        <w:r>
-          <w:rPr>
-            <w:rFonts w:cs="Calibri" w:cstheme="minorAscii"/>
-            <w:lang w:val="en-US"/>
-          </w:rPr>
-          <w:delText xml:space="preserve"> </w:delText>
-        </w:r>
-        <w:r>
-          <w:rPr>
-            <w:rFonts w:cs="Calibri" w:cstheme="minorAscii"/>
-            <w:lang w:val="en-US"/>
-          </w:rPr>
-          <w:delText>veranderd</w:delText>
-        </w:r>
-        <w:r>
-          <w:rPr>
-            <w:rFonts w:cs="Calibri" w:cstheme="minorAscii"/>
-            <w:lang w:val="en-US"/>
-          </w:rPr>
-          <w:delText xml:space="preserve"> in </w:delText>
-        </w:r>
-        <w:r>
-          <w:rPr>
-            <w:rFonts w:cs="Calibri" w:cstheme="minorAscii"/>
-            <w:lang w:val="en-US"/>
-          </w:rPr>
-          <w:delText>uw</w:delText>
-        </w:r>
-        <w:r>
-          <w:rPr>
-            <w:rFonts w:cs="Calibri" w:cstheme="minorAscii"/>
-            <w:lang w:val="en-US"/>
-          </w:rPr>
-          <w:delText xml:space="preserve"> </w:delText>
-        </w:r>
-        <w:r>
-          <w:rPr>
-            <w:rFonts w:cs="Calibri" w:cstheme="minorAscii"/>
-            <w:lang w:val="en-US"/>
-          </w:rPr>
-          <w:delText>dagelijks</w:delText>
-        </w:r>
-        <w:r>
-          <w:rPr>
-            <w:rFonts w:cs="Calibri" w:cstheme="minorAscii"/>
-            <w:lang w:val="en-US"/>
-          </w:rPr>
-          <w:delText xml:space="preserve"> </w:delText>
-        </w:r>
-        <w:r>
-          <w:rPr>
-            <w:rFonts w:cs="Calibri" w:cstheme="minorAscii"/>
-            <w:lang w:val="en-US"/>
-          </w:rPr>
-          <w:delText>leven</w:delText>
-        </w:r>
-        <w:r>
-          <w:rPr>
-            <w:rFonts w:cs="Calibri" w:cstheme="minorAscii"/>
-            <w:lang w:val="en-US"/>
-          </w:rPr>
-          <w:delText xml:space="preserve"> die u </w:delText>
-        </w:r>
-        <w:r>
-          <w:rPr>
-            <w:rFonts w:cs="Calibri" w:cstheme="minorAscii"/>
-            <w:lang w:val="en-US"/>
-          </w:rPr>
-          <w:delText>vooraf</w:delText>
-        </w:r>
-        <w:r>
-          <w:rPr>
-            <w:rFonts w:cs="Calibri" w:cstheme="minorAscii"/>
-            <w:lang w:val="en-US"/>
-          </w:rPr>
-          <w:delText xml:space="preserve"> niet had </w:delText>
-        </w:r>
-        <w:r>
-          <w:rPr>
-            <w:rFonts w:cs="Calibri" w:cstheme="minorAscii"/>
-            <w:lang w:val="en-US"/>
-          </w:rPr>
-          <w:delText>verwacht</w:delText>
-        </w:r>
-        <w:r>
-          <w:rPr>
-            <w:rFonts w:cs="Calibri" w:cstheme="minorAscii"/>
-            <w:lang w:val="en-US"/>
-          </w:rPr>
-          <w:delText xml:space="preserve">? </w:delText>
-        </w:r>
-      </w:del>
+          <w:rFonts w:cs="Calibri" w:cstheme="minorAscii"/>
+          <w:lang w:val="en-US"/>
+        </w:rPr>
+      </w:pPr>
     </w:p>
     <w:p>
       <w:pPr>
@@ -3864,90 +3612,10 @@
         </w:numPr>
         <w:spacing w:after="0" w:line="259" w:lineRule="auto"/>
         <w:rPr>
-          <w:del w:author="Janou De Buyser" w:date="2026-07-22T19:26:26.96Z" w16du:dateUtc="2026-07-22T19:26:26.96Z" w:id="522689383"/>
-          <w:rFonts w:cs="Calibri" w:cstheme="minorAscii"/>
-          <w:lang w:val="en-US"/>
-        </w:rPr>
-      </w:pPr>
-      <w:del w:author="Janou De Buyser" w:date="2026-07-22T19:26:26.961Z" w16du:dateUtc="2026-07-22T19:26:26.961Z" w:id="1778225220">
-        <w:r>
-          <w:rPr>
-            <w:rFonts w:cs="Calibri" w:cstheme="minorAscii"/>
-            <w:lang w:val="en-US"/>
-          </w:rPr>
-          <w:delText xml:space="preserve">Waren er </w:delText>
-        </w:r>
-        <w:r>
-          <w:rPr>
-            <w:rFonts w:cs="Calibri" w:cstheme="minorAscii"/>
-            <w:lang w:val="en-US"/>
-          </w:rPr>
-          <w:delText>aspecten</w:delText>
-        </w:r>
-        <w:r>
-          <w:rPr>
-            <w:rFonts w:cs="Calibri" w:cstheme="minorAscii"/>
-            <w:lang w:val="en-US"/>
-          </w:rPr>
-          <w:delText xml:space="preserve"> van het </w:delText>
-        </w:r>
-        <w:r>
-          <w:rPr>
-            <w:rFonts w:cs="Calibri" w:cstheme="minorAscii"/>
-            <w:lang w:val="en-US"/>
-          </w:rPr>
-          <w:delText>programma</w:delText>
-        </w:r>
-        <w:r>
-          <w:rPr>
-            <w:rFonts w:cs="Calibri" w:cstheme="minorAscii"/>
-            <w:lang w:val="en-US"/>
-          </w:rPr>
-          <w:delText xml:space="preserve"> die </w:delText>
-        </w:r>
-        <w:r>
-          <w:rPr>
-            <w:rFonts w:cs="Calibri" w:cstheme="minorAscii"/>
-            <w:lang w:val="en-US"/>
-          </w:rPr>
-          <w:delText>anders</w:delText>
-        </w:r>
-        <w:r>
-          <w:rPr>
-            <w:rFonts w:cs="Calibri" w:cstheme="minorAscii"/>
-            <w:lang w:val="en-US"/>
-          </w:rPr>
-          <w:delText xml:space="preserve"> </w:delText>
-        </w:r>
-        <w:r>
-          <w:rPr>
-            <w:rFonts w:cs="Calibri" w:cstheme="minorAscii"/>
-            <w:lang w:val="en-US"/>
-          </w:rPr>
-          <w:delText>verliepen</w:delText>
-        </w:r>
-        <w:r>
-          <w:rPr>
-            <w:rFonts w:cs="Calibri" w:cstheme="minorAscii"/>
-            <w:lang w:val="en-US"/>
-          </w:rPr>
-          <w:delText xml:space="preserve"> dan u had </w:delText>
-        </w:r>
-        <w:r>
-          <w:rPr>
-            <w:rFonts w:cs="Calibri" w:cstheme="minorAscii"/>
-            <w:lang w:val="en-US"/>
-          </w:rPr>
-          <w:delText>gedacht</w:delText>
-        </w:r>
-        <w:r>
-          <w:rPr>
-            <w:rFonts w:cs="Calibri" w:cstheme="minorAscii"/>
-            <w:lang w:val="en-US"/>
-          </w:rPr>
-          <w:delText>?</w:delText>
-        </w:r>
-      </w:del>
+          <w:rFonts w:cs="Calibri" w:cstheme="minorAscii"/>
+          <w:lang w:val="en-US"/>
+        </w:rPr>
+      </w:pPr>
     </w:p>
     <w:p>
       <w:pPr>
@@ -4103,15 +3771,6 @@
           <w:lang w:val="en-US"/>
         </w:rPr>
         <w:t>Heeft het programma onverwachte gevolgen gehad voor uw dagelijkse routine, tijdsbesteding of andere verplichtingen?</w:t>
-      </w:r>
-      <w:commentRangeEnd w:id="2"/>
-      <w:r>
-        <w:rPr>
-          <w:rStyle w:val="CommentReference"/>
-          <w:rFonts w:ascii="Arial" w:hAnsi="Arial" w:eastAsia="Arial" w:cs="Arial"/>
-          <w:color w:val="24303B"/>
-        </w:rPr>
-        <w:commentReference w:id="2"/>
       </w:r>
     </w:p>
     <w:p>
@@ -4281,7 +3940,6 @@
           <w:lang w:val="en-US"/>
         </w:rPr>
       </w:pPr>
-      <w:commentRangeStart w:id="3"/>
       <w:r>
         <w:rPr>
           <w:rFonts w:cs="Arial" w:cstheme="minorAscii" w:ascii="Arial" w:hAnsi="Arial" w:eastAsia="Arial"/>
@@ -4457,15 +4115,6 @@
           <w:lang w:val="en-US"/>
         </w:rPr>
         <w:t>Wat zou er volgens u moeten veranderen om het programma beter te laten werken voor mensen zoals u?</w:t>
-      </w:r>
-      <w:commentRangeEnd w:id="3"/>
-      <w:r>
-        <w:rPr>
-          <w:rStyle w:val="CommentReference"/>
-          <w:rFonts w:ascii="Arial" w:hAnsi="Arial" w:eastAsia="Arial" w:cs="Arial"/>
-          <w:color w:val="24303B"/>
-        </w:rPr>
-        <w:commentReference w:id="3"/>
       </w:r>
     </w:p>
     <w:p>
@@ -4493,106 +4142,6 @@
 </w:document>
 </file>
 
-<file path=word/comments.xml><?xml version="1.0" encoding="utf-8"?>
-<w:comments xmlns:wpc="http://schemas.microsoft.com/office/word/2010/wordprocessingCanvas" xmlns:cx="http://schemas.microsoft.com/office/drawing/2014/chartex" xmlns:cx1="http://schemas.microsoft.com/office/drawing/2015/9/8/chartex" xmlns:cx2="http://schemas.microsoft.com/office/drawing/2015/10/21/chartex" xmlns:cx3="http://schemas.microsoft.com/office/drawing/2016/5/9/chartex" xmlns:cx4="http://schemas.microsoft.com/office/drawing/2016/5/10/chartex" xmlns:cx5="http://schemas.microsoft.com/office/drawing/2016/5/11/chartex" xmlns:cx6="http://schemas.microsoft.com/office/drawing/2016/5/12/chartex" xmlns:cx7="http://schemas.microsoft.com/office/drawing/2016/5/13/chartex" xmlns:cx8="http://schemas.microsoft.com/office/drawing/2016/5/14/chartex" xmlns:mc="http://schemas.openxmlformats.org/markup-compatibility/2006" xmlns:aink="http://schemas.microsoft.com/office/drawing/2016/ink" xmlns:am3d="http://schemas.microsoft.com/office/drawing/2017/model3d" xmlns:o="urn:schemas-microsoft-com:office:office" xmlns:oel="http://schemas.microsoft.com/office/2019/extlst" xmlns:r="http://schemas.openxmlformats.org/officeDocument/2006/relationships" xmlns:m="http://schemas.openxmlformats.org/officeDocument/2006/math" xmlns:v="urn:schemas-microsoft-com:vml" xmlns:wp14="http://schemas.microsoft.com/office/word/2010/wordprocessingDrawing" xmlns:wp="http://schemas.openxmlformats.org/drawingml/2006/wordprocessingDrawing" xmlns:w10="urn:schemas-microsoft-com:office:word" xmlns:w="http://schemas.openxmlformats.org/wordprocessingml/2006/main" xmlns:w14="http://schemas.microsoft.com/office/word/2010/wordml" xmlns:w15="http://schemas.microsoft.com/office/word/2012/wordml" xmlns:w16cex="http://schemas.microsoft.com/office/word/2018/wordml/cex" xmlns:w16cid="http://schemas.microsoft.com/office/word/2016/wordml/cid" xmlns:w16="http://schemas.microsoft.com/office/word/2018/wordml" xmlns:w16du="http://schemas.microsoft.com/office/word/2023/wordml/word16du" xmlns:w16sdtdh="http://schemas.microsoft.com/office/word/2020/wordml/sdtdatahash" xmlns:w16sdtfl="http://schemas.microsoft.com/office/word/2024/wordml/sdtformatlock" xmlns:w16se="http://schemas.microsoft.com/office/word/2015/wordml/symex" xmlns:wpg="http://schemas.microsoft.com/office/word/2010/wordprocessingGroup" xmlns:wpi="http://schemas.microsoft.com/office/word/2010/wordprocessingInk" xmlns:wne="http://schemas.microsoft.com/office/word/2006/wordml" xmlns:wps="http://schemas.microsoft.com/office/word/2010/wordprocessingShape" mc:Ignorable="w14 w15 w16se w16cid w16 w16cex w16sdtdh w16sdtfl w16du wp14">
-  <w:comment w:initials="MF" w:author="Maaike FOBELETS" w:date="2026-05-11T14:12:00Z" w:id="0">
-    <w:p>
-      <w:r>
-        <w:rPr>
-          <w:rStyle w:val="CommentReference"/>
-        </w:rPr>
-        <w:annotationRef/>
-      </w:r>
-      <w:r>
-        <w:rPr>
-          <w:sz w:val="20"/>
-          <w:szCs w:val="20"/>
-        </w:rPr>
-        <w:t>Logo aha boost nog te verwijderen</w:t>
-      </w:r>
-    </w:p>
-  </w:comment>
-  <w:comment w:initials="MF" w:author="Maaike FOBELETS" w:date="2026-05-11T14:28:00Z" w:id="1">
-    <w:p>
-      <w:r>
-        <w:rPr>
-          <w:rStyle w:val="CommentReference"/>
-        </w:rPr>
-        <w:annotationRef/>
-      </w:r>
-      <w:r>
-        <w:rPr>
-          <w:sz w:val="20"/>
-          <w:szCs w:val="20"/>
-        </w:rPr>
-        <w:t xml:space="preserve">Normaal gezien stellen we 10-20 vragen tijdens een interview. Momenteel zijn dit er meer. </w:t>
-      </w:r>
-    </w:p>
-  </w:comment>
-  <w:comment w:initials="MF" w:author="Maaike FOBELETS" w:date="2026-05-11T14:34:00Z" w:id="2">
-    <w:p>
-      <w:r>
-        <w:rPr>
-          <w:rStyle w:val="CommentReference"/>
-        </w:rPr>
-        <w:annotationRef/>
-      </w:r>
-      <w:r>
-        <w:rPr>
-          <w:sz w:val="20"/>
-          <w:szCs w:val="20"/>
-        </w:rPr>
-        <w:t>Ik zou deze vragen integreren als mogelijke bijvragen bij bovenvermelde vragen.</w:t>
-      </w:r>
-    </w:p>
-  </w:comment>
-  <w:comment w:initials="MF" w:author="Maaike FOBELETS" w:date="2026-05-11T14:35:00Z" w:id="3">
-    <w:p>
-      <w:r>
-        <w:rPr>
-          <w:rStyle w:val="CommentReference"/>
-        </w:rPr>
-        <w:annotationRef/>
-      </w:r>
-      <w:r>
-        <w:rPr>
-          <w:sz w:val="20"/>
-          <w:szCs w:val="20"/>
-        </w:rPr>
-        <w:t>Idem</w:t>
-      </w:r>
-    </w:p>
-  </w:comment>
-</w:comments>
-</file>
-
-<file path=word/commentsExtended.xml><?xml version="1.0" encoding="utf-8"?>
-<w15:commentsEx xmlns:mc="http://schemas.openxmlformats.org/markup-compatibility/2006" xmlns:w15="http://schemas.microsoft.com/office/word/2012/wordml" mc:Ignorable="w15">
-  <w15:commentEx w15:done="1" w15:paraId="12CB3EE0"/>
-  <w15:commentEx w15:done="1" w15:paraId="51F82212" w15:paraIdParent="12CB3EE0"/>
-  <w15:commentEx w15:done="1" w15:paraId="78FDEC94"/>
-  <w15:commentEx w15:done="1" w15:paraId="2CCC5F24"/>
-</w15:commentsEx>
-</file>
-
-<file path=word/commentsExtensible.xml><?xml version="1.0" encoding="utf-8"?>
-<w16cex:commentsExtensible xmlns:w16="http://schemas.microsoft.com/office/word/2018/wordml" xmlns:w16cex="http://schemas.microsoft.com/office/word/2018/wordml/cex" xmlns:mc="http://schemas.openxmlformats.org/markup-compatibility/2006" mc:Ignorable="w16 w16cex">
-  <w16cex:commentExtensible w16cex:durableId="64947FE0" w16cex:dateUtc="2026-05-11T12:12:00Z"/>
-  <w16cex:commentExtensible w16cex:durableId="3043A2F8" w16cex:dateUtc="2026-05-11T12:28:00Z"/>
-  <w16cex:commentExtensible w16cex:durableId="4647F1D1" w16cex:dateUtc="2026-05-11T12:34:00Z"/>
-  <w16cex:commentExtensible w16cex:durableId="66CA0AE0" w16cex:dateUtc="2026-05-11T12:35:00Z"/>
-</w16cex:commentsExtensible>
-</file>
-
-<file path=word/commentsIds.xml><?xml version="1.0" encoding="utf-8"?>
-<w16cid:commentsIds xmlns:mc="http://schemas.openxmlformats.org/markup-compatibility/2006" xmlns:w16cid="http://schemas.microsoft.com/office/word/2016/wordml/cid" mc:Ignorable="w16cid">
-  <w16cid:commentId w16cid:paraId="12CB3EE0" w16cid:durableId="64947FE0"/>
-  <w16cid:commentId w16cid:paraId="51F82212" w16cid:durableId="3043A2F8"/>
-  <w16cid:commentId w16cid:paraId="78FDEC94" w16cid:durableId="4647F1D1"/>
-  <w16cid:commentId w16cid:paraId="2CCC5F24" w16cid:durableId="66CA0AE0"/>
-</w16cid:commentsIds>
-</file>
-
 <file path=word/endnotes.xml><?xml version="1.0" encoding="utf-8"?>
 <w:endnotes xmlns:wpc="http://schemas.microsoft.com/office/word/2010/wordprocessingCanvas" xmlns:cx="http://schemas.microsoft.com/office/drawing/2014/chartex" xmlns:cx1="http://schemas.microsoft.com/office/drawing/2015/9/8/chartex" xmlns:cx2="http://schemas.microsoft.com/office/drawing/2015/10/21/chartex" xmlns:cx3="http://schemas.microsoft.com/office/drawing/2016/5/9/chartex" xmlns:cx4="http://schemas.microsoft.com/office/drawing/2016/5/10/chartex" xmlns:cx5="http://schemas.microsoft.com/office/drawing/2016/5/11/chartex" xmlns:cx6="http://schemas.microsoft.com/office/drawing/2016/5/12/chartex" xmlns:cx7="http://schemas.microsoft.com/office/drawing/2016/5/13/chartex" xmlns:cx8="http://schemas.microsoft.com/office/drawing/2016/5/14/chartex" xmlns:mc="http://schemas.openxmlformats.org/markup-compatibility/2006" xmlns:aink="http://schemas.microsoft.com/office/drawing/2016/ink" xmlns:am3d="http://schemas.microsoft.com/office/drawing/2017/model3d" xmlns:o="urn:schemas-microsoft-com:office:office" xmlns:oel="http://schemas.microsoft.com/office/2019/extlst" xmlns:r="http://schemas.openxmlformats.org/officeDocument/2006/relationships" xmlns:m="http://schemas.openxmlformats.org/officeDocument/2006/math" xmlns:v="urn:schemas-microsoft-com:vml" xmlns:wp14="http://schemas.microsoft.com/office/word/2010/wordprocessingDrawing" xmlns:wp="http://schemas.openxmlformats.org/drawingml/2006/wordprocessingDrawing" xmlns:w10="urn:schemas-microsoft-com:office:word" xmlns:w="http://schemas.openxmlformats.org/wordprocessingml/2006/main" xmlns:w14="http://schemas.microsoft.com/office/word/2010/wordml" xmlns:w15="http://schemas.microsoft.com/office/word/2012/wordml" xmlns:w16cex="http://schemas.microsoft.com/office/word/2018/wordml/cex" xmlns:w16cid="http://schemas.microsoft.com/office/word/2016/wordml/cid" xmlns:w16="http://schemas.microsoft.com/office/word/2018/wordml" xmlns:w16du="http://schemas.microsoft.com/office/word/2023/wordml/word16du" xmlns:w16sdtdh="http://schemas.microsoft.com/office/word/2020/wordml/sdtdatahash" xmlns:w16sdtfl="http://schemas.microsoft.com/office/word/2024/wordml/sdtformatlock" xmlns:w16se="http://schemas.microsoft.com/office/word/2015/wordml/symex" xmlns:wpg="http://schemas.microsoft.com/office/word/2010/wordprocessingGroup" xmlns:wpi="http://schemas.microsoft.com/office/word/2010/wordprocessingInk" xmlns:wne="http://schemas.microsoft.com/office/word/2006/wordml" xmlns:wps="http://schemas.microsoft.com/office/word/2010/wordprocessingShape" mc:Ignorable="w14 w15 w16se w16cid w16 w16cex w16sdtdh w16sdtfl w16du wp14">
   <w:endnote w:type="separator" w:id="-1">
@@ -4600,9 +4149,6 @@
       <w:pPr>
         <w:spacing w:after="0" w:line="240" w:lineRule="auto"/>
       </w:pPr>
-      <w:r>
-        <w:separator/>
-      </w:r>
     </w:p>
   </w:endnote>
   <w:endnote w:type="continuationSeparator" w:id="0">
@@ -4610,9 +4156,6 @@
       <w:pPr>
         <w:spacing w:after="0" w:line="240" w:lineRule="auto"/>
       </w:pPr>
-      <w:r>
-        <w:continuationSeparator/>
-      </w:r>
     </w:p>
   </w:endnote>
   <w:endnote w:type="continuationNotice" w:id="1">
@@ -4636,192 +4179,113 @@
         <w:tab w:val="center" w:pos="5387"/>
         <w:tab w:val="right" w:pos="15309"/>
       </w:tabs>
+      <w:jc w:val="center"/>
     </w:pPr>
     <w:r>
       <w:rPr>
         <w:rFonts w:ascii="Arial" w:hAnsi="Arial" w:eastAsia="Arial" w:cs="Arial"/>
-        <w:noProof/>
-        <w:color w:val="24303B"/>
-        <w:lang w:val="en-GB"/>
-      </w:rPr>
-      <w:t>Interview guide therapeuten</w:t>
+        <w:b w:val="0"/>
+        <w:color w:val="59636E"/>
+        <w:sz w:val="18"/>
+      </w:rPr>
+      <w:t xml:space="preserve">Pagina </w:t>
     </w:r>
     <w:r>
       <w:rPr>
         <w:rFonts w:ascii="Arial" w:hAnsi="Arial" w:eastAsia="Arial" w:cs="Arial"/>
-        <w:color w:val="24303B"/>
-        <w:lang w:val="en-GB"/>
-      </w:rPr>
-      <w:t xml:space="preserve"> </w:t>
-    </w:r>
-    <w:del w:author="Janou De Buyser" w:date="2026-07-22T19:24:22.497Z" w16du:dateUtc="2026-07-22T19:24:22.497Z" w:id="1007713706">
-      <w:r>
-        <w:rPr>
-          <w:lang w:val="en-GB"/>
-        </w:rPr>
-        <w:delText>v</w:delText>
-      </w:r>
-      <w:r>
-        <w:rPr>
-          <w:lang w:val="en-GB"/>
-        </w:rPr>
-        <w:delText>1</w:delText>
-      </w:r>
-      <w:r>
-        <w:rPr>
-          <w:lang w:val="en-GB"/>
-        </w:rPr>
-        <w:delText xml:space="preserve">.0 </w:delText>
-      </w:r>
-    </w:del>
-    <w:r>
-      <w:rPr>
-        <w:rFonts w:ascii="Arial" w:hAnsi="Arial" w:eastAsia="Arial" w:cs="Arial"/>
-        <w:color w:val="24303B"/>
-        <w:lang w:val="en-GB"/>
-      </w:rPr>
-      <w:tab/>
-    </w:r>
-    <w:del w:author="Janou De Buyser" w:date="2026-07-22T19:24:22.497Z" w16du:dateUtc="2026-07-22T19:24:22.497Z" w:id="505494426">
-      <w:r>
-        <w:rPr>
-          <w:lang w:val="en-GB"/>
-        </w:rPr>
-        <w:delText>17</w:delText>
-      </w:r>
-      <w:r>
-        <w:rPr>
-          <w:lang w:val="en-GB"/>
-        </w:rPr>
-        <w:delText>/05</w:delText>
-      </w:r>
-      <w:r>
-        <w:rPr>
-          <w:lang w:val="en-GB"/>
-        </w:rPr>
-        <w:delText>/2026</w:delText>
-      </w:r>
-    </w:del>
-    <w:r>
-      <w:rPr>
-        <w:rFonts w:ascii="Arial" w:hAnsi="Arial" w:eastAsia="Arial" w:cs="Arial"/>
-        <w:color w:val="24303B"/>
-        <w:lang w:val="en-GB"/>
-      </w:rPr>
-      <w:tab/>
-    </w:r>
-    <w:del w:author="Janou De Buyser" w:date="2026-07-22T19:24:22.497Z" w16du:dateUtc="2026-07-22T19:24:22.497Z" w:id="550048347">
-      <w:r>
-        <w:rPr>
-          <w:lang w:val="en-GB"/>
-        </w:rPr>
-        <w:delText>p</w:delText>
-      </w:r>
-    </w:del>
-    <w:r>
-      <w:rPr>
-        <w:rFonts w:ascii="Arial" w:hAnsi="Arial" w:eastAsia="Arial" w:cs="Arial"/>
-        <w:color w:val="24303B"/>
-        <w:lang w:val="en-GB"/>
-      </w:rPr>
-      <w:t xml:space="preserve">. </w:t>
-    </w:r>
-    <w:r>
-      <w:rPr>
-        <w:rFonts w:ascii="Arial" w:hAnsi="Arial" w:eastAsia="Arial" w:cs="Arial"/>
-        <w:b w:val="1"/>
-        <w:bCs w:val="1"/>
-        <w:color w:val="24303B"/>
+        <w:b w:val="0"/>
+        <w:color w:val="59636E"/>
+        <w:sz w:val="18"/>
       </w:rPr>
       <w:fldChar w:fldCharType="begin"/>
     </w:r>
     <w:r>
       <w:rPr>
         <w:rFonts w:ascii="Arial" w:hAnsi="Arial" w:eastAsia="Arial" w:cs="Arial"/>
-        <w:b w:val="1"/>
-        <w:bCs w:val="1"/>
-        <w:color w:val="24303B"/>
-        <w:lang w:val="en-GB"/>
-      </w:rPr>
-      <w:instrText>PAGE  \* Arabic  \* MERGEFORMAT</w:instrText>
+        <w:b w:val="0"/>
+        <w:color w:val="59636E"/>
+        <w:sz w:val="18"/>
+      </w:rPr>
+      <w:instrText xml:space="preserve"> PAGE </w:instrText>
     </w:r>
     <w:r>
       <w:rPr>
         <w:rFonts w:ascii="Arial" w:hAnsi="Arial" w:eastAsia="Arial" w:cs="Arial"/>
-        <w:b w:val="1"/>
-        <w:bCs w:val="1"/>
-        <w:color w:val="24303B"/>
+        <w:b w:val="0"/>
+        <w:color w:val="59636E"/>
+        <w:sz w:val="18"/>
       </w:rPr>
       <w:fldChar w:fldCharType="separate"/>
     </w:r>
     <w:r>
       <w:rPr>
         <w:rFonts w:ascii="Arial" w:hAnsi="Arial" w:eastAsia="Arial" w:cs="Arial"/>
-        <w:b w:val="1"/>
-        <w:bCs w:val="1"/>
-        <w:color w:val="24303B"/>
+        <w:b w:val="0"/>
+        <w:color w:val="59636E"/>
+        <w:sz w:val="18"/>
       </w:rPr>
       <w:t>1</w:t>
     </w:r>
     <w:r>
       <w:rPr>
         <w:rFonts w:ascii="Arial" w:hAnsi="Arial" w:eastAsia="Arial" w:cs="Arial"/>
-        <w:b w:val="1"/>
-        <w:bCs w:val="1"/>
-        <w:color w:val="24303B"/>
+        <w:b w:val="0"/>
+        <w:color w:val="59636E"/>
+        <w:sz w:val="18"/>
       </w:rPr>
       <w:fldChar w:fldCharType="end"/>
     </w:r>
     <w:r>
       <w:rPr>
         <w:rFonts w:ascii="Arial" w:hAnsi="Arial" w:eastAsia="Arial" w:cs="Arial"/>
-        <w:color w:val="24303B"/>
-        <w:lang w:val="nl-NL"/>
-      </w:rPr>
-      <w:t>/</w:t>
+        <w:b w:val="0"/>
+        <w:color w:val="59636E"/>
+        <w:sz w:val="18"/>
+      </w:rPr>
+      <w:t xml:space="preserve"> van </w:t>
     </w:r>
     <w:r>
       <w:rPr>
         <w:rFonts w:ascii="Arial" w:hAnsi="Arial" w:eastAsia="Arial" w:cs="Arial"/>
-        <w:b w:val="1"/>
-        <w:bCs w:val="1"/>
-        <w:color w:val="24303B"/>
+        <w:b w:val="0"/>
+        <w:color w:val="59636E"/>
+        <w:sz w:val="18"/>
       </w:rPr>
       <w:fldChar w:fldCharType="begin"/>
     </w:r>
     <w:r>
       <w:rPr>
         <w:rFonts w:ascii="Arial" w:hAnsi="Arial" w:eastAsia="Arial" w:cs="Arial"/>
-        <w:b w:val="1"/>
-        <w:bCs w:val="1"/>
-        <w:color w:val="24303B"/>
-      </w:rPr>
-      <w:instrText>NUMPAGES  \* Arabic  \* MERGEFORMAT</w:instrText>
+        <w:b w:val="0"/>
+        <w:color w:val="59636E"/>
+        <w:sz w:val="18"/>
+      </w:rPr>
+      <w:instrText xml:space="preserve"> NUMPAGES </w:instrText>
     </w:r>
     <w:r>
       <w:rPr>
         <w:rFonts w:ascii="Arial" w:hAnsi="Arial" w:eastAsia="Arial" w:cs="Arial"/>
-        <w:b w:val="1"/>
-        <w:bCs w:val="1"/>
-        <w:color w:val="24303B"/>
+        <w:b w:val="0"/>
+        <w:color w:val="59636E"/>
+        <w:sz w:val="18"/>
       </w:rPr>
       <w:fldChar w:fldCharType="separate"/>
     </w:r>
     <w:r>
       <w:rPr>
         <w:rFonts w:ascii="Arial" w:hAnsi="Arial" w:eastAsia="Arial" w:cs="Arial"/>
-        <w:b w:val="1"/>
-        <w:bCs w:val="1"/>
-        <w:color w:val="24303B"/>
-      </w:rPr>
-      <w:t>4</w:t>
+        <w:b w:val="0"/>
+        <w:color w:val="59636E"/>
+        <w:sz w:val="18"/>
+      </w:rPr>
+      <w:t>1</w:t>
     </w:r>
     <w:r>
       <w:rPr>
         <w:rFonts w:ascii="Arial" w:hAnsi="Arial" w:eastAsia="Arial" w:cs="Arial"/>
-        <w:b w:val="1"/>
-        <w:bCs w:val="1"/>
-        <w:color w:val="24303B"/>
+        <w:b w:val="0"/>
+        <w:color w:val="59636E"/>
+        <w:sz w:val="18"/>
       </w:rPr>
       <w:fldChar w:fldCharType="end"/>
     </w:r>
@@ -4836,9 +4300,6 @@
       <w:pPr>
         <w:spacing w:after="0" w:line="240" w:lineRule="auto"/>
       </w:pPr>
-      <w:r>
-        <w:separator/>
-      </w:r>
     </w:p>
   </w:footnote>
   <w:footnote w:type="continuationSeparator" w:id="0">
@@ -4846,9 +4307,6 @@
       <w:pPr>
         <w:spacing w:after="0" w:line="240" w:lineRule="auto"/>
       </w:pPr>
-      <w:r>
-        <w:continuationSeparator/>
-      </w:r>
     </w:p>
   </w:footnote>
   <w:footnote w:type="continuationNotice" w:id="1">
@@ -4866,7 +4324,17 @@
   <w:p>
     <w:pPr>
       <w:pStyle w:val="Header"/>
+      <w:jc w:val="left"/>
     </w:pPr>
+    <w:r>
+      <w:rPr>
+        <w:rFonts w:ascii="Arial" w:hAnsi="Arial" w:eastAsia="Arial" w:cs="Arial"/>
+        <w:b w:val="0"/>
+        <w:color w:val="59636E"/>
+        <w:sz w:val="18"/>
+      </w:rPr>
+      <w:t>PARADISE (S71769) — eCRF 41: Interviewgids patient</w:t>
+    </w:r>
   </w:p>
 </w:hdr>
 </file>

--- a/(e)CRF/Per visite/Parallel - niet visitgebonden/41_Interviewgids patient.docx
+++ b/(e)CRF/Per visite/Parallel - niet visitgebonden/41_Interviewgids patient.docx
@@ -4169,123 +4169,353 @@
 </file>
 
 <file path=word/footer1.xml><?xml version="1.0" encoding="utf-8"?>
-<w:ftr xmlns:wpc="http://schemas.microsoft.com/office/word/2010/wordprocessingCanvas" xmlns:cx="http://schemas.microsoft.com/office/drawing/2014/chartex" xmlns:cx1="http://schemas.microsoft.com/office/drawing/2015/9/8/chartex" xmlns:cx2="http://schemas.microsoft.com/office/drawing/2015/10/21/chartex" xmlns:cx3="http://schemas.microsoft.com/office/drawing/2016/5/9/chartex" xmlns:cx4="http://schemas.microsoft.com/office/drawing/2016/5/10/chartex" xmlns:cx5="http://schemas.microsoft.com/office/drawing/2016/5/11/chartex" xmlns:cx6="http://schemas.microsoft.com/office/drawing/2016/5/12/chartex" xmlns:cx7="http://schemas.microsoft.com/office/drawing/2016/5/13/chartex" xmlns:cx8="http://schemas.microsoft.com/office/drawing/2016/5/14/chartex" xmlns:mc="http://schemas.openxmlformats.org/markup-compatibility/2006" xmlns:aink="http://schemas.microsoft.com/office/drawing/2016/ink" xmlns:am3d="http://schemas.microsoft.com/office/drawing/2017/model3d" xmlns:o="urn:schemas-microsoft-com:office:office" xmlns:oel="http://schemas.microsoft.com/office/2019/extlst" xmlns:r="http://schemas.openxmlformats.org/officeDocument/2006/relationships" xmlns:m="http://schemas.openxmlformats.org/officeDocument/2006/math" xmlns:v="urn:schemas-microsoft-com:vml" xmlns:wp14="http://schemas.microsoft.com/office/word/2010/wordprocessingDrawing" xmlns:wp="http://schemas.openxmlformats.org/drawingml/2006/wordprocessingDrawing" xmlns:w10="urn:schemas-microsoft-com:office:word" xmlns:w="http://schemas.openxmlformats.org/wordprocessingml/2006/main" xmlns:w14="http://schemas.microsoft.com/office/word/2010/wordml" xmlns:w15="http://schemas.microsoft.com/office/word/2012/wordml" xmlns:w16cex="http://schemas.microsoft.com/office/word/2018/wordml/cex" xmlns:w16cid="http://schemas.microsoft.com/office/word/2016/wordml/cid" xmlns:w16="http://schemas.microsoft.com/office/word/2018/wordml" xmlns:w16du="http://schemas.microsoft.com/office/word/2023/wordml/word16du" xmlns:w16sdtdh="http://schemas.microsoft.com/office/word/2020/wordml/sdtdatahash" xmlns:w16sdtfl="http://schemas.microsoft.com/office/word/2024/wordml/sdtformatlock" xmlns:w16se="http://schemas.microsoft.com/office/word/2015/wordml/symex" xmlns:wpg="http://schemas.microsoft.com/office/word/2010/wordprocessingGroup" xmlns:wpi="http://schemas.microsoft.com/office/word/2010/wordprocessingInk" xmlns:wne="http://schemas.microsoft.com/office/word/2006/wordml" xmlns:wps="http://schemas.microsoft.com/office/word/2010/wordprocessingShape" xmlns:a="http://schemas.openxmlformats.org/drawingml/2006/main" xmlns:pic="http://schemas.openxmlformats.org/drawingml/2006/picture" xmlns:a14="http://schemas.microsoft.com/office/drawing/2010/main" mc:Ignorable="w14 w15 w16se w16cid w16 w16cex w16sdtdh w16sdtfl w16du wp14">
+<w:ftr xmlns:wpc="http://schemas.microsoft.com/office/word/2010/wordprocessingCanvas" xmlns:cx="http://schemas.microsoft.com/office/drawing/2014/chartex" xmlns:cx1="http://schemas.microsoft.com/office/drawing/2015/9/8/chartex" xmlns:cx2="http://schemas.microsoft.com/office/drawing/2015/10/21/chartex" xmlns:cx3="http://schemas.microsoft.com/office/drawing/2016/5/9/chartex" xmlns:cx4="http://schemas.microsoft.com/office/drawing/2016/5/10/chartex" xmlns:cx5="http://schemas.microsoft.com/office/drawing/2016/5/11/chartex" xmlns:cx6="http://schemas.microsoft.com/office/drawing/2016/5/12/chartex" xmlns:cx7="http://schemas.microsoft.com/office/drawing/2016/5/13/chartex" xmlns:cx8="http://schemas.microsoft.com/office/drawing/2016/5/14/chartex" xmlns:mc="http://schemas.openxmlformats.org/markup-compatibility/2006" xmlns:aink="http://schemas.microsoft.com/office/drawing/2016/ink" xmlns:am3d="http://schemas.microsoft.com/office/drawing/2017/model3d" xmlns:o="urn:schemas-microsoft-com:office:office" xmlns:oel="http://schemas.microsoft.com/office/2019/extlst" xmlns:r="http://schemas.openxmlformats.org/officeDocument/2006/relationships" xmlns:m="http://schemas.openxmlformats.org/officeDocument/2006/math" xmlns:v="urn:schemas-microsoft-com:vml" xmlns:wp14="http://schemas.microsoft.com/office/word/2010/wordprocessingDrawing" xmlns:wp="http://schemas.openxmlformats.org/drawingml/2006/wordprocessingDrawing" xmlns:w10="urn:schemas-microsoft-com:office:word" xmlns:w="http://schemas.openxmlformats.org/wordprocessingml/2006/main" xmlns:w14="http://schemas.microsoft.com/office/word/2010/wordml" xmlns:w15="http://schemas.microsoft.com/office/word/2012/wordml" xmlns:w16cex="http://schemas.microsoft.com/office/word/2018/wordml/cex" xmlns:w16cid="http://schemas.microsoft.com/office/word/2016/wordml/cid" xmlns:w16="http://schemas.microsoft.com/office/word/2018/wordml" xmlns:w16du="http://schemas.microsoft.com/office/word/2023/wordml/word16du" xmlns:w16sdtdh="http://schemas.microsoft.com/office/word/2020/wordml/sdtdatahash" xmlns:w16sdtfl="http://schemas.microsoft.com/office/word/2024/wordml/sdtformatlock" xmlns:w16se="http://schemas.microsoft.com/office/word/2015/wordml/symex" xmlns:wpg="http://schemas.microsoft.com/office/word/2010/wordprocessingGroup" xmlns:wpi="http://schemas.microsoft.com/office/word/2010/wordprocessingInk" xmlns:wne="http://schemas.microsoft.com/office/word/2006/wordml" xmlns:wps="http://schemas.microsoft.com/office/word/2010/wordprocessingShape" mc:Ignorable="w14 w15 w16se w16cid w16 w16cex w16sdtdh w16sdtfl w16du wp14">
   <w:p>
     <w:pPr>
-      <w:pStyle w:val="Footer"/>
-      <w:tabs>
-        <w:tab w:val="clear" w:pos="4536"/>
-        <w:tab w:val="clear" w:pos="9072"/>
-        <w:tab w:val="center" w:pos="5387"/>
-        <w:tab w:val="right" w:pos="15309"/>
-      </w:tabs>
-      <w:jc w:val="center"/>
+      <w:pBdr>
+        <w:top w:val="single" w:sz="6" w:space="6" w:color="C4CED8"/>
+      </w:pBdr>
     </w:pPr>
     <w:r>
       <w:rPr>
-        <w:rFonts w:ascii="Arial" w:hAnsi="Arial" w:eastAsia="Arial" w:cs="Arial"/>
-        <w:b w:val="0"/>
-        <w:color w:val="59636E"/>
-        <w:sz w:val="18"/>
-      </w:rPr>
-      <w:t xml:space="preserve">Pagina </w:t>
+        <w:noProof/>
+      </w:rPr>
+      <w:drawing>
+        <wp:anchor distT="0" distB="0" distL="114300" distR="114300" simplePos="0" relativeHeight="251659264" behindDoc="0" locked="0" layoutInCell="1" allowOverlap="1" wp14:anchorId="4A8142CD" wp14:editId="6CB4EA88">
+          <wp:simplePos x="0" y="0"/>
+          <wp:positionH relativeFrom="column">
+            <wp:posOffset>5527362</wp:posOffset>
+          </wp:positionH>
+          <wp:positionV relativeFrom="paragraph">
+            <wp:posOffset>66098</wp:posOffset>
+          </wp:positionV>
+          <wp:extent cx="1272540" cy="484505"/>
+          <wp:effectExtent l="0" t="0" r="3810" b="0"/>
+          <wp:wrapSquare wrapText="bothSides"/>
+          <wp:docPr id="1206673644" name="Afbeelding 7"/>
+          <wp:cNvGraphicFramePr>
+            <a:graphicFrameLocks xmlns:a="http://schemas.openxmlformats.org/drawingml/2006/main" noChangeAspect="1"/>
+          </wp:cNvGraphicFramePr>
+          <a:graphic xmlns:a="http://schemas.openxmlformats.org/drawingml/2006/main">
+            <a:graphicData uri="http://schemas.openxmlformats.org/drawingml/2006/picture">
+              <pic:pic xmlns:pic="http://schemas.openxmlformats.org/drawingml/2006/picture">
+                <pic:nvPicPr>
+                  <pic:cNvPr id="1340115081" name="Afbeelding 1340115081"/>
+                  <pic:cNvPicPr/>
+                </pic:nvPicPr>
+                <pic:blipFill rotWithShape="1">
+                  <a:blip r:embed="rIdTplImgC">
+                    <a:extLst>
+                      <a:ext uri="{28A0092B-C50C-407E-A947-70E740481C1C}">
+                        <a14:useLocalDpi xmlns:a14="http://schemas.microsoft.com/office/drawing/2010/main" val="0"/>
+                      </a:ext>
+                    </a:extLst>
+                  </a:blip>
+                  <a:srcRect l="8409" t="28983" b="36048"/>
+                  <a:stretch>
+                    <a:fillRect/>
+                  </a:stretch>
+                </pic:blipFill>
+                <pic:spPr bwMode="auto">
+                  <a:xfrm>
+                    <a:off x="0" y="0"/>
+                    <a:ext cx="1272540" cy="484505"/>
+                  </a:xfrm>
+                  <a:prstGeom prst="rect">
+                    <a:avLst/>
+                  </a:prstGeom>
+                  <a:ln>
+                    <a:noFill/>
+                  </a:ln>
+                  <a:extLst>
+                    <a:ext uri="{53640926-AAD7-44D8-BBD7-CCE9431645EC}">
+                      <a14:shadowObscured xmlns:a14="http://schemas.microsoft.com/office/drawing/2010/main"/>
+                    </a:ext>
+                  </a:extLst>
+                </pic:spPr>
+              </pic:pic>
+            </a:graphicData>
+          </a:graphic>
+          <wp14:sizeRelH relativeFrom="page">
+            <wp14:pctWidth>0</wp14:pctWidth>
+          </wp14:sizeRelH>
+          <wp14:sizeRelV relativeFrom="page">
+            <wp14:pctHeight>0</wp14:pctHeight>
+          </wp14:sizeRelV>
+        </wp:anchor>
+      </w:drawing>
     </w:r>
     <w:r>
       <w:rPr>
-        <w:rFonts w:ascii="Arial" w:hAnsi="Arial" w:eastAsia="Arial" w:cs="Arial"/>
-        <w:b w:val="0"/>
         <w:color w:val="59636E"/>
-        <w:sz w:val="18"/>
+        <w:sz w:val="16"/>
+        <w:szCs w:val="16"/>
+      </w:rPr>
+      <w:t>PARADISE-</w:t>
+    </w:r>
+    <w:proofErr w:type="gramStart"/>
+    <w:r>
+      <w:rPr>
+        <w:color w:val="59636E"/>
+        <w:sz w:val="16"/>
+        <w:szCs w:val="16"/>
+      </w:rPr>
+      <w:t>studie  ·</w:t>
+    </w:r>
+    <w:proofErr w:type="gramEnd"/>
+    <w:r>
+      <w:rPr>
+        <w:color w:val="59636E"/>
+        <w:sz w:val="16"/>
+        <w:szCs w:val="16"/>
+      </w:rPr>
+      <w:t xml:space="preserve">  eCRF 41: Interviewgids patient </w:t>
+    </w:r>
+    <w:proofErr w:type="gramStart"/>
+    <w:r>
+      <w:rPr>
+        <w:color w:val="59636E"/>
+        <w:sz w:val="16"/>
+        <w:szCs w:val="16"/>
+      </w:rPr>
+      <w:t>·</w:t>
+    </w:r>
+    <w:proofErr w:type="gramEnd"/>
+    <w:r>
+      <w:rPr>
+        <w:color w:val="59636E"/>
+        <w:sz w:val="16"/>
+        <w:szCs w:val="16"/>
+      </w:rPr>
+      <w:t xml:space="preserve">  Versie </w:t>
+    </w:r>
+    <w:proofErr w:type="gramStart"/>
+    <w:r>
+      <w:rPr>
+        <w:i/>
+        <w:iCs/>
+        <w:color w:val="59636E"/>
+        <w:sz w:val="16"/>
+        <w:szCs w:val="16"/>
+      </w:rPr>
+      <w:t xml:space="preserve">[ </w:t>
+    </w:r>
+    <w:r>
+      <w:rPr>
+        <w:i/>
+        <w:iCs/>
+        <w:color w:val="59636E"/>
+        <w:sz w:val="16"/>
+        <w:szCs w:val="16"/>
+      </w:rPr>
+      <w:t>1.0</w:t>
+    </w:r>
+    <w:proofErr w:type="gramEnd"/>
+    <w:r>
+      <w:rPr>
+        <w:i/>
+        <w:iCs/>
+        <w:color w:val="59636E"/>
+        <w:sz w:val="16"/>
+        <w:szCs w:val="16"/>
+      </w:rPr>
+      <w:t xml:space="preserve"> </w:t>
+    </w:r>
+    <w:proofErr w:type="gramStart"/>
+    <w:r>
+      <w:rPr>
+        <w:i/>
+        <w:iCs/>
+        <w:color w:val="59636E"/>
+        <w:sz w:val="16"/>
+        <w:szCs w:val="16"/>
+      </w:rPr>
+      <w:t>]</w:t>
+    </w:r>
+    <w:r>
+      <w:rPr>
+        <w:color w:val="59636E"/>
+        <w:sz w:val="16"/>
+        <w:szCs w:val="16"/>
+      </w:rPr>
+      <w:t xml:space="preserve">  ·</w:t>
+    </w:r>
+    <w:proofErr w:type="gramEnd"/>
+    <w:r>
+      <w:rPr>
+        <w:color w:val="59636E"/>
+        <w:sz w:val="16"/>
+        <w:szCs w:val="16"/>
+      </w:rPr>
+      <w:t xml:space="preserve">  </w:t>
+    </w:r>
+    <w:proofErr w:type="gramStart"/>
+    <w:r>
+      <w:rPr>
+        <w:i/>
+        <w:iCs/>
+        <w:color w:val="59636E"/>
+        <w:sz w:val="16"/>
+        <w:szCs w:val="16"/>
+      </w:rPr>
+      <w:t xml:space="preserve">[ </w:t>
+    </w:r>
+    <w:r>
+      <w:rPr>
+        <w:i/>
+        <w:iCs/>
+        <w:color w:val="59636E"/>
+        <w:sz w:val="16"/>
+        <w:szCs w:val="16"/>
+      </w:rPr>
+      <w:t>27</w:t>
+    </w:r>
+    <w:proofErr w:type="gramEnd"/>
+    <w:r>
+      <w:rPr>
+        <w:i/>
+        <w:iCs/>
+        <w:color w:val="59636E"/>
+        <w:sz w:val="16"/>
+        <w:szCs w:val="16"/>
+      </w:rPr>
+      <w:t>/07/</w:t>
+    </w:r>
+    <w:proofErr w:type="gramStart"/>
+    <w:r>
+      <w:rPr>
+        <w:i/>
+        <w:iCs/>
+        <w:color w:val="59636E"/>
+        <w:sz w:val="16"/>
+        <w:szCs w:val="16"/>
+      </w:rPr>
+      <w:t>2026</w:t>
+    </w:r>
+    <w:r>
+      <w:rPr>
+        <w:i/>
+        <w:iCs/>
+        <w:color w:val="59636E"/>
+        <w:sz w:val="16"/>
+        <w:szCs w:val="16"/>
+      </w:rPr>
+      <w:t xml:space="preserve"> ]</w:t>
+    </w:r>
+    <w:proofErr w:type="gramEnd"/>
+    <w:r>
+      <w:rPr>
+        <w:color w:val="59636E"/>
+        <w:sz w:val="16"/>
+        <w:szCs w:val="16"/>
+      </w:rPr>
+      <w:t xml:space="preserve">  </w:t>
+    </w:r>
+    <w:proofErr w:type="gramStart"/>
+    <w:r>
+      <w:rPr>
+        <w:color w:val="59636E"/>
+        <w:sz w:val="16"/>
+        <w:szCs w:val="16"/>
+      </w:rPr>
+      <w:t>·  Pagina</w:t>
+    </w:r>
+    <w:proofErr w:type="gramEnd"/>
+    <w:r>
+      <w:rPr>
+        <w:color w:val="59636E"/>
+        <w:sz w:val="16"/>
+        <w:szCs w:val="16"/>
+      </w:rPr>
+      <w:t xml:space="preserve"> </w:t>
+    </w:r>
+    <w:r>
+      <w:rPr>
+        <w:color w:val="59636E"/>
+        <w:sz w:val="16"/>
+        <w:szCs w:val="16"/>
       </w:rPr>
       <w:fldChar w:fldCharType="begin"/>
     </w:r>
     <w:r>
       <w:rPr>
-        <w:rFonts w:ascii="Arial" w:hAnsi="Arial" w:eastAsia="Arial" w:cs="Arial"/>
-        <w:b w:val="0"/>
         <w:color w:val="59636E"/>
-        <w:sz w:val="18"/>
-      </w:rPr>
-      <w:instrText xml:space="preserve"> PAGE </w:instrText>
+        <w:sz w:val="16"/>
+        <w:szCs w:val="16"/>
+      </w:rPr>
+      <w:instrText>PAGE</w:instrText>
     </w:r>
     <w:r>
       <w:rPr>
-        <w:rFonts w:ascii="Arial" w:hAnsi="Arial" w:eastAsia="Arial" w:cs="Arial"/>
-        <w:b w:val="0"/>
         <w:color w:val="59636E"/>
-        <w:sz w:val="18"/>
+        <w:sz w:val="16"/>
+        <w:szCs w:val="16"/>
       </w:rPr>
       <w:fldChar w:fldCharType="separate"/>
     </w:r>
     <w:r>
       <w:rPr>
-        <w:rFonts w:ascii="Arial" w:hAnsi="Arial" w:eastAsia="Arial" w:cs="Arial"/>
-        <w:b w:val="0"/>
+        <w:noProof/>
         <w:color w:val="59636E"/>
-        <w:sz w:val="18"/>
+        <w:sz w:val="16"/>
+        <w:szCs w:val="16"/>
       </w:rPr>
       <w:t>1</w:t>
     </w:r>
     <w:r>
       <w:rPr>
-        <w:rFonts w:ascii="Arial" w:hAnsi="Arial" w:eastAsia="Arial" w:cs="Arial"/>
-        <w:b w:val="0"/>
         <w:color w:val="59636E"/>
-        <w:sz w:val="18"/>
+        <w:sz w:val="16"/>
+        <w:szCs w:val="16"/>
       </w:rPr>
       <w:fldChar w:fldCharType="end"/>
     </w:r>
     <w:r>
       <w:rPr>
-        <w:rFonts w:ascii="Arial" w:hAnsi="Arial" w:eastAsia="Arial" w:cs="Arial"/>
-        <w:b w:val="0"/>
         <w:color w:val="59636E"/>
-        <w:sz w:val="18"/>
+        <w:sz w:val="16"/>
+        <w:szCs w:val="16"/>
       </w:rPr>
       <w:t xml:space="preserve"> van </w:t>
     </w:r>
     <w:r>
       <w:rPr>
-        <w:rFonts w:ascii="Arial" w:hAnsi="Arial" w:eastAsia="Arial" w:cs="Arial"/>
-        <w:b w:val="0"/>
         <w:color w:val="59636E"/>
-        <w:sz w:val="18"/>
+        <w:sz w:val="16"/>
+        <w:szCs w:val="16"/>
       </w:rPr>
       <w:fldChar w:fldCharType="begin"/>
     </w:r>
     <w:r>
       <w:rPr>
-        <w:rFonts w:ascii="Arial" w:hAnsi="Arial" w:eastAsia="Arial" w:cs="Arial"/>
-        <w:b w:val="0"/>
         <w:color w:val="59636E"/>
-        <w:sz w:val="18"/>
-      </w:rPr>
-      <w:instrText xml:space="preserve"> NUMPAGES </w:instrText>
+        <w:sz w:val="16"/>
+        <w:szCs w:val="16"/>
+      </w:rPr>
+      <w:instrText>NUMPAGES</w:instrText>
     </w:r>
     <w:r>
       <w:rPr>
-        <w:rFonts w:ascii="Arial" w:hAnsi="Arial" w:eastAsia="Arial" w:cs="Arial"/>
-        <w:b w:val="0"/>
         <w:color w:val="59636E"/>
-        <w:sz w:val="18"/>
+        <w:sz w:val="16"/>
+        <w:szCs w:val="16"/>
       </w:rPr>
       <w:fldChar w:fldCharType="separate"/>
     </w:r>
     <w:r>
       <w:rPr>
-        <w:rFonts w:ascii="Arial" w:hAnsi="Arial" w:eastAsia="Arial" w:cs="Arial"/>
-        <w:b w:val="0"/>
+        <w:noProof/>
         <w:color w:val="59636E"/>
-        <w:sz w:val="18"/>
-      </w:rPr>
-      <w:t>1</w:t>
+        <w:sz w:val="16"/>
+        <w:szCs w:val="16"/>
+      </w:rPr>
+      <w:t>2</w:t>
     </w:r>
     <w:r>
       <w:rPr>
-        <w:rFonts w:ascii="Arial" w:hAnsi="Arial" w:eastAsia="Arial" w:cs="Arial"/>
-        <w:b w:val="0"/>
         <w:color w:val="59636E"/>
-        <w:sz w:val="18"/>
+        <w:sz w:val="16"/>
+        <w:szCs w:val="16"/>
       </w:rPr>
       <w:fldChar w:fldCharType="end"/>
     </w:r>
@@ -4320,20 +4550,130 @@
 </file>
 
 <file path=word/header1.xml><?xml version="1.0" encoding="utf-8"?>
-<w:hdr xmlns:m="http://schemas.openxmlformats.org/officeDocument/2006/math" xmlns:mc="http://schemas.openxmlformats.org/markup-compatibility/2006" xmlns:mo="http://schemas.microsoft.com/office/mac/office/2008/main" xmlns:mv="urn:schemas-microsoft-com:mac:vml" xmlns:o="urn:schemas-microsoft-com:office:office" xmlns:r="http://schemas.openxmlformats.org/officeDocument/2006/relationships" xmlns:v="urn:schemas-microsoft-com:vml" xmlns:w10="urn:schemas-microsoft-com:office:word" xmlns:w14="http://schemas.microsoft.com/office/word/2010/wordml" xmlns:w="http://schemas.openxmlformats.org/wordprocessingml/2006/main" xmlns:wne="http://schemas.microsoft.com/office/word/2006/wordml" xmlns:wp14="http://schemas.microsoft.com/office/word/2010/wordprocessingDrawing" xmlns:wp="http://schemas.openxmlformats.org/drawingml/2006/wordprocessingDrawing" xmlns:wpc="http://schemas.microsoft.com/office/word/2010/wordprocessingCanvas" xmlns:wpg="http://schemas.microsoft.com/office/word/2010/wordprocessingGroup" xmlns:wpi="http://schemas.microsoft.com/office/word/2010/wordprocessingInk" xmlns:wps="http://schemas.microsoft.com/office/word/2010/wordprocessingShape" mc:Ignorable="w14 wp14">
+<w:hdr xmlns:wpc="http://schemas.microsoft.com/office/word/2010/wordprocessingCanvas" xmlns:cx="http://schemas.microsoft.com/office/drawing/2014/chartex" xmlns:cx1="http://schemas.microsoft.com/office/drawing/2015/9/8/chartex" xmlns:cx2="http://schemas.microsoft.com/office/drawing/2015/10/21/chartex" xmlns:cx3="http://schemas.microsoft.com/office/drawing/2016/5/9/chartex" xmlns:cx4="http://schemas.microsoft.com/office/drawing/2016/5/10/chartex" xmlns:cx5="http://schemas.microsoft.com/office/drawing/2016/5/11/chartex" xmlns:cx6="http://schemas.microsoft.com/office/drawing/2016/5/12/chartex" xmlns:cx7="http://schemas.microsoft.com/office/drawing/2016/5/13/chartex" xmlns:cx8="http://schemas.microsoft.com/office/drawing/2016/5/14/chartex" xmlns:mc="http://schemas.openxmlformats.org/markup-compatibility/2006" xmlns:aink="http://schemas.microsoft.com/office/drawing/2016/ink" xmlns:am3d="http://schemas.microsoft.com/office/drawing/2017/model3d" xmlns:o="urn:schemas-microsoft-com:office:office" xmlns:oel="http://schemas.microsoft.com/office/2019/extlst" xmlns:r="http://schemas.openxmlformats.org/officeDocument/2006/relationships" xmlns:m="http://schemas.openxmlformats.org/officeDocument/2006/math" xmlns:v="urn:schemas-microsoft-com:vml" xmlns:wp14="http://schemas.microsoft.com/office/word/2010/wordprocessingDrawing" xmlns:wp="http://schemas.openxmlformats.org/drawingml/2006/wordprocessingDrawing" xmlns:w10="urn:schemas-microsoft-com:office:word" xmlns:w="http://schemas.openxmlformats.org/wordprocessingml/2006/main" xmlns:w14="http://schemas.microsoft.com/office/word/2010/wordml" xmlns:w15="http://schemas.microsoft.com/office/word/2012/wordml" xmlns:w16cex="http://schemas.microsoft.com/office/word/2018/wordml/cex" xmlns:w16cid="http://schemas.microsoft.com/office/word/2016/wordml/cid" xmlns:w16="http://schemas.microsoft.com/office/word/2018/wordml" xmlns:w16du="http://schemas.microsoft.com/office/word/2023/wordml/word16du" xmlns:w16sdtdh="http://schemas.microsoft.com/office/word/2020/wordml/sdtdatahash" xmlns:w16sdtfl="http://schemas.microsoft.com/office/word/2024/wordml/sdtformatlock" xmlns:w16se="http://schemas.microsoft.com/office/word/2015/wordml/symex" xmlns:wpg="http://schemas.microsoft.com/office/word/2010/wordprocessingGroup" xmlns:wpi="http://schemas.microsoft.com/office/word/2010/wordprocessingInk" xmlns:wne="http://schemas.microsoft.com/office/word/2006/wordml" xmlns:wps="http://schemas.microsoft.com/office/word/2010/wordprocessingShape" mc:Ignorable="w14 w15 w16se w16cid w16 w16cex w16sdtdh w16sdtfl w16du wp14">
   <w:p>
     <w:pPr>
-      <w:pStyle w:val="Header"/>
-      <w:jc w:val="left"/>
+      <w:pStyle w:val="Koptekst"/>
+      <w:jc w:val="right"/>
     </w:pPr>
     <w:r>
       <w:rPr>
-        <w:rFonts w:ascii="Arial" w:hAnsi="Arial" w:eastAsia="Arial" w:cs="Arial"/>
-        <w:b w:val="0"/>
-        <w:color w:val="59636E"/>
-        <w:sz w:val="18"/>
-      </w:rPr>
-      <w:t>PARADISE (S71769) — eCRF 41: Interviewgids patient</w:t>
+        <w:noProof/>
+      </w:rPr>
+      <w:drawing>
+        <wp:anchor distT="0" distB="0" distL="114300" distR="114300" simplePos="0" relativeHeight="251658240" behindDoc="1" locked="0" layoutInCell="1" allowOverlap="1" wp14:anchorId="755D2A89" wp14:editId="42F71064">
+          <wp:simplePos x="0" y="0"/>
+          <wp:positionH relativeFrom="margin">
+            <wp:align>left</wp:align>
+          </wp:positionH>
+          <wp:positionV relativeFrom="paragraph">
+            <wp:posOffset>-20955</wp:posOffset>
+          </wp:positionV>
+          <wp:extent cx="1615079" cy="720000"/>
+          <wp:effectExtent l="0" t="0" r="0" b="0"/>
+          <wp:wrapTight wrapText="bothSides">
+            <wp:wrapPolygon edited="0">
+              <wp:start x="510" y="1716"/>
+              <wp:lineTo x="255" y="5719"/>
+              <wp:lineTo x="764" y="20018"/>
+              <wp:lineTo x="8664" y="20018"/>
+              <wp:lineTo x="13250" y="18874"/>
+              <wp:lineTo x="20895" y="14298"/>
+              <wp:lineTo x="20895" y="9151"/>
+              <wp:lineTo x="14015" y="4004"/>
+              <wp:lineTo x="8664" y="1716"/>
+              <wp:lineTo x="510" y="1716"/>
+            </wp:wrapPolygon>
+          </wp:wrapTight>
+          <wp:docPr id="1820294796" name="Afbeelding 5"/>
+          <wp:cNvGraphicFramePr>
+            <a:graphicFrameLocks xmlns:a="http://schemas.openxmlformats.org/drawingml/2006/main" noChangeAspect="1"/>
+          </wp:cNvGraphicFramePr>
+          <a:graphic xmlns:a="http://schemas.openxmlformats.org/drawingml/2006/main">
+            <a:graphicData uri="http://schemas.openxmlformats.org/drawingml/2006/picture">
+              <pic:pic xmlns:pic="http://schemas.openxmlformats.org/drawingml/2006/picture">
+                <pic:nvPicPr>
+                  <pic:cNvPr id="1820294796" name="Afbeelding 1820294796"/>
+                  <pic:cNvPicPr/>
+                </pic:nvPicPr>
+                <pic:blipFill>
+                  <a:blip r:embed="rIdTplImgA">
+                    <a:extLst>
+                      <a:ext uri="{28A0092B-C50C-407E-A947-70E740481C1C}">
+                        <a14:useLocalDpi xmlns:a14="http://schemas.microsoft.com/office/drawing/2010/main" val="0"/>
+                      </a:ext>
+                    </a:extLst>
+                  </a:blip>
+                  <a:stretch>
+                    <a:fillRect/>
+                  </a:stretch>
+                </pic:blipFill>
+                <pic:spPr>
+                  <a:xfrm>
+                    <a:off x="0" y="0"/>
+                    <a:ext cx="1615079" cy="720000"/>
+                  </a:xfrm>
+                  <a:prstGeom prst="rect">
+                    <a:avLst/>
+                  </a:prstGeom>
+                </pic:spPr>
+              </pic:pic>
+            </a:graphicData>
+          </a:graphic>
+          <wp14:sizeRelH relativeFrom="page">
+            <wp14:pctWidth>0</wp14:pctWidth>
+          </wp14:sizeRelH>
+          <wp14:sizeRelV relativeFrom="page">
+            <wp14:pctHeight>0</wp14:pctHeight>
+          </wp14:sizeRelV>
+        </wp:anchor>
+      </w:drawing>
+    </w:r>
+    <w:r>
+      <w:rPr>
+        <w:noProof/>
+      </w:rPr>
+      <w:drawing>
+        <wp:inline distT="0" distB="0" distL="0" distR="0" wp14:anchorId="4E8F3C53" wp14:editId="680A2799">
+          <wp:extent cx="2525825" cy="720000"/>
+          <wp:effectExtent l="0" t="0" r="0" b="4445"/>
+          <wp:docPr id="328170997" name="Afbeelding 6"/>
+          <wp:cNvGraphicFramePr>
+            <a:graphicFrameLocks xmlns:a="http://schemas.openxmlformats.org/drawingml/2006/main" noChangeAspect="1"/>
+          </wp:cNvGraphicFramePr>
+          <a:graphic xmlns:a="http://schemas.openxmlformats.org/drawingml/2006/main">
+            <a:graphicData uri="http://schemas.openxmlformats.org/drawingml/2006/picture">
+              <pic:pic xmlns:pic="http://schemas.openxmlformats.org/drawingml/2006/picture">
+                <pic:nvPicPr>
+                  <pic:cNvPr id="328170997" name="Afbeelding 328170997"/>
+                  <pic:cNvPicPr/>
+                </pic:nvPicPr>
+                <pic:blipFill>
+                  <a:blip r:embed="rIdTplImgB">
+                    <a:extLst>
+                      <a:ext uri="{28A0092B-C50C-407E-A947-70E740481C1C}">
+                        <a14:useLocalDpi xmlns:a14="http://schemas.microsoft.com/office/drawing/2010/main" val="0"/>
+                      </a:ext>
+                    </a:extLst>
+                  </a:blip>
+                  <a:stretch>
+                    <a:fillRect/>
+                  </a:stretch>
+                </pic:blipFill>
+                <pic:spPr>
+                  <a:xfrm>
+                    <a:off x="0" y="0"/>
+                    <a:ext cx="2525825" cy="720000"/>
+                  </a:xfrm>
+                  <a:prstGeom prst="rect">
+                    <a:avLst/>
+                  </a:prstGeom>
+                </pic:spPr>
+              </pic:pic>
+            </a:graphicData>
+          </a:graphic>
+        </wp:inline>
+      </w:drawing>
     </w:r>
   </w:p>
 </w:hdr>

--- a/(e)CRF/Per visite/Parallel - niet visitgebonden/41_Interviewgids patient.docx
+++ b/(e)CRF/Per visite/Parallel - niet visitgebonden/41_Interviewgids patient.docx
@@ -4184,7 +4184,7 @@
         <wp:anchor distT="0" distB="0" distL="114300" distR="114300" simplePos="0" relativeHeight="251659264" behindDoc="0" locked="0" layoutInCell="1" allowOverlap="1" wp14:anchorId="4A8142CD" wp14:editId="6CB4EA88">
           <wp:simplePos x="0" y="0"/>
           <wp:positionH relativeFrom="column">
-            <wp:posOffset>5527362</wp:posOffset>
+            <wp:posOffset>5351825</wp:posOffset>
           </wp:positionH>
           <wp:positionV relativeFrom="paragraph">
             <wp:posOffset>66098</wp:posOffset>

--- a/(e)CRF/Per visite/Parallel - niet visitgebonden/41_Interviewgids patient.docx
+++ b/(e)CRF/Per visite/Parallel - niet visitgebonden/41_Interviewgids patient.docx
@@ -1,599 +1,335 @@
 
 <file path=word/document.xml><?xml version="1.0" encoding="utf-8"?>
-<w:document xmlns:wpc="http://schemas.microsoft.com/office/word/2010/wordprocessingCanvas" xmlns:cx="http://schemas.microsoft.com/office/drawing/2014/chartex" xmlns:cx1="http://schemas.microsoft.com/office/drawing/2015/9/8/chartex" xmlns:cx2="http://schemas.microsoft.com/office/drawing/2015/10/21/chartex" xmlns:cx3="http://schemas.microsoft.com/office/drawing/2016/5/9/chartex" xmlns:cx4="http://schemas.microsoft.com/office/drawing/2016/5/10/chartex" xmlns:cx5="http://schemas.microsoft.com/office/drawing/2016/5/11/chartex" xmlns:cx6="http://schemas.microsoft.com/office/drawing/2016/5/12/chartex" xmlns:cx7="http://schemas.microsoft.com/office/drawing/2016/5/13/chartex" xmlns:cx8="http://schemas.microsoft.com/office/drawing/2016/5/14/chartex" xmlns:mc="http://schemas.openxmlformats.org/markup-compatibility/2006" xmlns:aink="http://schemas.microsoft.com/office/drawing/2016/ink" xmlns:am3d="http://schemas.microsoft.com/office/drawing/2017/model3d" xmlns:o="urn:schemas-microsoft-com:office:office" xmlns:oel="http://schemas.microsoft.com/office/2019/extlst" xmlns:r="http://schemas.openxmlformats.org/officeDocument/2006/relationships" xmlns:m="http://schemas.openxmlformats.org/officeDocument/2006/math" xmlns:v="urn:schemas-microsoft-com:vml" xmlns:wp14="http://schemas.microsoft.com/office/word/2010/wordprocessingDrawing" xmlns:wp="http://schemas.openxmlformats.org/drawingml/2006/wordprocessingDrawing" xmlns:w10="urn:schemas-microsoft-com:office:word" xmlns:w="http://schemas.openxmlformats.org/wordprocessingml/2006/main" xmlns:w14="http://schemas.microsoft.com/office/word/2010/wordml" xmlns:w15="http://schemas.microsoft.com/office/word/2012/wordml" xmlns:w16cex="http://schemas.microsoft.com/office/word/2018/wordml/cex" xmlns:w16cid="http://schemas.microsoft.com/office/word/2016/wordml/cid" xmlns:w16="http://schemas.microsoft.com/office/word/2018/wordml" xmlns:w16du="http://schemas.microsoft.com/office/word/2023/wordml/word16du" xmlns:w16sdtdh="http://schemas.microsoft.com/office/word/2020/wordml/sdtdatahash" xmlns:w16sdtfl="http://schemas.microsoft.com/office/word/2024/wordml/sdtformatlock" xmlns:w16se="http://schemas.microsoft.com/office/word/2015/wordml/symex" xmlns:wpg="http://schemas.microsoft.com/office/word/2010/wordprocessingGroup" xmlns:wpi="http://schemas.microsoft.com/office/word/2010/wordprocessingInk" xmlns:wne="http://schemas.microsoft.com/office/word/2006/wordml" xmlns:wps="http://schemas.microsoft.com/office/word/2010/wordprocessingShape" mc:Ignorable="w14 w15 w16se w16cid w16 w16cex w16sdtdh w16sdtfl w16du wp14">
+<w:document xmlns:wpc="http://schemas.microsoft.com/office/word/2010/wordprocessingCanvas" xmlns:cx="http://schemas.microsoft.com/office/drawing/2014/chartex" xmlns:cx1="http://schemas.microsoft.com/office/drawing/2015/9/8/chartex" xmlns:cx2="http://schemas.microsoft.com/office/drawing/2015/10/21/chartex" xmlns:cx3="http://schemas.microsoft.com/office/drawing/2016/5/9/chartex" xmlns:cx4="http://schemas.microsoft.com/office/drawing/2016/5/10/chartex" xmlns:cx5="http://schemas.microsoft.com/office/drawing/2016/5/11/chartex" xmlns:cx6="http://schemas.microsoft.com/office/drawing/2016/5/12/chartex" xmlns:cx7="http://schemas.microsoft.com/office/drawing/2016/5/13/chartex" xmlns:cx8="http://schemas.microsoft.com/office/drawing/2016/5/14/chartex" xmlns:mc="http://schemas.openxmlformats.org/markup-compatibility/2006" xmlns:aink="http://schemas.microsoft.com/office/drawing/2016/ink" xmlns:am3d="http://schemas.microsoft.com/office/drawing/2017/model3d" xmlns:o="urn:schemas-microsoft-com:office:office" xmlns:oel="http://schemas.microsoft.com/office/2019/extlst" xmlns:r="http://schemas.openxmlformats.org/officeDocument/2006/relationships" xmlns:m="http://schemas.openxmlformats.org/officeDocument/2006/math" xmlns:v="urn:schemas-microsoft-com:vml" xmlns:wp14="http://schemas.microsoft.com/office/word/2010/wordprocessingDrawing" xmlns:wp="http://schemas.openxmlformats.org/drawingml/2006/wordprocessingDrawing" xmlns:w10="urn:schemas-microsoft-com:office:word" xmlns:w="http://schemas.openxmlformats.org/wordprocessingml/2006/main" xmlns:w14="http://schemas.microsoft.com/office/word/2010/wordml" xmlns:w15="http://schemas.microsoft.com/office/word/2012/wordml" xmlns:w16cei="http://schemas.microsoft.com/office/word/2026/wordml/cei" xmlns:w16cex="http://schemas.microsoft.com/office/word/2018/wordml/cex" xmlns:w16cid="http://schemas.microsoft.com/office/word/2016/wordml/cid" xmlns:w16="http://schemas.microsoft.com/office/word/2018/wordml" xmlns:w16du="http://schemas.microsoft.com/office/word/2023/wordml/word16du" xmlns:w16sdtdh="http://schemas.microsoft.com/office/word/2020/wordml/sdtdatahash" xmlns:w16sdtfl="http://schemas.microsoft.com/office/word/2024/wordml/sdtformatlock" xmlns:w16se="http://schemas.microsoft.com/office/word/2015/wordml/symex" xmlns:wpg="http://schemas.microsoft.com/office/word/2010/wordprocessingGroup" xmlns:wpi="http://schemas.microsoft.com/office/word/2010/wordprocessingInk" xmlns:wne="http://schemas.microsoft.com/office/word/2006/wordml" xmlns:wps="http://schemas.microsoft.com/office/word/2010/wordprocessingShape" mc:Ignorable="w14 w15 w16se w16cid w16 w16cex w16sdtdh w16sdtfl w16du wp14">
   <w:body>
-    <w:tbl>
-      <w:tblPr>
-        <w:tblStyle w:val="TableGrid"/>
-        <w:tblW w:w="0" w:type="auto"/>
-        <w:tblLook w:val="04A0" w:firstRow="1" w:lastRow="0" w:firstColumn="1" w:lastColumn="0" w:noHBand="0" w:noVBand="1"/>
-      </w:tblPr>
-      <w:tblGrid>
-        <w:gridCol w:w="2043"/>
-        <w:gridCol w:w="3710"/>
-        <w:gridCol w:w="3561"/>
-      </w:tblGrid>
-      <w:tr>
-        <w:trPr>
-          <w:trHeight w:val="1550"/>
-        </w:trPr>
-        <w:tc>
-          <w:tcPr>
-            <w:tcW w:w="2043" w:type="dxa"/>
-            <w:vMerge w:val="restart"/>
-            <w:tcBorders>
-              <w:top w:val="single" w:color="000000" w:themeColor="text1" w:sz="18" w:space="0"/>
-              <w:left w:val="single" w:color="000000" w:themeColor="text1" w:sz="18" w:space="0"/>
-              <w:right w:val="single" w:color="000000" w:themeColor="text1" w:sz="18" w:space="0"/>
-            </w:tcBorders>
-            <w:tcMar/>
-          </w:tcPr>
-          <w:p>
-            <w:pPr>
-              <w:rPr>
-                <w:rStyle w:val="BookTitle"/>
-                <w:rFonts w:cstheme="minorHAnsi"/>
-                <w:i w:val="0"/>
-                <w:iCs w:val="0"/>
-                <w:sz w:val="36"/>
-                <w:szCs w:val="36"/>
-              </w:rPr>
-            </w:pPr>
-          </w:p>
-          <w:p>
-            <w:pPr>
-              <w:rPr>
-                <w:rStyle w:val="BookTitle"/>
-                <w:rFonts w:cstheme="minorHAnsi"/>
-                <w:i w:val="0"/>
-                <w:iCs w:val="0"/>
-                <w:sz w:val="36"/>
-                <w:szCs w:val="36"/>
-              </w:rPr>
-            </w:pPr>
-          </w:p>
-          <w:p>
-            <w:pPr>
-              <w:rPr>
-                <w:rStyle w:val="BookTitle"/>
-                <w:rFonts w:cstheme="minorHAnsi"/>
-                <w:i w:val="0"/>
-                <w:iCs w:val="0"/>
-                <w:sz w:val="36"/>
-                <w:szCs w:val="36"/>
-              </w:rPr>
-            </w:pPr>
-          </w:p>
-          <w:p>
-            <w:pPr>
-              <w:jc w:val="center"/>
-              <w:rPr>
-                <w:rFonts w:cstheme="minorHAnsi"/>
-                <w:sz w:val="36"/>
-                <w:szCs w:val="36"/>
-              </w:rPr>
-            </w:pPr>
-            <w:r>
-              <w:rPr>
-                <w:rFonts w:cstheme="minorHAnsi" w:ascii="Arial" w:hAnsi="Arial" w:eastAsia="Arial" w:cs="Arial"/>
-                <w:color w:val="24303B"/>
-                <w:sz w:val="36"/>
-                <w:szCs w:val="36"/>
-              </w:rPr>
-              <w:t>PARADISE trial</w:t>
-            </w:r>
-          </w:p>
-        </w:tc>
-        <w:tc>
-          <w:tcPr>
-            <w:tcW w:w="7271" w:type="dxa"/>
-            <w:gridSpan w:val="2"/>
-            <w:tcBorders>
-              <w:top w:val="single" w:color="auto" w:sz="18" w:space="0"/>
-              <w:left w:val="single" w:color="000000" w:themeColor="text1" w:sz="18" w:space="0"/>
-              <w:bottom w:val="single" w:color="000000" w:themeColor="text1" w:sz="18" w:space="0"/>
-              <w:right w:val="single" w:color="auto" w:sz="18" w:space="0"/>
-            </w:tcBorders>
-            <w:shd w:val="clear" w:color="auto" w:fill="D9D9D9" w:themeFill="background1" w:themeFillShade="D9"/>
-            <w:tcMar/>
-            <w:vAlign w:val="center"/>
-          </w:tcPr>
-          <w:p>
-            <w:pPr>
-              <w:spacing w:line="276" w:lineRule="auto"/>
-              <w:jc w:val="center"/>
-              <w:rPr>
-                <w:rStyle w:val="BookTitle"/>
-                <w:rFonts w:cstheme="minorHAnsi"/>
-                <w:i w:val="0"/>
-                <w:iCs w:val="0"/>
-                <w:sz w:val="36"/>
-                <w:szCs w:val="36"/>
-                <w:lang w:val="nl-BE"/>
-              </w:rPr>
-            </w:pPr>
-            <w:r>
-              <w:rPr>
-                <w:rStyle w:val="BookTitle"/>
-                <w:rFonts w:cs="Arial" w:cstheme="minorAscii" w:ascii="Arial" w:hAnsi="Arial" w:eastAsia="Arial"/>
-                <w:i w:val="0"/>
-                <w:iCs w:val="0"/>
-                <w:color w:val="24303B"/>
-                <w:sz w:val="36"/>
-                <w:szCs w:val="36"/>
-                <w:lang w:val="nl-BE"/>
-              </w:rPr>
-              <w:t>I</w:t>
-            </w:r>
-            <w:r>
-              <w:rPr>
-                <w:rStyle w:val="BookTitle"/>
-                <w:rFonts w:cs="Arial" w:cstheme="minorAscii" w:ascii="Arial" w:hAnsi="Arial" w:eastAsia="Arial"/>
-                <w:i w:val="0"/>
-                <w:iCs w:val="0"/>
-                <w:color w:val="24303B"/>
-                <w:sz w:val="36"/>
-                <w:szCs w:val="36"/>
-              </w:rPr>
-              <w:t>nterview</w:t>
-            </w:r>
-            <w:r>
-              <w:rPr>
-                <w:rStyle w:val="BookTitle"/>
-                <w:rFonts w:cs="Arial" w:cstheme="minorAscii" w:ascii="Arial" w:hAnsi="Arial" w:eastAsia="Arial"/>
-                <w:i w:val="0"/>
-                <w:iCs w:val="0"/>
-                <w:color w:val="24303B"/>
-                <w:sz w:val="36"/>
-                <w:szCs w:val="36"/>
-              </w:rPr>
-              <w:t xml:space="preserve"> </w:t>
-            </w:r>
-            <w:r>
-              <w:rPr>
-                <w:rStyle w:val="BookTitle"/>
-                <w:rFonts w:cs="Arial" w:cstheme="minorAscii" w:ascii="Arial" w:hAnsi="Arial" w:eastAsia="Arial"/>
-                <w:i w:val="0"/>
-                <w:iCs w:val="0"/>
-                <w:color w:val="24303B"/>
-                <w:sz w:val="36"/>
-                <w:szCs w:val="36"/>
-              </w:rPr>
-              <w:t xml:space="preserve">guide </w:t>
-            </w:r>
-            <w:r>
-              <w:rPr>
-                <w:rStyle w:val="BookTitle"/>
-                <w:rFonts w:cs="Arial" w:cstheme="minorAscii" w:ascii="Arial" w:hAnsi="Arial" w:eastAsia="Arial"/>
-                <w:i w:val="0"/>
-                <w:iCs w:val="0"/>
-                <w:color w:val="24303B"/>
-                <w:sz w:val="36"/>
-                <w:szCs w:val="36"/>
-              </w:rPr>
-              <w:t>patiënten</w:t>
-            </w:r>
-          </w:p>
-        </w:tc>
-      </w:tr>
-      <w:tr>
-        <w:trPr>
-          <w:trHeight w:val="463"/>
-        </w:trPr>
-        <w:tc>
-          <w:tcPr>
-            <w:tcW w:w="2043" w:type="dxa"/>
-            <w:vMerge/>
-            <w:tcBorders/>
-            <w:tcMar/>
-          </w:tcPr>
-          <w:p>
-            <w:pPr>
-              <w:rPr>
-                <w:rStyle w:val="BookTitle"/>
-                <w:rFonts w:cstheme="minorHAnsi"/>
-                <w:i w:val="0"/>
-                <w:iCs w:val="0"/>
-                <w:sz w:val="36"/>
-                <w:szCs w:val="36"/>
-                <w:lang w:val="nl-BE"/>
-              </w:rPr>
-            </w:pPr>
-          </w:p>
-        </w:tc>
-        <w:tc>
-          <w:tcPr>
-            <w:tcW w:w="3710" w:type="dxa"/>
-            <w:tcBorders>
-              <w:top w:val="single" w:color="000000" w:themeColor="text1" w:sz="18" w:space="0"/>
-              <w:left w:val="single" w:color="000000" w:themeColor="text1" w:sz="18" w:space="0"/>
-              <w:right w:val="single" w:color="auto" w:sz="18" w:space="0"/>
-            </w:tcBorders>
-            <w:tcMar/>
-          </w:tcPr>
-          <w:p>
-            <w:pPr>
-              <w:tabs>
-                <w:tab w:val="left" w:leader="dot" w:pos="3456"/>
-              </w:tabs>
-              <w:spacing w:before="160" w:line="276" w:lineRule="auto"/>
-              <w:rPr>
-                <w:rFonts w:cstheme="minorHAnsi"/>
-                <w:sz w:val="24"/>
-                <w:szCs w:val="24"/>
-              </w:rPr>
-            </w:pPr>
-            <w:r>
-              <w:rPr>
-                <w:rFonts w:cstheme="minorHAnsi" w:ascii="Arial" w:hAnsi="Arial" w:eastAsia="Arial" w:cs="Arial"/>
-                <w:color w:val="24303B"/>
-                <w:sz w:val="24"/>
-                <w:szCs w:val="24"/>
-              </w:rPr>
-              <w:t xml:space="preserve">Identificatienummer </w:t>
-            </w:r>
-            <w:r>
-              <w:rPr>
-                <w:rFonts w:cstheme="minorHAnsi" w:ascii="Arial" w:hAnsi="Arial" w:eastAsia="Arial" w:cs="Arial"/>
-                <w:color w:val="24303B"/>
-                <w:sz w:val="24"/>
-                <w:szCs w:val="24"/>
-              </w:rPr>
-              <w:t>patiënt</w:t>
-            </w:r>
-            <w:r>
-              <w:rPr>
-                <w:rFonts w:cstheme="minorHAnsi" w:ascii="Arial" w:hAnsi="Arial" w:eastAsia="Arial" w:cs="Arial"/>
-                <w:color w:val="24303B"/>
-                <w:sz w:val="24"/>
-                <w:szCs w:val="24"/>
-              </w:rPr>
-              <w:t>:</w:t>
-            </w:r>
-            <w:r>
-              <w:rPr>
-                <w:rFonts w:cstheme="minorHAnsi" w:ascii="Arial" w:hAnsi="Arial" w:eastAsia="Arial" w:cs="Arial"/>
-                <w:color w:val="24303B"/>
-                <w:sz w:val="24"/>
-                <w:szCs w:val="24"/>
-              </w:rPr>
-              <w:tab/>
-            </w:r>
-          </w:p>
-          <w:p>
-            <w:pPr>
-              <w:tabs>
-                <w:tab w:val="left" w:leader="dot" w:pos="3456"/>
-              </w:tabs>
-              <w:spacing w:before="160" w:line="276" w:lineRule="auto"/>
-              <w:rPr>
-                <w:rStyle w:val="BookTitle"/>
-                <w:rFonts w:cstheme="minorHAnsi"/>
-                <w:b w:val="0"/>
-                <w:bCs w:val="0"/>
-                <w:i w:val="0"/>
-                <w:iCs w:val="0"/>
-                <w:sz w:val="24"/>
-                <w:szCs w:val="24"/>
-              </w:rPr>
-            </w:pPr>
-            <w:r>
-              <w:rPr>
-                <w:rStyle w:val="BookTitle"/>
-                <w:rFonts w:cstheme="minorHAnsi" w:ascii="Arial" w:hAnsi="Arial" w:eastAsia="Arial" w:cs="Arial"/>
-                <w:b w:val="0"/>
-                <w:bCs w:val="0"/>
-                <w:i w:val="0"/>
-                <w:iCs w:val="0"/>
-                <w:color w:val="24303B"/>
-                <w:sz w:val="24"/>
-                <w:szCs w:val="24"/>
-              </w:rPr>
-              <w:tab/>
-            </w:r>
-          </w:p>
-        </w:tc>
-        <w:tc>
-          <w:tcPr>
-            <w:tcW w:w="3561" w:type="dxa"/>
-            <w:tcBorders>
-              <w:top w:val="single" w:color="000000" w:themeColor="text1" w:sz="18" w:space="0"/>
-              <w:left w:val="single" w:color="000000" w:themeColor="text1" w:sz="18" w:space="0"/>
-              <w:right w:val="single" w:color="auto" w:sz="18" w:space="0"/>
-            </w:tcBorders>
-            <w:tcMar/>
-          </w:tcPr>
-          <w:p>
-            <w:pPr>
-              <w:tabs>
-                <w:tab w:val="left" w:leader="dot" w:pos="6672"/>
-              </w:tabs>
-              <w:spacing w:before="160" w:line="276" w:lineRule="auto"/>
-              <w:rPr>
-                <w:rStyle w:val="BookTitle"/>
-                <w:rFonts w:cstheme="minorHAnsi"/>
-                <w:b w:val="0"/>
-                <w:bCs w:val="0"/>
-                <w:i w:val="0"/>
-                <w:iCs w:val="0"/>
-                <w:sz w:val="24"/>
-                <w:szCs w:val="24"/>
-              </w:rPr>
-            </w:pPr>
-            <w:r>
-              <w:rPr>
-                <w:rStyle w:val="BookTitle"/>
-                <w:rFonts w:cstheme="minorHAnsi" w:ascii="Arial" w:hAnsi="Arial" w:eastAsia="Arial" w:cs="Arial"/>
-                <w:b w:val="0"/>
-                <w:bCs w:val="0"/>
-                <w:i w:val="0"/>
-                <w:iCs w:val="0"/>
-                <w:color w:val="24303B"/>
-                <w:sz w:val="24"/>
-                <w:szCs w:val="24"/>
-              </w:rPr>
-              <w:t>Interviewer:</w:t>
-            </w:r>
-          </w:p>
-          <w:p>
-            <w:pPr>
-              <w:tabs>
-                <w:tab w:val="left" w:leader="dot" w:pos="3345"/>
-                <w:tab w:val="left" w:leader="dot" w:pos="6672"/>
-                <w:tab w:val="left" w:pos="8505"/>
-              </w:tabs>
-              <w:spacing w:before="160" w:line="276" w:lineRule="auto"/>
-              <w:rPr>
-                <w:rStyle w:val="BookTitle"/>
-                <w:rFonts w:cstheme="minorHAnsi"/>
-                <w:b w:val="0"/>
-                <w:bCs w:val="0"/>
-                <w:i w:val="0"/>
-                <w:iCs w:val="0"/>
-                <w:sz w:val="24"/>
-                <w:szCs w:val="24"/>
-              </w:rPr>
-            </w:pPr>
-            <w:r>
-              <w:rPr>
-                <w:rStyle w:val="BookTitle"/>
-                <w:rFonts w:cstheme="minorHAnsi" w:ascii="Arial" w:hAnsi="Arial" w:eastAsia="Arial" w:cs="Arial"/>
-                <w:b w:val="0"/>
-                <w:bCs w:val="0"/>
-                <w:i w:val="0"/>
-                <w:iCs w:val="0"/>
-                <w:color w:val="24303B"/>
-                <w:sz w:val="24"/>
-                <w:szCs w:val="24"/>
-              </w:rPr>
-              <w:tab/>
-            </w:r>
-          </w:p>
-        </w:tc>
-      </w:tr>
-      <w:tr>
-        <w:trPr>
-          <w:trHeight w:val="493"/>
-        </w:trPr>
-        <w:tc>
-          <w:tcPr>
-            <w:tcW w:w="2043" w:type="dxa"/>
-            <w:vMerge/>
-            <w:tcBorders/>
-            <w:tcMar/>
-          </w:tcPr>
-          <w:p>
-            <w:pPr>
-              <w:rPr>
-                <w:rStyle w:val="BookTitle"/>
-                <w:rFonts w:cstheme="minorHAnsi"/>
-                <w:i w:val="0"/>
-                <w:iCs w:val="0"/>
-                <w:sz w:val="36"/>
-                <w:szCs w:val="36"/>
-              </w:rPr>
-            </w:pPr>
-          </w:p>
-        </w:tc>
-        <w:tc>
-          <w:tcPr>
-            <w:tcW w:w="3710" w:type="dxa"/>
-            <w:tcBorders>
-              <w:left w:val="single" w:color="000000" w:themeColor="text1" w:sz="18" w:space="0"/>
-              <w:bottom w:val="single" w:color="auto" w:sz="18" w:space="0"/>
-              <w:right w:val="single" w:color="auto" w:sz="18" w:space="0"/>
-            </w:tcBorders>
-            <w:tcMar/>
-          </w:tcPr>
-          <w:p>
-            <w:pPr>
-              <w:spacing w:before="160" w:line="276" w:lineRule="auto"/>
-              <w:rPr>
-                <w:rStyle w:val="BookTitle"/>
-                <w:rFonts w:cstheme="minorHAnsi"/>
-                <w:b w:val="0"/>
-                <w:bCs w:val="0"/>
-                <w:i w:val="0"/>
-                <w:iCs w:val="0"/>
-                <w:sz w:val="24"/>
-                <w:szCs w:val="24"/>
-              </w:rPr>
-            </w:pPr>
-            <w:r>
-              <w:rPr>
-                <w:rFonts w:cstheme="minorHAnsi" w:ascii="Arial" w:hAnsi="Arial" w:eastAsia="Arial" w:cs="Arial"/>
-                <w:color w:val="24303B"/>
-                <w:sz w:val="24"/>
-                <w:szCs w:val="24"/>
-              </w:rPr>
-              <w:t xml:space="preserve">Datum: ___ /___ /____ </w:t>
-            </w:r>
-          </w:p>
-        </w:tc>
-        <w:tc>
-          <w:tcPr>
-            <w:tcW w:w="3561" w:type="dxa"/>
-            <w:tcBorders>
-              <w:left w:val="single" w:color="000000" w:themeColor="text1" w:sz="18" w:space="0"/>
-              <w:bottom w:val="single" w:color="auto" w:sz="18" w:space="0"/>
-              <w:right w:val="single" w:color="auto" w:sz="18" w:space="0"/>
-            </w:tcBorders>
-            <w:tcMar/>
-          </w:tcPr>
-          <w:p>
-            <w:pPr>
-              <w:tabs>
-                <w:tab w:val="left" w:pos="2484"/>
-              </w:tabs>
-              <w:spacing w:before="160" w:line="276" w:lineRule="auto"/>
-              <w:rPr>
-                <w:rStyle w:val="BookTitle"/>
-                <w:rFonts w:cstheme="minorHAnsi"/>
-                <w:b w:val="0"/>
-                <w:bCs w:val="0"/>
-                <w:i w:val="0"/>
-                <w:iCs w:val="0"/>
-                <w:sz w:val="24"/>
-                <w:szCs w:val="24"/>
-              </w:rPr>
-            </w:pPr>
-            <w:r>
-              <w:rPr>
-                <w:rStyle w:val="BookTitle"/>
-                <w:rFonts w:cstheme="minorHAnsi" w:ascii="Arial" w:hAnsi="Arial" w:eastAsia="Arial" w:cs="Arial"/>
-                <w:b w:val="0"/>
-                <w:bCs w:val="0"/>
-                <w:i w:val="0"/>
-                <w:iCs w:val="0"/>
-                <w:color w:val="24303B"/>
-                <w:sz w:val="24"/>
-                <w:szCs w:val="24"/>
-              </w:rPr>
-              <w:t>Start interview:</w:t>
-            </w:r>
-            <w:r>
-              <w:rPr>
-                <w:rStyle w:val="BookTitle"/>
-                <w:rFonts w:cstheme="minorHAnsi" w:ascii="Arial" w:hAnsi="Arial" w:eastAsia="Arial" w:cs="Arial"/>
-                <w:b w:val="0"/>
-                <w:bCs w:val="0"/>
-                <w:i w:val="0"/>
-                <w:iCs w:val="0"/>
-                <w:color w:val="24303B"/>
-                <w:sz w:val="24"/>
-                <w:szCs w:val="24"/>
-              </w:rPr>
-              <w:tab/>
-            </w:r>
-            <w:r>
-              <w:rPr>
-                <w:rStyle w:val="BookTitle"/>
-                <w:rFonts w:cstheme="minorHAnsi" w:ascii="Arial" w:hAnsi="Arial" w:eastAsia="Arial" w:cs="Arial"/>
-                <w:b w:val="0"/>
-                <w:bCs w:val="0"/>
-                <w:i w:val="0"/>
-                <w:iCs w:val="0"/>
-                <w:color w:val="24303B"/>
-                <w:sz w:val="24"/>
-                <w:szCs w:val="24"/>
-              </w:rPr>
-              <w:t>:</w:t>
-            </w:r>
-          </w:p>
-        </w:tc>
-      </w:tr>
-    </w:tbl>
     <w:p>
       <w:pPr>
         <w:pStyle w:val="RapportCF"/>
         <w:pBdr>
-          <w:top w:val="none" w:color="auto" w:sz="0" w:space="0"/>
-          <w:left w:val="none" w:color="auto" w:sz="0" w:space="0"/>
-          <w:bottom w:val="none" w:color="auto" w:sz="0" w:space="0"/>
-          <w:right w:val="none" w:color="auto" w:sz="0" w:space="0"/>
+          <w:top w:val="none" w:sz="0" w:space="0" w:color="auto"/>
+          <w:left w:val="none" w:sz="0" w:space="0" w:color="auto"/>
+          <w:bottom w:val="none" w:sz="0" w:space="0" w:color="auto"/>
+          <w:right w:val="none" w:sz="0" w:space="0" w:color="auto"/>
         </w:pBdr>
         <w:spacing w:before="0"/>
         <w:ind w:left="0"/>
         <w:contextualSpacing/>
         <w:jc w:val="center"/>
         <w:rPr>
-          <w:rFonts w:asciiTheme="minorHAnsi" w:hAnsiTheme="minorHAnsi" w:cstheme="minorHAnsi"/>
-          <w:b/>
-          <w:sz w:val="28"/>
-          <w:szCs w:val="28"/>
-        </w:rPr>
-      </w:pPr>
-    </w:p>
-    <w:p>
-      <w:pPr>
-        <w:pStyle w:val="RapportCF"/>
-        <w:pBdr>
-          <w:top w:val="none" w:color="auto" w:sz="0" w:space="0"/>
-          <w:left w:val="none" w:color="auto" w:sz="0" w:space="0"/>
-          <w:bottom w:val="none" w:color="auto" w:sz="0" w:space="0"/>
-          <w:right w:val="none" w:color="auto" w:sz="0" w:space="0"/>
-        </w:pBdr>
-        <w:spacing w:before="0"/>
-        <w:ind w:left="0"/>
-        <w:contextualSpacing/>
-        <w:jc w:val="center"/>
-        <w:rPr>
-          <w:rFonts w:asciiTheme="minorHAnsi" w:hAnsiTheme="minorHAnsi" w:cstheme="minorHAnsi"/>
-          <w:b/>
-          <w:sz w:val="28"/>
-          <w:szCs w:val="28"/>
-        </w:rPr>
-      </w:pPr>
-      <w:r>
-        <w:rPr>
-          <w:rFonts w:asciiTheme="minorHAnsi" w:hAnsiTheme="minorHAnsi" w:cstheme="minorHAnsi" w:ascii="Arial" w:hAnsi="Arial" w:eastAsia="Arial" w:cs="Arial"/>
+          <w:rFonts w:ascii="Arial" w:hAnsi="Arial" w:cs="Arial"/>
           <w:b/>
           <w:color w:val="123A5F"/>
           <w:sz w:val="28"/>
           <w:szCs w:val="28"/>
-        </w:rPr>
-        <w:t>Project:</w:t>
-      </w:r>
-      <w:r>
-        <w:rPr>
-          <w:rFonts w:asciiTheme="minorHAnsi" w:hAnsiTheme="minorHAnsi" w:cstheme="minorHAnsi" w:ascii="Arial" w:hAnsi="Arial" w:eastAsia="Arial" w:cs="Arial"/>
-          <w:color w:val="24303B"/>
-          <w:sz w:val="28"/>
-          <w:szCs w:val="28"/>
-        </w:rPr>
-        <w:t xml:space="preserve"> </w:t>
-      </w:r>
-      <w:r>
-        <w:rPr>
-          <w:rFonts w:asciiTheme="minorHAnsi" w:hAnsiTheme="minorHAnsi" w:cstheme="minorHAnsi" w:ascii="Arial" w:hAnsi="Arial" w:eastAsia="Arial" w:cs="Arial"/>
+          <w:lang w:val="nl-BE"/>
+        </w:rPr>
+      </w:pPr>
+      <w:r>
+        <w:rPr>
+          <w:rFonts w:ascii="Arial" w:hAnsi="Arial" w:cs="Arial"/>
           <w:b/>
           <w:color w:val="123A5F"/>
           <w:sz w:val="28"/>
           <w:szCs w:val="28"/>
-        </w:rPr>
-        <w:t>Towards Pressure-Adherence &amp; Education Driven Service in Diabetic Foot Disease (PARADISE trial)</w:t>
-      </w:r>
-    </w:p>
-    <w:p>
-      <w:pPr>
-        <w:pStyle w:val="RapportCF"/>
-        <w:pBdr>
-          <w:top w:val="none" w:color="auto" w:sz="0" w:space="0"/>
-          <w:left w:val="none" w:color="auto" w:sz="0" w:space="0"/>
-          <w:bottom w:val="none" w:color="auto" w:sz="0" w:space="0"/>
-          <w:right w:val="none" w:color="auto" w:sz="0" w:space="0"/>
-        </w:pBdr>
-        <w:spacing w:before="0"/>
-        <w:ind w:left="0"/>
-        <w:contextualSpacing/>
-        <w:jc w:val="center"/>
-        <w:rPr>
-          <w:rFonts w:asciiTheme="minorHAnsi" w:hAnsiTheme="minorHAnsi" w:cstheme="minorHAnsi"/>
-          <w:b/>
-          <w:sz w:val="28"/>
-          <w:szCs w:val="28"/>
-        </w:rPr>
-      </w:pPr>
+          <w:lang w:val="nl-BE"/>
+        </w:rPr>
+        <w:t>Appendix 41 Interview Guide patiënten</w:t>
+      </w:r>
+    </w:p>
+    <w:p>
+      <w:pPr>
+        <w:tabs>
+          <w:tab w:val="left" w:leader="underscore" w:pos="8505"/>
+        </w:tabs>
+        <w:spacing w:line="360" w:lineRule="auto"/>
+        <w:rPr>
+          <w:rFonts w:ascii="Calibri" w:hAnsi="Calibri" w:cs="Calibri"/>
+          <w:b/>
+          <w:bCs/>
+          <w:sz w:val="24"/>
+          <w:szCs w:val="24"/>
+          <w:lang w:val="nl-BE"/>
+        </w:rPr>
+      </w:pPr>
+      <w:r>
+        <w:rPr>
+          <w:b/>
+          <w:bCs/>
+          <w:color w:val="123A5F"/>
+          <w:sz w:val="24"/>
+          <w:szCs w:val="24"/>
+          <w:lang w:val="nl-BE"/>
+        </w:rPr>
+        <w:t>Studie-informatie</w:t>
+      </w:r>
+    </w:p>
+    <w:p>
+      <w:pPr>
+        <w:numPr>
+          <w:ilvl w:val="0"/>
+          <w:numId w:val="26"/>
+        </w:numPr>
+        <w:tabs>
+          <w:tab w:val="left" w:leader="underscore" w:pos="8505"/>
+        </w:tabs>
+        <w:spacing w:line="360" w:lineRule="auto"/>
+        <w:rPr>
+          <w:rFonts w:ascii="Calibri" w:hAnsi="Calibri" w:cs="Calibri"/>
+          <w:lang w:val="en-GB"/>
+        </w:rPr>
+      </w:pPr>
+      <w:proofErr w:type="spellStart"/>
+      <w:r>
+        <w:rPr>
+          <w:color w:val="24303B"/>
+        </w:rPr>
+        <w:t>Studietitel</w:t>
+      </w:r>
+      <w:proofErr w:type="spellEnd"/>
+      <w:r>
+        <w:rPr>
+          <w:color w:val="24303B"/>
+        </w:rPr>
+        <w:t>: Towards Pressure-Adherence &amp; Education Driven Service in Diabetic Foot Disease (PARADISE trial)</w:t>
+      </w:r>
+    </w:p>
+    <w:p>
+      <w:pPr>
+        <w:numPr>
+          <w:ilvl w:val="0"/>
+          <w:numId w:val="26"/>
+        </w:numPr>
+        <w:tabs>
+          <w:tab w:val="left" w:leader="underscore" w:pos="8505"/>
+        </w:tabs>
+        <w:spacing w:line="360" w:lineRule="auto"/>
+        <w:rPr>
+          <w:rFonts w:ascii="Calibri" w:hAnsi="Calibri" w:cs="Calibri"/>
+          <w:lang w:val="nl-BE"/>
+        </w:rPr>
+      </w:pPr>
+      <w:proofErr w:type="spellStart"/>
+      <w:r>
+        <w:rPr>
+          <w:color w:val="24303B"/>
+        </w:rPr>
+        <w:t>Protocolnummer</w:t>
+      </w:r>
+      <w:proofErr w:type="spellEnd"/>
+      <w:r>
+        <w:rPr>
+          <w:color w:val="24303B"/>
+        </w:rPr>
+        <w:t>: S71769</w:t>
+      </w:r>
+    </w:p>
+    <w:p>
+      <w:pPr>
+        <w:numPr>
+          <w:ilvl w:val="0"/>
+          <w:numId w:val="26"/>
+        </w:numPr>
+        <w:tabs>
+          <w:tab w:val="left" w:leader="underscore" w:pos="8505"/>
+        </w:tabs>
+        <w:spacing w:line="360" w:lineRule="auto"/>
+        <w:rPr>
+          <w:rFonts w:ascii="Calibri" w:hAnsi="Calibri" w:cs="Calibri"/>
+          <w:lang w:val="en-GB"/>
+        </w:rPr>
+      </w:pPr>
+      <w:proofErr w:type="spellStart"/>
+      <w:r>
+        <w:rPr>
+          <w:color w:val="24303B"/>
+        </w:rPr>
+        <w:t>Studielocatie</w:t>
+      </w:r>
+      <w:proofErr w:type="spellEnd"/>
+      <w:r>
+        <w:rPr>
+          <w:color w:val="24303B"/>
+        </w:rPr>
+        <w:t xml:space="preserve">: </w:t>
+      </w:r>
+      <w:r>
+        <w:rPr>
+          <w:color w:val="24303B"/>
+        </w:rPr>
+        <w:tab/>
+      </w:r>
+    </w:p>
+    <w:p>
+      <w:pPr>
+        <w:numPr>
+          <w:ilvl w:val="0"/>
+          <w:numId w:val="26"/>
+        </w:numPr>
+        <w:tabs>
+          <w:tab w:val="left" w:leader="underscore" w:pos="8505"/>
+        </w:tabs>
+        <w:spacing w:line="360" w:lineRule="auto"/>
+        <w:rPr>
+          <w:rFonts w:ascii="Calibri" w:hAnsi="Calibri" w:cs="Calibri"/>
+        </w:rPr>
+      </w:pPr>
+      <w:proofErr w:type="spellStart"/>
+      <w:r>
+        <w:rPr>
+          <w:color w:val="24303B"/>
+        </w:rPr>
+        <w:t>Hoofdonderzoeker</w:t>
+      </w:r>
+      <w:proofErr w:type="spellEnd"/>
+      <w:r>
+        <w:rPr>
+          <w:color w:val="24303B"/>
+        </w:rPr>
+        <w:t xml:space="preserve"> (PI): </w:t>
+      </w:r>
+      <w:r>
+        <w:rPr>
+          <w:color w:val="24303B"/>
+        </w:rPr>
+        <w:tab/>
+      </w:r>
+    </w:p>
+    <w:p>
+      <w:pPr>
+        <w:numPr>
+          <w:ilvl w:val="0"/>
+          <w:numId w:val="26"/>
+        </w:numPr>
+        <w:tabs>
+          <w:tab w:val="left" w:leader="underscore" w:pos="8505"/>
+        </w:tabs>
+        <w:spacing w:line="360" w:lineRule="auto"/>
+        <w:rPr>
+          <w:rFonts w:ascii="Calibri" w:hAnsi="Calibri" w:cs="Calibri"/>
+        </w:rPr>
+      </w:pPr>
+      <w:proofErr w:type="spellStart"/>
+      <w:r>
+        <w:rPr>
+          <w:color w:val="24303B"/>
+        </w:rPr>
+        <w:t>Deelnemerscode</w:t>
+      </w:r>
+      <w:proofErr w:type="spellEnd"/>
+      <w:r>
+        <w:rPr>
+          <w:color w:val="24303B"/>
+        </w:rPr>
+        <w:t xml:space="preserve">: </w:t>
+      </w:r>
+      <w:r>
+        <w:rPr>
+          <w:color w:val="24303B"/>
+        </w:rPr>
+        <w:tab/>
+      </w:r>
+    </w:p>
+    <w:p>
+      <w:pPr>
+        <w:numPr>
+          <w:ilvl w:val="0"/>
+          <w:numId w:val="26"/>
+        </w:numPr>
+        <w:tabs>
+          <w:tab w:val="left" w:leader="underscore" w:pos="8505"/>
+        </w:tabs>
+        <w:spacing w:line="360" w:lineRule="auto"/>
+        <w:rPr>
+          <w:rFonts w:ascii="Calibri" w:hAnsi="Calibri" w:cs="Calibri"/>
+        </w:rPr>
+      </w:pPr>
+      <w:r>
+        <w:rPr>
+          <w:color w:val="24303B"/>
+        </w:rPr>
+        <w:t>I</w:t>
+      </w:r>
+      <w:r>
+        <w:rPr>
+          <w:color w:val="24303B"/>
+        </w:rPr>
+        <w:t>nterviewer</w:t>
+      </w:r>
+      <w:r>
+        <w:rPr>
+          <w:color w:val="24303B"/>
+        </w:rPr>
+        <w:t>___</w:t>
+      </w:r>
+      <w:r>
+        <w:rPr>
+          <w:rFonts w:ascii="Calibri" w:hAnsi="Calibri" w:cs="Calibri"/>
+        </w:rPr>
+        <w:t>_________________________________________________________</w:t>
+      </w:r>
+    </w:p>
+    <w:p>
+      <w:pPr>
+        <w:numPr>
+          <w:ilvl w:val="0"/>
+          <w:numId w:val="26"/>
+        </w:numPr>
+        <w:tabs>
+          <w:tab w:val="left" w:leader="underscore" w:pos="8505"/>
+        </w:tabs>
+        <w:spacing w:line="360" w:lineRule="auto"/>
+        <w:rPr>
+          <w:rFonts w:ascii="Calibri" w:hAnsi="Calibri" w:cs="Calibri"/>
+        </w:rPr>
+      </w:pPr>
+      <w:r>
+        <w:rPr>
+          <w:color w:val="24303B"/>
+        </w:rPr>
+        <w:t xml:space="preserve">Datum </w:t>
+      </w:r>
+      <w:r>
+        <w:rPr>
+          <w:rFonts w:cstheme="minorHAnsi"/>
+          <w:color w:val="24303B"/>
+          <w:sz w:val="24"/>
+          <w:szCs w:val="24"/>
+        </w:rPr>
+        <w:t>___ /___ /____</w:t>
+      </w:r>
+    </w:p>
+    <w:p>
+      <w:pPr>
+        <w:numPr>
+          <w:ilvl w:val="0"/>
+          <w:numId w:val="26"/>
+        </w:numPr>
+        <w:tabs>
+          <w:tab w:val="left" w:leader="underscore" w:pos="8505"/>
+        </w:tabs>
+        <w:spacing w:line="360" w:lineRule="auto"/>
+        <w:rPr>
+          <w:rFonts w:ascii="Calibri" w:hAnsi="Calibri" w:cs="Calibri"/>
+        </w:rPr>
+      </w:pPr>
+      <w:r>
+        <w:rPr>
+          <w:color w:val="24303B"/>
+        </w:rPr>
+        <w:t>Start interview</w:t>
+      </w:r>
+      <w:r>
+        <w:rPr>
+          <w:color w:val="24303B"/>
+        </w:rPr>
+        <w:t>: ___</w:t>
+      </w:r>
+      <w:r>
+        <w:rPr>
+          <w:rFonts w:ascii="Calibri" w:hAnsi="Calibri" w:cs="Calibri"/>
+        </w:rPr>
+        <w:t>_____________________________________________________</w:t>
+      </w:r>
     </w:p>
     <w:p>
       <w:pPr>
@@ -607,7 +343,7 @@
       </w:pPr>
       <w:r>
         <w:rPr>
-          <w:rFonts w:cstheme="minorHAnsi" w:ascii="Arial" w:hAnsi="Arial" w:eastAsia="Arial" w:cs="Arial"/>
+          <w:rFonts w:cstheme="minorHAnsi"/>
           <w:b/>
           <w:color w:val="24303B"/>
           <w:sz w:val="24"/>
@@ -618,7 +354,7 @@
       </w:r>
       <w:r>
         <w:rPr>
-          <w:rFonts w:cstheme="minorHAnsi" w:ascii="Arial" w:hAnsi="Arial" w:eastAsia="Arial" w:cs="Arial"/>
+          <w:rFonts w:cstheme="minorHAnsi"/>
           <w:color w:val="24303B"/>
           <w:sz w:val="24"/>
           <w:szCs w:val="24"/>
@@ -628,7 +364,7 @@
       </w:r>
       <w:r>
         <w:rPr>
-          <w:rFonts w:cstheme="minorHAnsi" w:ascii="Arial" w:hAnsi="Arial" w:eastAsia="Arial" w:cs="Arial"/>
+          <w:rFonts w:cstheme="minorHAnsi"/>
           <w:color w:val="24303B"/>
           <w:sz w:val="24"/>
           <w:szCs w:val="24"/>
@@ -649,7 +385,7 @@
       </w:pPr>
       <w:r>
         <w:rPr>
-          <w:rFonts w:ascii="Wingdings" w:hAnsi="Wingdings" w:eastAsia="Wingdings" w:cs="Wingdings" w:cstheme="minorHAnsi"/>
+          <w:rFonts w:ascii="Wingdings" w:eastAsia="Wingdings" w:hAnsi="Wingdings" w:cstheme="minorHAnsi"/>
           <w:sz w:val="24"/>
           <w:szCs w:val="24"/>
           <w:lang w:val="nl-BE"/>
@@ -658,7 +394,7 @@
       </w:r>
       <w:r>
         <w:rPr>
-          <w:rFonts w:cstheme="minorHAnsi" w:ascii="Arial" w:hAnsi="Arial" w:eastAsia="Arial" w:cs="Arial"/>
+          <w:rFonts w:cstheme="minorHAnsi"/>
           <w:color w:val="24303B"/>
           <w:sz w:val="24"/>
           <w:szCs w:val="24"/>
@@ -668,7 +404,7 @@
       </w:r>
       <w:r>
         <w:rPr>
-          <w:rFonts w:cstheme="minorHAnsi" w:ascii="Arial" w:hAnsi="Arial" w:eastAsia="Arial" w:cs="Arial"/>
+          <w:rFonts w:cstheme="minorHAnsi"/>
           <w:color w:val="24303B"/>
           <w:sz w:val="24"/>
           <w:szCs w:val="24"/>
@@ -689,7 +425,7 @@
       </w:pPr>
       <w:r>
         <w:rPr>
-          <w:rFonts w:ascii="Wingdings" w:hAnsi="Wingdings" w:eastAsia="Wingdings" w:cs="Wingdings" w:cstheme="minorHAnsi"/>
+          <w:rFonts w:ascii="Wingdings" w:eastAsia="Wingdings" w:hAnsi="Wingdings" w:cstheme="minorHAnsi"/>
           <w:sz w:val="24"/>
           <w:szCs w:val="24"/>
           <w:lang w:val="nl-BE"/>
@@ -698,7 +434,7 @@
       </w:r>
       <w:r>
         <w:rPr>
-          <w:rFonts w:cstheme="minorHAnsi" w:ascii="Arial" w:hAnsi="Arial" w:eastAsia="Arial" w:cs="Arial"/>
+          <w:rFonts w:cstheme="minorHAnsi"/>
           <w:color w:val="24303B"/>
           <w:sz w:val="24"/>
           <w:szCs w:val="24"/>
@@ -708,7 +444,7 @@
       </w:r>
       <w:r>
         <w:rPr>
-          <w:rFonts w:cstheme="minorHAnsi" w:ascii="Arial" w:hAnsi="Arial" w:eastAsia="Arial" w:cs="Arial"/>
+          <w:rFonts w:cstheme="minorHAnsi"/>
           <w:color w:val="24303B"/>
           <w:sz w:val="24"/>
           <w:szCs w:val="24"/>
@@ -729,7 +465,7 @@
       </w:pPr>
       <w:r>
         <w:rPr>
-          <w:rFonts w:ascii="Wingdings" w:hAnsi="Wingdings" w:eastAsia="Wingdings" w:cs="Wingdings" w:cstheme="minorHAnsi"/>
+          <w:rFonts w:ascii="Wingdings" w:eastAsia="Wingdings" w:hAnsi="Wingdings" w:cstheme="minorHAnsi"/>
           <w:sz w:val="24"/>
           <w:szCs w:val="24"/>
           <w:lang w:val="nl-BE"/>
@@ -738,7 +474,7 @@
       </w:r>
       <w:r>
         <w:rPr>
-          <w:rFonts w:cstheme="minorHAnsi" w:ascii="Arial" w:hAnsi="Arial" w:eastAsia="Arial" w:cs="Arial"/>
+          <w:rFonts w:cstheme="minorHAnsi"/>
           <w:color w:val="24303B"/>
           <w:sz w:val="24"/>
           <w:szCs w:val="24"/>
@@ -746,9 +482,10 @@
         </w:rPr>
         <w:t xml:space="preserve"> </w:t>
       </w:r>
-      <w:r>
-        <w:rPr>
-          <w:rFonts w:cstheme="minorHAnsi" w:ascii="Arial" w:hAnsi="Arial" w:eastAsia="Arial" w:cs="Arial"/>
+      <w:proofErr w:type="spellStart"/>
+      <w:r>
+        <w:rPr>
+          <w:rFonts w:cstheme="minorHAnsi"/>
           <w:color w:val="24303B"/>
           <w:sz w:val="24"/>
           <w:szCs w:val="24"/>
@@ -756,6 +493,7 @@
         </w:rPr>
         <w:t>UZGent</w:t>
       </w:r>
+      <w:proofErr w:type="spellEnd"/>
     </w:p>
     <w:p>
       <w:pPr>
@@ -769,7 +507,7 @@
       </w:pPr>
       <w:r>
         <w:rPr>
-          <w:rFonts w:ascii="Wingdings" w:hAnsi="Wingdings" w:eastAsia="Wingdings" w:cs="Wingdings" w:cstheme="minorHAnsi"/>
+          <w:rFonts w:ascii="Wingdings" w:eastAsia="Wingdings" w:hAnsi="Wingdings" w:cstheme="minorHAnsi"/>
           <w:sz w:val="24"/>
           <w:szCs w:val="24"/>
           <w:lang w:val="nl-BE"/>
@@ -778,7 +516,7 @@
       </w:r>
       <w:r>
         <w:rPr>
-          <w:rFonts w:cstheme="minorHAnsi" w:ascii="Arial" w:hAnsi="Arial" w:eastAsia="Arial" w:cs="Arial"/>
+          <w:rFonts w:cstheme="minorHAnsi"/>
           <w:color w:val="24303B"/>
           <w:sz w:val="24"/>
           <w:szCs w:val="24"/>
@@ -788,7 +526,7 @@
       </w:r>
       <w:r>
         <w:rPr>
-          <w:rFonts w:cstheme="minorHAnsi" w:ascii="Arial" w:hAnsi="Arial" w:eastAsia="Arial" w:cs="Arial"/>
+          <w:rFonts w:cstheme="minorHAnsi"/>
           <w:color w:val="24303B"/>
           <w:sz w:val="24"/>
           <w:szCs w:val="24"/>
@@ -809,7 +547,7 @@
       </w:pPr>
       <w:r>
         <w:rPr>
-          <w:rFonts w:ascii="Wingdings" w:hAnsi="Wingdings" w:eastAsia="Wingdings" w:cs="Wingdings" w:cstheme="minorHAnsi"/>
+          <w:rFonts w:ascii="Wingdings" w:eastAsia="Wingdings" w:hAnsi="Wingdings" w:cstheme="minorHAnsi"/>
           <w:sz w:val="24"/>
           <w:szCs w:val="24"/>
           <w:lang w:val="nl-BE"/>
@@ -818,7 +556,7 @@
       </w:r>
       <w:r>
         <w:rPr>
-          <w:rFonts w:cstheme="minorHAnsi" w:ascii="Arial" w:hAnsi="Arial" w:eastAsia="Arial" w:cs="Arial"/>
+          <w:rFonts w:cstheme="minorHAnsi"/>
           <w:color w:val="24303B"/>
           <w:sz w:val="24"/>
           <w:szCs w:val="24"/>
@@ -828,7 +566,7 @@
       </w:r>
       <w:r>
         <w:rPr>
-          <w:rFonts w:cstheme="minorHAnsi" w:ascii="Arial" w:hAnsi="Arial" w:eastAsia="Arial" w:cs="Arial"/>
+          <w:rFonts w:cstheme="minorHAnsi"/>
           <w:color w:val="24303B"/>
           <w:sz w:val="24"/>
           <w:szCs w:val="24"/>
@@ -849,7 +587,7 @@
       </w:pPr>
       <w:r>
         <w:rPr>
-          <w:rFonts w:ascii="Wingdings" w:hAnsi="Wingdings" w:eastAsia="Wingdings" w:cs="Wingdings" w:cstheme="minorHAnsi"/>
+          <w:rFonts w:ascii="Wingdings" w:eastAsia="Wingdings" w:hAnsi="Wingdings" w:cstheme="minorHAnsi"/>
           <w:sz w:val="24"/>
           <w:szCs w:val="24"/>
           <w:lang w:val="nl-BE"/>
@@ -858,7 +596,7 @@
       </w:r>
       <w:r>
         <w:rPr>
-          <w:rFonts w:cstheme="minorHAnsi" w:ascii="Arial" w:hAnsi="Arial" w:eastAsia="Arial" w:cs="Arial"/>
+          <w:rFonts w:cstheme="minorHAnsi"/>
           <w:color w:val="24303B"/>
           <w:sz w:val="24"/>
           <w:szCs w:val="24"/>
@@ -866,9 +604,10 @@
         </w:rPr>
         <w:t xml:space="preserve"> </w:t>
       </w:r>
-      <w:r>
-        <w:rPr>
-          <w:rFonts w:cstheme="minorHAnsi" w:ascii="Arial" w:hAnsi="Arial" w:eastAsia="Arial" w:cs="Arial"/>
+      <w:proofErr w:type="spellStart"/>
+      <w:r>
+        <w:rPr>
+          <w:rFonts w:cstheme="minorHAnsi"/>
           <w:color w:val="24303B"/>
           <w:sz w:val="24"/>
           <w:szCs w:val="24"/>
@@ -876,6 +615,7 @@
         </w:rPr>
         <w:t>Azorg</w:t>
       </w:r>
+      <w:proofErr w:type="spellEnd"/>
     </w:p>
     <w:p>
       <w:pPr>
@@ -890,33 +630,35 @@
       </w:pPr>
       <w:r>
         <w:rPr>
-          <w:rFonts w:cstheme="minorHAnsi" w:ascii="Arial" w:hAnsi="Arial" w:eastAsia="Arial" w:cs="Arial"/>
+          <w:rFonts w:cstheme="minorHAnsi"/>
           <w:color w:val="24303B"/>
           <w:sz w:val="24"/>
           <w:szCs w:val="24"/>
           <w:lang w:val="nl-BE"/>
         </w:rPr>
-        <w:t xml:space="preserve">Dit interview zal maximaal anderhalf tot twee uur duren. Indien nodig zullen we na ongeveer een uur een korte pauze inlassen. Ik zal je een aantal vragen stellen waarop je vrij kan antwoorden. </w:t>
-      </w:r>
-      <w:r>
-        <w:rPr>
-          <w:rFonts w:cstheme="minorHAnsi" w:ascii="Arial" w:hAnsi="Arial" w:eastAsia="Arial" w:cs="Arial"/>
+        <w:t xml:space="preserve">Dit interview zal maximaal anderhalf tot twee uur duren. Indien nodig zullen we na ongeveer een uur een korte pauze inlassen. Ik zal je een aantal vragen stellen waarop je vrij kan antwoorden. Als je een bepaalde vraag niet wenst te beantwoorden, ben je daar uiteraard niet toe verplicht. Daarnaast kan je op elk moment beslissen om het interview stop te zetten, zonder dat je hiervoor een reden hoeft op te geven. Je mag tijdens het interview steeds verduidelijking vragen over de gestelde vragen. Het interview zal, mits jouw toestemming, opgenomen worden zodat het nadien kan worden uitgeschreven. Na transcriptie wordt het interview volledig </w:t>
+      </w:r>
+      <w:proofErr w:type="spellStart"/>
+      <w:r>
+        <w:rPr>
+          <w:rFonts w:cstheme="minorHAnsi"/>
           <w:color w:val="24303B"/>
           <w:sz w:val="24"/>
           <w:szCs w:val="24"/>
           <w:lang w:val="nl-BE"/>
         </w:rPr>
-        <w:t>Als</w:t>
-      </w:r>
-      <w:r>
-        <w:rPr>
-          <w:rFonts w:cstheme="minorHAnsi" w:ascii="Arial" w:hAnsi="Arial" w:eastAsia="Arial" w:cs="Arial"/>
+        <w:t>gepseudonimiseerd</w:t>
+      </w:r>
+      <w:proofErr w:type="spellEnd"/>
+      <w:r>
+        <w:rPr>
+          <w:rFonts w:cstheme="minorHAnsi"/>
           <w:color w:val="24303B"/>
           <w:sz w:val="24"/>
           <w:szCs w:val="24"/>
           <w:lang w:val="nl-BE"/>
         </w:rPr>
-        <w:t xml:space="preserve"> je een bepaalde vraag niet wenst te beantwoorden, ben je daar uiteraard niet toe verplicht. Daarnaast kan je op elk moment beslissen om het interview stop te zetten, zonder dat je hiervoor een reden hoeft op te geven. Je mag tijdens het interview steeds verduidelijking vragen over de gestelde vragen. Het interview zal, mits jouw toestemming, opgenomen worden zodat het nadien kan worden uitgeschreven. Na transcriptie wordt het interview volledig gepseudonimiseerd verwerkt en vertrouwelijk behandeld.</w:t>
+        <w:t xml:space="preserve"> verwerkt en vertrouwelijk behandeld.</w:t>
       </w:r>
     </w:p>
     <w:p>
@@ -925,6 +667,7 @@
         <w:jc w:val="both"/>
         <w:rPr>
           <w:rFonts w:cstheme="minorHAnsi"/>
+          <w:color w:val="123A5F"/>
           <w:sz w:val="24"/>
           <w:szCs w:val="24"/>
           <w:lang w:val="nl-BE"/>
@@ -938,68 +681,86 @@
           <w:rFonts w:cstheme="minorHAnsi"/>
           <w:sz w:val="28"/>
           <w:szCs w:val="28"/>
-        </w:rPr>
-      </w:pPr>
-      <w:r>
-        <w:rPr>
-          <w:rFonts w:cstheme="minorHAnsi" w:ascii="Arial" w:hAnsi="Arial" w:eastAsia="Arial" w:cs="Arial"/>
+          <w:lang w:val="nl-BE"/>
+        </w:rPr>
+      </w:pPr>
+      <w:r>
+        <w:rPr>
+          <w:rFonts w:cstheme="minorHAnsi"/>
           <w:b/>
           <w:color w:val="123A5F"/>
           <w:sz w:val="28"/>
           <w:szCs w:val="28"/>
-        </w:rPr>
-        <w:t>Informed consent</w:t>
-      </w:r>
-      <w:r>
-        <w:rPr>
-          <w:rFonts w:cstheme="minorHAnsi" w:ascii="Arial" w:hAnsi="Arial" w:eastAsia="Arial" w:cs="Arial"/>
+          <w:lang w:val="nl-BE"/>
+        </w:rPr>
+        <w:t xml:space="preserve">Informed </w:t>
+      </w:r>
+      <w:r>
+        <w:rPr>
+          <w:rFonts w:cstheme="minorHAnsi"/>
           <w:b/>
           <w:color w:val="123A5F"/>
           <w:sz w:val="28"/>
           <w:szCs w:val="28"/>
-        </w:rPr>
-        <w:t>:   ja / nee</w:t>
-      </w:r>
-      <w:r>
-        <w:rPr>
-          <w:rFonts w:cstheme="minorHAnsi" w:ascii="Arial" w:hAnsi="Arial" w:eastAsia="Arial" w:cs="Arial"/>
+          <w:lang w:val="nl-BE"/>
+        </w:rPr>
+        <w:t>consent: ja</w:t>
+      </w:r>
+      <w:r>
+        <w:rPr>
+          <w:rFonts w:cstheme="minorHAnsi"/>
           <w:b/>
           <w:color w:val="123A5F"/>
           <w:sz w:val="28"/>
           <w:szCs w:val="28"/>
-        </w:rPr>
-        <w:tab/>
-      </w:r>
-      <w:r>
-        <w:rPr>
-          <w:rFonts w:cstheme="minorHAnsi" w:ascii="Arial" w:hAnsi="Arial" w:eastAsia="Arial" w:cs="Arial"/>
+          <w:lang w:val="nl-BE"/>
+        </w:rPr>
+        <w:t xml:space="preserve"> / nee</w:t>
+      </w:r>
+      <w:r>
+        <w:rPr>
+          <w:rFonts w:cstheme="minorHAnsi"/>
           <w:b/>
           <w:color w:val="123A5F"/>
           <w:sz w:val="28"/>
           <w:szCs w:val="28"/>
+          <w:lang w:val="nl-BE"/>
         </w:rPr>
         <w:tab/>
       </w:r>
       <w:r>
         <w:rPr>
-          <w:rFonts w:cstheme="minorHAnsi" w:ascii="Arial" w:hAnsi="Arial" w:eastAsia="Arial" w:cs="Arial"/>
+          <w:rFonts w:cstheme="minorHAnsi"/>
           <w:b/>
           <w:color w:val="123A5F"/>
           <w:sz w:val="28"/>
           <w:szCs w:val="28"/>
+          <w:lang w:val="nl-BE"/>
         </w:rPr>
         <w:tab/>
       </w:r>
       <w:r>
         <w:rPr>
-          <w:rFonts w:cstheme="minorHAnsi" w:ascii="Arial" w:hAnsi="Arial" w:eastAsia="Arial" w:cs="Arial"/>
+          <w:rFonts w:cstheme="minorHAnsi"/>
           <w:b/>
           <w:color w:val="123A5F"/>
           <w:sz w:val="28"/>
           <w:szCs w:val="28"/>
+          <w:lang w:val="nl-BE"/>
         </w:rPr>
         <w:tab/>
       </w:r>
+      <w:r>
+        <w:rPr>
+          <w:rFonts w:cstheme="minorHAnsi"/>
+          <w:b/>
+          <w:color w:val="123A5F"/>
+          <w:sz w:val="28"/>
+          <w:szCs w:val="28"/>
+          <w:lang w:val="nl-BE"/>
+        </w:rPr>
+        <w:tab/>
+      </w:r>
     </w:p>
     <w:p>
       <w:pPr>
@@ -1007,20 +768,335 @@
         <w:rPr>
           <w:rFonts w:cstheme="minorHAnsi"/>
           <w:b/>
+          <w:color w:val="24303B"/>
           <w:sz w:val="24"/>
           <w:szCs w:val="24"/>
-        </w:rPr>
-      </w:pPr>
-      <w:r>
-        <w:rPr>
-          <w:rFonts w:cstheme="minorHAnsi" w:ascii="Arial" w:hAnsi="Arial" w:eastAsia="Arial" w:cs="Arial"/>
+          <w:lang w:val="nl-BE"/>
+        </w:rPr>
+      </w:pPr>
+      <w:r>
+        <w:rPr>
+          <w:rFonts w:cstheme="minorHAnsi"/>
           <w:b/>
           <w:color w:val="24303B"/>
           <w:sz w:val="24"/>
           <w:szCs w:val="24"/>
-        </w:rPr>
-        <w:br w:type="page"/>
-      </w:r>
+          <w:lang w:val="nl-BE"/>
+        </w:rPr>
+        <w:t>Naam, datum en Handtekening</w:t>
+      </w:r>
+    </w:p>
+    <w:p>
+      <w:pPr>
+        <w:spacing w:line="259" w:lineRule="auto"/>
+        <w:rPr>
+          <w:rFonts w:cstheme="minorHAnsi"/>
+          <w:b/>
+          <w:color w:val="24303B"/>
+          <w:sz w:val="24"/>
+          <w:szCs w:val="24"/>
+          <w:lang w:val="nl-BE"/>
+        </w:rPr>
+      </w:pPr>
+    </w:p>
+    <w:p>
+      <w:pPr>
+        <w:spacing w:line="259" w:lineRule="auto"/>
+        <w:rPr>
+          <w:rFonts w:cstheme="minorHAnsi"/>
+          <w:b/>
+          <w:color w:val="24303B"/>
+          <w:sz w:val="24"/>
+          <w:szCs w:val="24"/>
+          <w:lang w:val="nl-BE"/>
+        </w:rPr>
+      </w:pPr>
+    </w:p>
+    <w:p>
+      <w:pPr>
+        <w:spacing w:line="259" w:lineRule="auto"/>
+        <w:rPr>
+          <w:rFonts w:cstheme="minorHAnsi"/>
+          <w:b/>
+          <w:color w:val="24303B"/>
+          <w:sz w:val="24"/>
+          <w:szCs w:val="24"/>
+          <w:lang w:val="nl-BE"/>
+        </w:rPr>
+      </w:pPr>
+    </w:p>
+    <w:p>
+      <w:pPr>
+        <w:spacing w:line="259" w:lineRule="auto"/>
+        <w:rPr>
+          <w:rFonts w:cstheme="minorHAnsi"/>
+          <w:b/>
+          <w:color w:val="24303B"/>
+          <w:sz w:val="24"/>
+          <w:szCs w:val="24"/>
+          <w:lang w:val="nl-BE"/>
+        </w:rPr>
+      </w:pPr>
+    </w:p>
+    <w:p>
+      <w:pPr>
+        <w:spacing w:line="259" w:lineRule="auto"/>
+        <w:rPr>
+          <w:rFonts w:cstheme="minorHAnsi"/>
+          <w:b/>
+          <w:color w:val="24303B"/>
+          <w:sz w:val="24"/>
+          <w:szCs w:val="24"/>
+          <w:lang w:val="nl-BE"/>
+        </w:rPr>
+      </w:pPr>
+    </w:p>
+    <w:p>
+      <w:pPr>
+        <w:spacing w:line="259" w:lineRule="auto"/>
+        <w:rPr>
+          <w:rFonts w:cstheme="minorHAnsi"/>
+          <w:b/>
+          <w:color w:val="24303B"/>
+          <w:sz w:val="24"/>
+          <w:szCs w:val="24"/>
+          <w:lang w:val="nl-BE"/>
+        </w:rPr>
+      </w:pPr>
+    </w:p>
+    <w:p>
+      <w:pPr>
+        <w:spacing w:line="259" w:lineRule="auto"/>
+        <w:rPr>
+          <w:rFonts w:cstheme="minorHAnsi"/>
+          <w:b/>
+          <w:color w:val="24303B"/>
+          <w:sz w:val="24"/>
+          <w:szCs w:val="24"/>
+          <w:lang w:val="nl-BE"/>
+        </w:rPr>
+      </w:pPr>
+    </w:p>
+    <w:p>
+      <w:pPr>
+        <w:spacing w:line="259" w:lineRule="auto"/>
+        <w:rPr>
+          <w:rFonts w:cstheme="minorHAnsi"/>
+          <w:b/>
+          <w:color w:val="24303B"/>
+          <w:sz w:val="24"/>
+          <w:szCs w:val="24"/>
+          <w:lang w:val="nl-BE"/>
+        </w:rPr>
+      </w:pPr>
+    </w:p>
+    <w:p>
+      <w:pPr>
+        <w:spacing w:line="259" w:lineRule="auto"/>
+        <w:rPr>
+          <w:rFonts w:cstheme="minorHAnsi"/>
+          <w:b/>
+          <w:color w:val="24303B"/>
+          <w:sz w:val="24"/>
+          <w:szCs w:val="24"/>
+          <w:lang w:val="nl-BE"/>
+        </w:rPr>
+      </w:pPr>
+    </w:p>
+    <w:p>
+      <w:pPr>
+        <w:spacing w:line="259" w:lineRule="auto"/>
+        <w:rPr>
+          <w:rFonts w:cstheme="minorHAnsi"/>
+          <w:b/>
+          <w:color w:val="24303B"/>
+          <w:sz w:val="24"/>
+          <w:szCs w:val="24"/>
+          <w:lang w:val="nl-BE"/>
+        </w:rPr>
+      </w:pPr>
+    </w:p>
+    <w:p>
+      <w:pPr>
+        <w:spacing w:line="259" w:lineRule="auto"/>
+        <w:rPr>
+          <w:rFonts w:cstheme="minorHAnsi"/>
+          <w:b/>
+          <w:color w:val="24303B"/>
+          <w:sz w:val="24"/>
+          <w:szCs w:val="24"/>
+          <w:lang w:val="nl-BE"/>
+        </w:rPr>
+      </w:pPr>
+    </w:p>
+    <w:p>
+      <w:pPr>
+        <w:spacing w:line="259" w:lineRule="auto"/>
+        <w:rPr>
+          <w:rFonts w:cstheme="minorHAnsi"/>
+          <w:b/>
+          <w:color w:val="24303B"/>
+          <w:sz w:val="24"/>
+          <w:szCs w:val="24"/>
+          <w:lang w:val="nl-BE"/>
+        </w:rPr>
+      </w:pPr>
+    </w:p>
+    <w:p>
+      <w:pPr>
+        <w:spacing w:line="259" w:lineRule="auto"/>
+        <w:rPr>
+          <w:rFonts w:cstheme="minorHAnsi"/>
+          <w:b/>
+          <w:color w:val="24303B"/>
+          <w:sz w:val="24"/>
+          <w:szCs w:val="24"/>
+          <w:lang w:val="nl-BE"/>
+        </w:rPr>
+      </w:pPr>
+    </w:p>
+    <w:p>
+      <w:pPr>
+        <w:spacing w:line="259" w:lineRule="auto"/>
+        <w:rPr>
+          <w:rFonts w:cstheme="minorHAnsi"/>
+          <w:b/>
+          <w:color w:val="24303B"/>
+          <w:sz w:val="24"/>
+          <w:szCs w:val="24"/>
+          <w:lang w:val="nl-BE"/>
+        </w:rPr>
+      </w:pPr>
+    </w:p>
+    <w:p>
+      <w:pPr>
+        <w:spacing w:line="259" w:lineRule="auto"/>
+        <w:rPr>
+          <w:rFonts w:cstheme="minorHAnsi"/>
+          <w:b/>
+          <w:color w:val="24303B"/>
+          <w:sz w:val="24"/>
+          <w:szCs w:val="24"/>
+          <w:lang w:val="nl-BE"/>
+        </w:rPr>
+      </w:pPr>
+    </w:p>
+    <w:p>
+      <w:pPr>
+        <w:spacing w:line="259" w:lineRule="auto"/>
+        <w:rPr>
+          <w:rFonts w:cstheme="minorHAnsi"/>
+          <w:b/>
+          <w:color w:val="24303B"/>
+          <w:sz w:val="24"/>
+          <w:szCs w:val="24"/>
+          <w:lang w:val="nl-BE"/>
+        </w:rPr>
+      </w:pPr>
+    </w:p>
+    <w:p>
+      <w:pPr>
+        <w:spacing w:line="259" w:lineRule="auto"/>
+        <w:rPr>
+          <w:rFonts w:cstheme="minorHAnsi"/>
+          <w:b/>
+          <w:color w:val="24303B"/>
+          <w:sz w:val="24"/>
+          <w:szCs w:val="24"/>
+          <w:lang w:val="nl-BE"/>
+        </w:rPr>
+      </w:pPr>
+    </w:p>
+    <w:p>
+      <w:pPr>
+        <w:spacing w:line="259" w:lineRule="auto"/>
+        <w:rPr>
+          <w:rFonts w:cstheme="minorHAnsi"/>
+          <w:b/>
+          <w:color w:val="24303B"/>
+          <w:sz w:val="24"/>
+          <w:szCs w:val="24"/>
+          <w:lang w:val="nl-BE"/>
+        </w:rPr>
+      </w:pPr>
+    </w:p>
+    <w:p>
+      <w:pPr>
+        <w:spacing w:line="259" w:lineRule="auto"/>
+        <w:rPr>
+          <w:rFonts w:cstheme="minorHAnsi"/>
+          <w:b/>
+          <w:color w:val="24303B"/>
+          <w:sz w:val="24"/>
+          <w:szCs w:val="24"/>
+          <w:lang w:val="nl-BE"/>
+        </w:rPr>
+      </w:pPr>
+    </w:p>
+    <w:p>
+      <w:pPr>
+        <w:spacing w:line="259" w:lineRule="auto"/>
+        <w:rPr>
+          <w:rFonts w:cstheme="minorHAnsi"/>
+          <w:b/>
+          <w:color w:val="24303B"/>
+          <w:sz w:val="24"/>
+          <w:szCs w:val="24"/>
+          <w:lang w:val="nl-BE"/>
+        </w:rPr>
+      </w:pPr>
+    </w:p>
+    <w:p>
+      <w:pPr>
+        <w:spacing w:line="259" w:lineRule="auto"/>
+        <w:rPr>
+          <w:rFonts w:cstheme="minorHAnsi"/>
+          <w:b/>
+          <w:color w:val="24303B"/>
+          <w:sz w:val="24"/>
+          <w:szCs w:val="24"/>
+          <w:lang w:val="nl-BE"/>
+        </w:rPr>
+      </w:pPr>
+    </w:p>
+    <w:p>
+      <w:pPr>
+        <w:spacing w:line="259" w:lineRule="auto"/>
+        <w:rPr>
+          <w:rFonts w:cstheme="minorHAnsi"/>
+          <w:b/>
+          <w:color w:val="24303B"/>
+          <w:sz w:val="24"/>
+          <w:szCs w:val="24"/>
+          <w:lang w:val="nl-BE"/>
+        </w:rPr>
+      </w:pPr>
+    </w:p>
+    <w:p>
+      <w:pPr>
+        <w:spacing w:line="259" w:lineRule="auto"/>
+        <w:rPr>
+          <w:rFonts w:cstheme="minorHAnsi"/>
+          <w:b/>
+          <w:color w:val="24303B"/>
+          <w:sz w:val="24"/>
+          <w:szCs w:val="24"/>
+          <w:lang w:val="nl-BE"/>
+        </w:rPr>
+      </w:pPr>
+    </w:p>
+    <w:p>
+      <w:pPr>
+        <w:spacing w:line="259" w:lineRule="auto"/>
+        <w:rPr>
+          <w:rFonts w:cstheme="minorHAnsi"/>
+          <w:b/>
+          <w:color w:val="24303B"/>
+          <w:sz w:val="24"/>
+          <w:szCs w:val="24"/>
+          <w:lang w:val="nl-BE"/>
+        </w:rPr>
+      </w:pPr>
     </w:p>
     <w:p>
       <w:pPr>
@@ -1035,13 +1111,14 @@
       </w:pPr>
       <w:r>
         <w:rPr>
-          <w:rFonts w:cstheme="minorHAnsi" w:ascii="Arial" w:hAnsi="Arial" w:eastAsia="Arial" w:cs="Arial"/>
+          <w:rFonts w:cstheme="minorHAnsi"/>
           <w:b/>
           <w:bCs/>
           <w:color w:val="123A5F"/>
           <w:sz w:val="36"/>
           <w:szCs w:val="36"/>
         </w:rPr>
+        <w:lastRenderedPageBreak/>
         <w:t>IMPLEMENTATION</w:t>
       </w:r>
     </w:p>
@@ -1056,7 +1133,6 @@
       </w:pPr>
       <w:r>
         <w:rPr>
-          <w:rFonts w:ascii="Arial" w:hAnsi="Arial" w:eastAsia="Arial" w:cs="Arial"/>
           <w:b/>
           <w:bCs/>
           <w:color w:val="0070C0"/>
@@ -1064,11 +1140,10 @@
           <w:szCs w:val="26"/>
           <w:lang w:val="en-GB"/>
         </w:rPr>
-        <w:t>2. What is delivered (</w:t>
-      </w:r>
-      <w:r>
-        <w:rPr>
-          <w:rFonts w:ascii="Arial" w:hAnsi="Arial" w:eastAsia="Arial" w:cs="Arial"/>
+        <w:t>What is delivered (</w:t>
+      </w:r>
+      <w:r>
+        <w:rPr>
           <w:i/>
           <w:iCs/>
           <w:color w:val="0070C0"/>
@@ -1092,7 +1167,6 @@
       </w:pPr>
       <w:r>
         <w:rPr>
-          <w:rFonts w:ascii="Arial" w:hAnsi="Arial" w:eastAsia="Arial" w:cs="Arial"/>
           <w:b/>
           <w:bCs/>
           <w:color w:val="0070C0"/>
@@ -1100,11 +1174,10 @@
           <w:szCs w:val="24"/>
           <w:lang w:val="en-GB"/>
         </w:rPr>
-        <w:t>2E. Quality</w:t>
-      </w:r>
-      <w:r>
-        <w:rPr>
-          <w:rFonts w:ascii="Arial" w:hAnsi="Arial" w:eastAsia="Arial" w:cs="Arial"/>
+        <w:t>Quality</w:t>
+      </w:r>
+      <w:r>
+        <w:rPr>
           <w:color w:val="0070C0"/>
           <w:sz w:val="24"/>
           <w:szCs w:val="24"/>
@@ -1114,7 +1187,6 @@
       </w:r>
       <w:r>
         <w:rPr>
-          <w:rFonts w:ascii="Arial" w:hAnsi="Arial" w:eastAsia="Arial" w:cs="Arial"/>
           <w:i/>
           <w:iCs/>
           <w:color w:val="0070C0"/>
@@ -1137,9 +1209,8 @@
       </w:pPr>
       <w:r>
         <w:rPr>
-          <w:rFonts w:ascii="Arial" w:hAnsi="Arial" w:eastAsia="Arial" w:cs="Arial"/>
-          <w:color w:val="24303B"/>
-          <w:lang w:val="en-BE"/>
+          <w:color w:val="24303B"/>
+          <w:lang w:val="nl-BE"/>
         </w:rPr>
         <w:t xml:space="preserve">Er zijn geen juiste of foute antwoorden. </w:t>
       </w:r>
@@ -1156,7 +1227,6 @@
       </w:pPr>
       <w:r>
         <w:rPr>
-          <w:rFonts w:ascii="Arial" w:hAnsi="Arial" w:eastAsia="Arial" w:cs="Arial"/>
           <w:b/>
           <w:bCs/>
           <w:color w:val="123A5F"/>
@@ -1167,7 +1237,6 @@
       </w:r>
       <w:r>
         <w:rPr>
-          <w:rFonts w:ascii="Arial" w:hAnsi="Arial" w:eastAsia="Arial" w:cs="Arial"/>
           <w:b/>
           <w:bCs/>
           <w:color w:val="123A5F"/>
@@ -1181,20 +1250,19 @@
       <w:pPr>
         <w:jc w:val="both"/>
         <w:rPr>
-          <w:b w:val="1"/>
-          <w:bCs w:val="1"/>
+          <w:b/>
+          <w:bCs/>
           <w:highlight w:val="lightGray"/>
-          <w:lang w:val="en-US"/>
-        </w:rPr>
-      </w:pPr>
-      <w:r>
-        <w:rPr>
-          <w:rFonts w:ascii="Arial" w:hAnsi="Arial" w:eastAsia="Arial" w:cs="Arial"/>
-          <w:b w:val="1"/>
-          <w:bCs w:val="1"/>
+          <w:lang w:val="nl-BE"/>
+        </w:rPr>
+      </w:pPr>
+      <w:r>
+        <w:rPr>
+          <w:b/>
+          <w:bCs/>
           <w:color w:val="123A5F"/>
           <w:highlight w:val="lightGray"/>
-          <w:lang w:val="en-US"/>
+          <w:lang w:val="nl-BE"/>
         </w:rPr>
         <w:t>Algemene perceptie</w:t>
       </w:r>
@@ -1203,30 +1271,27 @@
       <w:pPr>
         <w:jc w:val="both"/>
         <w:rPr>
-          <w:lang w:val="en-US"/>
-        </w:rPr>
-      </w:pPr>
-      <w:r>
-        <w:rPr>
-          <w:rFonts w:ascii="Arial" w:hAnsi="Arial" w:eastAsia="Arial" w:cs="Arial"/>
-          <w:color w:val="24303B"/>
-          <w:lang w:val="en-US"/>
+          <w:lang w:val="nl-BE"/>
+        </w:rPr>
+      </w:pPr>
+      <w:r>
+        <w:rPr>
+          <w:color w:val="24303B"/>
+          <w:lang w:val="nl-BE"/>
         </w:rPr>
         <w:t xml:space="preserve">We willen graag weten hoe u de </w:t>
       </w:r>
       <w:r>
         <w:rPr>
-          <w:rFonts w:ascii="Arial" w:hAnsi="Arial" w:eastAsia="Arial" w:cs="Arial"/>
-          <w:color w:val="24303B"/>
-          <w:lang w:val="en-US"/>
+          <w:color w:val="24303B"/>
+          <w:lang w:val="nl-BE"/>
         </w:rPr>
         <w:t>consultaties</w:t>
       </w:r>
       <w:r>
         <w:rPr>
-          <w:rFonts w:ascii="Arial" w:hAnsi="Arial" w:eastAsia="Arial" w:cs="Arial"/>
-          <w:color w:val="24303B"/>
-          <w:lang w:val="en-US"/>
+          <w:color w:val="24303B"/>
+          <w:lang w:val="nl-BE"/>
         </w:rPr>
         <w:t xml:space="preserve"> heeft ervaren.</w:t>
       </w:r>
@@ -1239,25 +1304,47 @@
         </w:numPr>
         <w:spacing w:after="0" w:line="257" w:lineRule="auto"/>
         <w:jc w:val="both"/>
-        <w:rPr>
-          <w:lang w:val="en-US"/>
-        </w:rPr>
-      </w:pPr>
-      <w:r>
-        <w:rPr>
-          <w:rFonts w:ascii="Arial" w:hAnsi="Arial" w:eastAsia="Arial" w:cs="Arial"/>
-          <w:color w:val="24303B"/>
-          <w:lang w:val="en-US"/>
+      </w:pPr>
+      <w:r>
+        <w:rPr>
+          <w:color w:val="24303B"/>
+          <w:lang w:val="nl-BE"/>
         </w:rPr>
         <w:t xml:space="preserve">Hoe heeft u de interventies van de afgelopen maanden in het algemeen ervaren? </w:t>
       </w:r>
       <w:r>
         <w:rPr>
-          <w:rFonts w:ascii="Arial" w:hAnsi="Arial" w:eastAsia="Arial" w:cs="Arial"/>
-          <w:color w:val="24303B"/>
-          <w:lang w:val="en-US"/>
-        </w:rPr>
-        <w:t>(algemene ervaring)</w:t>
+          <w:color w:val="24303B"/>
+        </w:rPr>
+        <w:t>(</w:t>
+      </w:r>
+      <w:proofErr w:type="spellStart"/>
+      <w:r>
+        <w:rPr>
+          <w:color w:val="24303B"/>
+        </w:rPr>
+        <w:t>algemene</w:t>
+      </w:r>
+      <w:proofErr w:type="spellEnd"/>
+      <w:r>
+        <w:rPr>
+          <w:color w:val="24303B"/>
+        </w:rPr>
+        <w:t xml:space="preserve"> </w:t>
+      </w:r>
+      <w:proofErr w:type="spellStart"/>
+      <w:r>
+        <w:rPr>
+          <w:color w:val="24303B"/>
+        </w:rPr>
+        <w:t>ervaring</w:t>
+      </w:r>
+      <w:proofErr w:type="spellEnd"/>
+      <w:r>
+        <w:rPr>
+          <w:color w:val="24303B"/>
+        </w:rPr>
+        <w:t>)</w:t>
       </w:r>
     </w:p>
     <w:p>
@@ -1266,21 +1353,19 @@
         <w:ind w:left="720"/>
         <w:jc w:val="both"/>
         <w:rPr>
-          <w:lang w:val="en-US"/>
-        </w:rPr>
-      </w:pPr>
-      <w:r>
-        <w:rPr>
-          <w:rFonts w:ascii="Wingdings" w:hAnsi="Wingdings" w:eastAsia="Wingdings" w:cs="Calibri" w:cstheme="minorAscii"/>
-          <w:lang w:val="en-US"/>
+          <w:lang w:val="nl-BE"/>
+        </w:rPr>
+      </w:pPr>
+      <w:r>
+        <w:rPr>
+          <w:rFonts w:ascii="Wingdings" w:eastAsia="Wingdings" w:hAnsi="Wingdings" w:cstheme="minorBidi"/>
         </w:rPr>
         <w:t>è</w:t>
       </w:r>
       <w:r>
         <w:rPr>
-          <w:rFonts w:ascii="Arial" w:hAnsi="Arial" w:eastAsia="Arial" w:cs="Arial"/>
-          <w:color w:val="24303B"/>
-          <w:lang w:val="en-US"/>
+          <w:color w:val="24303B"/>
+          <w:lang w:val="nl-BE"/>
         </w:rPr>
         <w:t xml:space="preserve">Wat vond u goed aan de sessies? </w:t>
       </w:r>
@@ -1291,21 +1376,19 @@
         <w:ind w:left="720"/>
         <w:jc w:val="both"/>
         <w:rPr>
-          <w:lang w:val="en-US"/>
-        </w:rPr>
-      </w:pPr>
-      <w:r>
-        <w:rPr>
-          <w:rFonts w:ascii="Wingdings" w:hAnsi="Wingdings" w:eastAsia="Wingdings" w:cs="Calibri" w:cstheme="minorAscii"/>
-          <w:lang w:val="en-US"/>
+          <w:lang w:val="nl-BE"/>
+        </w:rPr>
+      </w:pPr>
+      <w:r>
+        <w:rPr>
+          <w:rFonts w:ascii="Wingdings" w:eastAsia="Wingdings" w:hAnsi="Wingdings" w:cstheme="minorBidi"/>
         </w:rPr>
         <w:t>è</w:t>
       </w:r>
       <w:r>
         <w:rPr>
-          <w:rFonts w:ascii="Arial" w:hAnsi="Arial" w:eastAsia="Arial" w:cs="Arial"/>
-          <w:color w:val="24303B"/>
-          <w:lang w:val="en-US"/>
+          <w:color w:val="24303B"/>
+          <w:lang w:val="nl-BE"/>
         </w:rPr>
         <w:t xml:space="preserve">Wat vond u minder goed? </w:t>
       </w:r>
@@ -1316,21 +1399,19 @@
         <w:ind w:left="720"/>
         <w:jc w:val="both"/>
         <w:rPr>
-          <w:lang w:val="en-US"/>
-        </w:rPr>
-      </w:pPr>
-      <w:r>
-        <w:rPr>
-          <w:rFonts w:ascii="Wingdings" w:hAnsi="Wingdings" w:eastAsia="Wingdings" w:cs="Calibri" w:cstheme="minorAscii"/>
-          <w:lang w:val="en-US"/>
+          <w:lang w:val="nl-BE"/>
+        </w:rPr>
+      </w:pPr>
+      <w:r>
+        <w:rPr>
+          <w:rFonts w:ascii="Wingdings" w:eastAsia="Wingdings" w:hAnsi="Wingdings" w:cstheme="minorBidi"/>
         </w:rPr>
         <w:t>è</w:t>
       </w:r>
       <w:r>
         <w:rPr>
-          <w:rFonts w:ascii="Arial" w:hAnsi="Arial" w:eastAsia="Arial" w:cs="Arial"/>
-          <w:color w:val="24303B"/>
-          <w:lang w:val="en-US"/>
+          <w:color w:val="24303B"/>
+          <w:lang w:val="nl-BE"/>
         </w:rPr>
         <w:t>Hoe tevreden bent u over de sessies in het algemeen?</w:t>
       </w:r>
@@ -1341,7 +1422,7 @@
         <w:jc w:val="both"/>
         <w:rPr>
           <w:highlight w:val="lightGray"/>
-          <w:lang w:val="en-BE"/>
+          <w:lang w:val="nl-BE"/>
         </w:rPr>
       </w:pPr>
     </w:p>
@@ -1353,57 +1434,75 @@
         </w:numPr>
         <w:spacing w:after="0" w:line="257" w:lineRule="auto"/>
         <w:jc w:val="both"/>
-        <w:rPr>
-          <w:lang w:val="en-US"/>
-        </w:rPr>
-      </w:pPr>
-      <w:r>
-        <w:rPr>
-          <w:rFonts w:ascii="Arial" w:hAnsi="Arial" w:eastAsia="Arial" w:cs="Arial"/>
-          <w:color w:val="24303B"/>
-          <w:lang w:val="en-US"/>
+      </w:pPr>
+      <w:r>
+        <w:rPr>
+          <w:color w:val="24303B"/>
+          <w:lang w:val="nl-BE"/>
         </w:rPr>
         <w:t>Wat vond u van de</w:t>
       </w:r>
       <w:r>
         <w:rPr>
-          <w:rFonts w:ascii="Arial" w:hAnsi="Arial" w:eastAsia="Arial" w:cs="Arial"/>
-          <w:color w:val="24303B"/>
-          <w:lang w:val="en-US"/>
+          <w:color w:val="24303B"/>
+          <w:lang w:val="nl-BE"/>
         </w:rPr>
         <w:t xml:space="preserve"> kwaliteit </w:t>
       </w:r>
       <w:r>
         <w:rPr>
-          <w:rFonts w:ascii="Arial" w:hAnsi="Arial" w:eastAsia="Arial" w:cs="Arial"/>
-          <w:color w:val="24303B"/>
-          <w:lang w:val="en-US"/>
+          <w:color w:val="24303B"/>
+          <w:lang w:val="nl-BE"/>
         </w:rPr>
         <w:t>van de sessies</w:t>
       </w:r>
       <w:r>
         <w:rPr>
-          <w:rFonts w:ascii="Arial" w:hAnsi="Arial" w:eastAsia="Arial" w:cs="Arial"/>
-          <w:color w:val="24303B"/>
-          <w:lang w:val="en-US"/>
+          <w:color w:val="24303B"/>
+          <w:lang w:val="nl-BE"/>
         </w:rPr>
         <w:t>?</w:t>
       </w:r>
       <w:r>
         <w:rPr>
-          <w:rFonts w:ascii="Arial" w:hAnsi="Arial" w:eastAsia="Arial" w:cs="Arial"/>
-          <w:color w:val="24303B"/>
-          <w:lang w:val="en-US"/>
+          <w:color w:val="24303B"/>
+          <w:lang w:val="nl-BE"/>
         </w:rPr>
         <w:t xml:space="preserve"> </w:t>
       </w:r>
       <w:r>
         <w:rPr>
-          <w:rFonts w:ascii="Arial" w:hAnsi="Arial" w:eastAsia="Arial" w:cs="Arial"/>
-          <w:color w:val="24303B"/>
-          <w:lang w:val="en-US"/>
-        </w:rPr>
-        <w:t>(waargenomen kwaliteit)</w:t>
+          <w:color w:val="24303B"/>
+        </w:rPr>
+        <w:t>(</w:t>
+      </w:r>
+      <w:proofErr w:type="spellStart"/>
+      <w:r>
+        <w:rPr>
+          <w:color w:val="24303B"/>
+        </w:rPr>
+        <w:t>waargenomen</w:t>
+      </w:r>
+      <w:proofErr w:type="spellEnd"/>
+      <w:r>
+        <w:rPr>
+          <w:color w:val="24303B"/>
+        </w:rPr>
+        <w:t xml:space="preserve"> </w:t>
+      </w:r>
+      <w:proofErr w:type="spellStart"/>
+      <w:r>
+        <w:rPr>
+          <w:color w:val="24303B"/>
+        </w:rPr>
+        <w:t>kwaliteit</w:t>
+      </w:r>
+      <w:proofErr w:type="spellEnd"/>
+      <w:r>
+        <w:rPr>
+          <w:color w:val="24303B"/>
+        </w:rPr>
+        <w:t>)</w:t>
       </w:r>
     </w:p>
     <w:p>
@@ -1412,21 +1511,19 @@
         <w:ind w:left="720"/>
         <w:jc w:val="both"/>
         <w:rPr>
-          <w:lang w:val="en-US"/>
-        </w:rPr>
-      </w:pPr>
-      <w:r>
-        <w:rPr>
-          <w:rFonts w:ascii="Wingdings" w:hAnsi="Wingdings" w:eastAsia="Wingdings" w:cs="Calibri" w:cstheme="minorAscii"/>
-          <w:lang w:val="en-US"/>
+          <w:lang w:val="nl-BE"/>
+        </w:rPr>
+      </w:pPr>
+      <w:r>
+        <w:rPr>
+          <w:rFonts w:ascii="Wingdings" w:eastAsia="Wingdings" w:hAnsi="Wingdings" w:cstheme="minorBidi"/>
         </w:rPr>
         <w:t>è</w:t>
       </w:r>
       <w:r>
         <w:rPr>
-          <w:rFonts w:ascii="Arial" w:hAnsi="Arial" w:eastAsia="Arial" w:cs="Arial"/>
-          <w:color w:val="24303B"/>
-          <w:lang w:val="en-US"/>
+          <w:color w:val="24303B"/>
+          <w:lang w:val="nl-BE"/>
         </w:rPr>
         <w:t xml:space="preserve">Wat maakte een sessie voor u “goed”? </w:t>
       </w:r>
@@ -1437,21 +1534,19 @@
         <w:ind w:left="720"/>
         <w:jc w:val="both"/>
         <w:rPr>
-          <w:lang w:val="en-US"/>
-        </w:rPr>
-      </w:pPr>
-      <w:r>
-        <w:rPr>
-          <w:rFonts w:ascii="Wingdings" w:hAnsi="Wingdings" w:eastAsia="Wingdings" w:cs="Calibri" w:cstheme="minorAscii"/>
-          <w:lang w:val="en-US"/>
+          <w:lang w:val="nl-BE"/>
+        </w:rPr>
+      </w:pPr>
+      <w:r>
+        <w:rPr>
+          <w:rFonts w:ascii="Wingdings" w:eastAsia="Wingdings" w:hAnsi="Wingdings" w:cstheme="minorBidi"/>
         </w:rPr>
         <w:t>è</w:t>
       </w:r>
       <w:r>
         <w:rPr>
-          <w:rFonts w:ascii="Arial" w:hAnsi="Arial" w:eastAsia="Arial" w:cs="Arial"/>
-          <w:color w:val="24303B"/>
-          <w:lang w:val="en-US"/>
+          <w:color w:val="24303B"/>
+          <w:lang w:val="nl-BE"/>
         </w:rPr>
         <w:t xml:space="preserve">Zijn er sessies die er voor u echt uitsprongen? Waarom? </w:t>
       </w:r>
@@ -1462,21 +1557,19 @@
         <w:ind w:left="720"/>
         <w:jc w:val="both"/>
         <w:rPr>
-          <w:lang w:val="en-US"/>
-        </w:rPr>
-      </w:pPr>
-      <w:r>
-        <w:rPr>
-          <w:rFonts w:ascii="Wingdings" w:hAnsi="Wingdings" w:eastAsia="Wingdings" w:cs="Calibri" w:cstheme="minorAscii"/>
-          <w:lang w:val="en-US"/>
+          <w:lang w:val="nl-BE"/>
+        </w:rPr>
+      </w:pPr>
+      <w:r>
+        <w:rPr>
+          <w:rFonts w:ascii="Wingdings" w:eastAsia="Wingdings" w:hAnsi="Wingdings" w:cstheme="minorBidi"/>
         </w:rPr>
         <w:t>è</w:t>
       </w:r>
       <w:r>
         <w:rPr>
-          <w:rFonts w:ascii="Arial" w:hAnsi="Arial" w:eastAsia="Arial" w:cs="Arial"/>
-          <w:color w:val="24303B"/>
-          <w:lang w:val="en-US"/>
+          <w:color w:val="24303B"/>
+          <w:lang w:val="nl-BE"/>
         </w:rPr>
         <w:t>Waren er momenten waarop u minder tevreden was?</w:t>
       </w:r>
@@ -1487,7 +1580,7 @@
         <w:ind w:left="720"/>
         <w:jc w:val="both"/>
         <w:rPr>
-          <w:lang w:val="en-BE"/>
+          <w:lang w:val="nl-BE"/>
         </w:rPr>
       </w:pPr>
     </w:p>
@@ -1499,17 +1592,33 @@
         </w:numPr>
         <w:spacing w:after="0" w:line="257" w:lineRule="auto"/>
         <w:jc w:val="both"/>
-        <w:rPr>
-          <w:lang w:val="en-US"/>
-        </w:rPr>
-      </w:pPr>
-      <w:r>
-        <w:rPr>
-          <w:rFonts w:ascii="Arial" w:hAnsi="Arial" w:eastAsia="Arial" w:cs="Arial"/>
-          <w:color w:val="24303B"/>
-          <w:lang w:val="en-US"/>
-        </w:rPr>
-        <w:t>In hoeverre vond u de sessies nuttig of waardevol voor uzelf?  (relevantie-meerwaarde)</w:t>
+      </w:pPr>
+      <w:r>
+        <w:rPr>
+          <w:color w:val="24303B"/>
+          <w:lang w:val="nl-BE"/>
+        </w:rPr>
+        <w:t xml:space="preserve">In hoeverre vond u de sessies nuttig of waardevol voor uzelf?  </w:t>
+      </w:r>
+      <w:r>
+        <w:rPr>
+          <w:color w:val="24303B"/>
+        </w:rPr>
+        <w:t>(</w:t>
+      </w:r>
+      <w:proofErr w:type="spellStart"/>
+      <w:r>
+        <w:rPr>
+          <w:color w:val="24303B"/>
+        </w:rPr>
+        <w:t>relevantie-meerwaarde</w:t>
+      </w:r>
+      <w:proofErr w:type="spellEnd"/>
+      <w:r>
+        <w:rPr>
+          <w:color w:val="24303B"/>
+        </w:rPr>
+        <w:t>)</w:t>
       </w:r>
     </w:p>
     <w:p>
@@ -1518,21 +1627,19 @@
         <w:ind w:left="720"/>
         <w:jc w:val="both"/>
         <w:rPr>
-          <w:lang w:val="en-US"/>
-        </w:rPr>
-      </w:pPr>
-      <w:r>
-        <w:rPr>
-          <w:rFonts w:ascii="Wingdings" w:hAnsi="Wingdings" w:eastAsia="Wingdings" w:cs="Calibri" w:cstheme="minorAscii"/>
-          <w:lang w:val="en-US"/>
+          <w:lang w:val="nl-BE"/>
+        </w:rPr>
+      </w:pPr>
+      <w:r>
+        <w:rPr>
+          <w:rFonts w:ascii="Wingdings" w:eastAsia="Wingdings" w:hAnsi="Wingdings" w:cstheme="minorBidi"/>
         </w:rPr>
         <w:t>è</w:t>
       </w:r>
       <w:r>
         <w:rPr>
-          <w:rFonts w:ascii="Arial" w:hAnsi="Arial" w:eastAsia="Arial" w:cs="Arial"/>
-          <w:color w:val="24303B"/>
-          <w:lang w:val="en-US"/>
+          <w:color w:val="24303B"/>
+          <w:lang w:val="nl-BE"/>
         </w:rPr>
         <w:t xml:space="preserve">Heeft u er iets uit geleerd? </w:t>
       </w:r>
@@ -1543,21 +1650,19 @@
         <w:ind w:left="720"/>
         <w:jc w:val="both"/>
         <w:rPr>
-          <w:lang w:val="en-US"/>
-        </w:rPr>
-      </w:pPr>
-      <w:r>
-        <w:rPr>
-          <w:rFonts w:ascii="Wingdings" w:hAnsi="Wingdings" w:eastAsia="Wingdings" w:cs="Calibri" w:cstheme="minorAscii"/>
-          <w:lang w:val="en-US"/>
+          <w:lang w:val="nl-BE"/>
+        </w:rPr>
+      </w:pPr>
+      <w:r>
+        <w:rPr>
+          <w:rFonts w:ascii="Wingdings" w:eastAsia="Wingdings" w:hAnsi="Wingdings" w:cstheme="minorBidi"/>
         </w:rPr>
         <w:t>è</w:t>
       </w:r>
       <w:r>
         <w:rPr>
-          <w:rFonts w:ascii="Arial" w:hAnsi="Arial" w:eastAsia="Arial" w:cs="Arial"/>
-          <w:color w:val="24303B"/>
-          <w:lang w:val="en-US"/>
+          <w:color w:val="24303B"/>
+          <w:lang w:val="nl-BE"/>
         </w:rPr>
         <w:t>Heeft het u geholpen in uw dagelijks leven of behandeling?</w:t>
       </w:r>
@@ -1568,7 +1673,7 @@
         <w:jc w:val="both"/>
         <w:rPr>
           <w:highlight w:val="lightGray"/>
-          <w:lang w:val="en-BE"/>
+          <w:lang w:val="nl-BE"/>
         </w:rPr>
       </w:pPr>
     </w:p>
@@ -1580,17 +1685,33 @@
         </w:numPr>
         <w:spacing w:after="0" w:line="257" w:lineRule="auto"/>
         <w:jc w:val="both"/>
-        <w:rPr>
-          <w:lang w:val="en-US"/>
-        </w:rPr>
-      </w:pPr>
-      <w:r>
-        <w:rPr>
-          <w:rFonts w:ascii="Arial" w:hAnsi="Arial" w:eastAsia="Arial" w:cs="Arial"/>
-          <w:color w:val="24303B"/>
-          <w:lang w:val="en-US"/>
-        </w:rPr>
-        <w:t>Waren de uitleg en informatie tijdens de sessies duidelijk voor u? (duidelijkheid)</w:t>
+      </w:pPr>
+      <w:r>
+        <w:rPr>
+          <w:color w:val="24303B"/>
+          <w:lang w:val="nl-BE"/>
+        </w:rPr>
+        <w:t xml:space="preserve">Waren de uitleg en informatie tijdens de sessies duidelijk voor u? </w:t>
+      </w:r>
+      <w:r>
+        <w:rPr>
+          <w:color w:val="24303B"/>
+        </w:rPr>
+        <w:t>(</w:t>
+      </w:r>
+      <w:proofErr w:type="spellStart"/>
+      <w:r>
+        <w:rPr>
+          <w:color w:val="24303B"/>
+        </w:rPr>
+        <w:t>duidelijkheid</w:t>
+      </w:r>
+      <w:proofErr w:type="spellEnd"/>
+      <w:r>
+        <w:rPr>
+          <w:color w:val="24303B"/>
+        </w:rPr>
+        <w:t>)</w:t>
       </w:r>
     </w:p>
     <w:p>
@@ -1599,21 +1720,19 @@
         <w:ind w:left="720"/>
         <w:jc w:val="both"/>
         <w:rPr>
-          <w:lang w:val="en-US"/>
-        </w:rPr>
-      </w:pPr>
-      <w:r>
-        <w:rPr>
-          <w:rFonts w:ascii="Wingdings" w:hAnsi="Wingdings" w:eastAsia="Wingdings" w:cs="Calibri" w:cstheme="minorAscii"/>
-          <w:lang w:val="en-US"/>
+          <w:lang w:val="nl-BE"/>
+        </w:rPr>
+      </w:pPr>
+      <w:r>
+        <w:rPr>
+          <w:rFonts w:ascii="Wingdings" w:eastAsia="Wingdings" w:hAnsi="Wingdings" w:cstheme="minorBidi"/>
         </w:rPr>
         <w:t>è</w:t>
       </w:r>
       <w:r>
         <w:rPr>
-          <w:rFonts w:ascii="Arial" w:hAnsi="Arial" w:eastAsia="Arial" w:cs="Arial"/>
-          <w:color w:val="24303B"/>
-          <w:lang w:val="en-US"/>
+          <w:color w:val="24303B"/>
+          <w:lang w:val="nl-BE"/>
         </w:rPr>
         <w:t xml:space="preserve">Waren er dingen die moeilijk te begrijpen waren? </w:t>
       </w:r>
@@ -1624,53 +1743,47 @@
         <w:ind w:left="720"/>
         <w:jc w:val="both"/>
         <w:rPr>
-          <w:lang w:val="en-US"/>
-        </w:rPr>
-      </w:pPr>
-      <w:r>
-        <w:rPr>
-          <w:rFonts w:ascii="Wingdings" w:hAnsi="Wingdings" w:eastAsia="Wingdings" w:cs="Calibri" w:cstheme="minorAscii"/>
-          <w:lang w:val="en-US"/>
+          <w:lang w:val="nl-BE"/>
+        </w:rPr>
+      </w:pPr>
+      <w:r>
+        <w:rPr>
+          <w:rFonts w:ascii="Wingdings" w:eastAsia="Wingdings" w:hAnsi="Wingdings" w:cstheme="minorBidi"/>
         </w:rPr>
         <w:t>è</w:t>
       </w:r>
       <w:r>
         <w:rPr>
-          <w:rFonts w:ascii="Arial" w:hAnsi="Arial" w:eastAsia="Arial" w:cs="Arial"/>
-          <w:color w:val="24303B"/>
-          <w:lang w:val="en-US"/>
+          <w:color w:val="24303B"/>
+          <w:lang w:val="nl-BE"/>
         </w:rPr>
         <w:t>Werd alle</w:t>
       </w:r>
       <w:r>
         <w:rPr>
-          <w:rFonts w:ascii="Arial" w:hAnsi="Arial" w:eastAsia="Arial" w:cs="Arial"/>
-          <w:color w:val="24303B"/>
-          <w:lang w:val="en-US"/>
+          <w:color w:val="24303B"/>
+          <w:lang w:val="nl-BE"/>
         </w:rPr>
         <w:t xml:space="preserve"> onderdelen van de interventie voldoende</w:t>
       </w:r>
       <w:r>
         <w:rPr>
-          <w:rFonts w:ascii="Arial" w:hAnsi="Arial" w:eastAsia="Arial" w:cs="Arial"/>
-          <w:color w:val="24303B"/>
-          <w:lang w:val="en-US"/>
+          <w:color w:val="24303B"/>
+          <w:lang w:val="nl-BE"/>
         </w:rPr>
         <w:t xml:space="preserve"> uitgelegd</w:t>
       </w:r>
       <w:r>
         <w:rPr>
-          <w:rFonts w:ascii="Arial" w:hAnsi="Arial" w:eastAsia="Arial" w:cs="Arial"/>
-          <w:color w:val="24303B"/>
-          <w:lang w:val="en-US"/>
+          <w:color w:val="24303B"/>
+          <w:lang w:val="nl-BE"/>
         </w:rPr>
         <w:t xml:space="preserve"> alsook de relatie tussen de onderdelen</w:t>
       </w:r>
       <w:r>
         <w:rPr>
-          <w:rFonts w:ascii="Arial" w:hAnsi="Arial" w:eastAsia="Arial" w:cs="Arial"/>
-          <w:color w:val="24303B"/>
-          <w:lang w:val="en-US"/>
+          <w:color w:val="24303B"/>
+          <w:lang w:val="nl-BE"/>
         </w:rPr>
         <w:t>?</w:t>
       </w:r>
@@ -1681,7 +1794,7 @@
         <w:ind w:left="720"/>
         <w:jc w:val="both"/>
         <w:rPr>
-          <w:lang w:val="en-BE"/>
+          <w:lang w:val="nl-BE"/>
         </w:rPr>
       </w:pPr>
     </w:p>
@@ -1693,17 +1806,33 @@
         </w:numPr>
         <w:spacing w:after="0" w:line="257" w:lineRule="auto"/>
         <w:jc w:val="both"/>
-        <w:rPr>
-          <w:lang w:val="en-US"/>
-        </w:rPr>
-      </w:pPr>
-      <w:r>
-        <w:rPr>
-          <w:rFonts w:ascii="Arial" w:hAnsi="Arial" w:eastAsia="Arial" w:cs="Arial"/>
-          <w:color w:val="24303B"/>
-          <w:lang w:val="en-US"/>
-        </w:rPr>
-        <w:t>Hoe vond u de opbouw en het verloop van de sessies? (structuur)</w:t>
+      </w:pPr>
+      <w:r>
+        <w:rPr>
+          <w:color w:val="24303B"/>
+          <w:lang w:val="nl-BE"/>
+        </w:rPr>
+        <w:t xml:space="preserve">Hoe vond u de opbouw en het verloop van de sessies? </w:t>
+      </w:r>
+      <w:r>
+        <w:rPr>
+          <w:color w:val="24303B"/>
+        </w:rPr>
+        <w:t>(</w:t>
+      </w:r>
+      <w:proofErr w:type="spellStart"/>
+      <w:r>
+        <w:rPr>
+          <w:color w:val="24303B"/>
+        </w:rPr>
+        <w:t>structuur</w:t>
+      </w:r>
+      <w:proofErr w:type="spellEnd"/>
+      <w:r>
+        <w:rPr>
+          <w:color w:val="24303B"/>
+        </w:rPr>
+        <w:t>)</w:t>
       </w:r>
     </w:p>
     <w:p>
@@ -1712,21 +1841,19 @@
         <w:ind w:left="720"/>
         <w:jc w:val="both"/>
         <w:rPr>
-          <w:lang w:val="en-US"/>
-        </w:rPr>
-      </w:pPr>
-      <w:r>
-        <w:rPr>
-          <w:rFonts w:ascii="Wingdings" w:hAnsi="Wingdings" w:eastAsia="Wingdings" w:cs="Calibri" w:cstheme="minorAscii"/>
-          <w:lang w:val="en-US"/>
+          <w:lang w:val="nl-BE"/>
+        </w:rPr>
+      </w:pPr>
+      <w:r>
+        <w:rPr>
+          <w:rFonts w:ascii="Wingdings" w:eastAsia="Wingdings" w:hAnsi="Wingdings" w:cstheme="minorBidi"/>
         </w:rPr>
         <w:t>è</w:t>
       </w:r>
       <w:r>
         <w:rPr>
-          <w:rFonts w:ascii="Arial" w:hAnsi="Arial" w:eastAsia="Arial" w:cs="Arial"/>
-          <w:color w:val="24303B"/>
-          <w:lang w:val="en-US"/>
+          <w:color w:val="24303B"/>
+          <w:lang w:val="nl-BE"/>
         </w:rPr>
         <w:t xml:space="preserve">Waren de sessies logisch opgebouwd? </w:t>
       </w:r>
@@ -1737,21 +1864,19 @@
         <w:ind w:left="720"/>
         <w:jc w:val="both"/>
         <w:rPr>
-          <w:lang w:val="en-US"/>
-        </w:rPr>
-      </w:pPr>
-      <w:r>
-        <w:rPr>
-          <w:rFonts w:ascii="Wingdings" w:hAnsi="Wingdings" w:eastAsia="Wingdings" w:cs="Calibri" w:cstheme="minorAscii"/>
-          <w:lang w:val="en-US"/>
+          <w:lang w:val="nl-BE"/>
+        </w:rPr>
+      </w:pPr>
+      <w:r>
+        <w:rPr>
+          <w:rFonts w:ascii="Wingdings" w:eastAsia="Wingdings" w:hAnsi="Wingdings" w:cstheme="minorBidi"/>
         </w:rPr>
         <w:t>è</w:t>
       </w:r>
       <w:r>
         <w:rPr>
-          <w:rFonts w:ascii="Arial" w:hAnsi="Arial" w:eastAsia="Arial" w:cs="Arial"/>
-          <w:color w:val="24303B"/>
-          <w:lang w:val="en-US"/>
+          <w:color w:val="24303B"/>
+          <w:lang w:val="nl-BE"/>
         </w:rPr>
         <w:t xml:space="preserve">Ging het te snel of te traag? </w:t>
       </w:r>
@@ -1762,21 +1887,19 @@
         <w:ind w:left="720"/>
         <w:jc w:val="both"/>
         <w:rPr>
-          <w:lang w:val="en-US"/>
-        </w:rPr>
-      </w:pPr>
-      <w:r>
-        <w:rPr>
-          <w:rFonts w:ascii="Wingdings" w:hAnsi="Wingdings" w:eastAsia="Wingdings" w:cs="Calibri" w:cstheme="minorAscii"/>
-          <w:lang w:val="en-US"/>
+          <w:lang w:val="nl-BE"/>
+        </w:rPr>
+      </w:pPr>
+      <w:r>
+        <w:rPr>
+          <w:rFonts w:ascii="Wingdings" w:eastAsia="Wingdings" w:hAnsi="Wingdings" w:cstheme="minorBidi"/>
         </w:rPr>
         <w:t>è</w:t>
       </w:r>
       <w:r>
         <w:rPr>
-          <w:rFonts w:ascii="Arial" w:hAnsi="Arial" w:eastAsia="Arial" w:cs="Arial"/>
-          <w:color w:val="24303B"/>
-          <w:lang w:val="en-US"/>
+          <w:color w:val="24303B"/>
+          <w:lang w:val="nl-BE"/>
         </w:rPr>
         <w:t>Was er voldoende tijd voor alles?</w:t>
       </w:r>
@@ -1787,7 +1910,7 @@
         <w:jc w:val="both"/>
         <w:rPr>
           <w:highlight w:val="lightGray"/>
-          <w:lang w:val="en-BE"/>
+          <w:lang w:val="nl-BE"/>
         </w:rPr>
       </w:pPr>
     </w:p>
@@ -1799,17 +1922,47 @@
         </w:numPr>
         <w:spacing w:after="0" w:line="257" w:lineRule="auto"/>
         <w:jc w:val="both"/>
-        <w:rPr>
-          <w:lang w:val="en-US"/>
-        </w:rPr>
-      </w:pPr>
-      <w:r>
-        <w:rPr>
-          <w:rFonts w:ascii="Arial" w:hAnsi="Arial" w:eastAsia="Arial" w:cs="Arial"/>
-          <w:color w:val="24303B"/>
-          <w:lang w:val="en-US"/>
-        </w:rPr>
-        <w:t>Hoe heeft u het contact met de zorgverlener ervaren tijdens de sessies? (interactie zorgverlener)</w:t>
+      </w:pPr>
+      <w:r>
+        <w:rPr>
+          <w:color w:val="24303B"/>
+          <w:lang w:val="nl-BE"/>
+        </w:rPr>
+        <w:t xml:space="preserve">Hoe heeft u het contact met de zorgverlener ervaren tijdens de sessies? </w:t>
+      </w:r>
+      <w:r>
+        <w:rPr>
+          <w:color w:val="24303B"/>
+        </w:rPr>
+        <w:t>(</w:t>
+      </w:r>
+      <w:proofErr w:type="spellStart"/>
+      <w:r>
+        <w:rPr>
+          <w:color w:val="24303B"/>
+        </w:rPr>
+        <w:t>interactie</w:t>
+      </w:r>
+      <w:proofErr w:type="spellEnd"/>
+      <w:r>
+        <w:rPr>
+          <w:color w:val="24303B"/>
+        </w:rPr>
+        <w:t xml:space="preserve"> </w:t>
+      </w:r>
+      <w:proofErr w:type="spellStart"/>
+      <w:r>
+        <w:rPr>
+          <w:color w:val="24303B"/>
+        </w:rPr>
+        <w:t>zorgverlener</w:t>
+      </w:r>
+      <w:proofErr w:type="spellEnd"/>
+      <w:r>
+        <w:rPr>
+          <w:color w:val="24303B"/>
+        </w:rPr>
+        <w:t>)</w:t>
       </w:r>
     </w:p>
     <w:p>
@@ -1818,21 +1971,19 @@
         <w:ind w:left="720"/>
         <w:jc w:val="both"/>
         <w:rPr>
-          <w:lang w:val="en-US"/>
-        </w:rPr>
-      </w:pPr>
-      <w:r>
-        <w:rPr>
-          <w:rFonts w:ascii="Wingdings" w:hAnsi="Wingdings" w:eastAsia="Wingdings" w:cs="Calibri" w:cstheme="minorAscii"/>
-          <w:lang w:val="en-US"/>
+          <w:lang w:val="nl-BE"/>
+        </w:rPr>
+      </w:pPr>
+      <w:r>
+        <w:rPr>
+          <w:rFonts w:ascii="Wingdings" w:eastAsia="Wingdings" w:hAnsi="Wingdings" w:cstheme="minorBidi"/>
         </w:rPr>
         <w:t>è</w:t>
       </w:r>
       <w:r>
         <w:rPr>
-          <w:rFonts w:ascii="Arial" w:hAnsi="Arial" w:eastAsia="Arial" w:cs="Arial"/>
-          <w:color w:val="24303B"/>
-          <w:lang w:val="en-US"/>
+          <w:color w:val="24303B"/>
+          <w:lang w:val="nl-BE"/>
         </w:rPr>
         <w:t xml:space="preserve">Voelde u zich gehoord en begrepen? </w:t>
       </w:r>
@@ -1843,21 +1994,19 @@
         <w:ind w:left="720"/>
         <w:jc w:val="both"/>
         <w:rPr>
-          <w:lang w:val="en-US"/>
-        </w:rPr>
-      </w:pPr>
-      <w:r>
-        <w:rPr>
-          <w:rFonts w:ascii="Wingdings" w:hAnsi="Wingdings" w:eastAsia="Wingdings" w:cs="Calibri" w:cstheme="minorAscii"/>
-          <w:lang w:val="en-US"/>
+          <w:lang w:val="nl-BE"/>
+        </w:rPr>
+      </w:pPr>
+      <w:r>
+        <w:rPr>
+          <w:rFonts w:ascii="Wingdings" w:eastAsia="Wingdings" w:hAnsi="Wingdings" w:cstheme="minorBidi"/>
         </w:rPr>
         <w:t>è</w:t>
       </w:r>
       <w:r>
         <w:rPr>
-          <w:rFonts w:ascii="Arial" w:hAnsi="Arial" w:eastAsia="Arial" w:cs="Arial"/>
-          <w:color w:val="24303B"/>
-          <w:lang w:val="en-US"/>
+          <w:color w:val="24303B"/>
+          <w:lang w:val="nl-BE"/>
         </w:rPr>
         <w:t xml:space="preserve">Was er ruimte om vragen te stellen? </w:t>
       </w:r>
@@ -1868,21 +2017,19 @@
         <w:ind w:left="720"/>
         <w:jc w:val="both"/>
         <w:rPr>
-          <w:lang w:val="en-US"/>
-        </w:rPr>
-      </w:pPr>
-      <w:r>
-        <w:rPr>
-          <w:rFonts w:ascii="Wingdings" w:hAnsi="Wingdings" w:eastAsia="Wingdings" w:cs="Calibri" w:cstheme="minorAscii"/>
-          <w:lang w:val="en-US"/>
+          <w:lang w:val="nl-BE"/>
+        </w:rPr>
+      </w:pPr>
+      <w:r>
+        <w:rPr>
+          <w:rFonts w:ascii="Wingdings" w:eastAsia="Wingdings" w:hAnsi="Wingdings" w:cstheme="minorBidi"/>
         </w:rPr>
         <w:t>è</w:t>
       </w:r>
       <w:r>
         <w:rPr>
-          <w:rFonts w:ascii="Arial" w:hAnsi="Arial" w:eastAsia="Arial" w:cs="Arial"/>
-          <w:color w:val="24303B"/>
-          <w:lang w:val="en-US"/>
+          <w:color w:val="24303B"/>
+          <w:lang w:val="nl-BE"/>
         </w:rPr>
         <w:t>Werd er rekening gehouden met uw situatie?</w:t>
       </w:r>
@@ -1900,7 +2047,7 @@
     </w:p>
     <w:p>
       <w:pPr>
-        <w:pStyle w:val="ListParagraph"/>
+        <w:pStyle w:val="Lijstalinea"/>
         <w:rPr>
           <w:rFonts w:cstheme="minorHAnsi"/>
           <w:sz w:val="24"/>
@@ -1911,7 +2058,7 @@
     </w:p>
     <w:p>
       <w:pPr>
-        <w:pStyle w:val="ListParagraph"/>
+        <w:pStyle w:val="Lijstalinea"/>
         <w:rPr>
           <w:rFonts w:cstheme="minorHAnsi"/>
           <w:sz w:val="24"/>
@@ -1931,7 +2078,6 @@
       </w:pPr>
       <w:r>
         <w:rPr>
-          <w:rFonts w:ascii="Arial" w:hAnsi="Arial" w:eastAsia="Arial" w:cs="Arial"/>
           <w:b/>
           <w:color w:val="123A5F"/>
           <w:sz w:val="36"/>
@@ -1942,7 +2088,6 @@
       </w:r>
       <w:r>
         <w:rPr>
-          <w:rFonts w:ascii="Arial" w:hAnsi="Arial" w:eastAsia="Arial" w:cs="Arial"/>
           <w:b/>
           <w:color w:val="123A5F"/>
           <w:sz w:val="20"/>
@@ -1960,7 +2105,7 @@
       </w:pPr>
       <w:r>
         <w:rPr>
-          <w:rFonts w:cstheme="minorHAnsi" w:ascii="Arial" w:hAnsi="Arial" w:eastAsia="Arial" w:cs="Arial"/>
+          <w:rFonts w:cstheme="minorHAnsi"/>
           <w:i/>
           <w:color w:val="24303B"/>
           <w:lang w:val="en-GB"/>
@@ -1979,18 +2124,16 @@
       </w:pPr>
       <w:r>
         <w:rPr>
-          <w:rFonts w:ascii="Arial" w:hAnsi="Arial" w:eastAsia="Arial" w:cs="Arial"/>
           <w:b/>
           <w:color w:val="0070C0"/>
           <w:sz w:val="24"/>
           <w:szCs w:val="24"/>
           <w:lang w:val="en-GB"/>
         </w:rPr>
-        <w:t>1. Responses and interactions</w:t>
-      </w:r>
-      <w:r>
-        <w:rPr>
-          <w:rFonts w:ascii="Arial" w:hAnsi="Arial" w:eastAsia="Arial" w:cs="Arial"/>
+        <w:t>Responses and interactions</w:t>
+      </w:r>
+      <w:r>
+        <w:rPr>
           <w:color w:val="0070C0"/>
           <w:sz w:val="24"/>
           <w:szCs w:val="24"/>
@@ -2000,7 +2143,6 @@
       </w:r>
       <w:r>
         <w:rPr>
-          <w:rFonts w:ascii="Arial" w:hAnsi="Arial" w:eastAsia="Arial" w:cs="Arial"/>
           <w:i/>
           <w:color w:val="24303B"/>
           <w:sz w:val="20"/>
@@ -2020,7 +2162,6 @@
       </w:pPr>
       <w:r>
         <w:rPr>
-          <w:rFonts w:ascii="Arial" w:hAnsi="Arial" w:eastAsia="Arial" w:cs="Arial"/>
           <w:b/>
           <w:bCs/>
           <w:color w:val="123A5F"/>
@@ -2031,7 +2172,6 @@
       </w:r>
       <w:r>
         <w:rPr>
-          <w:rFonts w:ascii="Arial" w:hAnsi="Arial" w:eastAsia="Arial" w:cs="Arial"/>
           <w:b/>
           <w:bCs/>
           <w:color w:val="123A5F"/>
@@ -2051,7 +2191,6 @@
       </w:pPr>
       <w:r>
         <w:rPr>
-          <w:rFonts w:ascii="Arial" w:hAnsi="Arial" w:eastAsia="Arial" w:cs="Arial"/>
           <w:b/>
           <w:bCs/>
           <w:color w:val="123A5F"/>
@@ -2080,15 +2219,15 @@
         </w:numPr>
         <w:spacing w:after="0" w:line="257" w:lineRule="auto"/>
         <w:rPr>
-          <w:rFonts w:cs="Calibri" w:cstheme="minorAscii"/>
-          <w:lang w:val="en-US"/>
-        </w:rPr>
-      </w:pPr>
-      <w:r>
-        <w:rPr>
-          <w:rFonts w:cs="Arial" w:cstheme="minorAscii" w:ascii="Arial" w:hAnsi="Arial" w:eastAsia="Arial"/>
-          <w:color w:val="24303B"/>
-          <w:lang w:val="en-US"/>
+          <w:rFonts w:cstheme="minorBidi"/>
+          <w:lang w:val="nl-BE"/>
+        </w:rPr>
+      </w:pPr>
+      <w:r>
+        <w:rPr>
+          <w:rFonts w:cstheme="minorBidi"/>
+          <w:color w:val="24303B"/>
+          <w:lang w:val="nl-BE"/>
         </w:rPr>
         <w:t xml:space="preserve">Hoe tevreden bent u in het algemeen over de PARADISE-interventie? </w:t>
       </w:r>
@@ -2098,22 +2237,21 @@
         <w:spacing w:after="0" w:line="257" w:lineRule="auto"/>
         <w:ind w:left="720"/>
         <w:rPr>
-          <w:rFonts w:cs="Calibri" w:cstheme="minorAscii"/>
-          <w:lang w:val="en-US"/>
-        </w:rPr>
-      </w:pPr>
-      <w:r>
-        <w:rPr>
-          <w:rFonts w:ascii="Wingdings" w:hAnsi="Wingdings" w:eastAsia="Wingdings" w:cs="Calibri" w:cstheme="minorAscii"/>
-          <w:lang w:val="en-US"/>
+          <w:rFonts w:cstheme="minorBidi"/>
+          <w:lang w:val="nl-BE"/>
+        </w:rPr>
+      </w:pPr>
+      <w:r>
+        <w:rPr>
+          <w:rFonts w:ascii="Wingdings" w:eastAsia="Wingdings" w:hAnsi="Wingdings" w:cstheme="minorBidi"/>
         </w:rPr>
         <w:t>è</w:t>
       </w:r>
       <w:r>
         <w:rPr>
-          <w:rFonts w:cs="Arial" w:cstheme="minorAscii" w:ascii="Arial" w:hAnsi="Arial" w:eastAsia="Arial"/>
-          <w:color w:val="24303B"/>
-          <w:lang w:val="en-US"/>
+          <w:rFonts w:cstheme="minorBidi"/>
+          <w:color w:val="24303B"/>
+          <w:lang w:val="nl-BE"/>
         </w:rPr>
         <w:t xml:space="preserve">Wat vond u positief? </w:t>
       </w:r>
@@ -2123,22 +2261,21 @@
         <w:spacing w:after="0" w:line="257" w:lineRule="auto"/>
         <w:ind w:left="720"/>
         <w:rPr>
-          <w:rFonts w:cs="Calibri" w:cstheme="minorAscii"/>
-          <w:lang w:val="en-US"/>
-        </w:rPr>
-      </w:pPr>
-      <w:r>
-        <w:rPr>
-          <w:rFonts w:ascii="Wingdings" w:hAnsi="Wingdings" w:eastAsia="Wingdings" w:cs="Calibri" w:cstheme="minorAscii"/>
-          <w:lang w:val="en-US"/>
+          <w:rFonts w:cstheme="minorBidi"/>
+          <w:lang w:val="nl-BE"/>
+        </w:rPr>
+      </w:pPr>
+      <w:r>
+        <w:rPr>
+          <w:rFonts w:ascii="Wingdings" w:eastAsia="Wingdings" w:hAnsi="Wingdings" w:cstheme="minorBidi"/>
         </w:rPr>
         <w:t>è</w:t>
       </w:r>
       <w:r>
         <w:rPr>
-          <w:rFonts w:cs="Arial" w:cstheme="minorAscii" w:ascii="Arial" w:hAnsi="Arial" w:eastAsia="Arial"/>
-          <w:color w:val="24303B"/>
-          <w:lang w:val="en-US"/>
+          <w:rFonts w:cstheme="minorBidi"/>
+          <w:color w:val="24303B"/>
+          <w:lang w:val="nl-BE"/>
         </w:rPr>
         <w:t xml:space="preserve">Wat vond u minder goed? </w:t>
       </w:r>
@@ -2148,24 +2285,54 @@
         <w:spacing w:after="0" w:line="257" w:lineRule="auto"/>
         <w:ind w:left="720"/>
         <w:rPr>
-          <w:rFonts w:cs="Calibri" w:cstheme="minorAscii"/>
-          <w:lang w:val="en-US"/>
-        </w:rPr>
-      </w:pPr>
-      <w:r>
-        <w:rPr>
-          <w:rFonts w:ascii="Wingdings" w:hAnsi="Wingdings" w:eastAsia="Wingdings" w:cs="Calibri" w:cstheme="minorAscii"/>
-          <w:lang w:val="en-US"/>
+          <w:rFonts w:cstheme="minorBidi"/>
+        </w:rPr>
+      </w:pPr>
+      <w:r>
+        <w:rPr>
+          <w:rFonts w:ascii="Wingdings" w:eastAsia="Wingdings" w:hAnsi="Wingdings" w:cstheme="minorBidi"/>
         </w:rPr>
         <w:t>è</w:t>
       </w:r>
       <w:r>
         <w:rPr>
-          <w:rFonts w:cs="Arial" w:cstheme="minorAscii" w:ascii="Arial" w:hAnsi="Arial" w:eastAsia="Arial"/>
-          <w:color w:val="24303B"/>
-          <w:lang w:val="en-US"/>
-        </w:rPr>
-        <w:t>Zou u deze interventie aanbevelen aan anderen? Waarom wel/niet?</w:t>
+          <w:rFonts w:cstheme="minorBidi"/>
+          <w:color w:val="24303B"/>
+          <w:lang w:val="nl-BE"/>
+        </w:rPr>
+        <w:t xml:space="preserve">Zou u deze interventie aanbevelen aan anderen? </w:t>
+      </w:r>
+      <w:proofErr w:type="spellStart"/>
+      <w:r>
+        <w:rPr>
+          <w:rFonts w:cstheme="minorBidi"/>
+          <w:color w:val="24303B"/>
+        </w:rPr>
+        <w:t>Waarom</w:t>
+      </w:r>
+      <w:proofErr w:type="spellEnd"/>
+      <w:r>
+        <w:rPr>
+          <w:rFonts w:cstheme="minorBidi"/>
+          <w:color w:val="24303B"/>
+        </w:rPr>
+        <w:t xml:space="preserve"> </w:t>
+      </w:r>
+      <w:proofErr w:type="spellStart"/>
+      <w:r>
+        <w:rPr>
+          <w:rFonts w:cstheme="minorBidi"/>
+          <w:color w:val="24303B"/>
+        </w:rPr>
+        <w:t>wel</w:t>
+      </w:r>
+      <w:proofErr w:type="spellEnd"/>
+      <w:r>
+        <w:rPr>
+          <w:rFonts w:cstheme="minorBidi"/>
+          <w:color w:val="24303B"/>
+        </w:rPr>
+        <w:t>/niet?</w:t>
       </w:r>
     </w:p>
     <w:p>
@@ -2185,15 +2352,15 @@
         </w:numPr>
         <w:spacing w:after="0" w:line="257" w:lineRule="auto"/>
         <w:rPr>
-          <w:rFonts w:cs="Calibri" w:cstheme="minorAscii"/>
-          <w:lang w:val="en-US"/>
-        </w:rPr>
-      </w:pPr>
-      <w:r>
-        <w:rPr>
-          <w:rFonts w:cs="Arial" w:cstheme="minorAscii" w:ascii="Arial" w:hAnsi="Arial" w:eastAsia="Arial"/>
-          <w:color w:val="24303B"/>
-          <w:lang w:val="en-US"/>
+          <w:rFonts w:cstheme="minorBidi"/>
+          <w:lang w:val="nl-BE"/>
+        </w:rPr>
+      </w:pPr>
+      <w:r>
+        <w:rPr>
+          <w:rFonts w:cstheme="minorBidi"/>
+          <w:color w:val="24303B"/>
+          <w:lang w:val="nl-BE"/>
         </w:rPr>
         <w:t xml:space="preserve">Hoe heeft u de interventie ervaren? </w:t>
       </w:r>
@@ -2203,22 +2370,21 @@
         <w:spacing w:after="0" w:line="257" w:lineRule="auto"/>
         <w:ind w:left="720"/>
         <w:rPr>
-          <w:rFonts w:cs="Calibri" w:cstheme="minorAscii"/>
-          <w:lang w:val="en-US"/>
-        </w:rPr>
-      </w:pPr>
-      <w:r>
-        <w:rPr>
-          <w:rFonts w:ascii="Wingdings" w:hAnsi="Wingdings" w:eastAsia="Wingdings" w:cs="Calibri" w:cstheme="minorAscii"/>
-          <w:lang w:val="en-US"/>
+          <w:rFonts w:cstheme="minorBidi"/>
+          <w:lang w:val="nl-BE"/>
+        </w:rPr>
+      </w:pPr>
+      <w:r>
+        <w:rPr>
+          <w:rFonts w:ascii="Wingdings" w:eastAsia="Wingdings" w:hAnsi="Wingdings" w:cstheme="minorBidi"/>
         </w:rPr>
         <w:t>è</w:t>
       </w:r>
       <w:r>
         <w:rPr>
-          <w:rFonts w:cs="Arial" w:cstheme="minorAscii" w:ascii="Arial" w:hAnsi="Arial" w:eastAsia="Arial"/>
-          <w:color w:val="24303B"/>
-          <w:lang w:val="en-US"/>
+          <w:rFonts w:cstheme="minorBidi"/>
+          <w:color w:val="24303B"/>
+          <w:lang w:val="nl-BE"/>
         </w:rPr>
         <w:t xml:space="preserve">Vond u het aangenaam, belastend of neutraal? </w:t>
       </w:r>
@@ -2228,22 +2394,21 @@
         <w:spacing w:after="0" w:line="257" w:lineRule="auto"/>
         <w:ind w:left="720"/>
         <w:rPr>
-          <w:rFonts w:cs="Calibri" w:cstheme="minorAscii"/>
-          <w:lang w:val="en-US"/>
-        </w:rPr>
-      </w:pPr>
-      <w:r>
-        <w:rPr>
-          <w:rFonts w:ascii="Wingdings" w:hAnsi="Wingdings" w:eastAsia="Wingdings" w:cs="Calibri" w:cstheme="minorAscii"/>
-          <w:lang w:val="en-US"/>
+          <w:rFonts w:cstheme="minorBidi"/>
+          <w:lang w:val="nl-BE"/>
+        </w:rPr>
+      </w:pPr>
+      <w:r>
+        <w:rPr>
+          <w:rFonts w:ascii="Wingdings" w:eastAsia="Wingdings" w:hAnsi="Wingdings" w:cstheme="minorBidi"/>
         </w:rPr>
         <w:t>è</w:t>
       </w:r>
       <w:r>
         <w:rPr>
-          <w:rFonts w:cs="Arial" w:cstheme="minorAscii" w:ascii="Arial" w:hAnsi="Arial" w:eastAsia="Arial"/>
-          <w:color w:val="24303B"/>
-          <w:lang w:val="en-US"/>
+          <w:rFonts w:cstheme="minorBidi"/>
+          <w:color w:val="24303B"/>
+          <w:lang w:val="nl-BE"/>
         </w:rPr>
         <w:t xml:space="preserve">Was het haalbaar voor u om deel te nemen? </w:t>
       </w:r>
@@ -2253,7 +2418,7 @@
         <w:spacing w:after="0" w:line="257" w:lineRule="auto"/>
         <w:rPr>
           <w:rFonts w:cstheme="minorHAnsi"/>
-          <w:lang w:val="en-BE"/>
+          <w:lang w:val="nl-BE"/>
         </w:rPr>
       </w:pPr>
     </w:p>
@@ -2265,15 +2430,15 @@
         </w:numPr>
         <w:spacing w:after="0" w:line="257" w:lineRule="auto"/>
         <w:rPr>
-          <w:rFonts w:cs="Calibri" w:cstheme="minorAscii"/>
-          <w:lang w:val="en-US"/>
-        </w:rPr>
-      </w:pPr>
-      <w:r>
-        <w:rPr>
-          <w:rFonts w:cs="Arial" w:cstheme="minorAscii" w:ascii="Arial" w:hAnsi="Arial" w:eastAsia="Arial"/>
-          <w:color w:val="24303B"/>
-          <w:lang w:val="en-US"/>
+          <w:rFonts w:cstheme="minorBidi"/>
+          <w:lang w:val="nl-BE"/>
+        </w:rPr>
+      </w:pPr>
+      <w:r>
+        <w:rPr>
+          <w:rFonts w:cstheme="minorBidi"/>
+          <w:color w:val="24303B"/>
+          <w:lang w:val="nl-BE"/>
         </w:rPr>
         <w:t xml:space="preserve">Hoe zou u de balans beschrijven tussen wat de interventie u opleverde en wat het van u vroeg? </w:t>
       </w:r>
@@ -2283,22 +2448,21 @@
         <w:spacing w:after="0" w:line="257" w:lineRule="auto"/>
         <w:ind w:left="720"/>
         <w:rPr>
-          <w:rFonts w:cs="Calibri" w:cstheme="minorAscii"/>
-          <w:lang w:val="en-US"/>
-        </w:rPr>
-      </w:pPr>
-      <w:r>
-        <w:rPr>
-          <w:rFonts w:ascii="Wingdings" w:hAnsi="Wingdings" w:eastAsia="Wingdings" w:cs="Calibri" w:cstheme="minorAscii"/>
-          <w:lang w:val="en-US"/>
+          <w:rFonts w:cstheme="minorBidi"/>
+          <w:lang w:val="nl-BE"/>
+        </w:rPr>
+      </w:pPr>
+      <w:r>
+        <w:rPr>
+          <w:rFonts w:ascii="Wingdings" w:eastAsia="Wingdings" w:hAnsi="Wingdings" w:cstheme="minorBidi"/>
         </w:rPr>
         <w:t>è</w:t>
       </w:r>
       <w:r>
         <w:rPr>
-          <w:rFonts w:cs="Arial" w:cstheme="minorAscii" w:ascii="Arial" w:hAnsi="Arial" w:eastAsia="Arial"/>
-          <w:color w:val="24303B"/>
-          <w:lang w:val="en-US"/>
+          <w:rFonts w:cstheme="minorBidi"/>
+          <w:color w:val="24303B"/>
+          <w:lang w:val="nl-BE"/>
         </w:rPr>
         <w:t xml:space="preserve">Was het de moeite waard voor u? </w:t>
       </w:r>
@@ -2308,22 +2472,21 @@
         <w:spacing w:after="0" w:line="257" w:lineRule="auto"/>
         <w:ind w:left="720"/>
         <w:rPr>
-          <w:rFonts w:cs="Calibri" w:cstheme="minorAscii"/>
-          <w:lang w:val="en-US"/>
-        </w:rPr>
-      </w:pPr>
-      <w:r>
-        <w:rPr>
-          <w:rFonts w:ascii="Wingdings" w:hAnsi="Wingdings" w:eastAsia="Wingdings" w:cs="Calibri" w:cstheme="minorAscii"/>
-          <w:lang w:val="en-US"/>
+          <w:rFonts w:cstheme="minorBidi"/>
+          <w:lang w:val="nl-BE"/>
+        </w:rPr>
+      </w:pPr>
+      <w:r>
+        <w:rPr>
+          <w:rFonts w:ascii="Wingdings" w:eastAsia="Wingdings" w:hAnsi="Wingdings" w:cstheme="minorBidi"/>
         </w:rPr>
         <w:t>è</w:t>
       </w:r>
       <w:r>
         <w:rPr>
-          <w:rFonts w:cs="Arial" w:cstheme="minorAscii" w:ascii="Arial" w:hAnsi="Arial" w:eastAsia="Arial"/>
-          <w:color w:val="24303B"/>
-          <w:lang w:val="en-US"/>
+          <w:rFonts w:cstheme="minorBidi"/>
+          <w:color w:val="24303B"/>
+          <w:lang w:val="nl-BE"/>
         </w:rPr>
         <w:t>Waren er drempels om deel te nemen?</w:t>
       </w:r>
@@ -2333,7 +2496,7 @@
         <w:spacing w:after="0" w:line="257" w:lineRule="auto"/>
         <w:rPr>
           <w:rFonts w:cstheme="minorHAnsi"/>
-          <w:lang w:val="en-BE"/>
+          <w:lang w:val="nl-BE"/>
         </w:rPr>
       </w:pPr>
     </w:p>
@@ -2345,15 +2508,15 @@
         </w:numPr>
         <w:spacing w:after="0" w:line="257" w:lineRule="auto"/>
         <w:rPr>
-          <w:rFonts w:cs="Calibri" w:cstheme="minorAscii"/>
-          <w:lang w:val="en-US"/>
-        </w:rPr>
-      </w:pPr>
-      <w:r>
-        <w:rPr>
-          <w:rFonts w:cs="Arial" w:cstheme="minorAscii" w:ascii="Arial" w:hAnsi="Arial" w:eastAsia="Arial"/>
-          <w:color w:val="24303B"/>
-          <w:lang w:val="en-US"/>
+          <w:rFonts w:cstheme="minorBidi"/>
+          <w:lang w:val="nl-BE"/>
+        </w:rPr>
+      </w:pPr>
+      <w:r>
+        <w:rPr>
+          <w:rFonts w:cstheme="minorBidi"/>
+          <w:color w:val="24303B"/>
+          <w:lang w:val="nl-BE"/>
         </w:rPr>
         <w:t xml:space="preserve">In welke mate voelde u zich betrokken bij de interventie? </w:t>
       </w:r>
@@ -2363,22 +2526,21 @@
         <w:spacing w:after="0" w:line="257" w:lineRule="auto"/>
         <w:ind w:left="720"/>
         <w:rPr>
-          <w:rFonts w:cs="Calibri" w:cstheme="minorAscii"/>
-          <w:lang w:val="en-US"/>
-        </w:rPr>
-      </w:pPr>
-      <w:r>
-        <w:rPr>
-          <w:rFonts w:ascii="Wingdings" w:hAnsi="Wingdings" w:eastAsia="Wingdings" w:cs="Calibri" w:cstheme="minorAscii"/>
-          <w:lang w:val="en-US"/>
+          <w:rFonts w:cstheme="minorBidi"/>
+          <w:lang w:val="nl-BE"/>
+        </w:rPr>
+      </w:pPr>
+      <w:r>
+        <w:rPr>
+          <w:rFonts w:ascii="Wingdings" w:eastAsia="Wingdings" w:hAnsi="Wingdings" w:cstheme="minorBidi"/>
         </w:rPr>
         <w:t>è</w:t>
       </w:r>
       <w:r>
         <w:rPr>
-          <w:rFonts w:cs="Arial" w:cstheme="minorAscii" w:ascii="Arial" w:hAnsi="Arial" w:eastAsia="Arial"/>
-          <w:color w:val="24303B"/>
-          <w:lang w:val="en-US"/>
+          <w:rFonts w:cstheme="minorBidi"/>
+          <w:color w:val="24303B"/>
+          <w:lang w:val="nl-BE"/>
         </w:rPr>
         <w:t xml:space="preserve">Had u het gevoel actief deel te nemen? </w:t>
       </w:r>
@@ -2388,22 +2550,21 @@
         <w:spacing w:after="0" w:line="257" w:lineRule="auto"/>
         <w:ind w:left="720"/>
         <w:rPr>
-          <w:rFonts w:cs="Calibri" w:cstheme="minorAscii"/>
-          <w:lang w:val="en-US"/>
-        </w:rPr>
-      </w:pPr>
-      <w:r>
-        <w:rPr>
-          <w:rFonts w:ascii="Wingdings" w:hAnsi="Wingdings" w:eastAsia="Wingdings" w:cs="Calibri" w:cstheme="minorAscii"/>
-          <w:lang w:val="en-US"/>
+          <w:rFonts w:cstheme="minorBidi"/>
+          <w:lang w:val="nl-BE"/>
+        </w:rPr>
+      </w:pPr>
+      <w:r>
+        <w:rPr>
+          <w:rFonts w:ascii="Wingdings" w:eastAsia="Wingdings" w:hAnsi="Wingdings" w:cstheme="minorBidi"/>
         </w:rPr>
         <w:t>è</w:t>
       </w:r>
       <w:r>
         <w:rPr>
-          <w:rFonts w:cs="Arial" w:cstheme="minorAscii" w:ascii="Arial" w:hAnsi="Arial" w:eastAsia="Arial"/>
-          <w:color w:val="24303B"/>
-          <w:lang w:val="en-US"/>
+          <w:rFonts w:cstheme="minorBidi"/>
+          <w:color w:val="24303B"/>
+          <w:lang w:val="nl-BE"/>
         </w:rPr>
         <w:t xml:space="preserve">Werd er naar uw mening geluisterd? </w:t>
       </w:r>
@@ -2413,22 +2574,21 @@
         <w:spacing w:after="0" w:line="257" w:lineRule="auto"/>
         <w:ind w:left="720"/>
         <w:rPr>
-          <w:rFonts w:cs="Calibri" w:cstheme="minorAscii"/>
-          <w:lang w:val="en-US"/>
-        </w:rPr>
-      </w:pPr>
-      <w:r>
-        <w:rPr>
-          <w:rFonts w:ascii="Wingdings" w:hAnsi="Wingdings" w:eastAsia="Wingdings" w:cs="Calibri" w:cstheme="minorAscii"/>
-          <w:lang w:val="en-US"/>
+          <w:rFonts w:cstheme="minorBidi"/>
+          <w:lang w:val="nl-BE"/>
+        </w:rPr>
+      </w:pPr>
+      <w:r>
+        <w:rPr>
+          <w:rFonts w:ascii="Wingdings" w:eastAsia="Wingdings" w:hAnsi="Wingdings" w:cstheme="minorBidi"/>
         </w:rPr>
         <w:t>è</w:t>
       </w:r>
       <w:r>
         <w:rPr>
-          <w:rFonts w:cs="Arial" w:cstheme="minorAscii" w:ascii="Arial" w:hAnsi="Arial" w:eastAsia="Arial"/>
-          <w:color w:val="24303B"/>
-          <w:lang w:val="en-US"/>
+          <w:rFonts w:cstheme="minorBidi"/>
+          <w:color w:val="24303B"/>
+          <w:lang w:val="nl-BE"/>
         </w:rPr>
         <w:t>Kon u meebeslissen of meedenken?</w:t>
       </w:r>
@@ -2439,7 +2599,7 @@
         <w:ind w:left="720"/>
         <w:rPr>
           <w:rFonts w:cstheme="minorHAnsi"/>
-          <w:lang w:val="en-BE"/>
+          <w:lang w:val="nl-BE"/>
         </w:rPr>
       </w:pPr>
     </w:p>
@@ -2451,15 +2611,15 @@
         </w:numPr>
         <w:spacing w:after="0" w:line="257" w:lineRule="auto"/>
         <w:rPr>
-          <w:rFonts w:cs="Calibri" w:cstheme="minorAscii"/>
-          <w:lang w:val="en-US"/>
-        </w:rPr>
-      </w:pPr>
-      <w:r>
-        <w:rPr>
-          <w:rFonts w:cs="Arial" w:cstheme="minorAscii" w:ascii="Arial" w:hAnsi="Arial" w:eastAsia="Arial"/>
-          <w:color w:val="24303B"/>
-          <w:lang w:val="en-US"/>
+          <w:rFonts w:cstheme="minorBidi"/>
+          <w:lang w:val="nl-BE"/>
+        </w:rPr>
+      </w:pPr>
+      <w:r>
+        <w:rPr>
+          <w:rFonts w:cstheme="minorBidi"/>
+          <w:color w:val="24303B"/>
+          <w:lang w:val="nl-BE"/>
         </w:rPr>
         <w:t xml:space="preserve">Wat zou volgens u verbeterd kunnen worden aan de interventie? </w:t>
       </w:r>
@@ -2469,22 +2629,21 @@
         <w:spacing w:after="0" w:line="257" w:lineRule="auto"/>
         <w:ind w:left="720"/>
         <w:rPr>
-          <w:rFonts w:cs="Calibri" w:cstheme="minorAscii"/>
-          <w:lang w:val="en-US"/>
-        </w:rPr>
-      </w:pPr>
-      <w:r>
-        <w:rPr>
-          <w:rFonts w:ascii="Wingdings" w:hAnsi="Wingdings" w:eastAsia="Wingdings" w:cs="Calibri" w:cstheme="minorAscii"/>
-          <w:lang w:val="en-US"/>
+          <w:rFonts w:cstheme="minorBidi"/>
+          <w:lang w:val="nl-BE"/>
+        </w:rPr>
+      </w:pPr>
+      <w:r>
+        <w:rPr>
+          <w:rFonts w:ascii="Wingdings" w:eastAsia="Wingdings" w:hAnsi="Wingdings" w:cstheme="minorBidi"/>
         </w:rPr>
         <w:t>è</w:t>
       </w:r>
       <w:r>
         <w:rPr>
-          <w:rFonts w:cs="Arial" w:cstheme="minorAscii" w:ascii="Arial" w:hAnsi="Arial" w:eastAsia="Arial"/>
-          <w:color w:val="24303B"/>
-          <w:lang w:val="en-US"/>
+          <w:rFonts w:cstheme="minorBidi"/>
+          <w:color w:val="24303B"/>
+          <w:lang w:val="nl-BE"/>
         </w:rPr>
         <w:t xml:space="preserve">Zijn er onderdelen die anders of eenvoudiger kunnen? </w:t>
       </w:r>
@@ -2494,22 +2653,21 @@
         <w:spacing w:after="0" w:line="257" w:lineRule="auto"/>
         <w:ind w:left="720"/>
         <w:rPr>
-          <w:rFonts w:cs="Calibri" w:cstheme="minorAscii"/>
-          <w:lang w:val="en-US"/>
-        </w:rPr>
-      </w:pPr>
-      <w:r>
-        <w:rPr>
-          <w:rFonts w:ascii="Wingdings" w:hAnsi="Wingdings" w:eastAsia="Wingdings" w:cs="Calibri" w:cstheme="minorAscii"/>
-          <w:lang w:val="en-US"/>
+          <w:rFonts w:cstheme="minorBidi"/>
+          <w:lang w:val="nl-BE"/>
+        </w:rPr>
+      </w:pPr>
+      <w:r>
+        <w:rPr>
+          <w:rFonts w:ascii="Wingdings" w:eastAsia="Wingdings" w:hAnsi="Wingdings" w:cstheme="minorBidi"/>
         </w:rPr>
         <w:t>è</w:t>
       </w:r>
       <w:r>
         <w:rPr>
-          <w:rFonts w:cs="Arial" w:cstheme="minorAscii" w:ascii="Arial" w:hAnsi="Arial" w:eastAsia="Arial"/>
-          <w:color w:val="24303B"/>
-          <w:lang w:val="en-US"/>
+          <w:rFonts w:cstheme="minorBidi"/>
+          <w:color w:val="24303B"/>
+          <w:lang w:val="nl-BE"/>
         </w:rPr>
         <w:t>Wat moet zeker behouden blijven?</w:t>
       </w:r>
@@ -2521,16 +2679,16 @@
           <w:rFonts w:cstheme="minorHAnsi"/>
           <w:sz w:val="24"/>
           <w:szCs w:val="24"/>
-          <w:lang w:val="en-BE"/>
-        </w:rPr>
-      </w:pPr>
-      <w:r>
-        <w:rPr>
-          <w:rFonts w:cstheme="minorHAnsi" w:ascii="Arial" w:hAnsi="Arial" w:eastAsia="Arial" w:cs="Arial"/>
+          <w:lang w:val="nl-BE"/>
+        </w:rPr>
+      </w:pPr>
+      <w:r>
+        <w:rPr>
+          <w:rFonts w:cstheme="minorHAnsi"/>
           <w:color w:val="24303B"/>
           <w:sz w:val="24"/>
           <w:szCs w:val="24"/>
-          <w:lang w:val="en-BE"/>
+          <w:lang w:val="nl-BE"/>
         </w:rPr>
         <w:br w:type="page"/>
       </w:r>
@@ -2542,12 +2700,10 @@
           <w:rFonts w:cstheme="minorHAnsi"/>
           <w:sz w:val="24"/>
           <w:szCs w:val="24"/>
-          <w:lang w:val="en-BE"/>
-        </w:rPr>
-      </w:pPr>
-      <w:r>
-        <w:rPr>
-          <w:rFonts w:ascii="Arial" w:hAnsi="Arial" w:eastAsia="Arial" w:cs="Arial"/>
+        </w:rPr>
+      </w:pPr>
+      <w:r>
+        <w:rPr>
           <w:b/>
           <w:bCs/>
           <w:color w:val="0070C0"/>
@@ -2555,11 +2711,11 @@
           <w:szCs w:val="24"/>
           <w:lang w:val="en-GB"/>
         </w:rPr>
-        <w:t>2. Mediators</w:t>
-      </w:r>
-      <w:r>
-        <w:rPr>
-          <w:rFonts w:ascii="Arial" w:hAnsi="Arial" w:eastAsia="Arial" w:cs="Arial"/>
+        <w:lastRenderedPageBreak/>
+        <w:t>Mediators</w:t>
+      </w:r>
+      <w:r>
+        <w:rPr>
           <w:color w:val="0070C0"/>
           <w:sz w:val="24"/>
           <w:szCs w:val="24"/>
@@ -2569,7 +2725,6 @@
       </w:r>
       <w:r>
         <w:rPr>
-          <w:rFonts w:ascii="Arial" w:hAnsi="Arial" w:eastAsia="Arial" w:cs="Arial"/>
           <w:i/>
           <w:color w:val="0070C0"/>
           <w:sz w:val="24"/>
@@ -2580,7 +2735,6 @@
       </w:r>
       <w:r>
         <w:rPr>
-          <w:rFonts w:ascii="Arial" w:hAnsi="Arial" w:eastAsia="Arial" w:cs="Arial"/>
           <w:color w:val="0070C0"/>
           <w:sz w:val="24"/>
           <w:szCs w:val="24"/>
@@ -2593,23 +2747,67 @@
       <w:pPr>
         <w:spacing w:line="259" w:lineRule="auto"/>
         <w:rPr>
-          <w:rFonts w:cs="Calibri" w:cstheme="minorAscii"/>
-          <w:b w:val="1"/>
-          <w:bCs w:val="1"/>
-          <w:lang w:val="en-US"/>
-        </w:rPr>
-      </w:pPr>
-      <w:r>
-        <w:rPr>
-          <w:rFonts w:cs="Arial" w:cstheme="minorAscii" w:ascii="Arial" w:hAnsi="Arial" w:eastAsia="Arial"/>
-          <w:b w:val="1"/>
-          <w:bCs w:val="1"/>
+          <w:rFonts w:cstheme="minorBidi"/>
+          <w:b/>
+          <w:bCs/>
+        </w:rPr>
+      </w:pPr>
+      <w:proofErr w:type="spellStart"/>
+      <w:r>
+        <w:rPr>
+          <w:rFonts w:cstheme="minorBidi"/>
+          <w:b/>
+          <w:bCs/>
           <w:color w:val="123A5F"/>
           <w:highlight w:val="lightGray"/>
-          <w:lang w:val="en-US"/>
-        </w:rPr>
-        <w:t>Therapeutische relatie / ondersteuning</w:t>
-      </w:r>
+        </w:rPr>
+        <w:t>Therapeutische</w:t>
+      </w:r>
+      <w:proofErr w:type="spellEnd"/>
+      <w:r>
+        <w:rPr>
+          <w:rFonts w:cstheme="minorBidi"/>
+          <w:b/>
+          <w:bCs/>
+          <w:color w:val="123A5F"/>
+          <w:highlight w:val="lightGray"/>
+        </w:rPr>
+        <w:t xml:space="preserve"> </w:t>
+      </w:r>
+      <w:proofErr w:type="spellStart"/>
+      <w:r>
+        <w:rPr>
+          <w:rFonts w:cstheme="minorBidi"/>
+          <w:b/>
+          <w:bCs/>
+          <w:color w:val="123A5F"/>
+          <w:highlight w:val="lightGray"/>
+        </w:rPr>
+        <w:t>relatie</w:t>
+      </w:r>
+      <w:proofErr w:type="spellEnd"/>
+      <w:r>
+        <w:rPr>
+          <w:rFonts w:cstheme="minorBidi"/>
+          <w:b/>
+          <w:bCs/>
+          <w:color w:val="123A5F"/>
+          <w:highlight w:val="lightGray"/>
+        </w:rPr>
+        <w:t xml:space="preserve"> / </w:t>
+      </w:r>
+      <w:proofErr w:type="spellStart"/>
+      <w:r>
+        <w:rPr>
+          <w:rFonts w:cstheme="minorBidi"/>
+          <w:b/>
+          <w:bCs/>
+          <w:color w:val="123A5F"/>
+          <w:highlight w:val="lightGray"/>
+        </w:rPr>
+        <w:t>ondersteuning</w:t>
+      </w:r>
+      <w:proofErr w:type="spellEnd"/>
     </w:p>
     <w:p>
       <w:pPr>
@@ -2619,15 +2817,15 @@
         </w:numPr>
         <w:spacing w:after="0" w:line="259" w:lineRule="auto"/>
         <w:rPr>
-          <w:rFonts w:cs="Calibri" w:cstheme="minorAscii"/>
-          <w:lang w:val="en-US"/>
-        </w:rPr>
-      </w:pPr>
-      <w:r>
-        <w:rPr>
-          <w:rFonts w:cs="Arial" w:cstheme="minorAscii" w:ascii="Arial" w:hAnsi="Arial" w:eastAsia="Arial"/>
-          <w:color w:val="24303B"/>
-          <w:lang w:val="en-US"/>
+          <w:rFonts w:cstheme="minorBidi"/>
+          <w:lang w:val="nl-BE"/>
+        </w:rPr>
+      </w:pPr>
+      <w:r>
+        <w:rPr>
+          <w:rFonts w:cstheme="minorBidi"/>
+          <w:color w:val="24303B"/>
+          <w:lang w:val="nl-BE"/>
         </w:rPr>
         <w:t xml:space="preserve">Hoe heeft u het contact met de zorgverlener tijdens de sessies ervaren? </w:t>
       </w:r>
@@ -2637,22 +2835,21 @@
         <w:spacing w:after="0" w:line="259" w:lineRule="auto"/>
         <w:ind w:left="720"/>
         <w:rPr>
-          <w:rFonts w:cs="Calibri" w:cstheme="minorAscii"/>
-          <w:lang w:val="en-US"/>
-        </w:rPr>
-      </w:pPr>
-      <w:r>
-        <w:rPr>
-          <w:rFonts w:ascii="Wingdings" w:hAnsi="Wingdings" w:eastAsia="Wingdings" w:cs="Wingdings"/>
-          <w:lang w:val="en-US"/>
+          <w:rFonts w:cstheme="minorBidi"/>
+          <w:lang w:val="nl-BE"/>
+        </w:rPr>
+      </w:pPr>
+      <w:r>
+        <w:rPr>
+          <w:rFonts w:ascii="Wingdings" w:eastAsia="Wingdings" w:hAnsi="Wingdings" w:cs="Wingdings"/>
         </w:rPr>
         <w:t>è</w:t>
       </w:r>
       <w:r>
         <w:rPr>
-          <w:rFonts w:cs="Arial" w:cstheme="minorAscii" w:ascii="Arial" w:hAnsi="Arial" w:eastAsia="Arial"/>
-          <w:color w:val="24303B"/>
-          <w:lang w:val="en-US"/>
+          <w:rFonts w:cstheme="minorBidi"/>
+          <w:color w:val="24303B"/>
+          <w:lang w:val="nl-BE"/>
         </w:rPr>
         <w:t xml:space="preserve">Voelde u zich gesteund en begrepen? </w:t>
       </w:r>
@@ -2662,22 +2859,21 @@
         <w:spacing w:after="0" w:line="259" w:lineRule="auto"/>
         <w:ind w:left="720"/>
         <w:rPr>
-          <w:rFonts w:cs="Calibri" w:cstheme="minorAscii"/>
-          <w:lang w:val="en-US"/>
-        </w:rPr>
-      </w:pPr>
-      <w:r>
-        <w:rPr>
-          <w:rFonts w:ascii="Wingdings" w:hAnsi="Wingdings" w:eastAsia="Wingdings" w:cs="Wingdings"/>
-          <w:lang w:val="en-US"/>
+          <w:rFonts w:cstheme="minorBidi"/>
+          <w:lang w:val="nl-BE"/>
+        </w:rPr>
+      </w:pPr>
+      <w:r>
+        <w:rPr>
+          <w:rFonts w:ascii="Wingdings" w:eastAsia="Wingdings" w:hAnsi="Wingdings" w:cs="Wingdings"/>
         </w:rPr>
         <w:t>è</w:t>
       </w:r>
       <w:r>
         <w:rPr>
-          <w:rFonts w:cs="Arial" w:cstheme="minorAscii" w:ascii="Arial" w:hAnsi="Arial" w:eastAsia="Arial"/>
-          <w:color w:val="24303B"/>
-          <w:lang w:val="en-US"/>
+          <w:rFonts w:cstheme="minorBidi"/>
+          <w:color w:val="24303B"/>
+          <w:lang w:val="nl-BE"/>
         </w:rPr>
         <w:t xml:space="preserve">Had u het gevoel dat er naar u geluisterd werd? </w:t>
       </w:r>
@@ -2687,22 +2883,21 @@
         <w:spacing w:after="0" w:line="259" w:lineRule="auto"/>
         <w:ind w:left="720"/>
         <w:rPr>
-          <w:rFonts w:cs="Calibri" w:cstheme="minorAscii"/>
-          <w:lang w:val="en-US"/>
-        </w:rPr>
-      </w:pPr>
-      <w:r>
-        <w:rPr>
-          <w:rFonts w:ascii="Wingdings" w:hAnsi="Wingdings" w:eastAsia="Wingdings" w:cs="Wingdings"/>
-          <w:lang w:val="en-US"/>
+          <w:rFonts w:cstheme="minorBidi"/>
+          <w:lang w:val="nl-BE"/>
+        </w:rPr>
+      </w:pPr>
+      <w:r>
+        <w:rPr>
+          <w:rFonts w:ascii="Wingdings" w:eastAsia="Wingdings" w:hAnsi="Wingdings" w:cs="Wingdings"/>
         </w:rPr>
         <w:t>è</w:t>
       </w:r>
       <w:r>
         <w:rPr>
-          <w:rFonts w:cs="Arial" w:cstheme="minorAscii" w:ascii="Arial" w:hAnsi="Arial" w:eastAsia="Arial"/>
-          <w:color w:val="24303B"/>
-          <w:lang w:val="en-US"/>
+          <w:rFonts w:cstheme="minorBidi"/>
+          <w:color w:val="24303B"/>
+          <w:lang w:val="nl-BE"/>
         </w:rPr>
         <w:t xml:space="preserve">Voelde u zich op uw gemak tijdens de sessies? </w:t>
       </w:r>
@@ -2712,22 +2907,21 @@
         <w:spacing w:after="0" w:line="259" w:lineRule="auto"/>
         <w:ind w:left="720"/>
         <w:rPr>
-          <w:rFonts w:cs="Calibri" w:cstheme="minorAscii"/>
-          <w:lang w:val="en-US"/>
-        </w:rPr>
-      </w:pPr>
-      <w:r>
-        <w:rPr>
-          <w:rFonts w:ascii="Wingdings" w:hAnsi="Wingdings" w:eastAsia="Wingdings" w:cs="Wingdings"/>
-          <w:lang w:val="en-US"/>
+          <w:rFonts w:cstheme="minorBidi"/>
+          <w:lang w:val="nl-BE"/>
+        </w:rPr>
+      </w:pPr>
+      <w:r>
+        <w:rPr>
+          <w:rFonts w:ascii="Wingdings" w:eastAsia="Wingdings" w:hAnsi="Wingdings" w:cs="Wingdings"/>
         </w:rPr>
         <w:t>è</w:t>
       </w:r>
       <w:r>
         <w:rPr>
-          <w:rFonts w:cs="Arial" w:cstheme="minorAscii" w:ascii="Arial" w:hAnsi="Arial" w:eastAsia="Arial"/>
-          <w:color w:val="24303B"/>
-          <w:lang w:val="en-US"/>
+          <w:rFonts w:cstheme="minorBidi"/>
+          <w:color w:val="24303B"/>
+          <w:lang w:val="nl-BE"/>
         </w:rPr>
         <w:t xml:space="preserve">In welke mate hielp dit contact u tijdens de behandeling? </w:t>
       </w:r>
@@ -2737,22 +2931,21 @@
         <w:spacing w:after="0" w:line="259" w:lineRule="auto"/>
         <w:ind w:left="720"/>
         <w:rPr>
-          <w:rFonts w:cs="Calibri" w:cstheme="minorAscii"/>
-          <w:lang w:val="en-US"/>
-        </w:rPr>
-      </w:pPr>
-      <w:r>
-        <w:rPr>
-          <w:rFonts w:ascii="Wingdings" w:hAnsi="Wingdings" w:eastAsia="Wingdings" w:cs="Wingdings"/>
-          <w:lang w:val="en-US"/>
+          <w:rFonts w:cstheme="minorBidi"/>
+          <w:lang w:val="nl-BE"/>
+        </w:rPr>
+      </w:pPr>
+      <w:r>
+        <w:rPr>
+          <w:rFonts w:ascii="Wingdings" w:eastAsia="Wingdings" w:hAnsi="Wingdings" w:cs="Wingdings"/>
         </w:rPr>
         <w:t>è</w:t>
       </w:r>
       <w:r>
         <w:rPr>
-          <w:rFonts w:cs="Arial" w:cstheme="minorAscii" w:ascii="Arial" w:hAnsi="Arial" w:eastAsia="Arial"/>
-          <w:color w:val="24303B"/>
-          <w:lang w:val="en-US"/>
+          <w:rFonts w:cstheme="minorBidi"/>
+          <w:color w:val="24303B"/>
+          <w:lang w:val="nl-BE"/>
         </w:rPr>
         <w:t xml:space="preserve">Had de samenwerking met de zorgverlener invloed op hoe u de therapie ervaarde? </w:t>
       </w:r>
@@ -2762,22 +2955,21 @@
         <w:spacing w:after="120" w:line="259" w:lineRule="auto"/>
         <w:ind w:left="720"/>
         <w:rPr>
-          <w:rFonts w:cs="Calibri" w:cstheme="minorAscii"/>
-          <w:lang w:val="en-US"/>
-        </w:rPr>
-      </w:pPr>
-      <w:r>
-        <w:rPr>
-          <w:rFonts w:ascii="Wingdings" w:hAnsi="Wingdings" w:eastAsia="Wingdings" w:cs="Wingdings"/>
-          <w:lang w:val="en-US"/>
+          <w:rFonts w:cstheme="minorBidi"/>
+          <w:lang w:val="nl-BE"/>
+        </w:rPr>
+      </w:pPr>
+      <w:r>
+        <w:rPr>
+          <w:rFonts w:ascii="Wingdings" w:eastAsia="Wingdings" w:hAnsi="Wingdings" w:cs="Wingdings"/>
         </w:rPr>
         <w:t>è</w:t>
       </w:r>
       <w:r>
         <w:rPr>
-          <w:rFonts w:cs="Arial" w:cstheme="minorAscii" w:ascii="Arial" w:hAnsi="Arial" w:eastAsia="Arial"/>
-          <w:color w:val="24303B"/>
-          <w:lang w:val="en-US"/>
+          <w:rFonts w:cstheme="minorBidi"/>
+          <w:color w:val="24303B"/>
+          <w:lang w:val="nl-BE"/>
         </w:rPr>
         <w:t xml:space="preserve">Had dit invloed op uw motivatie of vooruitgang? </w:t>
       </w:r>
@@ -2786,22 +2978,32 @@
       <w:pPr>
         <w:spacing w:after="0" w:line="259" w:lineRule="auto"/>
         <w:rPr>
-          <w:rFonts w:cs="Calibri" w:cstheme="minorAscii"/>
-          <w:b w:val="1"/>
-          <w:bCs w:val="1"/>
-          <w:lang w:val="en-US"/>
-        </w:rPr>
-      </w:pPr>
-      <w:r>
-        <w:rPr>
-          <w:rFonts w:cs="Arial" w:cstheme="minorAscii" w:ascii="Arial" w:hAnsi="Arial" w:eastAsia="Arial"/>
-          <w:b w:val="1"/>
-          <w:bCs w:val="1"/>
+          <w:rFonts w:cstheme="minorBidi"/>
+          <w:b/>
+          <w:bCs/>
+        </w:rPr>
+      </w:pPr>
+      <w:proofErr w:type="spellStart"/>
+      <w:r>
+        <w:rPr>
+          <w:rFonts w:cstheme="minorBidi"/>
+          <w:b/>
+          <w:bCs/>
           <w:color w:val="123A5F"/>
           <w:highlight w:val="lightGray"/>
-          <w:lang w:val="en-US"/>
-        </w:rPr>
-        <w:t>Motivatie en engagement</w:t>
+        </w:rPr>
+        <w:t>Motivatie</w:t>
+      </w:r>
+      <w:proofErr w:type="spellEnd"/>
+      <w:r>
+        <w:rPr>
+          <w:rFonts w:cstheme="minorBidi"/>
+          <w:b/>
+          <w:bCs/>
+          <w:color w:val="123A5F"/>
+          <w:highlight w:val="lightGray"/>
+        </w:rPr>
+        <w:t xml:space="preserve"> en engagement</w:t>
       </w:r>
     </w:p>
     <w:p>
@@ -2812,15 +3014,15 @@
         </w:numPr>
         <w:spacing w:after="0" w:line="259" w:lineRule="auto"/>
         <w:rPr>
-          <w:rFonts w:cs="Calibri" w:cstheme="minorAscii"/>
-          <w:lang w:val="en-US"/>
-        </w:rPr>
-      </w:pPr>
-      <w:r>
-        <w:rPr>
-          <w:rFonts w:cs="Arial" w:cstheme="minorAscii" w:ascii="Arial" w:hAnsi="Arial" w:eastAsia="Arial"/>
-          <w:color w:val="24303B"/>
-          <w:lang w:val="en-US"/>
+          <w:rFonts w:cstheme="minorBidi"/>
+          <w:lang w:val="nl-BE"/>
+        </w:rPr>
+      </w:pPr>
+      <w:r>
+        <w:rPr>
+          <w:rFonts w:cstheme="minorBidi"/>
+          <w:color w:val="24303B"/>
+          <w:lang w:val="nl-BE"/>
         </w:rPr>
         <w:t xml:space="preserve">Hoe gemotiveerd voelde u zich om deel te nemen aan de sessies? </w:t>
       </w:r>
@@ -2830,22 +3032,21 @@
         <w:spacing w:after="0" w:line="259" w:lineRule="auto"/>
         <w:ind w:left="720"/>
         <w:rPr>
-          <w:rFonts w:cs="Calibri" w:cstheme="minorAscii"/>
-          <w:lang w:val="en-US"/>
-        </w:rPr>
-      </w:pPr>
-      <w:r>
-        <w:rPr>
-          <w:rFonts w:ascii="Wingdings" w:hAnsi="Wingdings" w:eastAsia="Wingdings" w:cs="Wingdings"/>
-          <w:lang w:val="en-US"/>
+          <w:rFonts w:cstheme="minorBidi"/>
+          <w:lang w:val="nl-BE"/>
+        </w:rPr>
+      </w:pPr>
+      <w:r>
+        <w:rPr>
+          <w:rFonts w:ascii="Wingdings" w:eastAsia="Wingdings" w:hAnsi="Wingdings" w:cs="Wingdings"/>
         </w:rPr>
         <w:t>è</w:t>
       </w:r>
       <w:r>
         <w:rPr>
-          <w:rFonts w:cs="Arial" w:cstheme="minorAscii" w:ascii="Arial" w:hAnsi="Arial" w:eastAsia="Arial"/>
-          <w:color w:val="24303B"/>
-          <w:lang w:val="en-US"/>
+          <w:rFonts w:cstheme="minorBidi"/>
+          <w:color w:val="24303B"/>
+          <w:lang w:val="nl-BE"/>
         </w:rPr>
         <w:t xml:space="preserve">Veranderde uw motivatie in de loop van de behandeling? </w:t>
       </w:r>
@@ -2855,22 +3056,21 @@
         <w:spacing w:after="0" w:line="259" w:lineRule="auto"/>
         <w:ind w:left="720"/>
         <w:rPr>
-          <w:rFonts w:cs="Calibri" w:cstheme="minorAscii"/>
-          <w:lang w:val="en-US"/>
-        </w:rPr>
-      </w:pPr>
-      <w:r>
-        <w:rPr>
-          <w:rFonts w:ascii="Wingdings" w:hAnsi="Wingdings" w:eastAsia="Wingdings" w:cs="Wingdings"/>
-          <w:lang w:val="en-US"/>
+          <w:rFonts w:cstheme="minorBidi"/>
+          <w:lang w:val="nl-BE"/>
+        </w:rPr>
+      </w:pPr>
+      <w:r>
+        <w:rPr>
+          <w:rFonts w:ascii="Wingdings" w:eastAsia="Wingdings" w:hAnsi="Wingdings" w:cs="Wingdings"/>
         </w:rPr>
         <w:t>è</w:t>
       </w:r>
       <w:r>
         <w:rPr>
-          <w:rFonts w:cs="Arial" w:cstheme="minorAscii" w:ascii="Arial" w:hAnsi="Arial" w:eastAsia="Arial"/>
-          <w:color w:val="24303B"/>
-          <w:lang w:val="en-US"/>
+          <w:rFonts w:cstheme="minorBidi"/>
+          <w:color w:val="24303B"/>
+          <w:lang w:val="nl-BE"/>
         </w:rPr>
         <w:t xml:space="preserve">Wat hielp u om gemotiveerd te blijven? </w:t>
       </w:r>
@@ -2880,22 +3080,21 @@
         <w:spacing w:after="0" w:line="259" w:lineRule="auto"/>
         <w:ind w:left="720"/>
         <w:rPr>
-          <w:rFonts w:cs="Calibri" w:cstheme="minorAscii"/>
-          <w:lang w:val="en-US"/>
-        </w:rPr>
-      </w:pPr>
-      <w:r>
-        <w:rPr>
-          <w:rFonts w:ascii="Wingdings" w:hAnsi="Wingdings" w:eastAsia="Wingdings" w:cs="Wingdings"/>
-          <w:lang w:val="en-US"/>
+          <w:rFonts w:cstheme="minorBidi"/>
+          <w:lang w:val="nl-BE"/>
+        </w:rPr>
+      </w:pPr>
+      <w:r>
+        <w:rPr>
+          <w:rFonts w:ascii="Wingdings" w:eastAsia="Wingdings" w:hAnsi="Wingdings" w:cs="Wingdings"/>
         </w:rPr>
         <w:t>è</w:t>
       </w:r>
       <w:r>
         <w:rPr>
-          <w:rFonts w:cs="Arial" w:cstheme="minorAscii" w:ascii="Arial" w:hAnsi="Arial" w:eastAsia="Arial"/>
-          <w:color w:val="24303B"/>
-          <w:lang w:val="en-US"/>
+          <w:rFonts w:cstheme="minorBidi"/>
+          <w:color w:val="24303B"/>
+          <w:lang w:val="nl-BE"/>
         </w:rPr>
         <w:t xml:space="preserve">Waren er momenten waarop het moeilijker was om gemotiveerd te blijven? </w:t>
       </w:r>
@@ -2905,22 +3104,21 @@
         <w:spacing w:after="0" w:line="259" w:lineRule="auto"/>
         <w:ind w:left="720"/>
         <w:rPr>
-          <w:rFonts w:cs="Calibri" w:cstheme="minorAscii"/>
-          <w:lang w:val="en-US"/>
-        </w:rPr>
-      </w:pPr>
-      <w:r>
-        <w:rPr>
-          <w:rFonts w:ascii="Wingdings" w:hAnsi="Wingdings" w:eastAsia="Wingdings" w:cs="Wingdings"/>
-          <w:lang w:val="en-US"/>
+          <w:rFonts w:cstheme="minorBidi"/>
+          <w:lang w:val="nl-BE"/>
+        </w:rPr>
+      </w:pPr>
+      <w:r>
+        <w:rPr>
+          <w:rFonts w:ascii="Wingdings" w:eastAsia="Wingdings" w:hAnsi="Wingdings" w:cs="Wingdings"/>
         </w:rPr>
         <w:t>è</w:t>
       </w:r>
       <w:r>
         <w:rPr>
-          <w:rFonts w:cs="Arial" w:cstheme="minorAscii" w:ascii="Arial" w:hAnsi="Arial" w:eastAsia="Arial"/>
-          <w:color w:val="24303B"/>
-          <w:lang w:val="en-US"/>
+          <w:rFonts w:cstheme="minorBidi"/>
+          <w:color w:val="24303B"/>
+          <w:lang w:val="nl-BE"/>
         </w:rPr>
         <w:t xml:space="preserve">Heeft de begeleiding u geholpen om gemotiveerd te blijven? Hoe? </w:t>
       </w:r>
@@ -2930,22 +3128,21 @@
         <w:spacing w:after="120" w:line="259" w:lineRule="auto"/>
         <w:ind w:left="720"/>
         <w:rPr>
-          <w:rFonts w:cs="Calibri" w:cstheme="minorAscii"/>
-          <w:lang w:val="en-US"/>
-        </w:rPr>
-      </w:pPr>
-      <w:r>
-        <w:rPr>
-          <w:rFonts w:ascii="Wingdings" w:hAnsi="Wingdings" w:eastAsia="Wingdings" w:cs="Wingdings"/>
-          <w:lang w:val="en-US"/>
+          <w:rFonts w:cstheme="minorBidi"/>
+          <w:lang w:val="nl-BE"/>
+        </w:rPr>
+      </w:pPr>
+      <w:r>
+        <w:rPr>
+          <w:rFonts w:ascii="Wingdings" w:eastAsia="Wingdings" w:hAnsi="Wingdings" w:cs="Wingdings"/>
         </w:rPr>
         <w:t>è</w:t>
       </w:r>
       <w:r>
         <w:rPr>
-          <w:rFonts w:cs="Arial" w:cstheme="minorAscii" w:ascii="Arial" w:hAnsi="Arial" w:eastAsia="Arial"/>
-          <w:color w:val="24303B"/>
-          <w:lang w:val="en-US"/>
+          <w:rFonts w:cstheme="minorBidi"/>
+          <w:color w:val="24303B"/>
+          <w:lang w:val="nl-BE"/>
         </w:rPr>
         <w:t xml:space="preserve">In welke mate had uw motivatie invloed op wat u uit de therapie haalde? </w:t>
       </w:r>
@@ -2954,22 +3151,42 @@
       <w:pPr>
         <w:spacing w:after="0" w:line="259" w:lineRule="auto"/>
         <w:rPr>
-          <w:rFonts w:cs="Calibri" w:cstheme="minorAscii"/>
-          <w:b w:val="1"/>
-          <w:bCs w:val="1"/>
-          <w:lang w:val="en-US"/>
-        </w:rPr>
-      </w:pPr>
-      <w:r>
-        <w:rPr>
-          <w:rFonts w:cs="Arial" w:cstheme="minorAscii" w:ascii="Arial" w:hAnsi="Arial" w:eastAsia="Arial"/>
-          <w:b w:val="1"/>
-          <w:bCs w:val="1"/>
+          <w:rFonts w:cstheme="minorBidi"/>
+          <w:b/>
+          <w:bCs/>
+        </w:rPr>
+      </w:pPr>
+      <w:r>
+        <w:rPr>
+          <w:rFonts w:cstheme="minorBidi"/>
+          <w:b/>
+          <w:bCs/>
           <w:color w:val="123A5F"/>
           <w:highlight w:val="lightGray"/>
-          <w:lang w:val="en-US"/>
-        </w:rPr>
-        <w:t>Self-efficacy (zelfvertrouwen)</w:t>
+        </w:rPr>
+        <w:t>Self-efficacy (</w:t>
+      </w:r>
+      <w:proofErr w:type="spellStart"/>
+      <w:r>
+        <w:rPr>
+          <w:rFonts w:cstheme="minorBidi"/>
+          <w:b/>
+          <w:bCs/>
+          <w:color w:val="123A5F"/>
+          <w:highlight w:val="lightGray"/>
+        </w:rPr>
+        <w:t>zelfvertrouwen</w:t>
+      </w:r>
+      <w:proofErr w:type="spellEnd"/>
+      <w:r>
+        <w:rPr>
+          <w:rFonts w:cstheme="minorBidi"/>
+          <w:b/>
+          <w:bCs/>
+          <w:color w:val="123A5F"/>
+          <w:highlight w:val="lightGray"/>
+        </w:rPr>
+        <w:t>)</w:t>
       </w:r>
     </w:p>
     <w:p>
@@ -2980,15 +3197,15 @@
         </w:numPr>
         <w:spacing w:after="0" w:line="259" w:lineRule="auto"/>
         <w:rPr>
-          <w:rFonts w:cs="Calibri" w:cstheme="minorAscii"/>
-          <w:lang w:val="en-US"/>
-        </w:rPr>
-      </w:pPr>
-      <w:r>
-        <w:rPr>
-          <w:rFonts w:cs="Arial" w:cstheme="minorAscii" w:ascii="Arial" w:hAnsi="Arial" w:eastAsia="Arial"/>
-          <w:color w:val="24303B"/>
-          <w:lang w:val="en-US"/>
+          <w:rFonts w:cstheme="minorBidi"/>
+          <w:lang w:val="nl-BE"/>
+        </w:rPr>
+      </w:pPr>
+      <w:r>
+        <w:rPr>
+          <w:rFonts w:cstheme="minorBidi"/>
+          <w:color w:val="24303B"/>
+          <w:lang w:val="nl-BE"/>
         </w:rPr>
         <w:t xml:space="preserve">In hoeverre voelde u zich in staat om de adviezen of oefeningen uit de therapie zelf toe te passen? </w:t>
       </w:r>
@@ -2998,22 +3215,21 @@
         <w:spacing w:after="0" w:line="259" w:lineRule="auto"/>
         <w:ind w:left="720"/>
         <w:rPr>
-          <w:rFonts w:cs="Calibri" w:cstheme="minorAscii"/>
-          <w:lang w:val="en-US"/>
-        </w:rPr>
-      </w:pPr>
-      <w:r>
-        <w:rPr>
-          <w:rFonts w:ascii="Wingdings" w:hAnsi="Wingdings" w:eastAsia="Wingdings" w:cs="Wingdings"/>
-          <w:lang w:val="en-US"/>
+          <w:rFonts w:cstheme="minorBidi"/>
+          <w:lang w:val="nl-BE"/>
+        </w:rPr>
+      </w:pPr>
+      <w:r>
+        <w:rPr>
+          <w:rFonts w:ascii="Wingdings" w:eastAsia="Wingdings" w:hAnsi="Wingdings" w:cs="Wingdings"/>
         </w:rPr>
         <w:t>è</w:t>
       </w:r>
       <w:r>
         <w:rPr>
-          <w:rFonts w:cs="Arial" w:cstheme="minorAscii" w:ascii="Arial" w:hAnsi="Arial" w:eastAsia="Arial"/>
-          <w:color w:val="24303B"/>
-          <w:lang w:val="en-US"/>
+          <w:rFonts w:cstheme="minorBidi"/>
+          <w:color w:val="24303B"/>
+          <w:lang w:val="nl-BE"/>
         </w:rPr>
         <w:t xml:space="preserve">Had u vertrouwen dat u deze veranderingen kon volhouden? </w:t>
       </w:r>
@@ -3023,22 +3239,21 @@
         <w:spacing w:after="0" w:line="259" w:lineRule="auto"/>
         <w:ind w:left="720"/>
         <w:rPr>
-          <w:rFonts w:cs="Calibri" w:cstheme="minorAscii"/>
-          <w:lang w:val="en-US"/>
-        </w:rPr>
-      </w:pPr>
-      <w:r>
-        <w:rPr>
-          <w:rFonts w:ascii="Wingdings" w:hAnsi="Wingdings" w:eastAsia="Wingdings" w:cs="Wingdings"/>
-          <w:lang w:val="en-US"/>
+          <w:rFonts w:cstheme="minorBidi"/>
+          <w:lang w:val="nl-BE"/>
+        </w:rPr>
+      </w:pPr>
+      <w:r>
+        <w:rPr>
+          <w:rFonts w:ascii="Wingdings" w:eastAsia="Wingdings" w:hAnsi="Wingdings" w:cs="Wingdings"/>
         </w:rPr>
         <w:t>è</w:t>
       </w:r>
       <w:r>
         <w:rPr>
-          <w:rFonts w:cs="Arial" w:cstheme="minorAscii" w:ascii="Arial" w:hAnsi="Arial" w:eastAsia="Arial"/>
-          <w:color w:val="24303B"/>
-          <w:lang w:val="en-US"/>
+          <w:rFonts w:cstheme="minorBidi"/>
+          <w:color w:val="24303B"/>
+          <w:lang w:val="nl-BE"/>
         </w:rPr>
         <w:t xml:space="preserve">Voelde u zich zeker in wat u moest doen? </w:t>
       </w:r>
@@ -3048,22 +3263,21 @@
         <w:spacing w:after="0" w:line="259" w:lineRule="auto"/>
         <w:ind w:left="720"/>
         <w:rPr>
-          <w:rFonts w:cs="Calibri" w:cstheme="minorAscii"/>
-          <w:lang w:val="en-US"/>
-        </w:rPr>
-      </w:pPr>
-      <w:r>
-        <w:rPr>
-          <w:rFonts w:ascii="Wingdings" w:hAnsi="Wingdings" w:eastAsia="Wingdings" w:cs="Wingdings"/>
-          <w:lang w:val="en-US"/>
+          <w:rFonts w:cstheme="minorBidi"/>
+          <w:lang w:val="nl-BE"/>
+        </w:rPr>
+      </w:pPr>
+      <w:r>
+        <w:rPr>
+          <w:rFonts w:ascii="Wingdings" w:eastAsia="Wingdings" w:hAnsi="Wingdings" w:cs="Wingdings"/>
         </w:rPr>
         <w:t>è</w:t>
       </w:r>
       <w:r>
         <w:rPr>
-          <w:rFonts w:cs="Arial" w:cstheme="minorAscii" w:ascii="Arial" w:hAnsi="Arial" w:eastAsia="Arial"/>
-          <w:color w:val="24303B"/>
-          <w:lang w:val="en-US"/>
+          <w:rFonts w:cstheme="minorBidi"/>
+          <w:color w:val="24303B"/>
+          <w:lang w:val="nl-BE"/>
         </w:rPr>
         <w:t xml:space="preserve">Zijn er dingen die u moeilijk vond om zelf te doen? </w:t>
       </w:r>
@@ -3073,24 +3287,29 @@
         <w:spacing w:after="0" w:line="259" w:lineRule="auto"/>
         <w:ind w:left="720"/>
         <w:rPr>
-          <w:rFonts w:cs="Calibri" w:cstheme="minorAscii"/>
-          <w:lang w:val="en-US"/>
-        </w:rPr>
-      </w:pPr>
-      <w:r>
-        <w:rPr>
-          <w:rFonts w:ascii="Wingdings" w:hAnsi="Wingdings" w:eastAsia="Wingdings" w:cs="Wingdings"/>
-          <w:lang w:val="en-US"/>
+          <w:rFonts w:cstheme="minorBidi"/>
+        </w:rPr>
+      </w:pPr>
+      <w:r>
+        <w:rPr>
+          <w:rFonts w:ascii="Wingdings" w:eastAsia="Wingdings" w:hAnsi="Wingdings" w:cs="Wingdings"/>
         </w:rPr>
         <w:t>è</w:t>
       </w:r>
       <w:r>
         <w:rPr>
-          <w:rFonts w:cs="Arial" w:cstheme="minorAscii" w:ascii="Arial" w:hAnsi="Arial" w:eastAsia="Arial"/>
-          <w:color w:val="24303B"/>
-          <w:lang w:val="en-US"/>
-        </w:rPr>
-        <w:t xml:space="preserve">Is uw vertrouwen in uzelf veranderd door de therapie? Hoe? </w:t>
+          <w:rFonts w:cstheme="minorBidi"/>
+          <w:color w:val="24303B"/>
+          <w:lang w:val="nl-BE"/>
+        </w:rPr>
+        <w:t xml:space="preserve">Is uw vertrouwen in uzelf veranderd door de therapie? </w:t>
+      </w:r>
+      <w:r>
+        <w:rPr>
+          <w:rFonts w:cstheme="minorBidi"/>
+          <w:color w:val="24303B"/>
+        </w:rPr>
+        <w:t xml:space="preserve">Hoe? </w:t>
       </w:r>
     </w:p>
     <w:p>
@@ -3098,7 +3317,6 @@
         <w:spacing w:after="0" w:line="259" w:lineRule="auto"/>
         <w:rPr>
           <w:rFonts w:cstheme="minorHAnsi"/>
-          <w:lang w:val="en-BE"/>
         </w:rPr>
       </w:pPr>
     </w:p>
@@ -3106,23 +3324,45 @@
       <w:pPr>
         <w:spacing w:after="0" w:line="259" w:lineRule="auto"/>
         <w:rPr>
-          <w:rFonts w:cs="Calibri" w:cstheme="minorAscii"/>
-          <w:b w:val="1"/>
-          <w:bCs w:val="1"/>
-          <w:lang w:val="en-US"/>
-        </w:rPr>
-      </w:pPr>
-      <w:r>
-        <w:rPr>
-          <w:rFonts w:cs="Arial" w:cstheme="minorAscii" w:ascii="Arial" w:hAnsi="Arial" w:eastAsia="Arial"/>
-          <w:b w:val="1"/>
-          <w:bCs w:val="1"/>
+          <w:rFonts w:cstheme="minorBidi"/>
+          <w:b/>
+          <w:bCs/>
+        </w:rPr>
+      </w:pPr>
+      <w:proofErr w:type="spellStart"/>
+      <w:r>
+        <w:rPr>
+          <w:rFonts w:cstheme="minorBidi"/>
+          <w:b/>
+          <w:bCs/>
           <w:color w:val="123A5F"/>
           <w:highlight w:val="lightGray"/>
-          <w:lang w:val="en-US"/>
-        </w:rPr>
-        <w:t>Bewustwording / inzicht</w:t>
-      </w:r>
+        </w:rPr>
+        <w:t>Bewustwording</w:t>
+      </w:r>
+      <w:proofErr w:type="spellEnd"/>
+      <w:r>
+        <w:rPr>
+          <w:rFonts w:cstheme="minorBidi"/>
+          <w:b/>
+          <w:bCs/>
+          <w:color w:val="123A5F"/>
+          <w:highlight w:val="lightGray"/>
+        </w:rPr>
+        <w:t xml:space="preserve"> / </w:t>
+      </w:r>
+      <w:proofErr w:type="spellStart"/>
+      <w:r>
+        <w:rPr>
+          <w:rFonts w:cstheme="minorBidi"/>
+          <w:b/>
+          <w:bCs/>
+          <w:color w:val="123A5F"/>
+          <w:highlight w:val="lightGray"/>
+        </w:rPr>
+        <w:t>inzicht</w:t>
+      </w:r>
+      <w:proofErr w:type="spellEnd"/>
     </w:p>
     <w:p>
       <w:pPr>
@@ -3132,15 +3372,15 @@
         </w:numPr>
         <w:spacing w:after="0" w:line="259" w:lineRule="auto"/>
         <w:rPr>
-          <w:rFonts w:cs="Calibri" w:cstheme="minorAscii"/>
-          <w:lang w:val="en-US"/>
-        </w:rPr>
-      </w:pPr>
-      <w:r>
-        <w:rPr>
-          <w:rFonts w:cs="Arial" w:cstheme="minorAscii" w:ascii="Arial" w:hAnsi="Arial" w:eastAsia="Arial"/>
-          <w:color w:val="24303B"/>
-          <w:lang w:val="en-US"/>
+          <w:rFonts w:cstheme="minorBidi"/>
+          <w:lang w:val="nl-BE"/>
+        </w:rPr>
+      </w:pPr>
+      <w:r>
+        <w:rPr>
+          <w:rFonts w:cstheme="minorBidi"/>
+          <w:color w:val="24303B"/>
+          <w:lang w:val="nl-BE"/>
         </w:rPr>
         <w:t xml:space="preserve">Heeft de therapie u geholpen om uw situatie beter te begrijpen? </w:t>
       </w:r>
@@ -3150,22 +3390,21 @@
         <w:spacing w:after="0" w:line="259" w:lineRule="auto"/>
         <w:ind w:left="720"/>
         <w:rPr>
-          <w:rFonts w:cs="Calibri" w:cstheme="minorAscii"/>
-          <w:lang w:val="en-US"/>
-        </w:rPr>
-      </w:pPr>
-      <w:r>
-        <w:rPr>
-          <w:rFonts w:ascii="Wingdings" w:hAnsi="Wingdings" w:eastAsia="Wingdings" w:cs="Wingdings"/>
-          <w:lang w:val="en-US"/>
+          <w:rFonts w:cstheme="minorBidi"/>
+          <w:lang w:val="nl-BE"/>
+        </w:rPr>
+      </w:pPr>
+      <w:r>
+        <w:rPr>
+          <w:rFonts w:ascii="Wingdings" w:eastAsia="Wingdings" w:hAnsi="Wingdings" w:cs="Wingdings"/>
         </w:rPr>
         <w:t>è</w:t>
       </w:r>
       <w:r>
         <w:rPr>
-          <w:rFonts w:cs="Arial" w:cstheme="minorAscii" w:ascii="Arial" w:hAnsi="Arial" w:eastAsia="Arial"/>
-          <w:color w:val="24303B"/>
-          <w:lang w:val="en-US"/>
+          <w:rFonts w:cstheme="minorBidi"/>
+          <w:color w:val="24303B"/>
+          <w:lang w:val="nl-BE"/>
         </w:rPr>
         <w:t xml:space="preserve">Heeft u nieuwe inzichten gekregen? </w:t>
       </w:r>
@@ -3175,22 +3414,21 @@
         <w:spacing w:after="0" w:line="259" w:lineRule="auto"/>
         <w:ind w:left="720"/>
         <w:rPr>
-          <w:rFonts w:cs="Calibri" w:cstheme="minorAscii"/>
-          <w:lang w:val="en-US"/>
-        </w:rPr>
-      </w:pPr>
-      <w:r>
-        <w:rPr>
-          <w:rFonts w:ascii="Wingdings" w:hAnsi="Wingdings" w:eastAsia="Wingdings" w:cs="Wingdings"/>
-          <w:lang w:val="en-US"/>
+          <w:rFonts w:cstheme="minorBidi"/>
+          <w:lang w:val="nl-BE"/>
+        </w:rPr>
+      </w:pPr>
+      <w:r>
+        <w:rPr>
+          <w:rFonts w:ascii="Wingdings" w:eastAsia="Wingdings" w:hAnsi="Wingdings" w:cs="Wingdings"/>
         </w:rPr>
         <w:t>è</w:t>
       </w:r>
       <w:r>
         <w:rPr>
-          <w:rFonts w:cs="Arial" w:cstheme="minorAscii" w:ascii="Arial" w:hAnsi="Arial" w:eastAsia="Arial"/>
-          <w:color w:val="24303B"/>
-          <w:lang w:val="en-US"/>
+          <w:rFonts w:cstheme="minorBidi"/>
+          <w:color w:val="24303B"/>
+          <w:lang w:val="nl-BE"/>
         </w:rPr>
         <w:t xml:space="preserve">Begrijpt u nu beter wat uw probleem veroorzaakt of beïnvloedt? </w:t>
       </w:r>
@@ -3200,22 +3438,21 @@
         <w:spacing w:after="0" w:line="259" w:lineRule="auto"/>
         <w:ind w:left="720"/>
         <w:rPr>
-          <w:rFonts w:cs="Calibri" w:cstheme="minorAscii"/>
-          <w:lang w:val="en-US"/>
-        </w:rPr>
-      </w:pPr>
-      <w:r>
-        <w:rPr>
-          <w:rFonts w:ascii="Wingdings" w:hAnsi="Wingdings" w:eastAsia="Wingdings" w:cs="Wingdings"/>
-          <w:lang w:val="en-US"/>
+          <w:rFonts w:cstheme="minorBidi"/>
+          <w:lang w:val="nl-BE"/>
+        </w:rPr>
+      </w:pPr>
+      <w:r>
+        <w:rPr>
+          <w:rFonts w:ascii="Wingdings" w:eastAsia="Wingdings" w:hAnsi="Wingdings" w:cs="Wingdings"/>
         </w:rPr>
         <w:t>è</w:t>
       </w:r>
       <w:r>
         <w:rPr>
-          <w:rFonts w:cs="Arial" w:cstheme="minorAscii" w:ascii="Arial" w:hAnsi="Arial" w:eastAsia="Arial"/>
-          <w:color w:val="24303B"/>
-          <w:lang w:val="en-US"/>
+          <w:rFonts w:cstheme="minorBidi"/>
+          <w:color w:val="24303B"/>
+          <w:lang w:val="nl-BE"/>
         </w:rPr>
         <w:t xml:space="preserve">Bent u anders gaan nadenken over uw situatie? </w:t>
       </w:r>
@@ -3224,20 +3461,21 @@
       <w:pPr>
         <w:spacing w:after="0" w:line="259" w:lineRule="auto"/>
         <w:ind w:left="720"/>
-        <w:rPr/>
-      </w:pPr>
-      <w:r>
-        <w:rPr>
-          <w:rFonts w:ascii="Wingdings" w:hAnsi="Wingdings" w:eastAsia="Wingdings" w:cs="Wingdings"/>
-          <w:lang w:val="en-US"/>
+        <w:rPr>
+          <w:lang w:val="nl-BE"/>
+        </w:rPr>
+      </w:pPr>
+      <w:r>
+        <w:rPr>
+          <w:rFonts w:ascii="Wingdings" w:eastAsia="Wingdings" w:hAnsi="Wingdings" w:cs="Wingdings"/>
         </w:rPr>
         <w:t>è</w:t>
       </w:r>
       <w:r>
         <w:rPr>
-          <w:rFonts w:cs="Arial" w:cstheme="minorAscii" w:ascii="Arial" w:hAnsi="Arial" w:eastAsia="Arial"/>
-          <w:color w:val="24303B"/>
-          <w:lang w:val="en-US"/>
+          <w:rFonts w:cstheme="minorBidi"/>
+          <w:color w:val="24303B"/>
+          <w:lang w:val="nl-BE"/>
         </w:rPr>
         <w:t xml:space="preserve">Heeft dit inzicht iets veranderd in wat u doet of hoe u ermee omgaat? </w:t>
       </w:r>
@@ -3250,135 +3488,16 @@
         </w:numPr>
         <w:spacing w:after="0" w:line="259" w:lineRule="auto"/>
         <w:rPr>
-          <w:rFonts w:cs="Calibri" w:cstheme="minorAscii"/>
-          <w:lang w:val="en-US"/>
-        </w:rPr>
-      </w:pPr>
-      <w:r>
-        <w:rPr>
-          <w:rFonts w:cs="Calibri" w:cstheme="minorAscii"/>
-          <w:lang w:val="en-US"/>
-        </w:rPr>
-        <w:t>Heeft</w:t>
-      </w:r>
-      <w:r>
-        <w:rPr>
-          <w:rFonts w:cs="Calibri" w:cstheme="minorAscii"/>
-          <w:lang w:val="en-US"/>
-        </w:rPr>
-        <w:t xml:space="preserve"> het PARADISE-</w:t>
-      </w:r>
-      <w:r>
-        <w:rPr>
-          <w:rFonts w:cs="Calibri" w:cstheme="minorAscii"/>
-          <w:lang w:val="en-US"/>
-        </w:rPr>
-        <w:t>programma</w:t>
-      </w:r>
-      <w:r>
-        <w:rPr>
-          <w:rFonts w:cs="Calibri" w:cstheme="minorAscii"/>
-          <w:lang w:val="en-US"/>
-        </w:rPr>
-        <w:t xml:space="preserve"> </w:t>
-      </w:r>
-      <w:r>
-        <w:rPr>
-          <w:rFonts w:cs="Calibri" w:cstheme="minorAscii"/>
-          <w:lang w:val="en-US"/>
-        </w:rPr>
-        <w:t>dingen</w:t>
-      </w:r>
-      <w:r>
-        <w:rPr>
-          <w:rFonts w:cs="Calibri" w:cstheme="minorAscii"/>
-          <w:lang w:val="en-US"/>
-        </w:rPr>
-        <w:t xml:space="preserve"> </w:t>
-      </w:r>
-      <w:r>
-        <w:rPr>
-          <w:rFonts w:cs="Calibri" w:cstheme="minorAscii"/>
-          <w:lang w:val="en-US"/>
-        </w:rPr>
-        <w:t>veranderd</w:t>
-      </w:r>
-      <w:r>
-        <w:rPr>
-          <w:rFonts w:cs="Calibri" w:cstheme="minorAscii"/>
-          <w:lang w:val="en-US"/>
-        </w:rPr>
-        <w:t xml:space="preserve"> in </w:t>
-      </w:r>
-      <w:r>
-        <w:rPr>
-          <w:rFonts w:cs="Calibri" w:cstheme="minorAscii"/>
-          <w:lang w:val="en-US"/>
-        </w:rPr>
-        <w:t>uw</w:t>
-      </w:r>
-      <w:r>
-        <w:rPr>
-          <w:rFonts w:cs="Calibri" w:cstheme="minorAscii"/>
-          <w:lang w:val="en-US"/>
-        </w:rPr>
-        <w:t xml:space="preserve"> </w:t>
-      </w:r>
-      <w:r>
-        <w:rPr>
-          <w:rFonts w:cs="Calibri" w:cstheme="minorAscii"/>
-          <w:lang w:val="en-US"/>
-        </w:rPr>
-        <w:t>dagelijks</w:t>
-      </w:r>
-      <w:r>
-        <w:rPr>
-          <w:rFonts w:cs="Calibri" w:cstheme="minorAscii"/>
-          <w:lang w:val="en-US"/>
-        </w:rPr>
-        <w:t xml:space="preserve"> </w:t>
-      </w:r>
-      <w:r>
-        <w:rPr>
-          <w:rFonts w:cs="Calibri" w:cstheme="minorAscii"/>
-          <w:lang w:val="en-US"/>
-        </w:rPr>
-        <w:t>leven</w:t>
-      </w:r>
-      <w:r>
-        <w:rPr>
-          <w:rFonts w:cs="Calibri" w:cstheme="minorAscii"/>
-          <w:lang w:val="en-US"/>
-        </w:rPr>
-        <w:t xml:space="preserve"> die u </w:t>
-      </w:r>
-      <w:r>
-        <w:rPr>
-          <w:rFonts w:cs="Calibri" w:cstheme="minorAscii"/>
-          <w:lang w:val="en-US"/>
-        </w:rPr>
-        <w:t>vooraf</w:t>
-      </w:r>
-      <w:r>
-        <w:rPr>
-          <w:rFonts w:cs="Calibri" w:cstheme="minorAscii"/>
-          <w:lang w:val="en-US"/>
-        </w:rPr>
-        <w:t xml:space="preserve"> niet had </w:t>
-      </w:r>
-      <w:r>
-        <w:rPr>
-          <w:rFonts w:cs="Calibri" w:cstheme="minorAscii"/>
-          <w:lang w:val="en-US"/>
-        </w:rPr>
-        <w:t>verwacht</w:t>
-      </w:r>
-      <w:r>
-        <w:rPr>
-          <w:rFonts w:cs="Calibri" w:cstheme="minorAscii"/>
-          <w:lang w:val="en-US"/>
-        </w:rPr>
-        <w:t xml:space="preserve">? </w:t>
+          <w:rFonts w:cstheme="minorBidi"/>
+          <w:lang w:val="nl-BE"/>
+        </w:rPr>
+      </w:pPr>
+      <w:r>
+        <w:rPr>
+          <w:rFonts w:cstheme="minorBidi"/>
+          <w:lang w:val="nl-BE"/>
+        </w:rPr>
+        <w:t xml:space="preserve">Heeft het PARADISE-programma dingen veranderd in uw dagelijks leven die u vooraf niet had verwacht? </w:t>
       </w:r>
     </w:p>
     <w:p>
@@ -3389,93 +3508,16 @@
         </w:numPr>
         <w:spacing w:after="0" w:line="259" w:lineRule="auto"/>
         <w:rPr>
-          <w:rFonts w:cs="Calibri" w:cstheme="minorAscii"/>
-          <w:lang w:val="en-US"/>
-        </w:rPr>
-      </w:pPr>
-      <w:r>
-        <w:rPr>
-          <w:rFonts w:cs="Calibri" w:cstheme="minorAscii"/>
-          <w:lang w:val="en-US"/>
-        </w:rPr>
-        <w:t>Waren</w:t>
-      </w:r>
-      <w:r>
-        <w:rPr>
-          <w:rFonts w:cs="Calibri" w:cstheme="minorAscii"/>
-          <w:lang w:val="en-US"/>
-        </w:rPr>
-        <w:t xml:space="preserve"> er </w:t>
-      </w:r>
-      <w:r>
-        <w:rPr>
-          <w:rFonts w:cs="Calibri" w:cstheme="minorAscii"/>
-          <w:lang w:val="en-US"/>
-        </w:rPr>
-        <w:t>aspecten</w:t>
-      </w:r>
-      <w:r>
-        <w:rPr>
-          <w:rFonts w:cs="Calibri" w:cstheme="minorAscii"/>
-          <w:lang w:val="en-US"/>
-        </w:rPr>
-        <w:t xml:space="preserve"> van het </w:t>
-      </w:r>
-      <w:r>
-        <w:rPr>
-          <w:rFonts w:cs="Calibri" w:cstheme="minorAscii"/>
-          <w:lang w:val="en-US"/>
-        </w:rPr>
-        <w:t>programma</w:t>
-      </w:r>
-      <w:r>
-        <w:rPr>
-          <w:rFonts w:cs="Calibri" w:cstheme="minorAscii"/>
-          <w:lang w:val="en-US"/>
-        </w:rPr>
-        <w:t xml:space="preserve"> die </w:t>
-      </w:r>
-      <w:r>
-        <w:rPr>
-          <w:rFonts w:cs="Calibri" w:cstheme="minorAscii"/>
-          <w:lang w:val="en-US"/>
-        </w:rPr>
-        <w:t>anders</w:t>
-      </w:r>
-      <w:r>
-        <w:rPr>
-          <w:rFonts w:cs="Calibri" w:cstheme="minorAscii"/>
-          <w:lang w:val="en-US"/>
-        </w:rPr>
-        <w:t xml:space="preserve"> </w:t>
-      </w:r>
-      <w:r>
-        <w:rPr>
-          <w:rFonts w:cs="Calibri" w:cstheme="minorAscii"/>
-          <w:lang w:val="en-US"/>
-        </w:rPr>
-        <w:t>verliepen</w:t>
-      </w:r>
-      <w:r>
-        <w:rPr>
-          <w:rFonts w:cs="Calibri" w:cstheme="minorAscii"/>
-          <w:lang w:val="en-US"/>
-        </w:rPr>
-        <w:t xml:space="preserve"> dan u had </w:t>
-      </w:r>
-      <w:r>
-        <w:rPr>
-          <w:rFonts w:cs="Calibri" w:cstheme="minorAscii"/>
-          <w:lang w:val="en-US"/>
-        </w:rPr>
-        <w:t>gedacht</w:t>
-      </w:r>
-      <w:r>
-        <w:rPr>
-          <w:rFonts w:cs="Calibri" w:cstheme="minorAscii"/>
-          <w:lang w:val="en-US"/>
-        </w:rPr>
-        <w:t>?</w:t>
+          <w:rFonts w:cstheme="minorBidi"/>
+          <w:lang w:val="nl-BE"/>
+        </w:rPr>
+      </w:pPr>
+      <w:r>
+        <w:rPr>
+          <w:rFonts w:cstheme="minorBidi"/>
+          <w:lang w:val="nl-BE"/>
+        </w:rPr>
+        <w:t>Waren er aspecten van het programma die anders verliepen dan u had gedacht?</w:t>
       </w:r>
     </w:p>
     <w:p>
@@ -3483,8 +3525,8 @@
         <w:spacing w:after="0" w:line="259" w:lineRule="auto"/>
         <w:ind w:left="720"/>
         <w:rPr>
-          <w:rFonts w:cs="Calibri" w:cstheme="minorAscii"/>
-          <w:lang w:val="en-US"/>
+          <w:rFonts w:cstheme="minorBidi"/>
+          <w:lang w:val="nl-BE"/>
         </w:rPr>
       </w:pPr>
     </w:p>
@@ -3493,7 +3535,7 @@
         <w:spacing w:after="0" w:line="259" w:lineRule="auto"/>
         <w:rPr>
           <w:rFonts w:cstheme="minorHAnsi"/>
-          <w:lang w:val="en-BE"/>
+          <w:lang w:val="nl-BE"/>
         </w:rPr>
       </w:pPr>
     </w:p>
@@ -3511,7 +3553,6 @@
       </w:pPr>
       <w:r>
         <w:rPr>
-          <w:rFonts w:ascii="Arial" w:hAnsi="Arial" w:cs="Arial" w:eastAsia="Arial"/>
           <w:b/>
           <w:bCs/>
           <w:color w:val="123A5F"/>
@@ -3519,23 +3560,10 @@
           <w:szCs w:val="24"/>
           <w:lang w:val="en-GB"/>
         </w:rPr>
-        <w:t xml:space="preserve">3. </w:t>
-      </w:r>
-      <w:r>
-        <w:rPr>
-          <w:rFonts w:ascii="Arial" w:hAnsi="Arial" w:cs="Arial" w:eastAsia="Arial"/>
-          <w:b/>
-          <w:bCs/>
-          <w:color w:val="123A5F"/>
-          <w:sz w:val="24"/>
-          <w:szCs w:val="24"/>
-          <w:lang w:val="en-GB"/>
-        </w:rPr>
         <w:t>Unanticipated pathways or consequences</w:t>
       </w:r>
       <w:r>
         <w:rPr>
-          <w:rFonts w:ascii="Arial" w:hAnsi="Arial" w:eastAsia="Arial" w:cs="Arial"/>
           <w:b/>
           <w:bCs/>
           <w:color w:val="123A5F"/>
@@ -3547,7 +3575,6 @@
       </w:r>
       <w:r>
         <w:rPr>
-          <w:rFonts w:ascii="Arial" w:hAnsi="Arial" w:eastAsia="Arial" w:cs="Arial"/>
           <w:b/>
           <w:bCs/>
           <w:color w:val="123A5F"/>
@@ -3560,93 +3587,73 @@
     </w:p>
     <w:p>
       <w:pPr>
-        <w:spacing w:line="259" w:lineRule="auto"/>
-        <w:rPr>
-          <w:lang w:val="en-GB"/>
-        </w:rPr>
-      </w:pPr>
-    </w:p>
-    <w:p>
-      <w:pPr>
-        <w:spacing w:line="259" w:lineRule="auto"/>
-        <w:rPr>
-          <w:rFonts w:cs="Calibri" w:cstheme="minorAscii"/>
-          <w:b w:val="1"/>
-          <w:bCs w:val="1"/>
-          <w:sz w:val="24"/>
-          <w:szCs w:val="24"/>
-          <w:highlight w:val="lightGray"/>
-          <w:lang w:val="nl-NL"/>
-        </w:rPr>
-      </w:pPr>
-    </w:p>
-    <w:p>
-      <w:pPr>
         <w:spacing w:after="0" w:line="259" w:lineRule="auto"/>
         <w:rPr>
-          <w:rFonts w:cs="Calibri" w:cstheme="minorAscii"/>
-          <w:b w:val="1"/>
-          <w:bCs w:val="1"/>
-          <w:lang w:val="en-US"/>
-        </w:rPr>
-      </w:pPr>
-    </w:p>
-    <w:p>
-      <w:pPr>
-        <w:numPr>
-          <w:ilvl w:val="0"/>
-          <w:numId w:val="16"/>
-        </w:numPr>
-        <w:spacing w:after="0" w:line="259" w:lineRule="auto"/>
-        <w:rPr>
-          <w:rFonts w:cs="Calibri" w:cstheme="minorAscii"/>
-          <w:lang w:val="en-US"/>
-        </w:rPr>
-      </w:pPr>
-    </w:p>
-    <w:p>
-      <w:pPr>
-        <w:numPr>
-          <w:ilvl w:val="0"/>
-          <w:numId w:val="17"/>
-        </w:numPr>
-        <w:spacing w:after="0" w:line="259" w:lineRule="auto"/>
-        <w:rPr>
-          <w:rFonts w:cs="Calibri" w:cstheme="minorAscii"/>
-          <w:lang w:val="en-US"/>
-        </w:rPr>
-      </w:pPr>
-    </w:p>
-    <w:p>
-      <w:pPr>
-        <w:spacing w:after="0" w:line="259" w:lineRule="auto"/>
-        <w:ind w:left="720"/>
-        <w:rPr>
-          <w:rFonts w:cstheme="minorHAnsi"/>
-          <w:lang w:val="en-BE"/>
-        </w:rPr>
-      </w:pPr>
-    </w:p>
-    <w:p>
-      <w:pPr>
-        <w:spacing w:after="0" w:line="259" w:lineRule="auto"/>
-        <w:rPr>
-          <w:rFonts w:cs="Calibri" w:cstheme="minorAscii"/>
-          <w:b w:val="1"/>
-          <w:bCs w:val="1"/>
-          <w:lang w:val="en-US"/>
-        </w:rPr>
-      </w:pPr>
-      <w:r>
-        <w:rPr>
-          <w:rFonts w:cs="Arial" w:cstheme="minorAscii" w:ascii="Arial" w:hAnsi="Arial" w:eastAsia="Arial"/>
-          <w:b w:val="1"/>
-          <w:bCs w:val="1"/>
+          <w:rFonts w:cstheme="minorBidi"/>
+          <w:b/>
+          <w:bCs/>
+        </w:rPr>
+      </w:pPr>
+      <w:r>
+        <w:rPr>
+          <w:rFonts w:cstheme="minorBidi"/>
+          <w:b/>
+          <w:bCs/>
           <w:color w:val="123A5F"/>
-          <w:lang w:val="en-US"/>
-        </w:rPr>
-        <w:t>Effect op gedrag en gevoelens</w:t>
-      </w:r>
+        </w:rPr>
+        <w:t xml:space="preserve">Effect </w:t>
+      </w:r>
+      <w:proofErr w:type="spellStart"/>
+      <w:r>
+        <w:rPr>
+          <w:rFonts w:cstheme="minorBidi"/>
+          <w:b/>
+          <w:bCs/>
+          <w:color w:val="123A5F"/>
+        </w:rPr>
+        <w:t>op</w:t>
+      </w:r>
+      <w:proofErr w:type="spellEnd"/>
+      <w:r>
+        <w:rPr>
+          <w:rFonts w:cstheme="minorBidi"/>
+          <w:b/>
+          <w:bCs/>
+          <w:color w:val="123A5F"/>
+        </w:rPr>
+        <w:t xml:space="preserve"> </w:t>
+      </w:r>
+      <w:proofErr w:type="spellStart"/>
+      <w:r>
+        <w:rPr>
+          <w:rFonts w:cstheme="minorBidi"/>
+          <w:b/>
+          <w:bCs/>
+          <w:color w:val="123A5F"/>
+        </w:rPr>
+        <w:t>gedrag</w:t>
+      </w:r>
+      <w:proofErr w:type="spellEnd"/>
+      <w:r>
+        <w:rPr>
+          <w:rFonts w:cstheme="minorBidi"/>
+          <w:b/>
+          <w:bCs/>
+          <w:color w:val="123A5F"/>
+        </w:rPr>
+        <w:t xml:space="preserve"> en </w:t>
+      </w:r>
+      <w:proofErr w:type="spellStart"/>
+      <w:r>
+        <w:rPr>
+          <w:rFonts w:cstheme="minorBidi"/>
+          <w:b/>
+          <w:bCs/>
+          <w:color w:val="123A5F"/>
+        </w:rPr>
+        <w:t>gevoelens</w:t>
+      </w:r>
+      <w:proofErr w:type="spellEnd"/>
     </w:p>
     <w:p>
       <w:pPr>
@@ -3656,15 +3663,15 @@
         </w:numPr>
         <w:spacing w:after="0" w:line="259" w:lineRule="auto"/>
         <w:rPr>
-          <w:rFonts w:cs="Calibri" w:cstheme="minorAscii"/>
-          <w:lang w:val="en-US"/>
-        </w:rPr>
-      </w:pPr>
-      <w:r>
-        <w:rPr>
-          <w:rFonts w:cs="Arial" w:cstheme="minorAscii" w:ascii="Arial" w:hAnsi="Arial" w:eastAsia="Arial"/>
-          <w:color w:val="24303B"/>
-          <w:lang w:val="en-US"/>
+          <w:rFonts w:cstheme="minorBidi"/>
+          <w:lang w:val="nl-BE"/>
+        </w:rPr>
+      </w:pPr>
+      <w:r>
+        <w:rPr>
+          <w:rFonts w:cstheme="minorBidi"/>
+          <w:color w:val="24303B"/>
+          <w:lang w:val="nl-BE"/>
         </w:rPr>
         <w:t xml:space="preserve">Heeft het programma uw manier van omgaan met uw gezondheid op een onverwachte manier beïnvloed? </w:t>
       </w:r>
@@ -3675,7 +3682,7 @@
         <w:ind w:left="720"/>
         <w:rPr>
           <w:rFonts w:cstheme="minorHAnsi"/>
-          <w:lang w:val="en-BE"/>
+          <w:lang w:val="nl-BE"/>
         </w:rPr>
       </w:pPr>
     </w:p>
@@ -3683,22 +3690,31 @@
       <w:pPr>
         <w:spacing w:after="0" w:line="259" w:lineRule="auto"/>
         <w:rPr>
-          <w:rFonts w:cs="Calibri" w:cstheme="minorAscii"/>
-          <w:b w:val="1"/>
-          <w:bCs w:val="1"/>
-          <w:lang w:val="en-US"/>
-        </w:rPr>
-      </w:pPr>
-      <w:r>
-        <w:rPr>
-          <w:rFonts w:cs="Arial" w:cstheme="minorAscii" w:ascii="Arial" w:hAnsi="Arial" w:eastAsia="Arial"/>
-          <w:b w:val="1"/>
-          <w:bCs w:val="1"/>
+          <w:rFonts w:cstheme="minorBidi"/>
+          <w:b/>
+          <w:bCs/>
+        </w:rPr>
+      </w:pPr>
+      <w:r>
+        <w:rPr>
+          <w:rFonts w:cstheme="minorBidi"/>
+          <w:b/>
+          <w:bCs/>
           <w:color w:val="123A5F"/>
-          <w:lang w:val="en-US"/>
-        </w:rPr>
-        <w:t>Contact met zorgverleners</w:t>
-      </w:r>
+        </w:rPr>
+        <w:t xml:space="preserve">Contact met </w:t>
+      </w:r>
+      <w:proofErr w:type="spellStart"/>
+      <w:r>
+        <w:rPr>
+          <w:rFonts w:cstheme="minorBidi"/>
+          <w:b/>
+          <w:bCs/>
+          <w:color w:val="123A5F"/>
+        </w:rPr>
+        <w:t>zorgverleners</w:t>
+      </w:r>
+      <w:proofErr w:type="spellEnd"/>
     </w:p>
     <w:p>
       <w:pPr>
@@ -3708,16 +3724,17 @@
         </w:numPr>
         <w:spacing w:after="0" w:line="259" w:lineRule="auto"/>
         <w:rPr>
-          <w:rFonts w:cs="Calibri" w:cstheme="minorAscii"/>
-          <w:lang w:val="en-US"/>
-        </w:rPr>
-      </w:pPr>
-      <w:r>
-        <w:rPr>
-          <w:rFonts w:cs="Arial" w:cstheme="minorAscii" w:ascii="Arial" w:hAnsi="Arial" w:eastAsia="Arial"/>
-          <w:color w:val="24303B"/>
-          <w:lang w:val="en-US"/>
-        </w:rPr>
+          <w:rFonts w:cstheme="minorBidi"/>
+          <w:lang w:val="nl-BE"/>
+        </w:rPr>
+      </w:pPr>
+      <w:r>
+        <w:rPr>
+          <w:rFonts w:cstheme="minorBidi"/>
+          <w:color w:val="24303B"/>
+          <w:lang w:val="nl-BE"/>
+        </w:rPr>
+        <w:lastRenderedPageBreak/>
         <w:t xml:space="preserve">Is uw contact met zorgverleners veranderd door het programma op een manier die u niet had voorzien? </w:t>
       </w:r>
     </w:p>
@@ -3727,7 +3744,7 @@
         <w:ind w:left="720"/>
         <w:rPr>
           <w:rFonts w:cstheme="minorHAnsi"/>
-          <w:lang w:val="en-BE"/>
+          <w:lang w:val="nl-BE"/>
         </w:rPr>
       </w:pPr>
     </w:p>
@@ -3735,22 +3752,42 @@
       <w:pPr>
         <w:spacing w:after="0" w:line="259" w:lineRule="auto"/>
         <w:rPr>
-          <w:rFonts w:cs="Calibri" w:cstheme="minorAscii"/>
-          <w:b w:val="1"/>
-          <w:bCs w:val="1"/>
-          <w:lang w:val="en-US"/>
-        </w:rPr>
-      </w:pPr>
-      <w:r>
-        <w:rPr>
-          <w:rFonts w:cs="Arial" w:cstheme="minorAscii" w:ascii="Arial" w:hAnsi="Arial" w:eastAsia="Arial"/>
-          <w:b w:val="1"/>
-          <w:bCs w:val="1"/>
+          <w:rFonts w:cstheme="minorBidi"/>
+          <w:b/>
+          <w:bCs/>
+        </w:rPr>
+      </w:pPr>
+      <w:proofErr w:type="spellStart"/>
+      <w:r>
+        <w:rPr>
+          <w:rFonts w:cstheme="minorBidi"/>
+          <w:b/>
+          <w:bCs/>
           <w:color w:val="123A5F"/>
-          <w:lang w:val="en-US"/>
-        </w:rPr>
-        <w:t>Praktische gevolgen</w:t>
-      </w:r>
+        </w:rPr>
+        <w:t>Praktische</w:t>
+      </w:r>
+      <w:proofErr w:type="spellEnd"/>
+      <w:r>
+        <w:rPr>
+          <w:rFonts w:cstheme="minorBidi"/>
+          <w:b/>
+          <w:bCs/>
+          <w:color w:val="123A5F"/>
+        </w:rPr>
+        <w:t xml:space="preserve"> </w:t>
+      </w:r>
+      <w:proofErr w:type="spellStart"/>
+      <w:r>
+        <w:rPr>
+          <w:rFonts w:cstheme="minorBidi"/>
+          <w:b/>
+          <w:bCs/>
+          <w:color w:val="123A5F"/>
+        </w:rPr>
+        <w:t>gevolgen</w:t>
+      </w:r>
+      <w:proofErr w:type="spellEnd"/>
     </w:p>
     <w:p>
       <w:pPr>
@@ -3760,29 +3797,18 @@
         </w:numPr>
         <w:spacing w:after="0" w:line="259" w:lineRule="auto"/>
         <w:rPr>
-          <w:rFonts w:cs="Calibri" w:cstheme="minorAscii"/>
-          <w:lang w:val="en-US"/>
-        </w:rPr>
-      </w:pPr>
-      <w:r>
-        <w:rPr>
-          <w:rFonts w:cs="Arial" w:cstheme="minorAscii" w:ascii="Arial" w:hAnsi="Arial" w:eastAsia="Arial"/>
-          <w:color w:val="24303B"/>
-          <w:lang w:val="en-US"/>
+          <w:rFonts w:cstheme="minorBidi"/>
+          <w:lang w:val="nl-BE"/>
+        </w:rPr>
+      </w:pPr>
+      <w:r>
+        <w:rPr>
+          <w:rFonts w:cstheme="minorBidi"/>
+          <w:color w:val="24303B"/>
+          <w:lang w:val="nl-BE"/>
         </w:rPr>
         <w:t>Heeft het programma onverwachte gevolgen gehad voor uw dagelijkse routine, tijdsbesteding of andere verplichtingen?</w:t>
       </w:r>
-    </w:p>
-    <w:p>
-      <w:pPr>
-        <w:spacing w:line="259" w:lineRule="auto"/>
-        <w:rPr>
-          <w:b/>
-          <w:sz w:val="36"/>
-          <w:szCs w:val="36"/>
-          <w:lang w:val="nl-BE"/>
-        </w:rPr>
-      </w:pPr>
     </w:p>
     <w:p>
       <w:pPr>
@@ -3797,7 +3823,6 @@
       </w:pPr>
       <w:r>
         <w:rPr>
-          <w:rFonts w:ascii="Arial" w:hAnsi="Arial" w:eastAsia="Arial" w:cs="Arial"/>
           <w:b/>
           <w:color w:val="123A5F"/>
           <w:sz w:val="36"/>
@@ -3817,7 +3842,6 @@
       </w:pPr>
       <w:r>
         <w:rPr>
-          <w:rFonts w:ascii="Arial" w:hAnsi="Arial" w:eastAsia="Arial" w:cs="Arial"/>
           <w:iCs/>
           <w:color w:val="24303B"/>
           <w:lang w:val="en-GB"/>
@@ -3826,7 +3850,6 @@
       </w:r>
       <w:r>
         <w:rPr>
-          <w:rFonts w:ascii="Arial" w:hAnsi="Arial" w:eastAsia="Arial" w:cs="Arial"/>
           <w:iCs/>
           <w:color w:val="24303B"/>
           <w:sz w:val="24"/>
@@ -3846,7 +3869,6 @@
       </w:pPr>
       <w:r>
         <w:rPr>
-          <w:rFonts w:ascii="Arial" w:hAnsi="Arial" w:eastAsia="Arial" w:cs="Arial"/>
           <w:b/>
           <w:color w:val="0070C0"/>
           <w:sz w:val="26"/>
@@ -3857,7 +3879,6 @@
       </w:r>
       <w:r>
         <w:rPr>
-          <w:rFonts w:ascii="Arial" w:hAnsi="Arial" w:eastAsia="Arial" w:cs="Arial"/>
           <w:b/>
           <w:color w:val="24303B"/>
           <w:sz w:val="24"/>
@@ -3868,7 +3889,6 @@
       </w:r>
       <w:r>
         <w:rPr>
-          <w:rFonts w:ascii="Arial" w:hAnsi="Arial" w:eastAsia="Arial" w:cs="Arial"/>
           <w:b/>
           <w:bCs/>
           <w:color w:val="24303B"/>
@@ -3879,12 +3899,29 @@
       </w:r>
       <w:r>
         <w:rPr>
-          <w:rFonts w:ascii="Arial" w:hAnsi="Arial" w:eastAsia="Arial" w:cs="Arial"/>
           <w:color w:val="24303B"/>
           <w:highlight w:val="lightGray"/>
           <w:lang w:val="en-GB"/>
         </w:rPr>
-        <w:t>Contextual barriers that inhibit/facilitators that facilitated the PARADISE implementation and/or effectiveness (eg. skills, attitudes, or organisational norms, culture (human, financial, resources)</w:t>
+        <w:t>Contextual barriers that inhibit/facilitators that facilitated the PARADISE implementation and/or effectiveness (</w:t>
+      </w:r>
+      <w:proofErr w:type="spellStart"/>
+      <w:r>
+        <w:rPr>
+          <w:color w:val="24303B"/>
+          <w:highlight w:val="lightGray"/>
+          <w:lang w:val="en-GB"/>
+        </w:rPr>
+        <w:t>eg.</w:t>
+      </w:r>
+      <w:proofErr w:type="spellEnd"/>
+      <w:r>
+        <w:rPr>
+          <w:color w:val="24303B"/>
+          <w:highlight w:val="lightGray"/>
+          <w:lang w:val="en-GB"/>
+        </w:rPr>
+        <w:t xml:space="preserve"> skills, attitudes, or organisational norms, culture (human, financial, resources)</w:t>
       </w:r>
     </w:p>
     <w:p>
@@ -3895,35 +3932,46 @@
           <w:lang w:val="nl-NL"/>
         </w:rPr>
       </w:pPr>
-      <w:r>
-        <w:rPr>
-          <w:rFonts w:ascii="Arial" w:hAnsi="Arial" w:eastAsia="Arial" w:cs="Arial"/>
+      <w:proofErr w:type="spellStart"/>
+      <w:r>
+        <w:rPr>
           <w:b/>
           <w:color w:val="123A5F"/>
           <w:sz w:val="24"/>
           <w:szCs w:val="24"/>
           <w:lang w:val="nl-NL"/>
         </w:rPr>
-        <w:t>Contextual moderators</w:t>
+        <w:t>Contextual</w:t>
+      </w:r>
+      <w:proofErr w:type="spellEnd"/>
+      <w:r>
+        <w:rPr>
+          <w:b/>
+          <w:color w:val="123A5F"/>
+          <w:sz w:val="24"/>
+          <w:szCs w:val="24"/>
+          <w:lang w:val="nl-NL"/>
+        </w:rPr>
+        <w:t xml:space="preserve"> moderators</w:t>
       </w:r>
     </w:p>
     <w:p>
       <w:pPr>
         <w:spacing w:line="259" w:lineRule="auto"/>
         <w:rPr>
-          <w:rFonts w:cs="Calibri" w:cstheme="minorAscii"/>
-          <w:b w:val="1"/>
-          <w:bCs w:val="1"/>
-          <w:lang w:val="en-US"/>
-        </w:rPr>
-      </w:pPr>
-      <w:r>
-        <w:rPr>
-          <w:rFonts w:cs="Arial" w:cstheme="minorAscii" w:ascii="Arial" w:hAnsi="Arial" w:eastAsia="Arial"/>
-          <w:b w:val="1"/>
-          <w:bCs w:val="1"/>
+          <w:rFonts w:cstheme="minorBidi"/>
+          <w:b/>
+          <w:bCs/>
+          <w:lang w:val="nl-BE"/>
+        </w:rPr>
+      </w:pPr>
+      <w:r>
+        <w:rPr>
+          <w:rFonts w:cstheme="minorBidi"/>
+          <w:b/>
+          <w:bCs/>
           <w:color w:val="123A5F"/>
-          <w:lang w:val="en-US"/>
+          <w:lang w:val="nl-BE"/>
         </w:rPr>
         <w:t>Algemene ervaring en context</w:t>
       </w:r>
@@ -3936,15 +3984,15 @@
         </w:numPr>
         <w:spacing w:line="259" w:lineRule="auto"/>
         <w:rPr>
-          <w:rFonts w:cs="Calibri" w:cstheme="minorAscii"/>
-          <w:lang w:val="en-US"/>
-        </w:rPr>
-      </w:pPr>
-      <w:r>
-        <w:rPr>
-          <w:rFonts w:cs="Arial" w:cstheme="minorAscii" w:ascii="Arial" w:hAnsi="Arial" w:eastAsia="Arial"/>
-          <w:color w:val="24303B"/>
-          <w:lang w:val="en-US"/>
+          <w:rFonts w:cstheme="minorBidi"/>
+          <w:lang w:val="nl-BE"/>
+        </w:rPr>
+      </w:pPr>
+      <w:r>
+        <w:rPr>
+          <w:rFonts w:cstheme="minorBidi"/>
+          <w:color w:val="24303B"/>
+          <w:lang w:val="nl-BE"/>
         </w:rPr>
         <w:t xml:space="preserve">Waren er dingen in uw persoonlijke situatie (bijv. thuis, werk, gezin) die het makkelijker of moeilijker maakten om aan het programma deel te nemen? </w:t>
       </w:r>
@@ -3953,21 +4001,50 @@
       <w:pPr>
         <w:spacing w:line="259" w:lineRule="auto"/>
         <w:rPr>
-          <w:rFonts w:cs="Calibri" w:cstheme="minorAscii"/>
-          <w:b w:val="1"/>
-          <w:bCs w:val="1"/>
-          <w:lang w:val="en-US"/>
-        </w:rPr>
-      </w:pPr>
-      <w:r>
-        <w:rPr>
-          <w:rFonts w:cs="Arial" w:cstheme="minorAscii" w:ascii="Arial" w:hAnsi="Arial" w:eastAsia="Arial"/>
-          <w:b w:val="1"/>
-          <w:bCs w:val="1"/>
+          <w:rFonts w:cstheme="minorBidi"/>
+          <w:b/>
+          <w:bCs/>
+        </w:rPr>
+      </w:pPr>
+      <w:proofErr w:type="spellStart"/>
+      <w:r>
+        <w:rPr>
+          <w:rFonts w:cstheme="minorBidi"/>
+          <w:b/>
+          <w:bCs/>
           <w:color w:val="123A5F"/>
-          <w:lang w:val="en-US"/>
-        </w:rPr>
-        <w:t>Barrières (belemmeringen)</w:t>
+        </w:rPr>
+        <w:t>Barrières</w:t>
+      </w:r>
+      <w:proofErr w:type="spellEnd"/>
+      <w:r>
+        <w:rPr>
+          <w:rFonts w:cstheme="minorBidi"/>
+          <w:b/>
+          <w:bCs/>
+          <w:color w:val="123A5F"/>
+        </w:rPr>
+        <w:t xml:space="preserve"> (</w:t>
+      </w:r>
+      <w:proofErr w:type="spellStart"/>
+      <w:r>
+        <w:rPr>
+          <w:rFonts w:cstheme="minorBidi"/>
+          <w:b/>
+          <w:bCs/>
+          <w:color w:val="123A5F"/>
+        </w:rPr>
+        <w:t>belemmeringen</w:t>
+      </w:r>
+      <w:proofErr w:type="spellEnd"/>
+      <w:r>
+        <w:rPr>
+          <w:rFonts w:cstheme="minorBidi"/>
+          <w:b/>
+          <w:bCs/>
+          <w:color w:val="123A5F"/>
+        </w:rPr>
+        <w:t>)</w:t>
       </w:r>
     </w:p>
     <w:p>
@@ -3978,15 +4055,15 @@
         </w:numPr>
         <w:spacing w:line="259" w:lineRule="auto"/>
         <w:rPr>
-          <w:rFonts w:cs="Calibri" w:cstheme="minorAscii"/>
-          <w:lang w:val="en-US"/>
-        </w:rPr>
-      </w:pPr>
-      <w:r>
-        <w:rPr>
-          <w:rFonts w:cs="Arial" w:cstheme="minorAscii" w:ascii="Arial" w:hAnsi="Arial" w:eastAsia="Arial"/>
-          <w:color w:val="24303B"/>
-          <w:lang w:val="en-US"/>
+          <w:rFonts w:cstheme="minorBidi"/>
+          <w:lang w:val="nl-BE"/>
+        </w:rPr>
+      </w:pPr>
+      <w:r>
+        <w:rPr>
+          <w:rFonts w:cstheme="minorBidi"/>
+          <w:color w:val="24303B"/>
+          <w:lang w:val="nl-BE"/>
         </w:rPr>
         <w:t xml:space="preserve">Wat maakte het voor u lastig om het programma te volgen of toe te passen? </w:t>
       </w:r>
@@ -3995,21 +4072,59 @@
       <w:pPr>
         <w:spacing w:line="259" w:lineRule="auto"/>
         <w:rPr>
-          <w:rFonts w:cs="Calibri" w:cstheme="minorAscii"/>
-          <w:b w:val="1"/>
-          <w:bCs w:val="1"/>
-          <w:lang w:val="en-US"/>
-        </w:rPr>
-      </w:pPr>
-      <w:r>
-        <w:rPr>
-          <w:rFonts w:cs="Arial" w:cstheme="minorAscii" w:ascii="Arial" w:hAnsi="Arial" w:eastAsia="Arial"/>
-          <w:b w:val="1"/>
-          <w:bCs w:val="1"/>
+          <w:rFonts w:cstheme="minorBidi"/>
+          <w:b/>
+          <w:bCs/>
+        </w:rPr>
+      </w:pPr>
+      <w:r>
+        <w:rPr>
+          <w:rFonts w:cstheme="minorBidi"/>
+          <w:b/>
+          <w:bCs/>
           <w:color w:val="123A5F"/>
-          <w:lang w:val="en-US"/>
-        </w:rPr>
-        <w:t>Facilitatoren (ondersteunende factoren)</w:t>
+        </w:rPr>
+        <w:t>Facilitatoren (</w:t>
+      </w:r>
+      <w:proofErr w:type="spellStart"/>
+      <w:r>
+        <w:rPr>
+          <w:rFonts w:cstheme="minorBidi"/>
+          <w:b/>
+          <w:bCs/>
+          <w:color w:val="123A5F"/>
+        </w:rPr>
+        <w:t>ondersteunende</w:t>
+      </w:r>
+      <w:proofErr w:type="spellEnd"/>
+      <w:r>
+        <w:rPr>
+          <w:rFonts w:cstheme="minorBidi"/>
+          <w:b/>
+          <w:bCs/>
+          <w:color w:val="123A5F"/>
+        </w:rPr>
+        <w:t xml:space="preserve"> </w:t>
+      </w:r>
+      <w:proofErr w:type="spellStart"/>
+      <w:r>
+        <w:rPr>
+          <w:rFonts w:cstheme="minorBidi"/>
+          <w:b/>
+          <w:bCs/>
+          <w:color w:val="123A5F"/>
+        </w:rPr>
+        <w:t>factoren</w:t>
+      </w:r>
+      <w:proofErr w:type="spellEnd"/>
+      <w:r>
+        <w:rPr>
+          <w:rFonts w:cstheme="minorBidi"/>
+          <w:b/>
+          <w:bCs/>
+          <w:color w:val="123A5F"/>
+        </w:rPr>
+        <w:t>)</w:t>
       </w:r>
     </w:p>
     <w:p>
@@ -4020,15 +4135,15 @@
         </w:numPr>
         <w:spacing w:line="259" w:lineRule="auto"/>
         <w:rPr>
-          <w:rFonts w:cs="Calibri" w:cstheme="minorAscii"/>
-          <w:lang w:val="en-US"/>
-        </w:rPr>
-      </w:pPr>
-      <w:r>
-        <w:rPr>
-          <w:rFonts w:cs="Arial" w:cstheme="minorAscii" w:ascii="Arial" w:hAnsi="Arial" w:eastAsia="Arial"/>
-          <w:color w:val="24303B"/>
-          <w:lang w:val="en-US"/>
+          <w:rFonts w:cstheme="minorBidi"/>
+          <w:lang w:val="nl-BE"/>
+        </w:rPr>
+      </w:pPr>
+      <w:r>
+        <w:rPr>
+          <w:rFonts w:cstheme="minorBidi"/>
+          <w:color w:val="24303B"/>
+          <w:lang w:val="nl-BE"/>
         </w:rPr>
         <w:t xml:space="preserve">Wat heeft u juist geholpen om het programma te volgen? </w:t>
       </w:r>
@@ -4037,22 +4152,31 @@
       <w:pPr>
         <w:spacing w:line="259" w:lineRule="auto"/>
         <w:rPr>
-          <w:rFonts w:cs="Calibri" w:cstheme="minorAscii"/>
-          <w:b w:val="1"/>
-          <w:bCs w:val="1"/>
-          <w:lang w:val="en-US"/>
-        </w:rPr>
-      </w:pPr>
-      <w:r>
-        <w:rPr>
-          <w:rFonts w:cs="Arial" w:cstheme="minorAscii" w:ascii="Arial" w:hAnsi="Arial" w:eastAsia="Arial"/>
-          <w:b w:val="1"/>
-          <w:bCs w:val="1"/>
+          <w:rFonts w:cstheme="minorBidi"/>
+          <w:b/>
+          <w:bCs/>
+        </w:rPr>
+      </w:pPr>
+      <w:r>
+        <w:rPr>
+          <w:rFonts w:cstheme="minorBidi"/>
+          <w:b/>
+          <w:bCs/>
           <w:color w:val="123A5F"/>
-          <w:lang w:val="en-US"/>
-        </w:rPr>
-        <w:t>Werking van het programma</w:t>
-      </w:r>
+        </w:rPr>
+        <w:t xml:space="preserve">Werking van het </w:t>
+      </w:r>
+      <w:proofErr w:type="spellStart"/>
+      <w:r>
+        <w:rPr>
+          <w:rFonts w:cstheme="minorBidi"/>
+          <w:b/>
+          <w:bCs/>
+          <w:color w:val="123A5F"/>
+        </w:rPr>
+        <w:t>programma</w:t>
+      </w:r>
+      <w:proofErr w:type="spellEnd"/>
     </w:p>
     <w:p>
       <w:pPr>
@@ -4062,39 +4186,70 @@
         </w:numPr>
         <w:spacing w:line="259" w:lineRule="auto"/>
         <w:rPr>
-          <w:rFonts w:cs="Calibri" w:cstheme="minorAscii"/>
-          <w:lang w:val="en-US"/>
-        </w:rPr>
-      </w:pPr>
-      <w:r>
-        <w:rPr>
-          <w:rFonts w:cs="Arial" w:cstheme="minorAscii" w:ascii="Arial" w:hAnsi="Arial" w:eastAsia="Arial"/>
-          <w:color w:val="24303B"/>
-          <w:lang w:val="en-US"/>
-        </w:rPr>
-        <w:t xml:space="preserve">Heeft het programma gewerkt zoals u had verwacht? Waarom wel of niet? </w:t>
+          <w:rFonts w:cstheme="minorBidi"/>
+        </w:rPr>
+      </w:pPr>
+      <w:r>
+        <w:rPr>
+          <w:rFonts w:cstheme="minorBidi"/>
+          <w:color w:val="24303B"/>
+          <w:lang w:val="nl-BE"/>
+        </w:rPr>
+        <w:t xml:space="preserve">Heeft het programma gewerkt zoals u had verwacht? </w:t>
+      </w:r>
+      <w:proofErr w:type="spellStart"/>
+      <w:r>
+        <w:rPr>
+          <w:rFonts w:cstheme="minorBidi"/>
+          <w:color w:val="24303B"/>
+        </w:rPr>
+        <w:t>Waarom</w:t>
+      </w:r>
+      <w:proofErr w:type="spellEnd"/>
+      <w:r>
+        <w:rPr>
+          <w:rFonts w:cstheme="minorBidi"/>
+          <w:color w:val="24303B"/>
+        </w:rPr>
+        <w:t xml:space="preserve"> </w:t>
+      </w:r>
+      <w:proofErr w:type="spellStart"/>
+      <w:r>
+        <w:rPr>
+          <w:rFonts w:cstheme="minorBidi"/>
+          <w:color w:val="24303B"/>
+        </w:rPr>
+        <w:t>wel</w:t>
+      </w:r>
+      <w:proofErr w:type="spellEnd"/>
+      <w:r>
+        <w:rPr>
+          <w:rFonts w:cstheme="minorBidi"/>
+          <w:color w:val="24303B"/>
+        </w:rPr>
+        <w:t xml:space="preserve"> of niet? </w:t>
       </w:r>
     </w:p>
     <w:p>
       <w:pPr>
         <w:spacing w:line="259" w:lineRule="auto"/>
         <w:rPr>
-          <w:rFonts w:cs="Calibri" w:cstheme="minorAscii"/>
-          <w:b w:val="1"/>
-          <w:bCs w:val="1"/>
-          <w:lang w:val="en-US"/>
-        </w:rPr>
-      </w:pPr>
-      <w:r>
-        <w:rPr>
-          <w:rFonts w:cs="Arial" w:cstheme="minorAscii" w:ascii="Arial" w:hAnsi="Arial" w:eastAsia="Arial"/>
-          <w:b w:val="1"/>
-          <w:bCs w:val="1"/>
+          <w:rFonts w:cstheme="minorBidi"/>
+          <w:b/>
+          <w:bCs/>
+        </w:rPr>
+      </w:pPr>
+      <w:proofErr w:type="spellStart"/>
+      <w:r>
+        <w:rPr>
+          <w:rFonts w:cstheme="minorBidi"/>
+          <w:b/>
+          <w:bCs/>
           <w:color w:val="123A5F"/>
-          <w:lang w:val="en-US"/>
         </w:rPr>
         <w:t>Reflectie</w:t>
       </w:r>
+      <w:proofErr w:type="spellEnd"/>
     </w:p>
     <w:p>
       <w:pPr>
@@ -4104,15 +4259,15 @@
         </w:numPr>
         <w:spacing w:line="259" w:lineRule="auto"/>
         <w:rPr>
-          <w:rFonts w:cs="Calibri" w:cstheme="minorAscii"/>
-          <w:lang w:val="en-US"/>
-        </w:rPr>
-      </w:pPr>
-      <w:r>
-        <w:rPr>
-          <w:rFonts w:cs="Arial" w:cstheme="minorAscii" w:ascii="Arial" w:hAnsi="Arial" w:eastAsia="Arial"/>
-          <w:color w:val="24303B"/>
-          <w:lang w:val="en-US"/>
+          <w:rFonts w:cstheme="minorBidi"/>
+          <w:lang w:val="nl-BE"/>
+        </w:rPr>
+      </w:pPr>
+      <w:r>
+        <w:rPr>
+          <w:rFonts w:cstheme="minorBidi"/>
+          <w:color w:val="24303B"/>
+          <w:lang w:val="nl-BE"/>
         </w:rPr>
         <w:t>Wat zou er volgens u moeten veranderen om het programma beter te laten werken voor mensen zoals u?</w:t>
       </w:r>
@@ -4131,9 +4286,9 @@
       </w:pPr>
     </w:p>
     <w:sectPr>
-      <w:footerReference w:type="default" r:id="rId14"/>
-      <w:headerReference w:type="default" r:id="rId18"/>
-      <w:pgSz w:w="12240" w:h="15840" w:orient="portrait"/>
+      <w:headerReference w:type="default" r:id="rId10"/>
+      <w:footerReference w:type="default" r:id="rId11"/>
+      <w:pgSz w:w="12240" w:h="15840"/>
       <w:pgMar w:top="1440" w:right="1440" w:bottom="1440" w:left="1440" w:header="708" w:footer="708" w:gutter="0"/>
       <w:cols w:space="708"/>
       <w:docGrid w:linePitch="360"/>
@@ -4143,7 +4298,7 @@
 </file>
 
 <file path=word/endnotes.xml><?xml version="1.0" encoding="utf-8"?>
-<w:endnotes xmlns:wpc="http://schemas.microsoft.com/office/word/2010/wordprocessingCanvas" xmlns:cx="http://schemas.microsoft.com/office/drawing/2014/chartex" xmlns:cx1="http://schemas.microsoft.com/office/drawing/2015/9/8/chartex" xmlns:cx2="http://schemas.microsoft.com/office/drawing/2015/10/21/chartex" xmlns:cx3="http://schemas.microsoft.com/office/drawing/2016/5/9/chartex" xmlns:cx4="http://schemas.microsoft.com/office/drawing/2016/5/10/chartex" xmlns:cx5="http://schemas.microsoft.com/office/drawing/2016/5/11/chartex" xmlns:cx6="http://schemas.microsoft.com/office/drawing/2016/5/12/chartex" xmlns:cx7="http://schemas.microsoft.com/office/drawing/2016/5/13/chartex" xmlns:cx8="http://schemas.microsoft.com/office/drawing/2016/5/14/chartex" xmlns:mc="http://schemas.openxmlformats.org/markup-compatibility/2006" xmlns:aink="http://schemas.microsoft.com/office/drawing/2016/ink" xmlns:am3d="http://schemas.microsoft.com/office/drawing/2017/model3d" xmlns:o="urn:schemas-microsoft-com:office:office" xmlns:oel="http://schemas.microsoft.com/office/2019/extlst" xmlns:r="http://schemas.openxmlformats.org/officeDocument/2006/relationships" xmlns:m="http://schemas.openxmlformats.org/officeDocument/2006/math" xmlns:v="urn:schemas-microsoft-com:vml" xmlns:wp14="http://schemas.microsoft.com/office/word/2010/wordprocessingDrawing" xmlns:wp="http://schemas.openxmlformats.org/drawingml/2006/wordprocessingDrawing" xmlns:w10="urn:schemas-microsoft-com:office:word" xmlns:w="http://schemas.openxmlformats.org/wordprocessingml/2006/main" xmlns:w14="http://schemas.microsoft.com/office/word/2010/wordml" xmlns:w15="http://schemas.microsoft.com/office/word/2012/wordml" xmlns:w16cex="http://schemas.microsoft.com/office/word/2018/wordml/cex" xmlns:w16cid="http://schemas.microsoft.com/office/word/2016/wordml/cid" xmlns:w16="http://schemas.microsoft.com/office/word/2018/wordml" xmlns:w16du="http://schemas.microsoft.com/office/word/2023/wordml/word16du" xmlns:w16sdtdh="http://schemas.microsoft.com/office/word/2020/wordml/sdtdatahash" xmlns:w16sdtfl="http://schemas.microsoft.com/office/word/2024/wordml/sdtformatlock" xmlns:w16se="http://schemas.microsoft.com/office/word/2015/wordml/symex" xmlns:wpg="http://schemas.microsoft.com/office/word/2010/wordprocessingGroup" xmlns:wpi="http://schemas.microsoft.com/office/word/2010/wordprocessingInk" xmlns:wne="http://schemas.microsoft.com/office/word/2006/wordml" xmlns:wps="http://schemas.microsoft.com/office/word/2010/wordprocessingShape" mc:Ignorable="w14 w15 w16se w16cid w16 w16cex w16sdtdh w16sdtfl w16du wp14">
+<w:endnotes xmlns:wpc="http://schemas.microsoft.com/office/word/2010/wordprocessingCanvas" xmlns:cx="http://schemas.microsoft.com/office/drawing/2014/chartex" xmlns:cx1="http://schemas.microsoft.com/office/drawing/2015/9/8/chartex" xmlns:cx2="http://schemas.microsoft.com/office/drawing/2015/10/21/chartex" xmlns:cx3="http://schemas.microsoft.com/office/drawing/2016/5/9/chartex" xmlns:cx4="http://schemas.microsoft.com/office/drawing/2016/5/10/chartex" xmlns:cx5="http://schemas.microsoft.com/office/drawing/2016/5/11/chartex" xmlns:cx6="http://schemas.microsoft.com/office/drawing/2016/5/12/chartex" xmlns:cx7="http://schemas.microsoft.com/office/drawing/2016/5/13/chartex" xmlns:cx8="http://schemas.microsoft.com/office/drawing/2016/5/14/chartex" xmlns:mc="http://schemas.openxmlformats.org/markup-compatibility/2006" xmlns:aink="http://schemas.microsoft.com/office/drawing/2016/ink" xmlns:am3d="http://schemas.microsoft.com/office/drawing/2017/model3d" xmlns:o="urn:schemas-microsoft-com:office:office" xmlns:oel="http://schemas.microsoft.com/office/2019/extlst" xmlns:r="http://schemas.openxmlformats.org/officeDocument/2006/relationships" xmlns:m="http://schemas.openxmlformats.org/officeDocument/2006/math" xmlns:v="urn:schemas-microsoft-com:vml" xmlns:wp14="http://schemas.microsoft.com/office/word/2010/wordprocessingDrawing" xmlns:wp="http://schemas.openxmlformats.org/drawingml/2006/wordprocessingDrawing" xmlns:w10="urn:schemas-microsoft-com:office:word" xmlns:w="http://schemas.openxmlformats.org/wordprocessingml/2006/main" xmlns:w14="http://schemas.microsoft.com/office/word/2010/wordml" xmlns:w15="http://schemas.microsoft.com/office/word/2012/wordml" xmlns:w16cei="http://schemas.microsoft.com/office/word/2026/wordml/cei" xmlns:w16cex="http://schemas.microsoft.com/office/word/2018/wordml/cex" xmlns:w16cid="http://schemas.microsoft.com/office/word/2016/wordml/cid" xmlns:w16="http://schemas.microsoft.com/office/word/2018/wordml" xmlns:w16du="http://schemas.microsoft.com/office/word/2023/wordml/word16du" xmlns:w16sdtdh="http://schemas.microsoft.com/office/word/2020/wordml/sdtdatahash" xmlns:w16sdtfl="http://schemas.microsoft.com/office/word/2024/wordml/sdtformatlock" xmlns:w16se="http://schemas.microsoft.com/office/word/2015/wordml/symex" xmlns:wpg="http://schemas.microsoft.com/office/word/2010/wordprocessingGroup" xmlns:wpi="http://schemas.microsoft.com/office/word/2010/wordprocessingInk" xmlns:wne="http://schemas.microsoft.com/office/word/2006/wordml" xmlns:wps="http://schemas.microsoft.com/office/word/2010/wordprocessingShape" mc:Ignorable="w14 w15 w16se w16cid w16 w16cex w16sdtdh w16sdtfl w16du wp14">
   <w:endnote w:type="separator" w:id="-1">
     <w:p>
       <w:pPr>
@@ -4169,12 +4324,15 @@
 </file>
 
 <file path=word/footer1.xml><?xml version="1.0" encoding="utf-8"?>
-<w:ftr xmlns:wpc="http://schemas.microsoft.com/office/word/2010/wordprocessingCanvas" xmlns:cx="http://schemas.microsoft.com/office/drawing/2014/chartex" xmlns:cx1="http://schemas.microsoft.com/office/drawing/2015/9/8/chartex" xmlns:cx2="http://schemas.microsoft.com/office/drawing/2015/10/21/chartex" xmlns:cx3="http://schemas.microsoft.com/office/drawing/2016/5/9/chartex" xmlns:cx4="http://schemas.microsoft.com/office/drawing/2016/5/10/chartex" xmlns:cx5="http://schemas.microsoft.com/office/drawing/2016/5/11/chartex" xmlns:cx6="http://schemas.microsoft.com/office/drawing/2016/5/12/chartex" xmlns:cx7="http://schemas.microsoft.com/office/drawing/2016/5/13/chartex" xmlns:cx8="http://schemas.microsoft.com/office/drawing/2016/5/14/chartex" xmlns:mc="http://schemas.openxmlformats.org/markup-compatibility/2006" xmlns:aink="http://schemas.microsoft.com/office/drawing/2016/ink" xmlns:am3d="http://schemas.microsoft.com/office/drawing/2017/model3d" xmlns:o="urn:schemas-microsoft-com:office:office" xmlns:oel="http://schemas.microsoft.com/office/2019/extlst" xmlns:r="http://schemas.openxmlformats.org/officeDocument/2006/relationships" xmlns:m="http://schemas.openxmlformats.org/officeDocument/2006/math" xmlns:v="urn:schemas-microsoft-com:vml" xmlns:wp14="http://schemas.microsoft.com/office/word/2010/wordprocessingDrawing" xmlns:wp="http://schemas.openxmlformats.org/drawingml/2006/wordprocessingDrawing" xmlns:w10="urn:schemas-microsoft-com:office:word" xmlns:w="http://schemas.openxmlformats.org/wordprocessingml/2006/main" xmlns:w14="http://schemas.microsoft.com/office/word/2010/wordml" xmlns:w15="http://schemas.microsoft.com/office/word/2012/wordml" xmlns:w16cex="http://schemas.microsoft.com/office/word/2018/wordml/cex" xmlns:w16cid="http://schemas.microsoft.com/office/word/2016/wordml/cid" xmlns:w16="http://schemas.microsoft.com/office/word/2018/wordml" xmlns:w16du="http://schemas.microsoft.com/office/word/2023/wordml/word16du" xmlns:w16sdtdh="http://schemas.microsoft.com/office/word/2020/wordml/sdtdatahash" xmlns:w16sdtfl="http://schemas.microsoft.com/office/word/2024/wordml/sdtformatlock" xmlns:w16se="http://schemas.microsoft.com/office/word/2015/wordml/symex" xmlns:wpg="http://schemas.microsoft.com/office/word/2010/wordprocessingGroup" xmlns:wpi="http://schemas.microsoft.com/office/word/2010/wordprocessingInk" xmlns:wne="http://schemas.microsoft.com/office/word/2006/wordml" xmlns:wps="http://schemas.microsoft.com/office/word/2010/wordprocessingShape" mc:Ignorable="w14 w15 w16se w16cid w16 w16cex w16sdtdh w16sdtfl w16du wp14">
+<w:ftr xmlns:wpc="http://schemas.microsoft.com/office/word/2010/wordprocessingCanvas" xmlns:cx="http://schemas.microsoft.com/office/drawing/2014/chartex" xmlns:cx1="http://schemas.microsoft.com/office/drawing/2015/9/8/chartex" xmlns:cx2="http://schemas.microsoft.com/office/drawing/2015/10/21/chartex" xmlns:cx3="http://schemas.microsoft.com/office/drawing/2016/5/9/chartex" xmlns:cx4="http://schemas.microsoft.com/office/drawing/2016/5/10/chartex" xmlns:cx5="http://schemas.microsoft.com/office/drawing/2016/5/11/chartex" xmlns:cx6="http://schemas.microsoft.com/office/drawing/2016/5/12/chartex" xmlns:cx7="http://schemas.microsoft.com/office/drawing/2016/5/13/chartex" xmlns:cx8="http://schemas.microsoft.com/office/drawing/2016/5/14/chartex" xmlns:mc="http://schemas.openxmlformats.org/markup-compatibility/2006" xmlns:aink="http://schemas.microsoft.com/office/drawing/2016/ink" xmlns:am3d="http://schemas.microsoft.com/office/drawing/2017/model3d" xmlns:o="urn:schemas-microsoft-com:office:office" xmlns:oel="http://schemas.microsoft.com/office/2019/extlst" xmlns:r="http://schemas.openxmlformats.org/officeDocument/2006/relationships" xmlns:m="http://schemas.openxmlformats.org/officeDocument/2006/math" xmlns:v="urn:schemas-microsoft-com:vml" xmlns:wp14="http://schemas.microsoft.com/office/word/2010/wordprocessingDrawing" xmlns:wp="http://schemas.openxmlformats.org/drawingml/2006/wordprocessingDrawing" xmlns:w10="urn:schemas-microsoft-com:office:word" xmlns:w="http://schemas.openxmlformats.org/wordprocessingml/2006/main" xmlns:w14="http://schemas.microsoft.com/office/word/2010/wordml" xmlns:w15="http://schemas.microsoft.com/office/word/2012/wordml" xmlns:w16cei="http://schemas.microsoft.com/office/word/2026/wordml/cei" xmlns:w16cex="http://schemas.microsoft.com/office/word/2018/wordml/cex" xmlns:w16cid="http://schemas.microsoft.com/office/word/2016/wordml/cid" xmlns:w16="http://schemas.microsoft.com/office/word/2018/wordml" xmlns:w16du="http://schemas.microsoft.com/office/word/2023/wordml/word16du" xmlns:w16sdtdh="http://schemas.microsoft.com/office/word/2020/wordml/sdtdatahash" xmlns:w16sdtfl="http://schemas.microsoft.com/office/word/2024/wordml/sdtformatlock" xmlns:w16se="http://schemas.microsoft.com/office/word/2015/wordml/symex" xmlns:wpg="http://schemas.microsoft.com/office/word/2010/wordprocessingGroup" xmlns:wpi="http://schemas.microsoft.com/office/word/2010/wordprocessingInk" xmlns:wne="http://schemas.microsoft.com/office/word/2006/wordml" xmlns:wps="http://schemas.microsoft.com/office/word/2010/wordprocessingShape" mc:Ignorable="w14 w15 w16se w16cid w16 w16cex w16sdtdh w16sdtfl w16du wp14">
   <w:p>
     <w:pPr>
       <w:pBdr>
         <w:top w:val="single" w:sz="6" w:space="6" w:color="C4CED8"/>
       </w:pBdr>
+      <w:rPr>
+        <w:lang w:val="nl-BE"/>
+      </w:rPr>
     </w:pPr>
     <w:r>
       <w:rPr>
@@ -4204,7 +4362,7 @@
                   <pic:cNvPicPr/>
                 </pic:nvPicPr>
                 <pic:blipFill rotWithShape="1">
-                  <a:blip r:embed="rIdTplImgC">
+                  <a:blip r:embed="rId1">
                     <a:extLst>
                       <a:ext uri="{28A0092B-C50C-407E-A947-70E740481C1C}">
                         <a14:useLocalDpi xmlns:a14="http://schemas.microsoft.com/office/drawing/2010/main" val="0"/>
@@ -4250,46 +4408,30 @@
         <w:color w:val="59636E"/>
         <w:sz w:val="16"/>
         <w:szCs w:val="16"/>
-      </w:rPr>
-      <w:t>PARADISE-</w:t>
+        <w:lang w:val="nl-BE"/>
+      </w:rPr>
+      <w:t xml:space="preserve">PARADISE-studie  ·  eCRF 41: Interviewgids </w:t>
     </w:r>
-    <w:proofErr w:type="gramStart"/>
+    <w:proofErr w:type="spellStart"/>
     <w:r>
       <w:rPr>
         <w:color w:val="59636E"/>
         <w:sz w:val="16"/>
         <w:szCs w:val="16"/>
-      </w:rPr>
-      <w:t>studie  ·</w:t>
+        <w:lang w:val="nl-BE"/>
+      </w:rPr>
+      <w:t>patient</w:t>
     </w:r>
-    <w:proofErr w:type="gramEnd"/>
+    <w:proofErr w:type="spellEnd"/>
     <w:r>
       <w:rPr>
         <w:color w:val="59636E"/>
         <w:sz w:val="16"/>
         <w:szCs w:val="16"/>
-      </w:rPr>
-      <w:t xml:space="preserve">  eCRF 41: Interviewgids patient </w:t>
+        <w:lang w:val="nl-BE"/>
+      </w:rPr>
+      <w:t xml:space="preserve"> ·  Versie </w:t>
     </w:r>
-    <w:proofErr w:type="gramStart"/>
-    <w:r>
-      <w:rPr>
-        <w:color w:val="59636E"/>
-        <w:sz w:val="16"/>
-        <w:szCs w:val="16"/>
-      </w:rPr>
-      <w:t>·</w:t>
-    </w:r>
-    <w:proofErr w:type="gramEnd"/>
-    <w:r>
-      <w:rPr>
-        <w:color w:val="59636E"/>
-        <w:sz w:val="16"/>
-        <w:szCs w:val="16"/>
-      </w:rPr>
-      <w:t xml:space="preserve">  Versie </w:t>
-    </w:r>
-    <w:proofErr w:type="gramStart"/>
     <w:r>
       <w:rPr>
         <w:i/>
@@ -4297,8 +4439,18 @@
         <w:color w:val="59636E"/>
         <w:sz w:val="16"/>
         <w:szCs w:val="16"/>
-      </w:rPr>
-      <w:t xml:space="preserve">[ </w:t>
+        <w:lang w:val="nl-BE"/>
+      </w:rPr>
+      <w:t>[ 1.0 ]</w:t>
+    </w:r>
+    <w:r>
+      <w:rPr>
+        <w:color w:val="59636E"/>
+        <w:sz w:val="16"/>
+        <w:szCs w:val="16"/>
+        <w:lang w:val="nl-BE"/>
+      </w:rPr>
+      <w:t xml:space="preserve">  ·  </w:t>
     </w:r>
     <w:r>
       <w:rPr>
@@ -4307,141 +4459,33 @@
         <w:color w:val="59636E"/>
         <w:sz w:val="16"/>
         <w:szCs w:val="16"/>
-      </w:rPr>
-      <w:t>1.0</w:t>
+        <w:lang w:val="nl-BE"/>
+      </w:rPr>
+      <w:t>[ 27/07/2026 ]</w:t>
     </w:r>
-    <w:proofErr w:type="gramEnd"/>
     <w:r>
       <w:rPr>
-        <w:i/>
-        <w:iCs/>
         <w:color w:val="59636E"/>
         <w:sz w:val="16"/>
         <w:szCs w:val="16"/>
-      </w:rPr>
-      <w:t xml:space="preserve"> </w:t>
+        <w:lang w:val="nl-BE"/>
+      </w:rPr>
+      <w:t xml:space="preserve">  ·  Pagina </w:t>
     </w:r>
-    <w:proofErr w:type="gramStart"/>
     <w:r>
       <w:rPr>
-        <w:i/>
-        <w:iCs/>
         <w:color w:val="59636E"/>
         <w:sz w:val="16"/>
         <w:szCs w:val="16"/>
       </w:rPr>
-      <w:t>]</w:t>
+      <w:fldChar w:fldCharType="begin"/>
     </w:r>
     <w:r>
       <w:rPr>
         <w:color w:val="59636E"/>
         <w:sz w:val="16"/>
         <w:szCs w:val="16"/>
-      </w:rPr>
-      <w:t xml:space="preserve">  ·</w:t>
-    </w:r>
-    <w:proofErr w:type="gramEnd"/>
-    <w:r>
-      <w:rPr>
-        <w:color w:val="59636E"/>
-        <w:sz w:val="16"/>
-        <w:szCs w:val="16"/>
-      </w:rPr>
-      <w:t xml:space="preserve">  </w:t>
-    </w:r>
-    <w:proofErr w:type="gramStart"/>
-    <w:r>
-      <w:rPr>
-        <w:i/>
-        <w:iCs/>
-        <w:color w:val="59636E"/>
-        <w:sz w:val="16"/>
-        <w:szCs w:val="16"/>
-      </w:rPr>
-      <w:t xml:space="preserve">[ </w:t>
-    </w:r>
-    <w:r>
-      <w:rPr>
-        <w:i/>
-        <w:iCs/>
-        <w:color w:val="59636E"/>
-        <w:sz w:val="16"/>
-        <w:szCs w:val="16"/>
-      </w:rPr>
-      <w:t>27</w:t>
-    </w:r>
-    <w:proofErr w:type="gramEnd"/>
-    <w:r>
-      <w:rPr>
-        <w:i/>
-        <w:iCs/>
-        <w:color w:val="59636E"/>
-        <w:sz w:val="16"/>
-        <w:szCs w:val="16"/>
-      </w:rPr>
-      <w:t>/07/</w:t>
-    </w:r>
-    <w:proofErr w:type="gramStart"/>
-    <w:r>
-      <w:rPr>
-        <w:i/>
-        <w:iCs/>
-        <w:color w:val="59636E"/>
-        <w:sz w:val="16"/>
-        <w:szCs w:val="16"/>
-      </w:rPr>
-      <w:t>2026</w:t>
-    </w:r>
-    <w:r>
-      <w:rPr>
-        <w:i/>
-        <w:iCs/>
-        <w:color w:val="59636E"/>
-        <w:sz w:val="16"/>
-        <w:szCs w:val="16"/>
-      </w:rPr>
-      <w:t xml:space="preserve"> ]</w:t>
-    </w:r>
-    <w:proofErr w:type="gramEnd"/>
-    <w:r>
-      <w:rPr>
-        <w:color w:val="59636E"/>
-        <w:sz w:val="16"/>
-        <w:szCs w:val="16"/>
-      </w:rPr>
-      <w:t xml:space="preserve">  </w:t>
-    </w:r>
-    <w:proofErr w:type="gramStart"/>
-    <w:r>
-      <w:rPr>
-        <w:color w:val="59636E"/>
-        <w:sz w:val="16"/>
-        <w:szCs w:val="16"/>
-      </w:rPr>
-      <w:t>·  Pagina</w:t>
-    </w:r>
-    <w:proofErr w:type="gramEnd"/>
-    <w:r>
-      <w:rPr>
-        <w:color w:val="59636E"/>
-        <w:sz w:val="16"/>
-        <w:szCs w:val="16"/>
-      </w:rPr>
-      <w:t xml:space="preserve"> </w:t>
-    </w:r>
-    <w:r>
-      <w:rPr>
-        <w:color w:val="59636E"/>
-        <w:sz w:val="16"/>
-        <w:szCs w:val="16"/>
-      </w:rPr>
-      <w:fldChar w:fldCharType="begin"/>
-    </w:r>
-    <w:r>
-      <w:rPr>
-        <w:color w:val="59636E"/>
-        <w:sz w:val="16"/>
-        <w:szCs w:val="16"/>
+        <w:lang w:val="nl-BE"/>
       </w:rPr>
       <w:instrText>PAGE</w:instrText>
     </w:r>
@@ -4459,6 +4503,7 @@
         <w:color w:val="59636E"/>
         <w:sz w:val="16"/>
         <w:szCs w:val="16"/>
+        <w:lang w:val="nl-BE"/>
       </w:rPr>
       <w:t>1</w:t>
     </w:r>
@@ -4475,6 +4520,7 @@
         <w:color w:val="59636E"/>
         <w:sz w:val="16"/>
         <w:szCs w:val="16"/>
+        <w:lang w:val="nl-BE"/>
       </w:rPr>
       <w:t xml:space="preserve"> van </w:t>
     </w:r>
@@ -4491,6 +4537,7 @@
         <w:color w:val="59636E"/>
         <w:sz w:val="16"/>
         <w:szCs w:val="16"/>
+        <w:lang w:val="nl-BE"/>
       </w:rPr>
       <w:instrText>NUMPAGES</w:instrText>
     </w:r>
@@ -4508,6 +4555,7 @@
         <w:color w:val="59636E"/>
         <w:sz w:val="16"/>
         <w:szCs w:val="16"/>
+        <w:lang w:val="nl-BE"/>
       </w:rPr>
       <w:t>2</w:t>
     </w:r>
@@ -4524,7 +4572,7 @@
 </file>
 
 <file path=word/footnotes.xml><?xml version="1.0" encoding="utf-8"?>
-<w:footnotes xmlns:wpc="http://schemas.microsoft.com/office/word/2010/wordprocessingCanvas" xmlns:cx="http://schemas.microsoft.com/office/drawing/2014/chartex" xmlns:cx1="http://schemas.microsoft.com/office/drawing/2015/9/8/chartex" xmlns:cx2="http://schemas.microsoft.com/office/drawing/2015/10/21/chartex" xmlns:cx3="http://schemas.microsoft.com/office/drawing/2016/5/9/chartex" xmlns:cx4="http://schemas.microsoft.com/office/drawing/2016/5/10/chartex" xmlns:cx5="http://schemas.microsoft.com/office/drawing/2016/5/11/chartex" xmlns:cx6="http://schemas.microsoft.com/office/drawing/2016/5/12/chartex" xmlns:cx7="http://schemas.microsoft.com/office/drawing/2016/5/13/chartex" xmlns:cx8="http://schemas.microsoft.com/office/drawing/2016/5/14/chartex" xmlns:mc="http://schemas.openxmlformats.org/markup-compatibility/2006" xmlns:aink="http://schemas.microsoft.com/office/drawing/2016/ink" xmlns:am3d="http://schemas.microsoft.com/office/drawing/2017/model3d" xmlns:o="urn:schemas-microsoft-com:office:office" xmlns:oel="http://schemas.microsoft.com/office/2019/extlst" xmlns:r="http://schemas.openxmlformats.org/officeDocument/2006/relationships" xmlns:m="http://schemas.openxmlformats.org/officeDocument/2006/math" xmlns:v="urn:schemas-microsoft-com:vml" xmlns:wp14="http://schemas.microsoft.com/office/word/2010/wordprocessingDrawing" xmlns:wp="http://schemas.openxmlformats.org/drawingml/2006/wordprocessingDrawing" xmlns:w10="urn:schemas-microsoft-com:office:word" xmlns:w="http://schemas.openxmlformats.org/wordprocessingml/2006/main" xmlns:w14="http://schemas.microsoft.com/office/word/2010/wordml" xmlns:w15="http://schemas.microsoft.com/office/word/2012/wordml" xmlns:w16cex="http://schemas.microsoft.com/office/word/2018/wordml/cex" xmlns:w16cid="http://schemas.microsoft.com/office/word/2016/wordml/cid" xmlns:w16="http://schemas.microsoft.com/office/word/2018/wordml" xmlns:w16du="http://schemas.microsoft.com/office/word/2023/wordml/word16du" xmlns:w16sdtdh="http://schemas.microsoft.com/office/word/2020/wordml/sdtdatahash" xmlns:w16sdtfl="http://schemas.microsoft.com/office/word/2024/wordml/sdtformatlock" xmlns:w16se="http://schemas.microsoft.com/office/word/2015/wordml/symex" xmlns:wpg="http://schemas.microsoft.com/office/word/2010/wordprocessingGroup" xmlns:wpi="http://schemas.microsoft.com/office/word/2010/wordprocessingInk" xmlns:wne="http://schemas.microsoft.com/office/word/2006/wordml" xmlns:wps="http://schemas.microsoft.com/office/word/2010/wordprocessingShape" mc:Ignorable="w14 w15 w16se w16cid w16 w16cex w16sdtdh w16sdtfl w16du wp14">
+<w:footnotes xmlns:wpc="http://schemas.microsoft.com/office/word/2010/wordprocessingCanvas" xmlns:cx="http://schemas.microsoft.com/office/drawing/2014/chartex" xmlns:cx1="http://schemas.microsoft.com/office/drawing/2015/9/8/chartex" xmlns:cx2="http://schemas.microsoft.com/office/drawing/2015/10/21/chartex" xmlns:cx3="http://schemas.microsoft.com/office/drawing/2016/5/9/chartex" xmlns:cx4="http://schemas.microsoft.com/office/drawing/2016/5/10/chartex" xmlns:cx5="http://schemas.microsoft.com/office/drawing/2016/5/11/chartex" xmlns:cx6="http://schemas.microsoft.com/office/drawing/2016/5/12/chartex" xmlns:cx7="http://schemas.microsoft.com/office/drawing/2016/5/13/chartex" xmlns:cx8="http://schemas.microsoft.com/office/drawing/2016/5/14/chartex" xmlns:mc="http://schemas.openxmlformats.org/markup-compatibility/2006" xmlns:aink="http://schemas.microsoft.com/office/drawing/2016/ink" xmlns:am3d="http://schemas.microsoft.com/office/drawing/2017/model3d" xmlns:o="urn:schemas-microsoft-com:office:office" xmlns:oel="http://schemas.microsoft.com/office/2019/extlst" xmlns:r="http://schemas.openxmlformats.org/officeDocument/2006/relationships" xmlns:m="http://schemas.openxmlformats.org/officeDocument/2006/math" xmlns:v="urn:schemas-microsoft-com:vml" xmlns:wp14="http://schemas.microsoft.com/office/word/2010/wordprocessingDrawing" xmlns:wp="http://schemas.openxmlformats.org/drawingml/2006/wordprocessingDrawing" xmlns:w10="urn:schemas-microsoft-com:office:word" xmlns:w="http://schemas.openxmlformats.org/wordprocessingml/2006/main" xmlns:w14="http://schemas.microsoft.com/office/word/2010/wordml" xmlns:w15="http://schemas.microsoft.com/office/word/2012/wordml" xmlns:w16cei="http://schemas.microsoft.com/office/word/2026/wordml/cei" xmlns:w16cex="http://schemas.microsoft.com/office/word/2018/wordml/cex" xmlns:w16cid="http://schemas.microsoft.com/office/word/2016/wordml/cid" xmlns:w16="http://schemas.microsoft.com/office/word/2018/wordml" xmlns:w16du="http://schemas.microsoft.com/office/word/2023/wordml/word16du" xmlns:w16sdtdh="http://schemas.microsoft.com/office/word/2020/wordml/sdtdatahash" xmlns:w16sdtfl="http://schemas.microsoft.com/office/word/2024/wordml/sdtformatlock" xmlns:w16se="http://schemas.microsoft.com/office/word/2015/wordml/symex" xmlns:wpg="http://schemas.microsoft.com/office/word/2010/wordprocessingGroup" xmlns:wpi="http://schemas.microsoft.com/office/word/2010/wordprocessingInk" xmlns:wne="http://schemas.microsoft.com/office/word/2006/wordml" xmlns:wps="http://schemas.microsoft.com/office/word/2010/wordprocessingShape" mc:Ignorable="w14 w15 w16se w16cid w16 w16cex w16sdtdh w16sdtfl w16du wp14">
   <w:footnote w:type="separator" w:id="-1">
     <w:p>
       <w:pPr>
@@ -4550,10 +4598,9 @@
 </file>
 
 <file path=word/header1.xml><?xml version="1.0" encoding="utf-8"?>
-<w:hdr xmlns:wpc="http://schemas.microsoft.com/office/word/2010/wordprocessingCanvas" xmlns:cx="http://schemas.microsoft.com/office/drawing/2014/chartex" xmlns:cx1="http://schemas.microsoft.com/office/drawing/2015/9/8/chartex" xmlns:cx2="http://schemas.microsoft.com/office/drawing/2015/10/21/chartex" xmlns:cx3="http://schemas.microsoft.com/office/drawing/2016/5/9/chartex" xmlns:cx4="http://schemas.microsoft.com/office/drawing/2016/5/10/chartex" xmlns:cx5="http://schemas.microsoft.com/office/drawing/2016/5/11/chartex" xmlns:cx6="http://schemas.microsoft.com/office/drawing/2016/5/12/chartex" xmlns:cx7="http://schemas.microsoft.com/office/drawing/2016/5/13/chartex" xmlns:cx8="http://schemas.microsoft.com/office/drawing/2016/5/14/chartex" xmlns:mc="http://schemas.openxmlformats.org/markup-compatibility/2006" xmlns:aink="http://schemas.microsoft.com/office/drawing/2016/ink" xmlns:am3d="http://schemas.microsoft.com/office/drawing/2017/model3d" xmlns:o="urn:schemas-microsoft-com:office:office" xmlns:oel="http://schemas.microsoft.com/office/2019/extlst" xmlns:r="http://schemas.openxmlformats.org/officeDocument/2006/relationships" xmlns:m="http://schemas.openxmlformats.org/officeDocument/2006/math" xmlns:v="urn:schemas-microsoft-com:vml" xmlns:wp14="http://schemas.microsoft.com/office/word/2010/wordprocessingDrawing" xmlns:wp="http://schemas.openxmlformats.org/drawingml/2006/wordprocessingDrawing" xmlns:w10="urn:schemas-microsoft-com:office:word" xmlns:w="http://schemas.openxmlformats.org/wordprocessingml/2006/main" xmlns:w14="http://schemas.microsoft.com/office/word/2010/wordml" xmlns:w15="http://schemas.microsoft.com/office/word/2012/wordml" xmlns:w16cex="http://schemas.microsoft.com/office/word/2018/wordml/cex" xmlns:w16cid="http://schemas.microsoft.com/office/word/2016/wordml/cid" xmlns:w16="http://schemas.microsoft.com/office/word/2018/wordml" xmlns:w16du="http://schemas.microsoft.com/office/word/2023/wordml/word16du" xmlns:w16sdtdh="http://schemas.microsoft.com/office/word/2020/wordml/sdtdatahash" xmlns:w16sdtfl="http://schemas.microsoft.com/office/word/2024/wordml/sdtformatlock" xmlns:w16se="http://schemas.microsoft.com/office/word/2015/wordml/symex" xmlns:wpg="http://schemas.microsoft.com/office/word/2010/wordprocessingGroup" xmlns:wpi="http://schemas.microsoft.com/office/word/2010/wordprocessingInk" xmlns:wne="http://schemas.microsoft.com/office/word/2006/wordml" xmlns:wps="http://schemas.microsoft.com/office/word/2010/wordprocessingShape" mc:Ignorable="w14 w15 w16se w16cid w16 w16cex w16sdtdh w16sdtfl w16du wp14">
+<w:hdr xmlns:wpc="http://schemas.microsoft.com/office/word/2010/wordprocessingCanvas" xmlns:cx="http://schemas.microsoft.com/office/drawing/2014/chartex" xmlns:cx1="http://schemas.microsoft.com/office/drawing/2015/9/8/chartex" xmlns:cx2="http://schemas.microsoft.com/office/drawing/2015/10/21/chartex" xmlns:cx3="http://schemas.microsoft.com/office/drawing/2016/5/9/chartex" xmlns:cx4="http://schemas.microsoft.com/office/drawing/2016/5/10/chartex" xmlns:cx5="http://schemas.microsoft.com/office/drawing/2016/5/11/chartex" xmlns:cx6="http://schemas.microsoft.com/office/drawing/2016/5/12/chartex" xmlns:cx7="http://schemas.microsoft.com/office/drawing/2016/5/13/chartex" xmlns:cx8="http://schemas.microsoft.com/office/drawing/2016/5/14/chartex" xmlns:mc="http://schemas.openxmlformats.org/markup-compatibility/2006" xmlns:aink="http://schemas.microsoft.com/office/drawing/2016/ink" xmlns:am3d="http://schemas.microsoft.com/office/drawing/2017/model3d" xmlns:o="urn:schemas-microsoft-com:office:office" xmlns:oel="http://schemas.microsoft.com/office/2019/extlst" xmlns:r="http://schemas.openxmlformats.org/officeDocument/2006/relationships" xmlns:m="http://schemas.openxmlformats.org/officeDocument/2006/math" xmlns:v="urn:schemas-microsoft-com:vml" xmlns:wp14="http://schemas.microsoft.com/office/word/2010/wordprocessingDrawing" xmlns:wp="http://schemas.openxmlformats.org/drawingml/2006/wordprocessingDrawing" xmlns:w10="urn:schemas-microsoft-com:office:word" xmlns:w="http://schemas.openxmlformats.org/wordprocessingml/2006/main" xmlns:w14="http://schemas.microsoft.com/office/word/2010/wordml" xmlns:w15="http://schemas.microsoft.com/office/word/2012/wordml" xmlns:w16cei="http://schemas.microsoft.com/office/word/2026/wordml/cei" xmlns:w16cex="http://schemas.microsoft.com/office/word/2018/wordml/cex" xmlns:w16cid="http://schemas.microsoft.com/office/word/2016/wordml/cid" xmlns:w16="http://schemas.microsoft.com/office/word/2018/wordml" xmlns:w16du="http://schemas.microsoft.com/office/word/2023/wordml/word16du" xmlns:w16sdtdh="http://schemas.microsoft.com/office/word/2020/wordml/sdtdatahash" xmlns:w16sdtfl="http://schemas.microsoft.com/office/word/2024/wordml/sdtformatlock" xmlns:w16se="http://schemas.microsoft.com/office/word/2015/wordml/symex" xmlns:wpg="http://schemas.microsoft.com/office/word/2010/wordprocessingGroup" xmlns:wpi="http://schemas.microsoft.com/office/word/2010/wordprocessingInk" xmlns:wne="http://schemas.microsoft.com/office/word/2006/wordml" xmlns:wps="http://schemas.microsoft.com/office/word/2010/wordprocessingShape" mc:Ignorable="w14 w15 w16se w16cid w16 w16cex w16sdtdh w16sdtfl w16du wp14">
   <w:p>
     <w:pPr>
-      <w:pStyle w:val="Koptekst"/>
       <w:jc w:val="right"/>
     </w:pPr>
     <w:r>
@@ -4597,7 +4644,7 @@
                   <pic:cNvPicPr/>
                 </pic:nvPicPr>
                 <pic:blipFill>
-                  <a:blip r:embed="rIdTplImgA">
+                  <a:blip r:embed="rId1">
                     <a:extLst>
                       <a:ext uri="{28A0092B-C50C-407E-A947-70E740481C1C}">
                         <a14:useLocalDpi xmlns:a14="http://schemas.microsoft.com/office/drawing/2010/main" val="0"/>
@@ -4649,7 +4696,7 @@
                   <pic:cNvPicPr/>
                 </pic:nvPicPr>
                 <pic:blipFill>
-                  <a:blip r:embed="rIdTplImgB">
+                  <a:blip r:embed="rId2">
                     <a:extLst>
                       <a:ext uri="{28A0092B-C50C-407E-A947-70E740481C1C}">
                         <a14:useLocalDpi xmlns:a14="http://schemas.microsoft.com/office/drawing/2010/main" val="0"/>
@@ -4680,7 +4727,7 @@
 </file>
 
 <file path=word/numbering.xml><?xml version="1.0" encoding="utf-8"?>
-<w:numbering xmlns:wpc="http://schemas.microsoft.com/office/word/2010/wordprocessingCanvas" xmlns:cx="http://schemas.microsoft.com/office/drawing/2014/chartex" xmlns:cx1="http://schemas.microsoft.com/office/drawing/2015/9/8/chartex" xmlns:cx2="http://schemas.microsoft.com/office/drawing/2015/10/21/chartex" xmlns:cx3="http://schemas.microsoft.com/office/drawing/2016/5/9/chartex" xmlns:cx4="http://schemas.microsoft.com/office/drawing/2016/5/10/chartex" xmlns:cx5="http://schemas.microsoft.com/office/drawing/2016/5/11/chartex" xmlns:cx6="http://schemas.microsoft.com/office/drawing/2016/5/12/chartex" xmlns:cx7="http://schemas.microsoft.com/office/drawing/2016/5/13/chartex" xmlns:cx8="http://schemas.microsoft.com/office/drawing/2016/5/14/chartex" xmlns:mc="http://schemas.openxmlformats.org/markup-compatibility/2006" xmlns:aink="http://schemas.microsoft.com/office/drawing/2016/ink" xmlns:am3d="http://schemas.microsoft.com/office/drawing/2017/model3d" xmlns:o="urn:schemas-microsoft-com:office:office" xmlns:oel="http://schemas.microsoft.com/office/2019/extlst" xmlns:r="http://schemas.openxmlformats.org/officeDocument/2006/relationships" xmlns:m="http://schemas.openxmlformats.org/officeDocument/2006/math" xmlns:v="urn:schemas-microsoft-com:vml" xmlns:wp14="http://schemas.microsoft.com/office/word/2010/wordprocessingDrawing" xmlns:wp="http://schemas.openxmlformats.org/drawingml/2006/wordprocessingDrawing" xmlns:w10="urn:schemas-microsoft-com:office:word" xmlns:w="http://schemas.openxmlformats.org/wordprocessingml/2006/main" xmlns:w14="http://schemas.microsoft.com/office/word/2010/wordml" xmlns:w15="http://schemas.microsoft.com/office/word/2012/wordml" xmlns:w16cex="http://schemas.microsoft.com/office/word/2018/wordml/cex" xmlns:w16cid="http://schemas.microsoft.com/office/word/2016/wordml/cid" xmlns:w16="http://schemas.microsoft.com/office/word/2018/wordml" xmlns:w16du="http://schemas.microsoft.com/office/word/2023/wordml/word16du" xmlns:w16sdtdh="http://schemas.microsoft.com/office/word/2020/wordml/sdtdatahash" xmlns:w16sdtfl="http://schemas.microsoft.com/office/word/2024/wordml/sdtformatlock" xmlns:w16se="http://schemas.microsoft.com/office/word/2015/wordml/symex" xmlns:wpg="http://schemas.microsoft.com/office/word/2010/wordprocessingGroup" xmlns:wpi="http://schemas.microsoft.com/office/word/2010/wordprocessingInk" xmlns:wne="http://schemas.microsoft.com/office/word/2006/wordml" xmlns:wps="http://schemas.microsoft.com/office/word/2010/wordprocessingShape" mc:Ignorable="w14 w15 w16se w16cid w16 w16cex w16sdtdh w16sdtfl w16du wp14">
+<w:numbering xmlns:wpc="http://schemas.microsoft.com/office/word/2010/wordprocessingCanvas" xmlns:cx="http://schemas.microsoft.com/office/drawing/2014/chartex" xmlns:cx1="http://schemas.microsoft.com/office/drawing/2015/9/8/chartex" xmlns:cx2="http://schemas.microsoft.com/office/drawing/2015/10/21/chartex" xmlns:cx3="http://schemas.microsoft.com/office/drawing/2016/5/9/chartex" xmlns:cx4="http://schemas.microsoft.com/office/drawing/2016/5/10/chartex" xmlns:cx5="http://schemas.microsoft.com/office/drawing/2016/5/11/chartex" xmlns:cx6="http://schemas.microsoft.com/office/drawing/2016/5/12/chartex" xmlns:cx7="http://schemas.microsoft.com/office/drawing/2016/5/13/chartex" xmlns:cx8="http://schemas.microsoft.com/office/drawing/2016/5/14/chartex" xmlns:mc="http://schemas.openxmlformats.org/markup-compatibility/2006" xmlns:aink="http://schemas.microsoft.com/office/drawing/2016/ink" xmlns:am3d="http://schemas.microsoft.com/office/drawing/2017/model3d" xmlns:o="urn:schemas-microsoft-com:office:office" xmlns:oel="http://schemas.microsoft.com/office/2019/extlst" xmlns:r="http://schemas.openxmlformats.org/officeDocument/2006/relationships" xmlns:m="http://schemas.openxmlformats.org/officeDocument/2006/math" xmlns:v="urn:schemas-microsoft-com:vml" xmlns:wp14="http://schemas.microsoft.com/office/word/2010/wordprocessingDrawing" xmlns:wp="http://schemas.openxmlformats.org/drawingml/2006/wordprocessingDrawing" xmlns:w10="urn:schemas-microsoft-com:office:word" xmlns:w="http://schemas.openxmlformats.org/wordprocessingml/2006/main" xmlns:w14="http://schemas.microsoft.com/office/word/2010/wordml" xmlns:w15="http://schemas.microsoft.com/office/word/2012/wordml" xmlns:w16cei="http://schemas.microsoft.com/office/word/2026/wordml/cei" xmlns:w16cex="http://schemas.microsoft.com/office/word/2018/wordml/cex" xmlns:w16cid="http://schemas.microsoft.com/office/word/2016/wordml/cid" xmlns:w16="http://schemas.microsoft.com/office/word/2018/wordml" xmlns:w16du="http://schemas.microsoft.com/office/word/2023/wordml/word16du" xmlns:w16sdtdh="http://schemas.microsoft.com/office/word/2020/wordml/sdtdatahash" xmlns:w16sdtfl="http://schemas.microsoft.com/office/word/2024/wordml/sdtformatlock" xmlns:w16se="http://schemas.microsoft.com/office/word/2015/wordml/symex" xmlns:wpg="http://schemas.microsoft.com/office/word/2010/wordprocessingGroup" xmlns:wpi="http://schemas.microsoft.com/office/word/2010/wordprocessingInk" xmlns:wne="http://schemas.microsoft.com/office/word/2006/wordml" xmlns:wps="http://schemas.microsoft.com/office/word/2010/wordprocessingShape" mc:Ignorable="w14 w15 w16se w16cid w16 w16cex w16sdtdh w16sdtfl w16du wp14">
   <w:abstractNum w:abstractNumId="0" w15:restartNumberingAfterBreak="0">
     <w:nsid w:val="003B0BD4"/>
     <w:multiLevelType w:val="multilevel"/>
@@ -4697,7 +4744,7 @@
         <w:ind w:left="720" w:hanging="360"/>
       </w:pPr>
       <w:rPr>
-        <w:rFonts w:hint="default" w:ascii="Symbol" w:hAnsi="Symbol"/>
+        <w:rFonts w:ascii="Symbol" w:hAnsi="Symbol" w:hint="default"/>
         <w:sz w:val="20"/>
       </w:rPr>
     </w:lvl>
@@ -4713,7 +4760,7 @@
         <w:ind w:left="1440" w:hanging="360"/>
       </w:pPr>
       <w:rPr>
-        <w:rFonts w:hint="default" w:ascii="Courier New" w:hAnsi="Courier New"/>
+        <w:rFonts w:ascii="Courier New" w:hAnsi="Courier New" w:hint="default"/>
         <w:sz w:val="20"/>
       </w:rPr>
     </w:lvl>
@@ -4729,7 +4776,7 @@
         <w:ind w:left="2160" w:hanging="360"/>
       </w:pPr>
       <w:rPr>
-        <w:rFonts w:hint="default" w:ascii="Wingdings" w:hAnsi="Wingdings"/>
+        <w:rFonts w:ascii="Wingdings" w:hAnsi="Wingdings" w:hint="default"/>
         <w:sz w:val="20"/>
       </w:rPr>
     </w:lvl>
@@ -4745,7 +4792,7 @@
         <w:ind w:left="2880" w:hanging="360"/>
       </w:pPr>
       <w:rPr>
-        <w:rFonts w:hint="default" w:ascii="Wingdings" w:hAnsi="Wingdings"/>
+        <w:rFonts w:ascii="Wingdings" w:hAnsi="Wingdings" w:hint="default"/>
         <w:sz w:val="20"/>
       </w:rPr>
     </w:lvl>
@@ -4761,7 +4808,7 @@
         <w:ind w:left="3600" w:hanging="360"/>
       </w:pPr>
       <w:rPr>
-        <w:rFonts w:hint="default" w:ascii="Wingdings" w:hAnsi="Wingdings"/>
+        <w:rFonts w:ascii="Wingdings" w:hAnsi="Wingdings" w:hint="default"/>
         <w:sz w:val="20"/>
       </w:rPr>
     </w:lvl>
@@ -4777,7 +4824,7 @@
         <w:ind w:left="4320" w:hanging="360"/>
       </w:pPr>
       <w:rPr>
-        <w:rFonts w:hint="default" w:ascii="Wingdings" w:hAnsi="Wingdings"/>
+        <w:rFonts w:ascii="Wingdings" w:hAnsi="Wingdings" w:hint="default"/>
         <w:sz w:val="20"/>
       </w:rPr>
     </w:lvl>
@@ -4793,7 +4840,7 @@
         <w:ind w:left="5040" w:hanging="360"/>
       </w:pPr>
       <w:rPr>
-        <w:rFonts w:hint="default" w:ascii="Wingdings" w:hAnsi="Wingdings"/>
+        <w:rFonts w:ascii="Wingdings" w:hAnsi="Wingdings" w:hint="default"/>
         <w:sz w:val="20"/>
       </w:rPr>
     </w:lvl>
@@ -4809,7 +4856,7 @@
         <w:ind w:left="5760" w:hanging="360"/>
       </w:pPr>
       <w:rPr>
-        <w:rFonts w:hint="default" w:ascii="Wingdings" w:hAnsi="Wingdings"/>
+        <w:rFonts w:ascii="Wingdings" w:hAnsi="Wingdings" w:hint="default"/>
         <w:sz w:val="20"/>
       </w:rPr>
     </w:lvl>
@@ -4825,7 +4872,7 @@
         <w:ind w:left="6480" w:hanging="360"/>
       </w:pPr>
       <w:rPr>
-        <w:rFonts w:hint="default" w:ascii="Wingdings" w:hAnsi="Wingdings"/>
+        <w:rFonts w:ascii="Wingdings" w:hAnsi="Wingdings" w:hint="default"/>
         <w:sz w:val="20"/>
       </w:rPr>
     </w:lvl>
@@ -4846,7 +4893,7 @@
         <w:ind w:left="720" w:hanging="360"/>
       </w:pPr>
       <w:rPr>
-        <w:rFonts w:hint="default" w:ascii="Symbol" w:hAnsi="Symbol"/>
+        <w:rFonts w:ascii="Symbol" w:hAnsi="Symbol" w:hint="default"/>
         <w:sz w:val="20"/>
       </w:rPr>
     </w:lvl>
@@ -4862,7 +4909,7 @@
         <w:ind w:left="1440" w:hanging="360"/>
       </w:pPr>
       <w:rPr>
-        <w:rFonts w:hint="default" w:ascii="Courier New" w:hAnsi="Courier New"/>
+        <w:rFonts w:ascii="Courier New" w:hAnsi="Courier New" w:hint="default"/>
         <w:sz w:val="20"/>
       </w:rPr>
     </w:lvl>
@@ -4878,7 +4925,7 @@
         <w:ind w:left="2160" w:hanging="360"/>
       </w:pPr>
       <w:rPr>
-        <w:rFonts w:hint="default" w:ascii="Wingdings" w:hAnsi="Wingdings"/>
+        <w:rFonts w:ascii="Wingdings" w:hAnsi="Wingdings" w:hint="default"/>
         <w:sz w:val="20"/>
       </w:rPr>
     </w:lvl>
@@ -4894,7 +4941,7 @@
         <w:ind w:left="2880" w:hanging="360"/>
       </w:pPr>
       <w:rPr>
-        <w:rFonts w:hint="default" w:ascii="Wingdings" w:hAnsi="Wingdings"/>
+        <w:rFonts w:ascii="Wingdings" w:hAnsi="Wingdings" w:hint="default"/>
         <w:sz w:val="20"/>
       </w:rPr>
     </w:lvl>
@@ -4910,7 +4957,7 @@
         <w:ind w:left="3600" w:hanging="360"/>
       </w:pPr>
       <w:rPr>
-        <w:rFonts w:hint="default" w:ascii="Wingdings" w:hAnsi="Wingdings"/>
+        <w:rFonts w:ascii="Wingdings" w:hAnsi="Wingdings" w:hint="default"/>
         <w:sz w:val="20"/>
       </w:rPr>
     </w:lvl>
@@ -4926,7 +4973,7 @@
         <w:ind w:left="4320" w:hanging="360"/>
       </w:pPr>
       <w:rPr>
-        <w:rFonts w:hint="default" w:ascii="Wingdings" w:hAnsi="Wingdings"/>
+        <w:rFonts w:ascii="Wingdings" w:hAnsi="Wingdings" w:hint="default"/>
         <w:sz w:val="20"/>
       </w:rPr>
     </w:lvl>
@@ -4942,7 +4989,7 @@
         <w:ind w:left="5040" w:hanging="360"/>
       </w:pPr>
       <w:rPr>
-        <w:rFonts w:hint="default" w:ascii="Wingdings" w:hAnsi="Wingdings"/>
+        <w:rFonts w:ascii="Wingdings" w:hAnsi="Wingdings" w:hint="default"/>
         <w:sz w:val="20"/>
       </w:rPr>
     </w:lvl>
@@ -4958,7 +5005,7 @@
         <w:ind w:left="5760" w:hanging="360"/>
       </w:pPr>
       <w:rPr>
-        <w:rFonts w:hint="default" w:ascii="Wingdings" w:hAnsi="Wingdings"/>
+        <w:rFonts w:ascii="Wingdings" w:hAnsi="Wingdings" w:hint="default"/>
         <w:sz w:val="20"/>
       </w:rPr>
     </w:lvl>
@@ -4974,7 +5021,7 @@
         <w:ind w:left="6480" w:hanging="360"/>
       </w:pPr>
       <w:rPr>
-        <w:rFonts w:hint="default" w:ascii="Wingdings" w:hAnsi="Wingdings"/>
+        <w:rFonts w:ascii="Wingdings" w:hAnsi="Wingdings" w:hint="default"/>
         <w:sz w:val="20"/>
       </w:rPr>
     </w:lvl>
@@ -4995,7 +5042,7 @@
         <w:ind w:left="720" w:hanging="360"/>
       </w:pPr>
       <w:rPr>
-        <w:rFonts w:hint="default" w:ascii="Symbol" w:hAnsi="Symbol"/>
+        <w:rFonts w:ascii="Symbol" w:hAnsi="Symbol" w:hint="default"/>
         <w:sz w:val="20"/>
       </w:rPr>
     </w:lvl>
@@ -5011,7 +5058,7 @@
         <w:ind w:left="1440" w:hanging="360"/>
       </w:pPr>
       <w:rPr>
-        <w:rFonts w:hint="default" w:ascii="Courier New" w:hAnsi="Courier New"/>
+        <w:rFonts w:ascii="Courier New" w:hAnsi="Courier New" w:hint="default"/>
         <w:sz w:val="20"/>
       </w:rPr>
     </w:lvl>
@@ -5027,7 +5074,7 @@
         <w:ind w:left="2160" w:hanging="360"/>
       </w:pPr>
       <w:rPr>
-        <w:rFonts w:hint="default" w:ascii="Wingdings" w:hAnsi="Wingdings"/>
+        <w:rFonts w:ascii="Wingdings" w:hAnsi="Wingdings" w:hint="default"/>
         <w:sz w:val="20"/>
       </w:rPr>
     </w:lvl>
@@ -5043,7 +5090,7 @@
         <w:ind w:left="2880" w:hanging="360"/>
       </w:pPr>
       <w:rPr>
-        <w:rFonts w:hint="default" w:ascii="Wingdings" w:hAnsi="Wingdings"/>
+        <w:rFonts w:ascii="Wingdings" w:hAnsi="Wingdings" w:hint="default"/>
         <w:sz w:val="20"/>
       </w:rPr>
     </w:lvl>
@@ -5059,7 +5106,7 @@
         <w:ind w:left="3600" w:hanging="360"/>
       </w:pPr>
       <w:rPr>
-        <w:rFonts w:hint="default" w:ascii="Wingdings" w:hAnsi="Wingdings"/>
+        <w:rFonts w:ascii="Wingdings" w:hAnsi="Wingdings" w:hint="default"/>
         <w:sz w:val="20"/>
       </w:rPr>
     </w:lvl>
@@ -5075,7 +5122,7 @@
         <w:ind w:left="4320" w:hanging="360"/>
       </w:pPr>
       <w:rPr>
-        <w:rFonts w:hint="default" w:ascii="Wingdings" w:hAnsi="Wingdings"/>
+        <w:rFonts w:ascii="Wingdings" w:hAnsi="Wingdings" w:hint="default"/>
         <w:sz w:val="20"/>
       </w:rPr>
     </w:lvl>
@@ -5091,7 +5138,7 @@
         <w:ind w:left="5040" w:hanging="360"/>
       </w:pPr>
       <w:rPr>
-        <w:rFonts w:hint="default" w:ascii="Wingdings" w:hAnsi="Wingdings"/>
+        <w:rFonts w:ascii="Wingdings" w:hAnsi="Wingdings" w:hint="default"/>
         <w:sz w:val="20"/>
       </w:rPr>
     </w:lvl>
@@ -5107,7 +5154,7 @@
         <w:ind w:left="5760" w:hanging="360"/>
       </w:pPr>
       <w:rPr>
-        <w:rFonts w:hint="default" w:ascii="Wingdings" w:hAnsi="Wingdings"/>
+        <w:rFonts w:ascii="Wingdings" w:hAnsi="Wingdings" w:hint="default"/>
         <w:sz w:val="20"/>
       </w:rPr>
     </w:lvl>
@@ -5123,7 +5170,7 @@
         <w:ind w:left="6480" w:hanging="360"/>
       </w:pPr>
       <w:rPr>
-        <w:rFonts w:hint="default" w:ascii="Wingdings" w:hAnsi="Wingdings"/>
+        <w:rFonts w:ascii="Wingdings" w:hAnsi="Wingdings" w:hint="default"/>
         <w:sz w:val="20"/>
       </w:rPr>
     </w:lvl>
@@ -5144,7 +5191,7 @@
         <w:ind w:left="720" w:hanging="360"/>
       </w:pPr>
       <w:rPr>
-        <w:rFonts w:hint="default" w:ascii="Symbol" w:hAnsi="Symbol"/>
+        <w:rFonts w:ascii="Symbol" w:hAnsi="Symbol" w:hint="default"/>
         <w:sz w:val="20"/>
       </w:rPr>
     </w:lvl>
@@ -5160,7 +5207,7 @@
         <w:ind w:left="1440" w:hanging="360"/>
       </w:pPr>
       <w:rPr>
-        <w:rFonts w:hint="default" w:ascii="Courier New" w:hAnsi="Courier New"/>
+        <w:rFonts w:ascii="Courier New" w:hAnsi="Courier New" w:hint="default"/>
         <w:sz w:val="20"/>
       </w:rPr>
     </w:lvl>
@@ -5176,7 +5223,7 @@
         <w:ind w:left="2160" w:hanging="360"/>
       </w:pPr>
       <w:rPr>
-        <w:rFonts w:hint="default" w:ascii="Wingdings" w:hAnsi="Wingdings"/>
+        <w:rFonts w:ascii="Wingdings" w:hAnsi="Wingdings" w:hint="default"/>
         <w:sz w:val="20"/>
       </w:rPr>
     </w:lvl>
@@ -5192,7 +5239,7 @@
         <w:ind w:left="2880" w:hanging="360"/>
       </w:pPr>
       <w:rPr>
-        <w:rFonts w:hint="default" w:ascii="Wingdings" w:hAnsi="Wingdings"/>
+        <w:rFonts w:ascii="Wingdings" w:hAnsi="Wingdings" w:hint="default"/>
         <w:sz w:val="20"/>
       </w:rPr>
     </w:lvl>
@@ -5208,7 +5255,7 @@
         <w:ind w:left="3600" w:hanging="360"/>
       </w:pPr>
       <w:rPr>
-        <w:rFonts w:hint="default" w:ascii="Wingdings" w:hAnsi="Wingdings"/>
+        <w:rFonts w:ascii="Wingdings" w:hAnsi="Wingdings" w:hint="default"/>
         <w:sz w:val="20"/>
       </w:rPr>
     </w:lvl>
@@ -5224,7 +5271,7 @@
         <w:ind w:left="4320" w:hanging="360"/>
       </w:pPr>
       <w:rPr>
-        <w:rFonts w:hint="default" w:ascii="Wingdings" w:hAnsi="Wingdings"/>
+        <w:rFonts w:ascii="Wingdings" w:hAnsi="Wingdings" w:hint="default"/>
         <w:sz w:val="20"/>
       </w:rPr>
     </w:lvl>
@@ -5240,7 +5287,7 @@
         <w:ind w:left="5040" w:hanging="360"/>
       </w:pPr>
       <w:rPr>
-        <w:rFonts w:hint="default" w:ascii="Wingdings" w:hAnsi="Wingdings"/>
+        <w:rFonts w:ascii="Wingdings" w:hAnsi="Wingdings" w:hint="default"/>
         <w:sz w:val="20"/>
       </w:rPr>
     </w:lvl>
@@ -5256,7 +5303,7 @@
         <w:ind w:left="5760" w:hanging="360"/>
       </w:pPr>
       <w:rPr>
-        <w:rFonts w:hint="default" w:ascii="Wingdings" w:hAnsi="Wingdings"/>
+        <w:rFonts w:ascii="Wingdings" w:hAnsi="Wingdings" w:hint="default"/>
         <w:sz w:val="20"/>
       </w:rPr>
     </w:lvl>
@@ -5272,7 +5319,7 @@
         <w:ind w:left="6480" w:hanging="360"/>
       </w:pPr>
       <w:rPr>
-        <w:rFonts w:hint="default" w:ascii="Wingdings" w:hAnsi="Wingdings"/>
+        <w:rFonts w:ascii="Wingdings" w:hAnsi="Wingdings" w:hint="default"/>
         <w:sz w:val="20"/>
       </w:rPr>
     </w:lvl>
@@ -5293,7 +5340,7 @@
         <w:ind w:left="720" w:hanging="360"/>
       </w:pPr>
       <w:rPr>
-        <w:rFonts w:hint="default" w:ascii="Symbol" w:hAnsi="Symbol"/>
+        <w:rFonts w:ascii="Symbol" w:hAnsi="Symbol" w:hint="default"/>
         <w:sz w:val="20"/>
       </w:rPr>
     </w:lvl>
@@ -5309,7 +5356,7 @@
         <w:ind w:left="1440" w:hanging="360"/>
       </w:pPr>
       <w:rPr>
-        <w:rFonts w:hint="default" w:ascii="Courier New" w:hAnsi="Courier New"/>
+        <w:rFonts w:ascii="Courier New" w:hAnsi="Courier New" w:hint="default"/>
         <w:sz w:val="20"/>
       </w:rPr>
     </w:lvl>
@@ -5325,7 +5372,7 @@
         <w:ind w:left="2160" w:hanging="360"/>
       </w:pPr>
       <w:rPr>
-        <w:rFonts w:hint="default" w:ascii="Wingdings" w:hAnsi="Wingdings"/>
+        <w:rFonts w:ascii="Wingdings" w:hAnsi="Wingdings" w:hint="default"/>
         <w:sz w:val="20"/>
       </w:rPr>
     </w:lvl>
@@ -5341,7 +5388,7 @@
         <w:ind w:left="2880" w:hanging="360"/>
       </w:pPr>
       <w:rPr>
-        <w:rFonts w:hint="default" w:ascii="Wingdings" w:hAnsi="Wingdings"/>
+        <w:rFonts w:ascii="Wingdings" w:hAnsi="Wingdings" w:hint="default"/>
         <w:sz w:val="20"/>
       </w:rPr>
     </w:lvl>
@@ -5357,7 +5404,7 @@
         <w:ind w:left="3600" w:hanging="360"/>
       </w:pPr>
       <w:rPr>
-        <w:rFonts w:hint="default" w:ascii="Wingdings" w:hAnsi="Wingdings"/>
+        <w:rFonts w:ascii="Wingdings" w:hAnsi="Wingdings" w:hint="default"/>
         <w:sz w:val="20"/>
       </w:rPr>
     </w:lvl>
@@ -5373,7 +5420,7 @@
         <w:ind w:left="4320" w:hanging="360"/>
       </w:pPr>
       <w:rPr>
-        <w:rFonts w:hint="default" w:ascii="Wingdings" w:hAnsi="Wingdings"/>
+        <w:rFonts w:ascii="Wingdings" w:hAnsi="Wingdings" w:hint="default"/>
         <w:sz w:val="20"/>
       </w:rPr>
     </w:lvl>
@@ -5389,7 +5436,7 @@
         <w:ind w:left="5040" w:hanging="360"/>
       </w:pPr>
       <w:rPr>
-        <w:rFonts w:hint="default" w:ascii="Wingdings" w:hAnsi="Wingdings"/>
+        <w:rFonts w:ascii="Wingdings" w:hAnsi="Wingdings" w:hint="default"/>
         <w:sz w:val="20"/>
       </w:rPr>
     </w:lvl>
@@ -5405,7 +5452,7 @@
         <w:ind w:left="5760" w:hanging="360"/>
       </w:pPr>
       <w:rPr>
-        <w:rFonts w:hint="default" w:ascii="Wingdings" w:hAnsi="Wingdings"/>
+        <w:rFonts w:ascii="Wingdings" w:hAnsi="Wingdings" w:hint="default"/>
         <w:sz w:val="20"/>
       </w:rPr>
     </w:lvl>
@@ -5421,7 +5468,7 @@
         <w:ind w:left="6480" w:hanging="360"/>
       </w:pPr>
       <w:rPr>
-        <w:rFonts w:hint="default" w:ascii="Wingdings" w:hAnsi="Wingdings"/>
+        <w:rFonts w:ascii="Wingdings" w:hAnsi="Wingdings" w:hint="default"/>
         <w:sz w:val="20"/>
       </w:rPr>
     </w:lvl>
@@ -5442,7 +5489,7 @@
         <w:ind w:left="720" w:hanging="360"/>
       </w:pPr>
       <w:rPr>
-        <w:rFonts w:hint="default" w:ascii="Symbol" w:hAnsi="Symbol"/>
+        <w:rFonts w:ascii="Symbol" w:hAnsi="Symbol" w:hint="default"/>
         <w:sz w:val="20"/>
       </w:rPr>
     </w:lvl>
@@ -5458,7 +5505,7 @@
         <w:ind w:left="1440" w:hanging="360"/>
       </w:pPr>
       <w:rPr>
-        <w:rFonts w:hint="default" w:ascii="Courier New" w:hAnsi="Courier New"/>
+        <w:rFonts w:ascii="Courier New" w:hAnsi="Courier New" w:hint="default"/>
         <w:sz w:val="20"/>
       </w:rPr>
     </w:lvl>
@@ -5474,7 +5521,7 @@
         <w:ind w:left="2160" w:hanging="360"/>
       </w:pPr>
       <w:rPr>
-        <w:rFonts w:hint="default" w:ascii="Wingdings" w:hAnsi="Wingdings"/>
+        <w:rFonts w:ascii="Wingdings" w:hAnsi="Wingdings" w:hint="default"/>
         <w:sz w:val="20"/>
       </w:rPr>
     </w:lvl>
@@ -5490,7 +5537,7 @@
         <w:ind w:left="2880" w:hanging="360"/>
       </w:pPr>
       <w:rPr>
-        <w:rFonts w:hint="default" w:ascii="Wingdings" w:hAnsi="Wingdings"/>
+        <w:rFonts w:ascii="Wingdings" w:hAnsi="Wingdings" w:hint="default"/>
         <w:sz w:val="20"/>
       </w:rPr>
     </w:lvl>
@@ -5506,7 +5553,7 @@
         <w:ind w:left="3600" w:hanging="360"/>
       </w:pPr>
       <w:rPr>
-        <w:rFonts w:hint="default" w:ascii="Wingdings" w:hAnsi="Wingdings"/>
+        <w:rFonts w:ascii="Wingdings" w:hAnsi="Wingdings" w:hint="default"/>
         <w:sz w:val="20"/>
       </w:rPr>
     </w:lvl>
@@ -5522,7 +5569,7 @@
         <w:ind w:left="4320" w:hanging="360"/>
       </w:pPr>
       <w:rPr>
-        <w:rFonts w:hint="default" w:ascii="Wingdings" w:hAnsi="Wingdings"/>
+        <w:rFonts w:ascii="Wingdings" w:hAnsi="Wingdings" w:hint="default"/>
         <w:sz w:val="20"/>
       </w:rPr>
     </w:lvl>
@@ -5538,7 +5585,7 @@
         <w:ind w:left="5040" w:hanging="360"/>
       </w:pPr>
       <w:rPr>
-        <w:rFonts w:hint="default" w:ascii="Wingdings" w:hAnsi="Wingdings"/>
+        <w:rFonts w:ascii="Wingdings" w:hAnsi="Wingdings" w:hint="default"/>
         <w:sz w:val="20"/>
       </w:rPr>
     </w:lvl>
@@ -5554,7 +5601,7 @@
         <w:ind w:left="5760" w:hanging="360"/>
       </w:pPr>
       <w:rPr>
-        <w:rFonts w:hint="default" w:ascii="Wingdings" w:hAnsi="Wingdings"/>
+        <w:rFonts w:ascii="Wingdings" w:hAnsi="Wingdings" w:hint="default"/>
         <w:sz w:val="20"/>
       </w:rPr>
     </w:lvl>
@@ -5570,7 +5617,7 @@
         <w:ind w:left="6480" w:hanging="360"/>
       </w:pPr>
       <w:rPr>
-        <w:rFonts w:hint="default" w:ascii="Wingdings" w:hAnsi="Wingdings"/>
+        <w:rFonts w:ascii="Wingdings" w:hAnsi="Wingdings" w:hint="default"/>
         <w:sz w:val="20"/>
       </w:rPr>
     </w:lvl>
@@ -5591,7 +5638,7 @@
         <w:ind w:left="720" w:hanging="360"/>
       </w:pPr>
       <w:rPr>
-        <w:rFonts w:hint="default" w:ascii="Symbol" w:hAnsi="Symbol"/>
+        <w:rFonts w:ascii="Symbol" w:hAnsi="Symbol" w:hint="default"/>
         <w:sz w:val="20"/>
       </w:rPr>
     </w:lvl>
@@ -5607,7 +5654,7 @@
         <w:ind w:left="1440" w:hanging="360"/>
       </w:pPr>
       <w:rPr>
-        <w:rFonts w:hint="default" w:ascii="Courier New" w:hAnsi="Courier New"/>
+        <w:rFonts w:ascii="Courier New" w:hAnsi="Courier New" w:hint="default"/>
         <w:sz w:val="20"/>
       </w:rPr>
     </w:lvl>
@@ -5623,7 +5670,7 @@
         <w:ind w:left="2160" w:hanging="360"/>
       </w:pPr>
       <w:rPr>
-        <w:rFonts w:hint="default" w:ascii="Wingdings" w:hAnsi="Wingdings"/>
+        <w:rFonts w:ascii="Wingdings" w:hAnsi="Wingdings" w:hint="default"/>
         <w:sz w:val="20"/>
       </w:rPr>
     </w:lvl>
@@ -5639,7 +5686,7 @@
         <w:ind w:left="2880" w:hanging="360"/>
       </w:pPr>
       <w:rPr>
-        <w:rFonts w:hint="default" w:ascii="Wingdings" w:hAnsi="Wingdings"/>
+        <w:rFonts w:ascii="Wingdings" w:hAnsi="Wingdings" w:hint="default"/>
         <w:sz w:val="20"/>
       </w:rPr>
     </w:lvl>
@@ -5655,7 +5702,7 @@
         <w:ind w:left="3600" w:hanging="360"/>
       </w:pPr>
       <w:rPr>
-        <w:rFonts w:hint="default" w:ascii="Wingdings" w:hAnsi="Wingdings"/>
+        <w:rFonts w:ascii="Wingdings" w:hAnsi="Wingdings" w:hint="default"/>
         <w:sz w:val="20"/>
       </w:rPr>
     </w:lvl>
@@ -5671,7 +5718,7 @@
         <w:ind w:left="4320" w:hanging="360"/>
       </w:pPr>
       <w:rPr>
-        <w:rFonts w:hint="default" w:ascii="Wingdings" w:hAnsi="Wingdings"/>
+        <w:rFonts w:ascii="Wingdings" w:hAnsi="Wingdings" w:hint="default"/>
         <w:sz w:val="20"/>
       </w:rPr>
     </w:lvl>
@@ -5687,7 +5734,7 @@
         <w:ind w:left="5040" w:hanging="360"/>
       </w:pPr>
       <w:rPr>
-        <w:rFonts w:hint="default" w:ascii="Wingdings" w:hAnsi="Wingdings"/>
+        <w:rFonts w:ascii="Wingdings" w:hAnsi="Wingdings" w:hint="default"/>
         <w:sz w:val="20"/>
       </w:rPr>
     </w:lvl>
@@ -5703,7 +5750,7 @@
         <w:ind w:left="5760" w:hanging="360"/>
       </w:pPr>
       <w:rPr>
-        <w:rFonts w:hint="default" w:ascii="Wingdings" w:hAnsi="Wingdings"/>
+        <w:rFonts w:ascii="Wingdings" w:hAnsi="Wingdings" w:hint="default"/>
         <w:sz w:val="20"/>
       </w:rPr>
     </w:lvl>
@@ -5719,7 +5766,7 @@
         <w:ind w:left="6480" w:hanging="360"/>
       </w:pPr>
       <w:rPr>
-        <w:rFonts w:hint="default" w:ascii="Wingdings" w:hAnsi="Wingdings"/>
+        <w:rFonts w:ascii="Wingdings" w:hAnsi="Wingdings" w:hint="default"/>
         <w:sz w:val="20"/>
       </w:rPr>
     </w:lvl>
@@ -5740,7 +5787,7 @@
         <w:ind w:left="720" w:hanging="360"/>
       </w:pPr>
       <w:rPr>
-        <w:rFonts w:hint="default" w:ascii="Symbol" w:hAnsi="Symbol"/>
+        <w:rFonts w:ascii="Symbol" w:hAnsi="Symbol" w:hint="default"/>
         <w:sz w:val="20"/>
       </w:rPr>
     </w:lvl>
@@ -5756,7 +5803,7 @@
         <w:ind w:left="1440" w:hanging="360"/>
       </w:pPr>
       <w:rPr>
-        <w:rFonts w:hint="default" w:ascii="Courier New" w:hAnsi="Courier New"/>
+        <w:rFonts w:ascii="Courier New" w:hAnsi="Courier New" w:hint="default"/>
         <w:sz w:val="20"/>
       </w:rPr>
     </w:lvl>
@@ -5772,7 +5819,7 @@
         <w:ind w:left="2160" w:hanging="360"/>
       </w:pPr>
       <w:rPr>
-        <w:rFonts w:hint="default" w:ascii="Wingdings" w:hAnsi="Wingdings"/>
+        <w:rFonts w:ascii="Wingdings" w:hAnsi="Wingdings" w:hint="default"/>
         <w:sz w:val="20"/>
       </w:rPr>
     </w:lvl>
@@ -5788,7 +5835,7 @@
         <w:ind w:left="2880" w:hanging="360"/>
       </w:pPr>
       <w:rPr>
-        <w:rFonts w:hint="default" w:ascii="Wingdings" w:hAnsi="Wingdings"/>
+        <w:rFonts w:ascii="Wingdings" w:hAnsi="Wingdings" w:hint="default"/>
         <w:sz w:val="20"/>
       </w:rPr>
     </w:lvl>
@@ -5804,7 +5851,7 @@
         <w:ind w:left="3600" w:hanging="360"/>
       </w:pPr>
       <w:rPr>
-        <w:rFonts w:hint="default" w:ascii="Wingdings" w:hAnsi="Wingdings"/>
+        <w:rFonts w:ascii="Wingdings" w:hAnsi="Wingdings" w:hint="default"/>
         <w:sz w:val="20"/>
       </w:rPr>
     </w:lvl>
@@ -5820,7 +5867,7 @@
         <w:ind w:left="4320" w:hanging="360"/>
       </w:pPr>
       <w:rPr>
-        <w:rFonts w:hint="default" w:ascii="Wingdings" w:hAnsi="Wingdings"/>
+        <w:rFonts w:ascii="Wingdings" w:hAnsi="Wingdings" w:hint="default"/>
         <w:sz w:val="20"/>
       </w:rPr>
     </w:lvl>
@@ -5836,7 +5883,7 @@
         <w:ind w:left="5040" w:hanging="360"/>
       </w:pPr>
       <w:rPr>
-        <w:rFonts w:hint="default" w:ascii="Wingdings" w:hAnsi="Wingdings"/>
+        <w:rFonts w:ascii="Wingdings" w:hAnsi="Wingdings" w:hint="default"/>
         <w:sz w:val="20"/>
       </w:rPr>
     </w:lvl>
@@ -5852,7 +5899,7 @@
         <w:ind w:left="5760" w:hanging="360"/>
       </w:pPr>
       <w:rPr>
-        <w:rFonts w:hint="default" w:ascii="Wingdings" w:hAnsi="Wingdings"/>
+        <w:rFonts w:ascii="Wingdings" w:hAnsi="Wingdings" w:hint="default"/>
         <w:sz w:val="20"/>
       </w:rPr>
     </w:lvl>
@@ -5868,12 +5915,161 @@
         <w:ind w:left="6480" w:hanging="360"/>
       </w:pPr>
       <w:rPr>
-        <w:rFonts w:hint="default" w:ascii="Wingdings" w:hAnsi="Wingdings"/>
+        <w:rFonts w:ascii="Wingdings" w:hAnsi="Wingdings" w:hint="default"/>
         <w:sz w:val="20"/>
       </w:rPr>
     </w:lvl>
   </w:abstractNum>
   <w:abstractNum w:abstractNumId="8" w15:restartNumberingAfterBreak="0">
+    <w:nsid w:val="308B0DDF"/>
+    <w:multiLevelType w:val="multilevel"/>
+    <w:tmpl w:val="B712BA32"/>
+    <w:lvl w:ilvl="0">
+      <w:start w:val="1"/>
+      <w:numFmt w:val="bullet"/>
+      <w:lvlText w:val=""/>
+      <w:lvlJc w:val="left"/>
+      <w:pPr>
+        <w:tabs>
+          <w:tab w:val="num" w:pos="720"/>
+        </w:tabs>
+        <w:ind w:left="720" w:hanging="360"/>
+      </w:pPr>
+      <w:rPr>
+        <w:rFonts w:ascii="Symbol" w:hAnsi="Symbol" w:hint="default"/>
+        <w:sz w:val="20"/>
+      </w:rPr>
+    </w:lvl>
+    <w:lvl w:ilvl="1">
+      <w:start w:val="1"/>
+      <w:numFmt w:val="bullet"/>
+      <w:lvlText w:val="o"/>
+      <w:lvlJc w:val="left"/>
+      <w:pPr>
+        <w:tabs>
+          <w:tab w:val="num" w:pos="1440"/>
+        </w:tabs>
+        <w:ind w:left="1440" w:hanging="360"/>
+      </w:pPr>
+      <w:rPr>
+        <w:rFonts w:ascii="Courier New" w:hAnsi="Courier New" w:cs="Times New Roman" w:hint="default"/>
+        <w:sz w:val="20"/>
+      </w:rPr>
+    </w:lvl>
+    <w:lvl w:ilvl="2">
+      <w:start w:val="1"/>
+      <w:numFmt w:val="bullet"/>
+      <w:lvlText w:val=""/>
+      <w:lvlJc w:val="left"/>
+      <w:pPr>
+        <w:tabs>
+          <w:tab w:val="num" w:pos="2160"/>
+        </w:tabs>
+        <w:ind w:left="2160" w:hanging="360"/>
+      </w:pPr>
+      <w:rPr>
+        <w:rFonts w:ascii="Wingdings" w:hAnsi="Wingdings" w:hint="default"/>
+        <w:sz w:val="20"/>
+      </w:rPr>
+    </w:lvl>
+    <w:lvl w:ilvl="3">
+      <w:start w:val="1"/>
+      <w:numFmt w:val="bullet"/>
+      <w:lvlText w:val=""/>
+      <w:lvlJc w:val="left"/>
+      <w:pPr>
+        <w:tabs>
+          <w:tab w:val="num" w:pos="2880"/>
+        </w:tabs>
+        <w:ind w:left="2880" w:hanging="360"/>
+      </w:pPr>
+      <w:rPr>
+        <w:rFonts w:ascii="Wingdings" w:hAnsi="Wingdings" w:hint="default"/>
+        <w:sz w:val="20"/>
+      </w:rPr>
+    </w:lvl>
+    <w:lvl w:ilvl="4">
+      <w:start w:val="1"/>
+      <w:numFmt w:val="bullet"/>
+      <w:lvlText w:val=""/>
+      <w:lvlJc w:val="left"/>
+      <w:pPr>
+        <w:tabs>
+          <w:tab w:val="num" w:pos="3600"/>
+        </w:tabs>
+        <w:ind w:left="3600" w:hanging="360"/>
+      </w:pPr>
+      <w:rPr>
+        <w:rFonts w:ascii="Wingdings" w:hAnsi="Wingdings" w:hint="default"/>
+        <w:sz w:val="20"/>
+      </w:rPr>
+    </w:lvl>
+    <w:lvl w:ilvl="5">
+      <w:start w:val="1"/>
+      <w:numFmt w:val="bullet"/>
+      <w:lvlText w:val=""/>
+      <w:lvlJc w:val="left"/>
+      <w:pPr>
+        <w:tabs>
+          <w:tab w:val="num" w:pos="4320"/>
+        </w:tabs>
+        <w:ind w:left="4320" w:hanging="360"/>
+      </w:pPr>
+      <w:rPr>
+        <w:rFonts w:ascii="Wingdings" w:hAnsi="Wingdings" w:hint="default"/>
+        <w:sz w:val="20"/>
+      </w:rPr>
+    </w:lvl>
+    <w:lvl w:ilvl="6">
+      <w:start w:val="1"/>
+      <w:numFmt w:val="bullet"/>
+      <w:lvlText w:val=""/>
+      <w:lvlJc w:val="left"/>
+      <w:pPr>
+        <w:tabs>
+          <w:tab w:val="num" w:pos="5040"/>
+        </w:tabs>
+        <w:ind w:left="5040" w:hanging="360"/>
+      </w:pPr>
+      <w:rPr>
+        <w:rFonts w:ascii="Wingdings" w:hAnsi="Wingdings" w:hint="default"/>
+        <w:sz w:val="20"/>
+      </w:rPr>
+    </w:lvl>
+    <w:lvl w:ilvl="7">
+      <w:start w:val="1"/>
+      <w:numFmt w:val="bullet"/>
+      <w:lvlText w:val=""/>
+      <w:lvlJc w:val="left"/>
+      <w:pPr>
+        <w:tabs>
+          <w:tab w:val="num" w:pos="5760"/>
+        </w:tabs>
+        <w:ind w:left="5760" w:hanging="360"/>
+      </w:pPr>
+      <w:rPr>
+        <w:rFonts w:ascii="Wingdings" w:hAnsi="Wingdings" w:hint="default"/>
+        <w:sz w:val="20"/>
+      </w:rPr>
+    </w:lvl>
+    <w:lvl w:ilvl="8">
+      <w:start w:val="1"/>
+      <w:numFmt w:val="bullet"/>
+      <w:lvlText w:val=""/>
+      <w:lvlJc w:val="left"/>
+      <w:pPr>
+        <w:tabs>
+          <w:tab w:val="num" w:pos="6480"/>
+        </w:tabs>
+        <w:ind w:left="6480" w:hanging="360"/>
+      </w:pPr>
+      <w:rPr>
+        <w:rFonts w:ascii="Wingdings" w:hAnsi="Wingdings" w:hint="default"/>
+        <w:sz w:val="20"/>
+      </w:rPr>
+    </w:lvl>
+  </w:abstractNum>
+  <w:abstractNum w:abstractNumId="9" w15:restartNumberingAfterBreak="0">
     <w:nsid w:val="32CE481C"/>
     <w:multiLevelType w:val="multilevel"/>
     <w:tmpl w:val="5D18EE70"/>
@@ -5889,7 +6085,7 @@
         <w:ind w:left="720" w:hanging="360"/>
       </w:pPr>
       <w:rPr>
-        <w:rFonts w:hint="default" w:ascii="Symbol" w:hAnsi="Symbol"/>
+        <w:rFonts w:ascii="Symbol" w:hAnsi="Symbol" w:hint="default"/>
         <w:sz w:val="20"/>
       </w:rPr>
     </w:lvl>
@@ -5905,7 +6101,7 @@
         <w:ind w:left="1440" w:hanging="360"/>
       </w:pPr>
       <w:rPr>
-        <w:rFonts w:hint="default" w:ascii="Courier New" w:hAnsi="Courier New"/>
+        <w:rFonts w:ascii="Courier New" w:hAnsi="Courier New" w:hint="default"/>
         <w:sz w:val="20"/>
       </w:rPr>
     </w:lvl>
@@ -5921,7 +6117,7 @@
         <w:ind w:left="2160" w:hanging="360"/>
       </w:pPr>
       <w:rPr>
-        <w:rFonts w:hint="default" w:ascii="Wingdings" w:hAnsi="Wingdings"/>
+        <w:rFonts w:ascii="Wingdings" w:hAnsi="Wingdings" w:hint="default"/>
         <w:sz w:val="20"/>
       </w:rPr>
     </w:lvl>
@@ -5937,7 +6133,7 @@
         <w:ind w:left="2880" w:hanging="360"/>
       </w:pPr>
       <w:rPr>
-        <w:rFonts w:hint="default" w:ascii="Wingdings" w:hAnsi="Wingdings"/>
+        <w:rFonts w:ascii="Wingdings" w:hAnsi="Wingdings" w:hint="default"/>
         <w:sz w:val="20"/>
       </w:rPr>
     </w:lvl>
@@ -5953,7 +6149,7 @@
         <w:ind w:left="3600" w:hanging="360"/>
       </w:pPr>
       <w:rPr>
-        <w:rFonts w:hint="default" w:ascii="Wingdings" w:hAnsi="Wingdings"/>
+        <w:rFonts w:ascii="Wingdings" w:hAnsi="Wingdings" w:hint="default"/>
         <w:sz w:val="20"/>
       </w:rPr>
     </w:lvl>
@@ -5969,7 +6165,7 @@
         <w:ind w:left="4320" w:hanging="360"/>
       </w:pPr>
       <w:rPr>
-        <w:rFonts w:hint="default" w:ascii="Wingdings" w:hAnsi="Wingdings"/>
+        <w:rFonts w:ascii="Wingdings" w:hAnsi="Wingdings" w:hint="default"/>
         <w:sz w:val="20"/>
       </w:rPr>
     </w:lvl>
@@ -5985,7 +6181,7 @@
         <w:ind w:left="5040" w:hanging="360"/>
       </w:pPr>
       <w:rPr>
-        <w:rFonts w:hint="default" w:ascii="Wingdings" w:hAnsi="Wingdings"/>
+        <w:rFonts w:ascii="Wingdings" w:hAnsi="Wingdings" w:hint="default"/>
         <w:sz w:val="20"/>
       </w:rPr>
     </w:lvl>
@@ -6001,7 +6197,7 @@
         <w:ind w:left="5760" w:hanging="360"/>
       </w:pPr>
       <w:rPr>
-        <w:rFonts w:hint="default" w:ascii="Wingdings" w:hAnsi="Wingdings"/>
+        <w:rFonts w:ascii="Wingdings" w:hAnsi="Wingdings" w:hint="default"/>
         <w:sz w:val="20"/>
       </w:rPr>
     </w:lvl>
@@ -6017,12 +6213,12 @@
         <w:ind w:left="6480" w:hanging="360"/>
       </w:pPr>
       <w:rPr>
-        <w:rFonts w:hint="default" w:ascii="Wingdings" w:hAnsi="Wingdings"/>
+        <w:rFonts w:ascii="Wingdings" w:hAnsi="Wingdings" w:hint="default"/>
         <w:sz w:val="20"/>
       </w:rPr>
     </w:lvl>
   </w:abstractNum>
-  <w:abstractNum w:abstractNumId="9" w15:restartNumberingAfterBreak="0">
+  <w:abstractNum w:abstractNumId="10" w15:restartNumberingAfterBreak="0">
     <w:nsid w:val="333B14C7"/>
     <w:multiLevelType w:val="multilevel"/>
     <w:tmpl w:val="B866A634"/>
@@ -6038,7 +6234,7 @@
         <w:ind w:left="720" w:hanging="360"/>
       </w:pPr>
       <w:rPr>
-        <w:rFonts w:hint="default" w:ascii="Symbol" w:hAnsi="Symbol"/>
+        <w:rFonts w:ascii="Symbol" w:hAnsi="Symbol" w:hint="default"/>
         <w:sz w:val="20"/>
       </w:rPr>
     </w:lvl>
@@ -6054,7 +6250,7 @@
         <w:ind w:left="1440" w:hanging="360"/>
       </w:pPr>
       <w:rPr>
-        <w:rFonts w:hint="default" w:ascii="Courier New" w:hAnsi="Courier New"/>
+        <w:rFonts w:ascii="Courier New" w:hAnsi="Courier New" w:hint="default"/>
         <w:sz w:val="20"/>
       </w:rPr>
     </w:lvl>
@@ -6070,7 +6266,7 @@
         <w:ind w:left="2160" w:hanging="360"/>
       </w:pPr>
       <w:rPr>
-        <w:rFonts w:hint="default" w:ascii="Wingdings" w:hAnsi="Wingdings"/>
+        <w:rFonts w:ascii="Wingdings" w:hAnsi="Wingdings" w:hint="default"/>
         <w:sz w:val="20"/>
       </w:rPr>
     </w:lvl>
@@ -6086,7 +6282,7 @@
         <w:ind w:left="2880" w:hanging="360"/>
       </w:pPr>
       <w:rPr>
-        <w:rFonts w:hint="default" w:ascii="Wingdings" w:hAnsi="Wingdings"/>
+        <w:rFonts w:ascii="Wingdings" w:hAnsi="Wingdings" w:hint="default"/>
         <w:sz w:val="20"/>
       </w:rPr>
     </w:lvl>
@@ -6102,7 +6298,7 @@
         <w:ind w:left="3600" w:hanging="360"/>
       </w:pPr>
       <w:rPr>
-        <w:rFonts w:hint="default" w:ascii="Wingdings" w:hAnsi="Wingdings"/>
+        <w:rFonts w:ascii="Wingdings" w:hAnsi="Wingdings" w:hint="default"/>
         <w:sz w:val="20"/>
       </w:rPr>
     </w:lvl>
@@ -6118,7 +6314,7 @@
         <w:ind w:left="4320" w:hanging="360"/>
       </w:pPr>
       <w:rPr>
-        <w:rFonts w:hint="default" w:ascii="Wingdings" w:hAnsi="Wingdings"/>
+        <w:rFonts w:ascii="Wingdings" w:hAnsi="Wingdings" w:hint="default"/>
         <w:sz w:val="20"/>
       </w:rPr>
     </w:lvl>
@@ -6134,7 +6330,7 @@
         <w:ind w:left="5040" w:hanging="360"/>
       </w:pPr>
       <w:rPr>
-        <w:rFonts w:hint="default" w:ascii="Wingdings" w:hAnsi="Wingdings"/>
+        <w:rFonts w:ascii="Wingdings" w:hAnsi="Wingdings" w:hint="default"/>
         <w:sz w:val="20"/>
       </w:rPr>
     </w:lvl>
@@ -6150,7 +6346,7 @@
         <w:ind w:left="5760" w:hanging="360"/>
       </w:pPr>
       <w:rPr>
-        <w:rFonts w:hint="default" w:ascii="Wingdings" w:hAnsi="Wingdings"/>
+        <w:rFonts w:ascii="Wingdings" w:hAnsi="Wingdings" w:hint="default"/>
         <w:sz w:val="20"/>
       </w:rPr>
     </w:lvl>
@@ -6166,12 +6362,12 @@
         <w:ind w:left="6480" w:hanging="360"/>
       </w:pPr>
       <w:rPr>
-        <w:rFonts w:hint="default" w:ascii="Wingdings" w:hAnsi="Wingdings"/>
+        <w:rFonts w:ascii="Wingdings" w:hAnsi="Wingdings" w:hint="default"/>
         <w:sz w:val="20"/>
       </w:rPr>
     </w:lvl>
   </w:abstractNum>
-  <w:abstractNum w:abstractNumId="10" w15:restartNumberingAfterBreak="0">
+  <w:abstractNum w:abstractNumId="11" w15:restartNumberingAfterBreak="0">
     <w:nsid w:val="35CD3833"/>
     <w:multiLevelType w:val="multilevel"/>
     <w:tmpl w:val="5524B52E"/>
@@ -6187,7 +6383,7 @@
         <w:ind w:left="720" w:hanging="360"/>
       </w:pPr>
       <w:rPr>
-        <w:rFonts w:hint="default" w:ascii="Symbol" w:hAnsi="Symbol"/>
+        <w:rFonts w:ascii="Symbol" w:hAnsi="Symbol" w:hint="default"/>
         <w:sz w:val="20"/>
       </w:rPr>
     </w:lvl>
@@ -6203,7 +6399,7 @@
         <w:ind w:left="1440" w:hanging="360"/>
       </w:pPr>
       <w:rPr>
-        <w:rFonts w:hint="default" w:ascii="Courier New" w:hAnsi="Courier New"/>
+        <w:rFonts w:ascii="Courier New" w:hAnsi="Courier New" w:hint="default"/>
         <w:sz w:val="20"/>
       </w:rPr>
     </w:lvl>
@@ -6219,7 +6415,7 @@
         <w:ind w:left="2160" w:hanging="360"/>
       </w:pPr>
       <w:rPr>
-        <w:rFonts w:hint="default" w:ascii="Wingdings" w:hAnsi="Wingdings"/>
+        <w:rFonts w:ascii="Wingdings" w:hAnsi="Wingdings" w:hint="default"/>
         <w:sz w:val="20"/>
       </w:rPr>
     </w:lvl>
@@ -6235,7 +6431,7 @@
         <w:ind w:left="2880" w:hanging="360"/>
       </w:pPr>
       <w:rPr>
-        <w:rFonts w:hint="default" w:ascii="Wingdings" w:hAnsi="Wingdings"/>
+        <w:rFonts w:ascii="Wingdings" w:hAnsi="Wingdings" w:hint="default"/>
         <w:sz w:val="20"/>
       </w:rPr>
     </w:lvl>
@@ -6251,7 +6447,7 @@
         <w:ind w:left="3600" w:hanging="360"/>
       </w:pPr>
       <w:rPr>
-        <w:rFonts w:hint="default" w:ascii="Wingdings" w:hAnsi="Wingdings"/>
+        <w:rFonts w:ascii="Wingdings" w:hAnsi="Wingdings" w:hint="default"/>
         <w:sz w:val="20"/>
       </w:rPr>
     </w:lvl>
@@ -6267,7 +6463,7 @@
         <w:ind w:left="4320" w:hanging="360"/>
       </w:pPr>
       <w:rPr>
-        <w:rFonts w:hint="default" w:ascii="Wingdings" w:hAnsi="Wingdings"/>
+        <w:rFonts w:ascii="Wingdings" w:hAnsi="Wingdings" w:hint="default"/>
         <w:sz w:val="20"/>
       </w:rPr>
     </w:lvl>
@@ -6283,7 +6479,7 @@
         <w:ind w:left="5040" w:hanging="360"/>
       </w:pPr>
       <w:rPr>
-        <w:rFonts w:hint="default" w:ascii="Wingdings" w:hAnsi="Wingdings"/>
+        <w:rFonts w:ascii="Wingdings" w:hAnsi="Wingdings" w:hint="default"/>
         <w:sz w:val="20"/>
       </w:rPr>
     </w:lvl>
@@ -6299,7 +6495,7 @@
         <w:ind w:left="5760" w:hanging="360"/>
       </w:pPr>
       <w:rPr>
-        <w:rFonts w:hint="default" w:ascii="Wingdings" w:hAnsi="Wingdings"/>
+        <w:rFonts w:ascii="Wingdings" w:hAnsi="Wingdings" w:hint="default"/>
         <w:sz w:val="20"/>
       </w:rPr>
     </w:lvl>
@@ -6315,12 +6511,12 @@
         <w:ind w:left="6480" w:hanging="360"/>
       </w:pPr>
       <w:rPr>
-        <w:rFonts w:hint="default" w:ascii="Wingdings" w:hAnsi="Wingdings"/>
+        <w:rFonts w:ascii="Wingdings" w:hAnsi="Wingdings" w:hint="default"/>
         <w:sz w:val="20"/>
       </w:rPr>
     </w:lvl>
   </w:abstractNum>
-  <w:abstractNum w:abstractNumId="11" w15:restartNumberingAfterBreak="0">
+  <w:abstractNum w:abstractNumId="12" w15:restartNumberingAfterBreak="0">
     <w:nsid w:val="3A767672"/>
     <w:multiLevelType w:val="multilevel"/>
     <w:tmpl w:val="ADD4338E"/>
@@ -6336,7 +6532,7 @@
         <w:ind w:left="720" w:hanging="360"/>
       </w:pPr>
       <w:rPr>
-        <w:rFonts w:hint="default" w:ascii="Symbol" w:hAnsi="Symbol"/>
+        <w:rFonts w:ascii="Symbol" w:hAnsi="Symbol" w:hint="default"/>
         <w:sz w:val="20"/>
       </w:rPr>
     </w:lvl>
@@ -6352,7 +6548,7 @@
         <w:ind w:left="1440" w:hanging="360"/>
       </w:pPr>
       <w:rPr>
-        <w:rFonts w:hint="default" w:ascii="Courier New" w:hAnsi="Courier New"/>
+        <w:rFonts w:ascii="Courier New" w:hAnsi="Courier New" w:hint="default"/>
         <w:sz w:val="20"/>
       </w:rPr>
     </w:lvl>
@@ -6368,7 +6564,7 @@
         <w:ind w:left="2160" w:hanging="360"/>
       </w:pPr>
       <w:rPr>
-        <w:rFonts w:hint="default" w:ascii="Wingdings" w:hAnsi="Wingdings"/>
+        <w:rFonts w:ascii="Wingdings" w:hAnsi="Wingdings" w:hint="default"/>
         <w:sz w:val="20"/>
       </w:rPr>
     </w:lvl>
@@ -6384,7 +6580,7 @@
         <w:ind w:left="2880" w:hanging="360"/>
       </w:pPr>
       <w:rPr>
-        <w:rFonts w:hint="default" w:ascii="Wingdings" w:hAnsi="Wingdings"/>
+        <w:rFonts w:ascii="Wingdings" w:hAnsi="Wingdings" w:hint="default"/>
         <w:sz w:val="20"/>
       </w:rPr>
     </w:lvl>
@@ -6400,7 +6596,7 @@
         <w:ind w:left="3600" w:hanging="360"/>
       </w:pPr>
       <w:rPr>
-        <w:rFonts w:hint="default" w:ascii="Wingdings" w:hAnsi="Wingdings"/>
+        <w:rFonts w:ascii="Wingdings" w:hAnsi="Wingdings" w:hint="default"/>
         <w:sz w:val="20"/>
       </w:rPr>
     </w:lvl>
@@ -6416,7 +6612,7 @@
         <w:ind w:left="4320" w:hanging="360"/>
       </w:pPr>
       <w:rPr>
-        <w:rFonts w:hint="default" w:ascii="Wingdings" w:hAnsi="Wingdings"/>
+        <w:rFonts w:ascii="Wingdings" w:hAnsi="Wingdings" w:hint="default"/>
         <w:sz w:val="20"/>
       </w:rPr>
     </w:lvl>
@@ -6432,7 +6628,7 @@
         <w:ind w:left="5040" w:hanging="360"/>
       </w:pPr>
       <w:rPr>
-        <w:rFonts w:hint="default" w:ascii="Wingdings" w:hAnsi="Wingdings"/>
+        <w:rFonts w:ascii="Wingdings" w:hAnsi="Wingdings" w:hint="default"/>
         <w:sz w:val="20"/>
       </w:rPr>
     </w:lvl>
@@ -6448,7 +6644,7 @@
         <w:ind w:left="5760" w:hanging="360"/>
       </w:pPr>
       <w:rPr>
-        <w:rFonts w:hint="default" w:ascii="Wingdings" w:hAnsi="Wingdings"/>
+        <w:rFonts w:ascii="Wingdings" w:hAnsi="Wingdings" w:hint="default"/>
         <w:sz w:val="20"/>
       </w:rPr>
     </w:lvl>
@@ -6464,12 +6660,12 @@
         <w:ind w:left="6480" w:hanging="360"/>
       </w:pPr>
       <w:rPr>
-        <w:rFonts w:hint="default" w:ascii="Wingdings" w:hAnsi="Wingdings"/>
+        <w:rFonts w:ascii="Wingdings" w:hAnsi="Wingdings" w:hint="default"/>
         <w:sz w:val="20"/>
       </w:rPr>
     </w:lvl>
   </w:abstractNum>
-  <w:abstractNum w:abstractNumId="12" w15:restartNumberingAfterBreak="0">
+  <w:abstractNum w:abstractNumId="13" w15:restartNumberingAfterBreak="0">
     <w:nsid w:val="3FA9709B"/>
     <w:multiLevelType w:val="multilevel"/>
     <w:tmpl w:val="9160B4C0"/>
@@ -6485,7 +6681,7 @@
         <w:ind w:left="720" w:hanging="360"/>
       </w:pPr>
       <w:rPr>
-        <w:rFonts w:hint="default" w:ascii="Symbol" w:hAnsi="Symbol"/>
+        <w:rFonts w:ascii="Symbol" w:hAnsi="Symbol" w:hint="default"/>
         <w:sz w:val="20"/>
       </w:rPr>
     </w:lvl>
@@ -6501,7 +6697,7 @@
         <w:ind w:left="1440" w:hanging="360"/>
       </w:pPr>
       <w:rPr>
-        <w:rFonts w:hint="default" w:ascii="Courier New" w:hAnsi="Courier New"/>
+        <w:rFonts w:ascii="Courier New" w:hAnsi="Courier New" w:hint="default"/>
         <w:sz w:val="20"/>
       </w:rPr>
     </w:lvl>
@@ -6517,7 +6713,7 @@
         <w:ind w:left="2160" w:hanging="360"/>
       </w:pPr>
       <w:rPr>
-        <w:rFonts w:hint="default" w:ascii="Wingdings" w:hAnsi="Wingdings"/>
+        <w:rFonts w:ascii="Wingdings" w:hAnsi="Wingdings" w:hint="default"/>
         <w:sz w:val="20"/>
       </w:rPr>
     </w:lvl>
@@ -6533,7 +6729,7 @@
         <w:ind w:left="2880" w:hanging="360"/>
       </w:pPr>
       <w:rPr>
-        <w:rFonts w:hint="default" w:ascii="Wingdings" w:hAnsi="Wingdings"/>
+        <w:rFonts w:ascii="Wingdings" w:hAnsi="Wingdings" w:hint="default"/>
         <w:sz w:val="20"/>
       </w:rPr>
     </w:lvl>
@@ -6549,7 +6745,7 @@
         <w:ind w:left="3600" w:hanging="360"/>
       </w:pPr>
       <w:rPr>
-        <w:rFonts w:hint="default" w:ascii="Wingdings" w:hAnsi="Wingdings"/>
+        <w:rFonts w:ascii="Wingdings" w:hAnsi="Wingdings" w:hint="default"/>
         <w:sz w:val="20"/>
       </w:rPr>
     </w:lvl>
@@ -6565,7 +6761,7 @@
         <w:ind w:left="4320" w:hanging="360"/>
       </w:pPr>
       <w:rPr>
-        <w:rFonts w:hint="default" w:ascii="Wingdings" w:hAnsi="Wingdings"/>
+        <w:rFonts w:ascii="Wingdings" w:hAnsi="Wingdings" w:hint="default"/>
         <w:sz w:val="20"/>
       </w:rPr>
     </w:lvl>
@@ -6581,7 +6777,7 @@
         <w:ind w:left="5040" w:hanging="360"/>
       </w:pPr>
       <w:rPr>
-        <w:rFonts w:hint="default" w:ascii="Wingdings" w:hAnsi="Wingdings"/>
+        <w:rFonts w:ascii="Wingdings" w:hAnsi="Wingdings" w:hint="default"/>
         <w:sz w:val="20"/>
       </w:rPr>
     </w:lvl>
@@ -6597,7 +6793,7 @@
         <w:ind w:left="5760" w:hanging="360"/>
       </w:pPr>
       <w:rPr>
-        <w:rFonts w:hint="default" w:ascii="Wingdings" w:hAnsi="Wingdings"/>
+        <w:rFonts w:ascii="Wingdings" w:hAnsi="Wingdings" w:hint="default"/>
         <w:sz w:val="20"/>
       </w:rPr>
     </w:lvl>
@@ -6613,12 +6809,12 @@
         <w:ind w:left="6480" w:hanging="360"/>
       </w:pPr>
       <w:rPr>
-        <w:rFonts w:hint="default" w:ascii="Wingdings" w:hAnsi="Wingdings"/>
+        <w:rFonts w:ascii="Wingdings" w:hAnsi="Wingdings" w:hint="default"/>
         <w:sz w:val="20"/>
       </w:rPr>
     </w:lvl>
   </w:abstractNum>
-  <w:abstractNum w:abstractNumId="13" w15:restartNumberingAfterBreak="0">
+  <w:abstractNum w:abstractNumId="14" w15:restartNumberingAfterBreak="0">
     <w:nsid w:val="3FB5510B"/>
     <w:multiLevelType w:val="multilevel"/>
     <w:tmpl w:val="9F5869DA"/>
@@ -6634,7 +6830,7 @@
         <w:ind w:left="720" w:hanging="360"/>
       </w:pPr>
       <w:rPr>
-        <w:rFonts w:hint="default" w:ascii="Symbol" w:hAnsi="Symbol"/>
+        <w:rFonts w:ascii="Symbol" w:hAnsi="Symbol" w:hint="default"/>
         <w:sz w:val="20"/>
       </w:rPr>
     </w:lvl>
@@ -6650,7 +6846,7 @@
         <w:ind w:left="1440" w:hanging="360"/>
       </w:pPr>
       <w:rPr>
-        <w:rFonts w:hint="default" w:ascii="Courier New" w:hAnsi="Courier New"/>
+        <w:rFonts w:ascii="Courier New" w:hAnsi="Courier New" w:hint="default"/>
         <w:sz w:val="20"/>
       </w:rPr>
     </w:lvl>
@@ -6666,7 +6862,7 @@
         <w:ind w:left="2160" w:hanging="360"/>
       </w:pPr>
       <w:rPr>
-        <w:rFonts w:hint="default" w:ascii="Wingdings" w:hAnsi="Wingdings"/>
+        <w:rFonts w:ascii="Wingdings" w:hAnsi="Wingdings" w:hint="default"/>
         <w:sz w:val="20"/>
       </w:rPr>
     </w:lvl>
@@ -6682,7 +6878,7 @@
         <w:ind w:left="2880" w:hanging="360"/>
       </w:pPr>
       <w:rPr>
-        <w:rFonts w:hint="default" w:ascii="Wingdings" w:hAnsi="Wingdings"/>
+        <w:rFonts w:ascii="Wingdings" w:hAnsi="Wingdings" w:hint="default"/>
         <w:sz w:val="20"/>
       </w:rPr>
     </w:lvl>
@@ -6698,7 +6894,7 @@
         <w:ind w:left="3600" w:hanging="360"/>
       </w:pPr>
       <w:rPr>
-        <w:rFonts w:hint="default" w:ascii="Wingdings" w:hAnsi="Wingdings"/>
+        <w:rFonts w:ascii="Wingdings" w:hAnsi="Wingdings" w:hint="default"/>
         <w:sz w:val="20"/>
       </w:rPr>
     </w:lvl>
@@ -6714,7 +6910,7 @@
         <w:ind w:left="4320" w:hanging="360"/>
       </w:pPr>
       <w:rPr>
-        <w:rFonts w:hint="default" w:ascii="Wingdings" w:hAnsi="Wingdings"/>
+        <w:rFonts w:ascii="Wingdings" w:hAnsi="Wingdings" w:hint="default"/>
         <w:sz w:val="20"/>
       </w:rPr>
     </w:lvl>
@@ -6730,7 +6926,7 @@
         <w:ind w:left="5040" w:hanging="360"/>
       </w:pPr>
       <w:rPr>
-        <w:rFonts w:hint="default" w:ascii="Wingdings" w:hAnsi="Wingdings"/>
+        <w:rFonts w:ascii="Wingdings" w:hAnsi="Wingdings" w:hint="default"/>
         <w:sz w:val="20"/>
       </w:rPr>
     </w:lvl>
@@ -6746,7 +6942,7 @@
         <w:ind w:left="5760" w:hanging="360"/>
       </w:pPr>
       <w:rPr>
-        <w:rFonts w:hint="default" w:ascii="Wingdings" w:hAnsi="Wingdings"/>
+        <w:rFonts w:ascii="Wingdings" w:hAnsi="Wingdings" w:hint="default"/>
         <w:sz w:val="20"/>
       </w:rPr>
     </w:lvl>
@@ -6762,12 +6958,12 @@
         <w:ind w:left="6480" w:hanging="360"/>
       </w:pPr>
       <w:rPr>
-        <w:rFonts w:hint="default" w:ascii="Wingdings" w:hAnsi="Wingdings"/>
+        <w:rFonts w:ascii="Wingdings" w:hAnsi="Wingdings" w:hint="default"/>
         <w:sz w:val="20"/>
       </w:rPr>
     </w:lvl>
   </w:abstractNum>
-  <w:abstractNum w:abstractNumId="14" w15:restartNumberingAfterBreak="0">
+  <w:abstractNum w:abstractNumId="15" w15:restartNumberingAfterBreak="0">
     <w:nsid w:val="443D1A5F"/>
     <w:multiLevelType w:val="multilevel"/>
     <w:tmpl w:val="EBCCB834"/>
@@ -6783,7 +6979,7 @@
         <w:ind w:left="720" w:hanging="360"/>
       </w:pPr>
       <w:rPr>
-        <w:rFonts w:hint="default" w:ascii="Symbol" w:hAnsi="Symbol"/>
+        <w:rFonts w:ascii="Symbol" w:hAnsi="Symbol" w:hint="default"/>
         <w:sz w:val="20"/>
       </w:rPr>
     </w:lvl>
@@ -6799,7 +6995,7 @@
         <w:ind w:left="1440" w:hanging="360"/>
       </w:pPr>
       <w:rPr>
-        <w:rFonts w:hint="default" w:ascii="Courier New" w:hAnsi="Courier New"/>
+        <w:rFonts w:ascii="Courier New" w:hAnsi="Courier New" w:hint="default"/>
         <w:sz w:val="20"/>
       </w:rPr>
     </w:lvl>
@@ -6815,7 +7011,7 @@
         <w:ind w:left="2160" w:hanging="360"/>
       </w:pPr>
       <w:rPr>
-        <w:rFonts w:hint="default" w:ascii="Wingdings" w:hAnsi="Wingdings"/>
+        <w:rFonts w:ascii="Wingdings" w:hAnsi="Wingdings" w:hint="default"/>
         <w:sz w:val="20"/>
       </w:rPr>
     </w:lvl>
@@ -6831,7 +7027,7 @@
         <w:ind w:left="2880" w:hanging="360"/>
       </w:pPr>
       <w:rPr>
-        <w:rFonts w:hint="default" w:ascii="Wingdings" w:hAnsi="Wingdings"/>
+        <w:rFonts w:ascii="Wingdings" w:hAnsi="Wingdings" w:hint="default"/>
         <w:sz w:val="20"/>
       </w:rPr>
     </w:lvl>
@@ -6847,7 +7043,7 @@
         <w:ind w:left="3600" w:hanging="360"/>
       </w:pPr>
       <w:rPr>
-        <w:rFonts w:hint="default" w:ascii="Wingdings" w:hAnsi="Wingdings"/>
+        <w:rFonts w:ascii="Wingdings" w:hAnsi="Wingdings" w:hint="default"/>
         <w:sz w:val="20"/>
       </w:rPr>
     </w:lvl>
@@ -6863,7 +7059,7 @@
         <w:ind w:left="4320" w:hanging="360"/>
       </w:pPr>
       <w:rPr>
-        <w:rFonts w:hint="default" w:ascii="Wingdings" w:hAnsi="Wingdings"/>
+        <w:rFonts w:ascii="Wingdings" w:hAnsi="Wingdings" w:hint="default"/>
         <w:sz w:val="20"/>
       </w:rPr>
     </w:lvl>
@@ -6879,7 +7075,7 @@
         <w:ind w:left="5040" w:hanging="360"/>
       </w:pPr>
       <w:rPr>
-        <w:rFonts w:hint="default" w:ascii="Wingdings" w:hAnsi="Wingdings"/>
+        <w:rFonts w:ascii="Wingdings" w:hAnsi="Wingdings" w:hint="default"/>
         <w:sz w:val="20"/>
       </w:rPr>
     </w:lvl>
@@ -6895,7 +7091,7 @@
         <w:ind w:left="5760" w:hanging="360"/>
       </w:pPr>
       <w:rPr>
-        <w:rFonts w:hint="default" w:ascii="Wingdings" w:hAnsi="Wingdings"/>
+        <w:rFonts w:ascii="Wingdings" w:hAnsi="Wingdings" w:hint="default"/>
         <w:sz w:val="20"/>
       </w:rPr>
     </w:lvl>
@@ -6911,12 +7107,12 @@
         <w:ind w:left="6480" w:hanging="360"/>
       </w:pPr>
       <w:rPr>
-        <w:rFonts w:hint="default" w:ascii="Wingdings" w:hAnsi="Wingdings"/>
+        <w:rFonts w:ascii="Wingdings" w:hAnsi="Wingdings" w:hint="default"/>
         <w:sz w:val="20"/>
       </w:rPr>
     </w:lvl>
   </w:abstractNum>
-  <w:abstractNum w:abstractNumId="15" w15:restartNumberingAfterBreak="0">
+  <w:abstractNum w:abstractNumId="16" w15:restartNumberingAfterBreak="0">
     <w:nsid w:val="450F1D87"/>
     <w:multiLevelType w:val="multilevel"/>
     <w:tmpl w:val="133A07EC"/>
@@ -6932,7 +7128,7 @@
         <w:ind w:left="720" w:hanging="360"/>
       </w:pPr>
       <w:rPr>
-        <w:rFonts w:hint="default" w:ascii="Symbol" w:hAnsi="Symbol"/>
+        <w:rFonts w:ascii="Symbol" w:hAnsi="Symbol" w:hint="default"/>
         <w:sz w:val="20"/>
       </w:rPr>
     </w:lvl>
@@ -6948,7 +7144,7 @@
         <w:ind w:left="1440" w:hanging="360"/>
       </w:pPr>
       <w:rPr>
-        <w:rFonts w:hint="default" w:ascii="Courier New" w:hAnsi="Courier New"/>
+        <w:rFonts w:ascii="Courier New" w:hAnsi="Courier New" w:hint="default"/>
         <w:sz w:val="20"/>
       </w:rPr>
     </w:lvl>
@@ -6964,7 +7160,7 @@
         <w:ind w:left="2160" w:hanging="360"/>
       </w:pPr>
       <w:rPr>
-        <w:rFonts w:hint="default" w:ascii="Wingdings" w:hAnsi="Wingdings"/>
+        <w:rFonts w:ascii="Wingdings" w:hAnsi="Wingdings" w:hint="default"/>
         <w:sz w:val="20"/>
       </w:rPr>
     </w:lvl>
@@ -6980,7 +7176,7 @@
         <w:ind w:left="2880" w:hanging="360"/>
       </w:pPr>
       <w:rPr>
-        <w:rFonts w:hint="default" w:ascii="Wingdings" w:hAnsi="Wingdings"/>
+        <w:rFonts w:ascii="Wingdings" w:hAnsi="Wingdings" w:hint="default"/>
         <w:sz w:val="20"/>
       </w:rPr>
     </w:lvl>
@@ -6996,7 +7192,7 @@
         <w:ind w:left="3600" w:hanging="360"/>
       </w:pPr>
       <w:rPr>
-        <w:rFonts w:hint="default" w:ascii="Wingdings" w:hAnsi="Wingdings"/>
+        <w:rFonts w:ascii="Wingdings" w:hAnsi="Wingdings" w:hint="default"/>
         <w:sz w:val="20"/>
       </w:rPr>
     </w:lvl>
@@ -7012,7 +7208,7 @@
         <w:ind w:left="4320" w:hanging="360"/>
       </w:pPr>
       <w:rPr>
-        <w:rFonts w:hint="default" w:ascii="Wingdings" w:hAnsi="Wingdings"/>
+        <w:rFonts w:ascii="Wingdings" w:hAnsi="Wingdings" w:hint="default"/>
         <w:sz w:val="20"/>
       </w:rPr>
     </w:lvl>
@@ -7028,7 +7224,7 @@
         <w:ind w:left="5040" w:hanging="360"/>
       </w:pPr>
       <w:rPr>
-        <w:rFonts w:hint="default" w:ascii="Wingdings" w:hAnsi="Wingdings"/>
+        <w:rFonts w:ascii="Wingdings" w:hAnsi="Wingdings" w:hint="default"/>
         <w:sz w:val="20"/>
       </w:rPr>
     </w:lvl>
@@ -7044,7 +7240,7 @@
         <w:ind w:left="5760" w:hanging="360"/>
       </w:pPr>
       <w:rPr>
-        <w:rFonts w:hint="default" w:ascii="Wingdings" w:hAnsi="Wingdings"/>
+        <w:rFonts w:ascii="Wingdings" w:hAnsi="Wingdings" w:hint="default"/>
         <w:sz w:val="20"/>
       </w:rPr>
     </w:lvl>
@@ -7060,12 +7256,12 @@
         <w:ind w:left="6480" w:hanging="360"/>
       </w:pPr>
       <w:rPr>
-        <w:rFonts w:hint="default" w:ascii="Wingdings" w:hAnsi="Wingdings"/>
+        <w:rFonts w:ascii="Wingdings" w:hAnsi="Wingdings" w:hint="default"/>
         <w:sz w:val="20"/>
       </w:rPr>
     </w:lvl>
   </w:abstractNum>
-  <w:abstractNum w:abstractNumId="16" w15:restartNumberingAfterBreak="0">
+  <w:abstractNum w:abstractNumId="17" w15:restartNumberingAfterBreak="0">
     <w:nsid w:val="4DC71D98"/>
     <w:multiLevelType w:val="multilevel"/>
     <w:tmpl w:val="1A00F43C"/>
@@ -7081,7 +7277,7 @@
         <w:ind w:left="720" w:hanging="360"/>
       </w:pPr>
       <w:rPr>
-        <w:rFonts w:hint="default" w:ascii="Symbol" w:hAnsi="Symbol"/>
+        <w:rFonts w:ascii="Symbol" w:hAnsi="Symbol" w:hint="default"/>
         <w:sz w:val="20"/>
       </w:rPr>
     </w:lvl>
@@ -7097,7 +7293,7 @@
         <w:ind w:left="1440" w:hanging="360"/>
       </w:pPr>
       <w:rPr>
-        <w:rFonts w:hint="default" w:ascii="Courier New" w:hAnsi="Courier New"/>
+        <w:rFonts w:ascii="Courier New" w:hAnsi="Courier New" w:hint="default"/>
         <w:sz w:val="20"/>
       </w:rPr>
     </w:lvl>
@@ -7113,7 +7309,7 @@
         <w:ind w:left="2160" w:hanging="360"/>
       </w:pPr>
       <w:rPr>
-        <w:rFonts w:hint="default" w:ascii="Wingdings" w:hAnsi="Wingdings"/>
+        <w:rFonts w:ascii="Wingdings" w:hAnsi="Wingdings" w:hint="default"/>
         <w:sz w:val="20"/>
       </w:rPr>
     </w:lvl>
@@ -7129,7 +7325,7 @@
         <w:ind w:left="2880" w:hanging="360"/>
       </w:pPr>
       <w:rPr>
-        <w:rFonts w:hint="default" w:ascii="Wingdings" w:hAnsi="Wingdings"/>
+        <w:rFonts w:ascii="Wingdings" w:hAnsi="Wingdings" w:hint="default"/>
         <w:sz w:val="20"/>
       </w:rPr>
     </w:lvl>
@@ -7145,7 +7341,7 @@
         <w:ind w:left="3600" w:hanging="360"/>
       </w:pPr>
       <w:rPr>
-        <w:rFonts w:hint="default" w:ascii="Wingdings" w:hAnsi="Wingdings"/>
+        <w:rFonts w:ascii="Wingdings" w:hAnsi="Wingdings" w:hint="default"/>
         <w:sz w:val="20"/>
       </w:rPr>
     </w:lvl>
@@ -7161,7 +7357,7 @@
         <w:ind w:left="4320" w:hanging="360"/>
       </w:pPr>
       <w:rPr>
-        <w:rFonts w:hint="default" w:ascii="Wingdings" w:hAnsi="Wingdings"/>
+        <w:rFonts w:ascii="Wingdings" w:hAnsi="Wingdings" w:hint="default"/>
         <w:sz w:val="20"/>
       </w:rPr>
     </w:lvl>
@@ -7177,7 +7373,7 @@
         <w:ind w:left="5040" w:hanging="360"/>
       </w:pPr>
       <w:rPr>
-        <w:rFonts w:hint="default" w:ascii="Wingdings" w:hAnsi="Wingdings"/>
+        <w:rFonts w:ascii="Wingdings" w:hAnsi="Wingdings" w:hint="default"/>
         <w:sz w:val="20"/>
       </w:rPr>
     </w:lvl>
@@ -7193,7 +7389,7 @@
         <w:ind w:left="5760" w:hanging="360"/>
       </w:pPr>
       <w:rPr>
-        <w:rFonts w:hint="default" w:ascii="Wingdings" w:hAnsi="Wingdings"/>
+        <w:rFonts w:ascii="Wingdings" w:hAnsi="Wingdings" w:hint="default"/>
         <w:sz w:val="20"/>
       </w:rPr>
     </w:lvl>
@@ -7209,12 +7405,12 @@
         <w:ind w:left="6480" w:hanging="360"/>
       </w:pPr>
       <w:rPr>
-        <w:rFonts w:hint="default" w:ascii="Wingdings" w:hAnsi="Wingdings"/>
+        <w:rFonts w:ascii="Wingdings" w:hAnsi="Wingdings" w:hint="default"/>
         <w:sz w:val="20"/>
       </w:rPr>
     </w:lvl>
   </w:abstractNum>
-  <w:abstractNum w:abstractNumId="17" w15:restartNumberingAfterBreak="0">
+  <w:abstractNum w:abstractNumId="18" w15:restartNumberingAfterBreak="0">
     <w:nsid w:val="54B20408"/>
     <w:multiLevelType w:val="multilevel"/>
     <w:tmpl w:val="CC904A74"/>
@@ -7230,7 +7426,7 @@
         <w:ind w:left="720" w:hanging="360"/>
       </w:pPr>
       <w:rPr>
-        <w:rFonts w:hint="default" w:ascii="Symbol" w:hAnsi="Symbol"/>
+        <w:rFonts w:ascii="Symbol" w:hAnsi="Symbol" w:hint="default"/>
         <w:sz w:val="20"/>
       </w:rPr>
     </w:lvl>
@@ -7246,7 +7442,7 @@
         <w:ind w:left="1440" w:hanging="360"/>
       </w:pPr>
       <w:rPr>
-        <w:rFonts w:hint="default" w:ascii="Courier New" w:hAnsi="Courier New"/>
+        <w:rFonts w:ascii="Courier New" w:hAnsi="Courier New" w:hint="default"/>
         <w:sz w:val="20"/>
       </w:rPr>
     </w:lvl>
@@ -7262,7 +7458,7 @@
         <w:ind w:left="2160" w:hanging="360"/>
       </w:pPr>
       <w:rPr>
-        <w:rFonts w:hint="default" w:ascii="Wingdings" w:hAnsi="Wingdings"/>
+        <w:rFonts w:ascii="Wingdings" w:hAnsi="Wingdings" w:hint="default"/>
         <w:sz w:val="20"/>
       </w:rPr>
     </w:lvl>
@@ -7278,7 +7474,7 @@
         <w:ind w:left="2880" w:hanging="360"/>
       </w:pPr>
       <w:rPr>
-        <w:rFonts w:hint="default" w:ascii="Wingdings" w:hAnsi="Wingdings"/>
+        <w:rFonts w:ascii="Wingdings" w:hAnsi="Wingdings" w:hint="default"/>
         <w:sz w:val="20"/>
       </w:rPr>
     </w:lvl>
@@ -7294,7 +7490,7 @@
         <w:ind w:left="3600" w:hanging="360"/>
       </w:pPr>
       <w:rPr>
-        <w:rFonts w:hint="default" w:ascii="Wingdings" w:hAnsi="Wingdings"/>
+        <w:rFonts w:ascii="Wingdings" w:hAnsi="Wingdings" w:hint="default"/>
         <w:sz w:val="20"/>
       </w:rPr>
     </w:lvl>
@@ -7310,7 +7506,7 @@
         <w:ind w:left="4320" w:hanging="360"/>
       </w:pPr>
       <w:rPr>
-        <w:rFonts w:hint="default" w:ascii="Wingdings" w:hAnsi="Wingdings"/>
+        <w:rFonts w:ascii="Wingdings" w:hAnsi="Wingdings" w:hint="default"/>
         <w:sz w:val="20"/>
       </w:rPr>
     </w:lvl>
@@ -7326,7 +7522,7 @@
         <w:ind w:left="5040" w:hanging="360"/>
       </w:pPr>
       <w:rPr>
-        <w:rFonts w:hint="default" w:ascii="Wingdings" w:hAnsi="Wingdings"/>
+        <w:rFonts w:ascii="Wingdings" w:hAnsi="Wingdings" w:hint="default"/>
         <w:sz w:val="20"/>
       </w:rPr>
     </w:lvl>
@@ -7342,7 +7538,7 @@
         <w:ind w:left="5760" w:hanging="360"/>
       </w:pPr>
       <w:rPr>
-        <w:rFonts w:hint="default" w:ascii="Wingdings" w:hAnsi="Wingdings"/>
+        <w:rFonts w:ascii="Wingdings" w:hAnsi="Wingdings" w:hint="default"/>
         <w:sz w:val="20"/>
       </w:rPr>
     </w:lvl>
@@ -7358,12 +7554,12 @@
         <w:ind w:left="6480" w:hanging="360"/>
       </w:pPr>
       <w:rPr>
-        <w:rFonts w:hint="default" w:ascii="Wingdings" w:hAnsi="Wingdings"/>
+        <w:rFonts w:ascii="Wingdings" w:hAnsi="Wingdings" w:hint="default"/>
         <w:sz w:val="20"/>
       </w:rPr>
     </w:lvl>
   </w:abstractNum>
-  <w:abstractNum w:abstractNumId="18" w15:restartNumberingAfterBreak="0">
+  <w:abstractNum w:abstractNumId="19" w15:restartNumberingAfterBreak="0">
     <w:nsid w:val="5C491E39"/>
     <w:multiLevelType w:val="multilevel"/>
     <w:tmpl w:val="57A61416"/>
@@ -7379,7 +7575,7 @@
         <w:ind w:left="720" w:hanging="360"/>
       </w:pPr>
       <w:rPr>
-        <w:rFonts w:hint="default" w:ascii="Symbol" w:hAnsi="Symbol"/>
+        <w:rFonts w:ascii="Symbol" w:hAnsi="Symbol" w:hint="default"/>
         <w:sz w:val="20"/>
       </w:rPr>
     </w:lvl>
@@ -7395,7 +7591,7 @@
         <w:ind w:left="1440" w:hanging="360"/>
       </w:pPr>
       <w:rPr>
-        <w:rFonts w:hint="default" w:ascii="Courier New" w:hAnsi="Courier New"/>
+        <w:rFonts w:ascii="Courier New" w:hAnsi="Courier New" w:hint="default"/>
         <w:sz w:val="20"/>
       </w:rPr>
     </w:lvl>
@@ -7411,7 +7607,7 @@
         <w:ind w:left="2160" w:hanging="360"/>
       </w:pPr>
       <w:rPr>
-        <w:rFonts w:hint="default" w:ascii="Wingdings" w:hAnsi="Wingdings"/>
+        <w:rFonts w:ascii="Wingdings" w:hAnsi="Wingdings" w:hint="default"/>
         <w:sz w:val="20"/>
       </w:rPr>
     </w:lvl>
@@ -7427,7 +7623,7 @@
         <w:ind w:left="2880" w:hanging="360"/>
       </w:pPr>
       <w:rPr>
-        <w:rFonts w:hint="default" w:ascii="Wingdings" w:hAnsi="Wingdings"/>
+        <w:rFonts w:ascii="Wingdings" w:hAnsi="Wingdings" w:hint="default"/>
         <w:sz w:val="20"/>
       </w:rPr>
     </w:lvl>
@@ -7443,7 +7639,7 @@
         <w:ind w:left="3600" w:hanging="360"/>
       </w:pPr>
       <w:rPr>
-        <w:rFonts w:hint="default" w:ascii="Wingdings" w:hAnsi="Wingdings"/>
+        <w:rFonts w:ascii="Wingdings" w:hAnsi="Wingdings" w:hint="default"/>
         <w:sz w:val="20"/>
       </w:rPr>
     </w:lvl>
@@ -7459,7 +7655,7 @@
         <w:ind w:left="4320" w:hanging="360"/>
       </w:pPr>
       <w:rPr>
-        <w:rFonts w:hint="default" w:ascii="Wingdings" w:hAnsi="Wingdings"/>
+        <w:rFonts w:ascii="Wingdings" w:hAnsi="Wingdings" w:hint="default"/>
         <w:sz w:val="20"/>
       </w:rPr>
     </w:lvl>
@@ -7475,7 +7671,7 @@
         <w:ind w:left="5040" w:hanging="360"/>
       </w:pPr>
       <w:rPr>
-        <w:rFonts w:hint="default" w:ascii="Wingdings" w:hAnsi="Wingdings"/>
+        <w:rFonts w:ascii="Wingdings" w:hAnsi="Wingdings" w:hint="default"/>
         <w:sz w:val="20"/>
       </w:rPr>
     </w:lvl>
@@ -7491,7 +7687,7 @@
         <w:ind w:left="5760" w:hanging="360"/>
       </w:pPr>
       <w:rPr>
-        <w:rFonts w:hint="default" w:ascii="Wingdings" w:hAnsi="Wingdings"/>
+        <w:rFonts w:ascii="Wingdings" w:hAnsi="Wingdings" w:hint="default"/>
         <w:sz w:val="20"/>
       </w:rPr>
     </w:lvl>
@@ -7507,12 +7703,12 @@
         <w:ind w:left="6480" w:hanging="360"/>
       </w:pPr>
       <w:rPr>
-        <w:rFonts w:hint="default" w:ascii="Wingdings" w:hAnsi="Wingdings"/>
+        <w:rFonts w:ascii="Wingdings" w:hAnsi="Wingdings" w:hint="default"/>
         <w:sz w:val="20"/>
       </w:rPr>
     </w:lvl>
   </w:abstractNum>
-  <w:abstractNum w:abstractNumId="19" w15:restartNumberingAfterBreak="0">
+  <w:abstractNum w:abstractNumId="20" w15:restartNumberingAfterBreak="0">
     <w:nsid w:val="5DAA0A9F"/>
     <w:multiLevelType w:val="multilevel"/>
     <w:tmpl w:val="2DFC6CD8"/>
@@ -7528,7 +7724,7 @@
         <w:ind w:left="720" w:hanging="360"/>
       </w:pPr>
       <w:rPr>
-        <w:rFonts w:hint="default" w:ascii="Symbol" w:hAnsi="Symbol"/>
+        <w:rFonts w:ascii="Symbol" w:hAnsi="Symbol" w:hint="default"/>
         <w:sz w:val="20"/>
       </w:rPr>
     </w:lvl>
@@ -7544,7 +7740,7 @@
         <w:ind w:left="1440" w:hanging="360"/>
       </w:pPr>
       <w:rPr>
-        <w:rFonts w:hint="default" w:ascii="Courier New" w:hAnsi="Courier New"/>
+        <w:rFonts w:ascii="Courier New" w:hAnsi="Courier New" w:hint="default"/>
         <w:sz w:val="20"/>
       </w:rPr>
     </w:lvl>
@@ -7560,7 +7756,7 @@
         <w:ind w:left="2160" w:hanging="360"/>
       </w:pPr>
       <w:rPr>
-        <w:rFonts w:hint="default" w:ascii="Wingdings" w:hAnsi="Wingdings"/>
+        <w:rFonts w:ascii="Wingdings" w:hAnsi="Wingdings" w:hint="default"/>
         <w:sz w:val="20"/>
       </w:rPr>
     </w:lvl>
@@ -7576,7 +7772,7 @@
         <w:ind w:left="2880" w:hanging="360"/>
       </w:pPr>
       <w:rPr>
-        <w:rFonts w:hint="default" w:ascii="Wingdings" w:hAnsi="Wingdings"/>
+        <w:rFonts w:ascii="Wingdings" w:hAnsi="Wingdings" w:hint="default"/>
         <w:sz w:val="20"/>
       </w:rPr>
     </w:lvl>
@@ -7592,7 +7788,7 @@
         <w:ind w:left="3600" w:hanging="360"/>
       </w:pPr>
       <w:rPr>
-        <w:rFonts w:hint="default" w:ascii="Wingdings" w:hAnsi="Wingdings"/>
+        <w:rFonts w:ascii="Wingdings" w:hAnsi="Wingdings" w:hint="default"/>
         <w:sz w:val="20"/>
       </w:rPr>
     </w:lvl>
@@ -7608,7 +7804,7 @@
         <w:ind w:left="4320" w:hanging="360"/>
       </w:pPr>
       <w:rPr>
-        <w:rFonts w:hint="default" w:ascii="Wingdings" w:hAnsi="Wingdings"/>
+        <w:rFonts w:ascii="Wingdings" w:hAnsi="Wingdings" w:hint="default"/>
         <w:sz w:val="20"/>
       </w:rPr>
     </w:lvl>
@@ -7624,7 +7820,7 @@
         <w:ind w:left="5040" w:hanging="360"/>
       </w:pPr>
       <w:rPr>
-        <w:rFonts w:hint="default" w:ascii="Wingdings" w:hAnsi="Wingdings"/>
+        <w:rFonts w:ascii="Wingdings" w:hAnsi="Wingdings" w:hint="default"/>
         <w:sz w:val="20"/>
       </w:rPr>
     </w:lvl>
@@ -7640,7 +7836,7 @@
         <w:ind w:left="5760" w:hanging="360"/>
       </w:pPr>
       <w:rPr>
-        <w:rFonts w:hint="default" w:ascii="Wingdings" w:hAnsi="Wingdings"/>
+        <w:rFonts w:ascii="Wingdings" w:hAnsi="Wingdings" w:hint="default"/>
         <w:sz w:val="20"/>
       </w:rPr>
     </w:lvl>
@@ -7656,12 +7852,12 @@
         <w:ind w:left="6480" w:hanging="360"/>
       </w:pPr>
       <w:rPr>
-        <w:rFonts w:hint="default" w:ascii="Wingdings" w:hAnsi="Wingdings"/>
+        <w:rFonts w:ascii="Wingdings" w:hAnsi="Wingdings" w:hint="default"/>
         <w:sz w:val="20"/>
       </w:rPr>
     </w:lvl>
   </w:abstractNum>
-  <w:abstractNum w:abstractNumId="20" w15:restartNumberingAfterBreak="0">
+  <w:abstractNum w:abstractNumId="21" w15:restartNumberingAfterBreak="0">
     <w:nsid w:val="5DEF6D23"/>
     <w:multiLevelType w:val="multilevel"/>
     <w:tmpl w:val="2E2CB196"/>
@@ -7677,7 +7873,7 @@
         <w:ind w:left="720" w:hanging="360"/>
       </w:pPr>
       <w:rPr>
-        <w:rFonts w:hint="default" w:ascii="Symbol" w:hAnsi="Symbol"/>
+        <w:rFonts w:ascii="Symbol" w:hAnsi="Symbol" w:hint="default"/>
         <w:sz w:val="20"/>
       </w:rPr>
     </w:lvl>
@@ -7693,7 +7889,7 @@
         <w:ind w:left="1440" w:hanging="360"/>
       </w:pPr>
       <w:rPr>
-        <w:rFonts w:hint="default" w:ascii="Courier New" w:hAnsi="Courier New"/>
+        <w:rFonts w:ascii="Courier New" w:hAnsi="Courier New" w:hint="default"/>
         <w:sz w:val="20"/>
       </w:rPr>
     </w:lvl>
@@ -7709,7 +7905,7 @@
         <w:ind w:left="2160" w:hanging="360"/>
       </w:pPr>
       <w:rPr>
-        <w:rFonts w:hint="default" w:ascii="Wingdings" w:hAnsi="Wingdings"/>
+        <w:rFonts w:ascii="Wingdings" w:hAnsi="Wingdings" w:hint="default"/>
         <w:sz w:val="20"/>
       </w:rPr>
     </w:lvl>
@@ -7725,7 +7921,7 @@
         <w:ind w:left="2880" w:hanging="360"/>
       </w:pPr>
       <w:rPr>
-        <w:rFonts w:hint="default" w:ascii="Wingdings" w:hAnsi="Wingdings"/>
+        <w:rFonts w:ascii="Wingdings" w:hAnsi="Wingdings" w:hint="default"/>
         <w:sz w:val="20"/>
       </w:rPr>
     </w:lvl>
@@ -7741,7 +7937,7 @@
         <w:ind w:left="3600" w:hanging="360"/>
       </w:pPr>
       <w:rPr>
-        <w:rFonts w:hint="default" w:ascii="Wingdings" w:hAnsi="Wingdings"/>
+        <w:rFonts w:ascii="Wingdings" w:hAnsi="Wingdings" w:hint="default"/>
         <w:sz w:val="20"/>
       </w:rPr>
     </w:lvl>
@@ -7757,7 +7953,7 @@
         <w:ind w:left="4320" w:hanging="360"/>
       </w:pPr>
       <w:rPr>
-        <w:rFonts w:hint="default" w:ascii="Wingdings" w:hAnsi="Wingdings"/>
+        <w:rFonts w:ascii="Wingdings" w:hAnsi="Wingdings" w:hint="default"/>
         <w:sz w:val="20"/>
       </w:rPr>
     </w:lvl>
@@ -7773,7 +7969,7 @@
         <w:ind w:left="5040" w:hanging="360"/>
       </w:pPr>
       <w:rPr>
-        <w:rFonts w:hint="default" w:ascii="Wingdings" w:hAnsi="Wingdings"/>
+        <w:rFonts w:ascii="Wingdings" w:hAnsi="Wingdings" w:hint="default"/>
         <w:sz w:val="20"/>
       </w:rPr>
     </w:lvl>
@@ -7789,7 +7985,7 @@
         <w:ind w:left="5760" w:hanging="360"/>
       </w:pPr>
       <w:rPr>
-        <w:rFonts w:hint="default" w:ascii="Wingdings" w:hAnsi="Wingdings"/>
+        <w:rFonts w:ascii="Wingdings" w:hAnsi="Wingdings" w:hint="default"/>
         <w:sz w:val="20"/>
       </w:rPr>
     </w:lvl>
@@ -7805,12 +8001,12 @@
         <w:ind w:left="6480" w:hanging="360"/>
       </w:pPr>
       <w:rPr>
-        <w:rFonts w:hint="default" w:ascii="Wingdings" w:hAnsi="Wingdings"/>
+        <w:rFonts w:ascii="Wingdings" w:hAnsi="Wingdings" w:hint="default"/>
         <w:sz w:val="20"/>
       </w:rPr>
     </w:lvl>
   </w:abstractNum>
-  <w:abstractNum w:abstractNumId="21" w15:restartNumberingAfterBreak="0">
+  <w:abstractNum w:abstractNumId="22" w15:restartNumberingAfterBreak="0">
     <w:nsid w:val="5E9A145E"/>
     <w:multiLevelType w:val="multilevel"/>
     <w:tmpl w:val="32F07082"/>
@@ -7826,7 +8022,7 @@
         <w:ind w:left="720" w:hanging="360"/>
       </w:pPr>
       <w:rPr>
-        <w:rFonts w:hint="default" w:ascii="Symbol" w:hAnsi="Symbol"/>
+        <w:rFonts w:ascii="Symbol" w:hAnsi="Symbol" w:hint="default"/>
         <w:sz w:val="20"/>
       </w:rPr>
     </w:lvl>
@@ -7842,7 +8038,7 @@
         <w:ind w:left="1440" w:hanging="360"/>
       </w:pPr>
       <w:rPr>
-        <w:rFonts w:hint="default" w:ascii="Courier New" w:hAnsi="Courier New"/>
+        <w:rFonts w:ascii="Courier New" w:hAnsi="Courier New" w:hint="default"/>
         <w:sz w:val="20"/>
       </w:rPr>
     </w:lvl>
@@ -7858,7 +8054,7 @@
         <w:ind w:left="2160" w:hanging="360"/>
       </w:pPr>
       <w:rPr>
-        <w:rFonts w:hint="default" w:ascii="Wingdings" w:hAnsi="Wingdings"/>
+        <w:rFonts w:ascii="Wingdings" w:hAnsi="Wingdings" w:hint="default"/>
         <w:sz w:val="20"/>
       </w:rPr>
     </w:lvl>
@@ -7874,7 +8070,7 @@
         <w:ind w:left="2880" w:hanging="360"/>
       </w:pPr>
       <w:rPr>
-        <w:rFonts w:hint="default" w:ascii="Wingdings" w:hAnsi="Wingdings"/>
+        <w:rFonts w:ascii="Wingdings" w:hAnsi="Wingdings" w:hint="default"/>
         <w:sz w:val="20"/>
       </w:rPr>
     </w:lvl>
@@ -7890,7 +8086,7 @@
         <w:ind w:left="3600" w:hanging="360"/>
       </w:pPr>
       <w:rPr>
-        <w:rFonts w:hint="default" w:ascii="Wingdings" w:hAnsi="Wingdings"/>
+        <w:rFonts w:ascii="Wingdings" w:hAnsi="Wingdings" w:hint="default"/>
         <w:sz w:val="20"/>
       </w:rPr>
     </w:lvl>
@@ -7906,7 +8102,7 @@
         <w:ind w:left="4320" w:hanging="360"/>
       </w:pPr>
       <w:rPr>
-        <w:rFonts w:hint="default" w:ascii="Wingdings" w:hAnsi="Wingdings"/>
+        <w:rFonts w:ascii="Wingdings" w:hAnsi="Wingdings" w:hint="default"/>
         <w:sz w:val="20"/>
       </w:rPr>
     </w:lvl>
@@ -7922,7 +8118,7 @@
         <w:ind w:left="5040" w:hanging="360"/>
       </w:pPr>
       <w:rPr>
-        <w:rFonts w:hint="default" w:ascii="Wingdings" w:hAnsi="Wingdings"/>
+        <w:rFonts w:ascii="Wingdings" w:hAnsi="Wingdings" w:hint="default"/>
         <w:sz w:val="20"/>
       </w:rPr>
     </w:lvl>
@@ -7938,7 +8134,7 @@
         <w:ind w:left="5760" w:hanging="360"/>
       </w:pPr>
       <w:rPr>
-        <w:rFonts w:hint="default" w:ascii="Wingdings" w:hAnsi="Wingdings"/>
+        <w:rFonts w:ascii="Wingdings" w:hAnsi="Wingdings" w:hint="default"/>
         <w:sz w:val="20"/>
       </w:rPr>
     </w:lvl>
@@ -7954,12 +8150,161 @@
         <w:ind w:left="6480" w:hanging="360"/>
       </w:pPr>
       <w:rPr>
-        <w:rFonts w:hint="default" w:ascii="Wingdings" w:hAnsi="Wingdings"/>
+        <w:rFonts w:ascii="Wingdings" w:hAnsi="Wingdings" w:hint="default"/>
         <w:sz w:val="20"/>
       </w:rPr>
     </w:lvl>
   </w:abstractNum>
-  <w:abstractNum w:abstractNumId="22" w15:restartNumberingAfterBreak="0">
+  <w:abstractNum w:abstractNumId="23" w15:restartNumberingAfterBreak="0">
+    <w:nsid w:val="65CB6C2C"/>
+    <w:multiLevelType w:val="multilevel"/>
+    <w:tmpl w:val="577EFE86"/>
+    <w:lvl w:ilvl="0">
+      <w:start w:val="1"/>
+      <w:numFmt w:val="bullet"/>
+      <w:lvlText w:val=""/>
+      <w:lvlJc w:val="left"/>
+      <w:pPr>
+        <w:tabs>
+          <w:tab w:val="num" w:pos="720"/>
+        </w:tabs>
+        <w:ind w:left="720" w:hanging="360"/>
+      </w:pPr>
+      <w:rPr>
+        <w:rFonts w:ascii="Symbol" w:hAnsi="Symbol" w:hint="default"/>
+        <w:sz w:val="20"/>
+      </w:rPr>
+    </w:lvl>
+    <w:lvl w:ilvl="1">
+      <w:start w:val="1"/>
+      <w:numFmt w:val="bullet"/>
+      <w:lvlText w:val="o"/>
+      <w:lvlJc w:val="left"/>
+      <w:pPr>
+        <w:tabs>
+          <w:tab w:val="num" w:pos="1440"/>
+        </w:tabs>
+        <w:ind w:left="1440" w:hanging="360"/>
+      </w:pPr>
+      <w:rPr>
+        <w:rFonts w:ascii="Courier New" w:hAnsi="Courier New" w:cs="Times New Roman" w:hint="default"/>
+        <w:sz w:val="20"/>
+      </w:rPr>
+    </w:lvl>
+    <w:lvl w:ilvl="2">
+      <w:start w:val="1"/>
+      <w:numFmt w:val="bullet"/>
+      <w:lvlText w:val=""/>
+      <w:lvlJc w:val="left"/>
+      <w:pPr>
+        <w:tabs>
+          <w:tab w:val="num" w:pos="2160"/>
+        </w:tabs>
+        <w:ind w:left="2160" w:hanging="360"/>
+      </w:pPr>
+      <w:rPr>
+        <w:rFonts w:ascii="Wingdings" w:hAnsi="Wingdings" w:hint="default"/>
+        <w:sz w:val="20"/>
+      </w:rPr>
+    </w:lvl>
+    <w:lvl w:ilvl="3">
+      <w:start w:val="1"/>
+      <w:numFmt w:val="bullet"/>
+      <w:lvlText w:val=""/>
+      <w:lvlJc w:val="left"/>
+      <w:pPr>
+        <w:tabs>
+          <w:tab w:val="num" w:pos="2880"/>
+        </w:tabs>
+        <w:ind w:left="2880" w:hanging="360"/>
+      </w:pPr>
+      <w:rPr>
+        <w:rFonts w:ascii="Wingdings" w:hAnsi="Wingdings" w:hint="default"/>
+        <w:sz w:val="20"/>
+      </w:rPr>
+    </w:lvl>
+    <w:lvl w:ilvl="4">
+      <w:start w:val="1"/>
+      <w:numFmt w:val="bullet"/>
+      <w:lvlText w:val=""/>
+      <w:lvlJc w:val="left"/>
+      <w:pPr>
+        <w:tabs>
+          <w:tab w:val="num" w:pos="3600"/>
+        </w:tabs>
+        <w:ind w:left="3600" w:hanging="360"/>
+      </w:pPr>
+      <w:rPr>
+        <w:rFonts w:ascii="Wingdings" w:hAnsi="Wingdings" w:hint="default"/>
+        <w:sz w:val="20"/>
+      </w:rPr>
+    </w:lvl>
+    <w:lvl w:ilvl="5">
+      <w:start w:val="1"/>
+      <w:numFmt w:val="bullet"/>
+      <w:lvlText w:val=""/>
+      <w:lvlJc w:val="left"/>
+      <w:pPr>
+        <w:tabs>
+          <w:tab w:val="num" w:pos="4320"/>
+        </w:tabs>
+        <w:ind w:left="4320" w:hanging="360"/>
+      </w:pPr>
+      <w:rPr>
+        <w:rFonts w:ascii="Wingdings" w:hAnsi="Wingdings" w:hint="default"/>
+        <w:sz w:val="20"/>
+      </w:rPr>
+    </w:lvl>
+    <w:lvl w:ilvl="6">
+      <w:start w:val="1"/>
+      <w:numFmt w:val="bullet"/>
+      <w:lvlText w:val=""/>
+      <w:lvlJc w:val="left"/>
+      <w:pPr>
+        <w:tabs>
+          <w:tab w:val="num" w:pos="5040"/>
+        </w:tabs>
+        <w:ind w:left="5040" w:hanging="360"/>
+      </w:pPr>
+      <w:rPr>
+        <w:rFonts w:ascii="Wingdings" w:hAnsi="Wingdings" w:hint="default"/>
+        <w:sz w:val="20"/>
+      </w:rPr>
+    </w:lvl>
+    <w:lvl w:ilvl="7">
+      <w:start w:val="1"/>
+      <w:numFmt w:val="bullet"/>
+      <w:lvlText w:val=""/>
+      <w:lvlJc w:val="left"/>
+      <w:pPr>
+        <w:tabs>
+          <w:tab w:val="num" w:pos="5760"/>
+        </w:tabs>
+        <w:ind w:left="5760" w:hanging="360"/>
+      </w:pPr>
+      <w:rPr>
+        <w:rFonts w:ascii="Wingdings" w:hAnsi="Wingdings" w:hint="default"/>
+        <w:sz w:val="20"/>
+      </w:rPr>
+    </w:lvl>
+    <w:lvl w:ilvl="8">
+      <w:start w:val="1"/>
+      <w:numFmt w:val="bullet"/>
+      <w:lvlText w:val=""/>
+      <w:lvlJc w:val="left"/>
+      <w:pPr>
+        <w:tabs>
+          <w:tab w:val="num" w:pos="6480"/>
+        </w:tabs>
+        <w:ind w:left="6480" w:hanging="360"/>
+      </w:pPr>
+      <w:rPr>
+        <w:rFonts w:ascii="Wingdings" w:hAnsi="Wingdings" w:hint="default"/>
+        <w:sz w:val="20"/>
+      </w:rPr>
+    </w:lvl>
+  </w:abstractNum>
+  <w:abstractNum w:abstractNumId="24" w15:restartNumberingAfterBreak="0">
     <w:nsid w:val="6C460B71"/>
     <w:multiLevelType w:val="multilevel"/>
     <w:tmpl w:val="5568E442"/>
@@ -7975,7 +8320,7 @@
         <w:ind w:left="720" w:hanging="360"/>
       </w:pPr>
       <w:rPr>
-        <w:rFonts w:hint="default" w:ascii="Symbol" w:hAnsi="Symbol"/>
+        <w:rFonts w:ascii="Symbol" w:hAnsi="Symbol" w:hint="default"/>
         <w:sz w:val="20"/>
       </w:rPr>
     </w:lvl>
@@ -7991,7 +8336,7 @@
         <w:ind w:left="1440" w:hanging="360"/>
       </w:pPr>
       <w:rPr>
-        <w:rFonts w:hint="default" w:ascii="Courier New" w:hAnsi="Courier New"/>
+        <w:rFonts w:ascii="Courier New" w:hAnsi="Courier New" w:hint="default"/>
         <w:sz w:val="20"/>
       </w:rPr>
     </w:lvl>
@@ -8007,7 +8352,7 @@
         <w:ind w:left="2160" w:hanging="360"/>
       </w:pPr>
       <w:rPr>
-        <w:rFonts w:hint="default" w:ascii="Wingdings" w:hAnsi="Wingdings"/>
+        <w:rFonts w:ascii="Wingdings" w:hAnsi="Wingdings" w:hint="default"/>
         <w:sz w:val="20"/>
       </w:rPr>
     </w:lvl>
@@ -8023,7 +8368,7 @@
         <w:ind w:left="2880" w:hanging="360"/>
       </w:pPr>
       <w:rPr>
-        <w:rFonts w:hint="default" w:ascii="Wingdings" w:hAnsi="Wingdings"/>
+        <w:rFonts w:ascii="Wingdings" w:hAnsi="Wingdings" w:hint="default"/>
         <w:sz w:val="20"/>
       </w:rPr>
     </w:lvl>
@@ -8039,7 +8384,7 @@
         <w:ind w:left="3600" w:hanging="360"/>
       </w:pPr>
       <w:rPr>
-        <w:rFonts w:hint="default" w:ascii="Wingdings" w:hAnsi="Wingdings"/>
+        <w:rFonts w:ascii="Wingdings" w:hAnsi="Wingdings" w:hint="default"/>
         <w:sz w:val="20"/>
       </w:rPr>
     </w:lvl>
@@ -8055,7 +8400,7 @@
         <w:ind w:left="4320" w:hanging="360"/>
       </w:pPr>
       <w:rPr>
-        <w:rFonts w:hint="default" w:ascii="Wingdings" w:hAnsi="Wingdings"/>
+        <w:rFonts w:ascii="Wingdings" w:hAnsi="Wingdings" w:hint="default"/>
         <w:sz w:val="20"/>
       </w:rPr>
     </w:lvl>
@@ -8071,7 +8416,7 @@
         <w:ind w:left="5040" w:hanging="360"/>
       </w:pPr>
       <w:rPr>
-        <w:rFonts w:hint="default" w:ascii="Wingdings" w:hAnsi="Wingdings"/>
+        <w:rFonts w:ascii="Wingdings" w:hAnsi="Wingdings" w:hint="default"/>
         <w:sz w:val="20"/>
       </w:rPr>
     </w:lvl>
@@ -8087,7 +8432,7 @@
         <w:ind w:left="5760" w:hanging="360"/>
       </w:pPr>
       <w:rPr>
-        <w:rFonts w:hint="default" w:ascii="Wingdings" w:hAnsi="Wingdings"/>
+        <w:rFonts w:ascii="Wingdings" w:hAnsi="Wingdings" w:hint="default"/>
         <w:sz w:val="20"/>
       </w:rPr>
     </w:lvl>
@@ -8103,12 +8448,12 @@
         <w:ind w:left="6480" w:hanging="360"/>
       </w:pPr>
       <w:rPr>
-        <w:rFonts w:hint="default" w:ascii="Wingdings" w:hAnsi="Wingdings"/>
+        <w:rFonts w:ascii="Wingdings" w:hAnsi="Wingdings" w:hint="default"/>
         <w:sz w:val="20"/>
       </w:rPr>
     </w:lvl>
   </w:abstractNum>
-  <w:abstractNum w:abstractNumId="23" w15:restartNumberingAfterBreak="0">
+  <w:abstractNum w:abstractNumId="25" w15:restartNumberingAfterBreak="0">
     <w:nsid w:val="6DFF0CFE"/>
     <w:multiLevelType w:val="multilevel"/>
     <w:tmpl w:val="4CDCF220"/>
@@ -8124,7 +8469,7 @@
         <w:ind w:left="720" w:hanging="360"/>
       </w:pPr>
       <w:rPr>
-        <w:rFonts w:hint="default" w:ascii="Symbol" w:hAnsi="Symbol"/>
+        <w:rFonts w:ascii="Symbol" w:hAnsi="Symbol" w:hint="default"/>
         <w:sz w:val="20"/>
       </w:rPr>
     </w:lvl>
@@ -8140,7 +8485,7 @@
         <w:ind w:left="1440" w:hanging="360"/>
       </w:pPr>
       <w:rPr>
-        <w:rFonts w:hint="default" w:ascii="Courier New" w:hAnsi="Courier New"/>
+        <w:rFonts w:ascii="Courier New" w:hAnsi="Courier New" w:hint="default"/>
         <w:sz w:val="20"/>
       </w:rPr>
     </w:lvl>
@@ -8156,7 +8501,7 @@
         <w:ind w:left="2160" w:hanging="360"/>
       </w:pPr>
       <w:rPr>
-        <w:rFonts w:hint="default" w:ascii="Wingdings" w:hAnsi="Wingdings"/>
+        <w:rFonts w:ascii="Wingdings" w:hAnsi="Wingdings" w:hint="default"/>
         <w:sz w:val="20"/>
       </w:rPr>
     </w:lvl>
@@ -8172,7 +8517,7 @@
         <w:ind w:left="2880" w:hanging="360"/>
       </w:pPr>
       <w:rPr>
-        <w:rFonts w:hint="default" w:ascii="Wingdings" w:hAnsi="Wingdings"/>
+        <w:rFonts w:ascii="Wingdings" w:hAnsi="Wingdings" w:hint="default"/>
         <w:sz w:val="20"/>
       </w:rPr>
     </w:lvl>
@@ -8188,7 +8533,7 @@
         <w:ind w:left="3600" w:hanging="360"/>
       </w:pPr>
       <w:rPr>
-        <w:rFonts w:hint="default" w:ascii="Wingdings" w:hAnsi="Wingdings"/>
+        <w:rFonts w:ascii="Wingdings" w:hAnsi="Wingdings" w:hint="default"/>
         <w:sz w:val="20"/>
       </w:rPr>
     </w:lvl>
@@ -8204,7 +8549,7 @@
         <w:ind w:left="4320" w:hanging="360"/>
       </w:pPr>
       <w:rPr>
-        <w:rFonts w:hint="default" w:ascii="Wingdings" w:hAnsi="Wingdings"/>
+        <w:rFonts w:ascii="Wingdings" w:hAnsi="Wingdings" w:hint="default"/>
         <w:sz w:val="20"/>
       </w:rPr>
     </w:lvl>
@@ -8220,7 +8565,7 @@
         <w:ind w:left="5040" w:hanging="360"/>
       </w:pPr>
       <w:rPr>
-        <w:rFonts w:hint="default" w:ascii="Wingdings" w:hAnsi="Wingdings"/>
+        <w:rFonts w:ascii="Wingdings" w:hAnsi="Wingdings" w:hint="default"/>
         <w:sz w:val="20"/>
       </w:rPr>
     </w:lvl>
@@ -8236,7 +8581,7 @@
         <w:ind w:left="5760" w:hanging="360"/>
       </w:pPr>
       <w:rPr>
-        <w:rFonts w:hint="default" w:ascii="Wingdings" w:hAnsi="Wingdings"/>
+        <w:rFonts w:ascii="Wingdings" w:hAnsi="Wingdings" w:hint="default"/>
         <w:sz w:val="20"/>
       </w:rPr>
     </w:lvl>
@@ -8252,12 +8597,12 @@
         <w:ind w:left="6480" w:hanging="360"/>
       </w:pPr>
       <w:rPr>
-        <w:rFonts w:hint="default" w:ascii="Wingdings" w:hAnsi="Wingdings"/>
+        <w:rFonts w:ascii="Wingdings" w:hAnsi="Wingdings" w:hint="default"/>
         <w:sz w:val="20"/>
       </w:rPr>
     </w:lvl>
   </w:abstractNum>
-  <w:abstractNum w:abstractNumId="24" w15:restartNumberingAfterBreak="0">
+  <w:abstractNum w:abstractNumId="26" w15:restartNumberingAfterBreak="0">
     <w:nsid w:val="6E7965B3"/>
     <w:multiLevelType w:val="multilevel"/>
     <w:tmpl w:val="9B40918C"/>
@@ -8273,7 +8618,7 @@
         <w:ind w:left="720" w:hanging="360"/>
       </w:pPr>
       <w:rPr>
-        <w:rFonts w:hint="default" w:ascii="Symbol" w:hAnsi="Symbol"/>
+        <w:rFonts w:ascii="Symbol" w:hAnsi="Symbol" w:hint="default"/>
         <w:sz w:val="20"/>
       </w:rPr>
     </w:lvl>
@@ -8289,7 +8634,7 @@
         <w:ind w:left="1440" w:hanging="360"/>
       </w:pPr>
       <w:rPr>
-        <w:rFonts w:hint="default" w:ascii="Courier New" w:hAnsi="Courier New"/>
+        <w:rFonts w:ascii="Courier New" w:hAnsi="Courier New" w:hint="default"/>
         <w:sz w:val="20"/>
       </w:rPr>
     </w:lvl>
@@ -8305,7 +8650,7 @@
         <w:ind w:left="2160" w:hanging="360"/>
       </w:pPr>
       <w:rPr>
-        <w:rFonts w:hint="default" w:ascii="Wingdings" w:hAnsi="Wingdings"/>
+        <w:rFonts w:ascii="Wingdings" w:hAnsi="Wingdings" w:hint="default"/>
         <w:sz w:val="20"/>
       </w:rPr>
     </w:lvl>
@@ -8321,7 +8666,7 @@
         <w:ind w:left="2880" w:hanging="360"/>
       </w:pPr>
       <w:rPr>
-        <w:rFonts w:hint="default" w:ascii="Wingdings" w:hAnsi="Wingdings"/>
+        <w:rFonts w:ascii="Wingdings" w:hAnsi="Wingdings" w:hint="default"/>
         <w:sz w:val="20"/>
       </w:rPr>
     </w:lvl>
@@ -8337,7 +8682,7 @@
         <w:ind w:left="3600" w:hanging="360"/>
       </w:pPr>
       <w:rPr>
-        <w:rFonts w:hint="default" w:ascii="Wingdings" w:hAnsi="Wingdings"/>
+        <w:rFonts w:ascii="Wingdings" w:hAnsi="Wingdings" w:hint="default"/>
         <w:sz w:val="20"/>
       </w:rPr>
     </w:lvl>
@@ -8353,7 +8698,7 @@
         <w:ind w:left="4320" w:hanging="360"/>
       </w:pPr>
       <w:rPr>
-        <w:rFonts w:hint="default" w:ascii="Wingdings" w:hAnsi="Wingdings"/>
+        <w:rFonts w:ascii="Wingdings" w:hAnsi="Wingdings" w:hint="default"/>
         <w:sz w:val="20"/>
       </w:rPr>
     </w:lvl>
@@ -8369,7 +8714,7 @@
         <w:ind w:left="5040" w:hanging="360"/>
       </w:pPr>
       <w:rPr>
-        <w:rFonts w:hint="default" w:ascii="Wingdings" w:hAnsi="Wingdings"/>
+        <w:rFonts w:ascii="Wingdings" w:hAnsi="Wingdings" w:hint="default"/>
         <w:sz w:val="20"/>
       </w:rPr>
     </w:lvl>
@@ -8385,7 +8730,7 @@
         <w:ind w:left="5760" w:hanging="360"/>
       </w:pPr>
       <w:rPr>
-        <w:rFonts w:hint="default" w:ascii="Wingdings" w:hAnsi="Wingdings"/>
+        <w:rFonts w:ascii="Wingdings" w:hAnsi="Wingdings" w:hint="default"/>
         <w:sz w:val="20"/>
       </w:rPr>
     </w:lvl>
@@ -8401,52 +8746,52 @@
         <w:ind w:left="6480" w:hanging="360"/>
       </w:pPr>
       <w:rPr>
-        <w:rFonts w:hint="default" w:ascii="Wingdings" w:hAnsi="Wingdings"/>
+        <w:rFonts w:ascii="Wingdings" w:hAnsi="Wingdings" w:hint="default"/>
         <w:sz w:val="20"/>
       </w:rPr>
     </w:lvl>
   </w:abstractNum>
   <w:num w:numId="1" w16cid:durableId="207575627">
-    <w:abstractNumId w:val="24"/>
+    <w:abstractNumId w:val="26"/>
   </w:num>
   <w:num w:numId="2" w16cid:durableId="1157959108">
     <w:abstractNumId w:val="7"/>
   </w:num>
   <w:num w:numId="3" w16cid:durableId="1655599729">
-    <w:abstractNumId w:val="21"/>
+    <w:abstractNumId w:val="22"/>
   </w:num>
   <w:num w:numId="4" w16cid:durableId="768743298">
-    <w:abstractNumId w:val="10"/>
+    <w:abstractNumId w:val="11"/>
   </w:num>
   <w:num w:numId="5" w16cid:durableId="1043672174">
-    <w:abstractNumId w:val="22"/>
+    <w:abstractNumId w:val="24"/>
   </w:num>
   <w:num w:numId="6" w16cid:durableId="1982273230">
-    <w:abstractNumId w:val="8"/>
+    <w:abstractNumId w:val="9"/>
   </w:num>
   <w:num w:numId="7" w16cid:durableId="544290088">
-    <w:abstractNumId w:val="23"/>
+    <w:abstractNumId w:val="25"/>
   </w:num>
   <w:num w:numId="8" w16cid:durableId="1522165774">
-    <w:abstractNumId w:val="12"/>
+    <w:abstractNumId w:val="13"/>
   </w:num>
   <w:num w:numId="9" w16cid:durableId="939802079">
     <w:abstractNumId w:val="0"/>
   </w:num>
   <w:num w:numId="10" w16cid:durableId="584262850">
-    <w:abstractNumId w:val="16"/>
+    <w:abstractNumId w:val="17"/>
   </w:num>
   <w:num w:numId="11" w16cid:durableId="1267540337">
-    <w:abstractNumId w:val="9"/>
+    <w:abstractNumId w:val="10"/>
   </w:num>
   <w:num w:numId="12" w16cid:durableId="398947017">
-    <w:abstractNumId w:val="13"/>
+    <w:abstractNumId w:val="14"/>
   </w:num>
   <w:num w:numId="13" w16cid:durableId="444546515">
     <w:abstractNumId w:val="4"/>
   </w:num>
   <w:num w:numId="14" w16cid:durableId="808672721">
-    <w:abstractNumId w:val="15"/>
+    <w:abstractNumId w:val="16"/>
   </w:num>
   <w:num w:numId="15" w16cid:durableId="2067103381">
     <w:abstractNumId w:val="5"/>
@@ -8455,50 +8800,48 @@
     <w:abstractNumId w:val="2"/>
   </w:num>
   <w:num w:numId="17" w16cid:durableId="190384006">
-    <w:abstractNumId w:val="14"/>
+    <w:abstractNumId w:val="15"/>
   </w:num>
   <w:num w:numId="18" w16cid:durableId="2072799843">
     <w:abstractNumId w:val="1"/>
   </w:num>
   <w:num w:numId="19" w16cid:durableId="2110536713">
-    <w:abstractNumId w:val="18"/>
+    <w:abstractNumId w:val="19"/>
   </w:num>
   <w:num w:numId="20" w16cid:durableId="559637314">
     <w:abstractNumId w:val="6"/>
   </w:num>
   <w:num w:numId="21" w16cid:durableId="477647638">
-    <w:abstractNumId w:val="11"/>
+    <w:abstractNumId w:val="12"/>
   </w:num>
   <w:num w:numId="22" w16cid:durableId="405881017">
-    <w:abstractNumId w:val="19"/>
+    <w:abstractNumId w:val="20"/>
   </w:num>
   <w:num w:numId="23" w16cid:durableId="967735062">
-    <w:abstractNumId w:val="20"/>
+    <w:abstractNumId w:val="21"/>
   </w:num>
   <w:num w:numId="24" w16cid:durableId="183984618">
     <w:abstractNumId w:val="3"/>
   </w:num>
   <w:num w:numId="25" w16cid:durableId="1641228840">
-    <w:abstractNumId w:val="17"/>
+    <w:abstractNumId w:val="18"/>
+  </w:num>
+  <w:num w:numId="26" w16cid:durableId="830869646">
+    <w:abstractNumId w:val="8"/>
+  </w:num>
+  <w:num w:numId="27" w16cid:durableId="302194588">
+    <w:abstractNumId w:val="23"/>
   </w:num>
   <w:numIdMacAtCleanup w:val="25"/>
 </w:numbering>
 </file>
 
-<file path=word/people.xml><?xml version="1.0" encoding="utf-8"?>
-<w15:people xmlns:wpc="http://schemas.microsoft.com/office/word/2010/wordprocessingCanvas" xmlns:cx="http://schemas.microsoft.com/office/drawing/2014/chartex" xmlns:cx1="http://schemas.microsoft.com/office/drawing/2015/9/8/chartex" xmlns:cx2="http://schemas.microsoft.com/office/drawing/2015/10/21/chartex" xmlns:cx3="http://schemas.microsoft.com/office/drawing/2016/5/9/chartex" xmlns:cx4="http://schemas.microsoft.com/office/drawing/2016/5/10/chartex" xmlns:cx5="http://schemas.microsoft.com/office/drawing/2016/5/11/chartex" xmlns:cx6="http://schemas.microsoft.com/office/drawing/2016/5/12/chartex" xmlns:cx7="http://schemas.microsoft.com/office/drawing/2016/5/13/chartex" xmlns:cx8="http://schemas.microsoft.com/office/drawing/2016/5/14/chartex" xmlns:mc="http://schemas.openxmlformats.org/markup-compatibility/2006" xmlns:aink="http://schemas.microsoft.com/office/drawing/2016/ink" xmlns:am3d="http://schemas.microsoft.com/office/drawing/2017/model3d" xmlns:o="urn:schemas-microsoft-com:office:office" xmlns:oel="http://schemas.microsoft.com/office/2019/extlst" xmlns:r="http://schemas.openxmlformats.org/officeDocument/2006/relationships" xmlns:m="http://schemas.openxmlformats.org/officeDocument/2006/math" xmlns:v="urn:schemas-microsoft-com:vml" xmlns:wp14="http://schemas.microsoft.com/office/word/2010/wordprocessingDrawing" xmlns:wp="http://schemas.openxmlformats.org/drawingml/2006/wordprocessingDrawing" xmlns:w10="urn:schemas-microsoft-com:office:word" xmlns:w="http://schemas.openxmlformats.org/wordprocessingml/2006/main" xmlns:w14="http://schemas.microsoft.com/office/word/2010/wordml" xmlns:w15="http://schemas.microsoft.com/office/word/2012/wordml" xmlns:w16cex="http://schemas.microsoft.com/office/word/2018/wordml/cex" xmlns:w16cid="http://schemas.microsoft.com/office/word/2016/wordml/cid" xmlns:w16="http://schemas.microsoft.com/office/word/2018/wordml" xmlns:w16du="http://schemas.microsoft.com/office/word/2023/wordml/word16du" xmlns:w16sdtdh="http://schemas.microsoft.com/office/word/2020/wordml/sdtdatahash" xmlns:w16sdtfl="http://schemas.microsoft.com/office/word/2024/wordml/sdtformatlock" xmlns:w16se="http://schemas.microsoft.com/office/word/2015/wordml/symex" xmlns:wpg="http://schemas.microsoft.com/office/word/2010/wordprocessingGroup" xmlns:wpi="http://schemas.microsoft.com/office/word/2010/wordprocessingInk" xmlns:wne="http://schemas.microsoft.com/office/word/2006/wordml" xmlns:wps="http://schemas.microsoft.com/office/word/2010/wordprocessingShape" mc:Ignorable="w14 w15 w16se w16cid w16 w16cex w16sdtdh w16sdtfl w16du wp14">
-  <w15:person w15:author="Maaike FOBELETS">
-    <w15:presenceInfo w15:providerId="AD" w15:userId="S::Maaike.Fobelets@vub.be::683b2c58-3fa7-469c-81bb-a1f2f68bb4b1"/>
-  </w15:person>
-</w15:people>
-</file>
-
 <file path=word/styles.xml><?xml version="1.0" encoding="utf-8"?>
-<w:styles xmlns:wp14="http://schemas.microsoft.com/office/word/2010/wordprocessingDrawing" xmlns:mc="http://schemas.openxmlformats.org/markup-compatibility/2006" xmlns:r="http://schemas.openxmlformats.org/officeDocument/2006/relationships" xmlns:w="http://schemas.openxmlformats.org/wordprocessingml/2006/main" xmlns:w14="http://schemas.microsoft.com/office/word/2010/wordml" xmlns:w15="http://schemas.microsoft.com/office/word/2012/wordml" xmlns:w16cex="http://schemas.microsoft.com/office/word/2018/wordml/cex" xmlns:w16cid="http://schemas.microsoft.com/office/word/2016/wordml/cid" xmlns:w16="http://schemas.microsoft.com/office/word/2018/wordml" xmlns:w16du="http://schemas.microsoft.com/office/word/2023/wordml/word16du" xmlns:w16sdtdh="http://schemas.microsoft.com/office/word/2020/wordml/sdtdatahash" xmlns:w16sdtfl="http://schemas.microsoft.com/office/word/2024/wordml/sdtformatlock" xmlns:w16se="http://schemas.microsoft.com/office/word/2015/wordml/symex" mc:Ignorable="w14 w15 w16se w16cid w16 w16cex w16sdtdh w16sdtfl w16du wp14">
+<w:styles xmlns:mc="http://schemas.openxmlformats.org/markup-compatibility/2006" xmlns:r="http://schemas.openxmlformats.org/officeDocument/2006/relationships" xmlns:w="http://schemas.openxmlformats.org/wordprocessingml/2006/main" xmlns:w14="http://schemas.microsoft.com/office/word/2010/wordml" xmlns:w15="http://schemas.microsoft.com/office/word/2012/wordml" xmlns:w16cex="http://schemas.microsoft.com/office/word/2018/wordml/cex" xmlns:w16cid="http://schemas.microsoft.com/office/word/2016/wordml/cid" xmlns:w16="http://schemas.microsoft.com/office/word/2018/wordml" xmlns:w16du="http://schemas.microsoft.com/office/word/2023/wordml/word16du" xmlns:w16sdtdh="http://schemas.microsoft.com/office/word/2020/wordml/sdtdatahash" xmlns:w16sdtfl="http://schemas.microsoft.com/office/word/2024/wordml/sdtformatlock" xmlns:w16se="http://schemas.microsoft.com/office/word/2015/wordml/symex" mc:Ignorable="w14 w15 w16se w16cid w16 w16cex w16sdtdh w16sdtfl w16du">
   <w:docDefaults>
     <w:rPrDefault>
       <w:rPr>
-        <w:rFonts w:asciiTheme="minorHAnsi" w:hAnsiTheme="minorHAnsi" w:eastAsiaTheme="minorHAnsi" w:cstheme="minorBidi"/>
+        <w:rFonts w:asciiTheme="minorHAnsi" w:eastAsiaTheme="minorHAnsi" w:hAnsiTheme="minorHAnsi" w:cstheme="minorBidi"/>
         <w:sz w:val="22"/>
         <w:szCs w:val="22"/>
         <w:lang w:val="en-US" w:eastAsia="en-US" w:bidi="ar-SA"/>
@@ -8513,14 +8856,14 @@
   <w:latentStyles w:defLockedState="0" w:defUIPriority="99" w:defSemiHidden="0" w:defUnhideWhenUsed="0" w:defQFormat="0" w:count="376">
     <w:lsdException w:name="Normal" w:uiPriority="0" w:qFormat="1"/>
     <w:lsdException w:name="heading 1" w:uiPriority="9" w:qFormat="1"/>
-    <w:lsdException w:name="heading 2" w:uiPriority="9" w:semiHidden="1" w:unhideWhenUsed="1" w:qFormat="1"/>
-    <w:lsdException w:name="heading 3" w:uiPriority="9" w:semiHidden="1" w:unhideWhenUsed="1" w:qFormat="1"/>
-    <w:lsdException w:name="heading 4" w:uiPriority="9" w:semiHidden="1" w:unhideWhenUsed="1" w:qFormat="1"/>
-    <w:lsdException w:name="heading 5" w:uiPriority="9" w:semiHidden="1" w:unhideWhenUsed="1" w:qFormat="1"/>
-    <w:lsdException w:name="heading 6" w:uiPriority="9" w:semiHidden="1" w:unhideWhenUsed="1" w:qFormat="1"/>
-    <w:lsdException w:name="heading 7" w:uiPriority="9" w:semiHidden="1" w:unhideWhenUsed="1" w:qFormat="1"/>
-    <w:lsdException w:name="heading 8" w:uiPriority="9" w:semiHidden="1" w:unhideWhenUsed="1" w:qFormat="1"/>
-    <w:lsdException w:name="heading 9" w:uiPriority="9" w:semiHidden="1" w:unhideWhenUsed="1" w:qFormat="1"/>
+    <w:lsdException w:name="heading 2" w:semiHidden="1" w:uiPriority="9" w:unhideWhenUsed="1" w:qFormat="1"/>
+    <w:lsdException w:name="heading 3" w:semiHidden="1" w:uiPriority="9" w:unhideWhenUsed="1" w:qFormat="1"/>
+    <w:lsdException w:name="heading 4" w:semiHidden="1" w:uiPriority="9" w:unhideWhenUsed="1" w:qFormat="1"/>
+    <w:lsdException w:name="heading 5" w:semiHidden="1" w:uiPriority="9" w:unhideWhenUsed="1" w:qFormat="1"/>
+    <w:lsdException w:name="heading 6" w:semiHidden="1" w:uiPriority="9" w:unhideWhenUsed="1" w:qFormat="1"/>
+    <w:lsdException w:name="heading 7" w:semiHidden="1" w:uiPriority="9" w:unhideWhenUsed="1" w:qFormat="1"/>
+    <w:lsdException w:name="heading 8" w:semiHidden="1" w:uiPriority="9" w:unhideWhenUsed="1" w:qFormat="1"/>
+    <w:lsdException w:name="heading 9" w:semiHidden="1" w:uiPriority="9" w:unhideWhenUsed="1" w:qFormat="1"/>
     <w:lsdException w:name="index 1" w:semiHidden="1" w:unhideWhenUsed="1"/>
     <w:lsdException w:name="index 2" w:semiHidden="1" w:unhideWhenUsed="1"/>
     <w:lsdException w:name="index 3" w:semiHidden="1" w:unhideWhenUsed="1"/>
@@ -8530,22 +8873,22 @@
     <w:lsdException w:name="index 7" w:semiHidden="1" w:unhideWhenUsed="1"/>
     <w:lsdException w:name="index 8" w:semiHidden="1" w:unhideWhenUsed="1"/>
     <w:lsdException w:name="index 9" w:semiHidden="1" w:unhideWhenUsed="1"/>
-    <w:lsdException w:name="toc 1" w:uiPriority="39" w:semiHidden="1" w:unhideWhenUsed="1"/>
-    <w:lsdException w:name="toc 2" w:uiPriority="39" w:semiHidden="1" w:unhideWhenUsed="1"/>
-    <w:lsdException w:name="toc 3" w:uiPriority="39" w:semiHidden="1" w:unhideWhenUsed="1"/>
-    <w:lsdException w:name="toc 4" w:uiPriority="39" w:semiHidden="1" w:unhideWhenUsed="1"/>
-    <w:lsdException w:name="toc 5" w:uiPriority="39" w:semiHidden="1" w:unhideWhenUsed="1"/>
-    <w:lsdException w:name="toc 6" w:uiPriority="39" w:semiHidden="1" w:unhideWhenUsed="1"/>
-    <w:lsdException w:name="toc 7" w:uiPriority="39" w:semiHidden="1" w:unhideWhenUsed="1"/>
-    <w:lsdException w:name="toc 8" w:uiPriority="39" w:semiHidden="1" w:unhideWhenUsed="1"/>
-    <w:lsdException w:name="toc 9" w:uiPriority="39" w:semiHidden="1" w:unhideWhenUsed="1"/>
+    <w:lsdException w:name="toc 1" w:semiHidden="1" w:uiPriority="39" w:unhideWhenUsed="1"/>
+    <w:lsdException w:name="toc 2" w:semiHidden="1" w:uiPriority="39" w:unhideWhenUsed="1"/>
+    <w:lsdException w:name="toc 3" w:semiHidden="1" w:uiPriority="39" w:unhideWhenUsed="1"/>
+    <w:lsdException w:name="toc 4" w:semiHidden="1" w:uiPriority="39" w:unhideWhenUsed="1"/>
+    <w:lsdException w:name="toc 5" w:semiHidden="1" w:uiPriority="39" w:unhideWhenUsed="1"/>
+    <w:lsdException w:name="toc 6" w:semiHidden="1" w:uiPriority="39" w:unhideWhenUsed="1"/>
+    <w:lsdException w:name="toc 7" w:semiHidden="1" w:uiPriority="39" w:unhideWhenUsed="1"/>
+    <w:lsdException w:name="toc 8" w:semiHidden="1" w:uiPriority="39" w:unhideWhenUsed="1"/>
+    <w:lsdException w:name="toc 9" w:semiHidden="1" w:uiPriority="39" w:unhideWhenUsed="1"/>
     <w:lsdException w:name="Normal Indent" w:semiHidden="1" w:unhideWhenUsed="1"/>
     <w:lsdException w:name="footnote text" w:semiHidden="1" w:unhideWhenUsed="1"/>
     <w:lsdException w:name="annotation text" w:semiHidden="1" w:unhideWhenUsed="1"/>
     <w:lsdException w:name="header" w:semiHidden="1" w:unhideWhenUsed="1"/>
     <w:lsdException w:name="footer" w:semiHidden="1" w:unhideWhenUsed="1"/>
     <w:lsdException w:name="index heading" w:semiHidden="1" w:unhideWhenUsed="1"/>
-    <w:lsdException w:name="caption" w:uiPriority="35" w:semiHidden="1" w:unhideWhenUsed="1" w:qFormat="1"/>
+    <w:lsdException w:name="caption" w:semiHidden="1" w:uiPriority="35" w:unhideWhenUsed="1" w:qFormat="1"/>
     <w:lsdException w:name="table of figures" w:semiHidden="1" w:unhideWhenUsed="1"/>
     <w:lsdException w:name="envelope address" w:semiHidden="1" w:unhideWhenUsed="1"/>
     <w:lsdException w:name="envelope return" w:semiHidden="1" w:unhideWhenUsed="1"/>
@@ -8576,7 +8919,7 @@
     <w:lsdException w:name="Title" w:uiPriority="10" w:qFormat="1"/>
     <w:lsdException w:name="Closing" w:semiHidden="1" w:unhideWhenUsed="1"/>
     <w:lsdException w:name="Signature" w:semiHidden="1" w:unhideWhenUsed="1"/>
-    <w:lsdException w:name="Default Paragraph Font" w:uiPriority="1" w:semiHidden="1" w:unhideWhenUsed="1"/>
+    <w:lsdException w:name="Default Paragraph Font" w:semiHidden="1" w:uiPriority="1" w:unhideWhenUsed="1"/>
     <w:lsdException w:name="Body Text" w:semiHidden="1" w:unhideWhenUsed="1"/>
     <w:lsdException w:name="Body Text Indent" w:semiHidden="1" w:unhideWhenUsed="1"/>
     <w:lsdException w:name="List Continue" w:semiHidden="1" w:unhideWhenUsed="1"/>
@@ -8776,8 +9119,8 @@
     <w:lsdException w:name="Subtle Reference" w:uiPriority="31" w:qFormat="1"/>
     <w:lsdException w:name="Intense Reference" w:uiPriority="32" w:qFormat="1"/>
     <w:lsdException w:name="Book Title" w:uiPriority="33" w:qFormat="1"/>
-    <w:lsdException w:name="Bibliography" w:uiPriority="37" w:semiHidden="1" w:unhideWhenUsed="1"/>
-    <w:lsdException w:name="TOC Heading" w:uiPriority="39" w:semiHidden="1" w:unhideWhenUsed="1" w:qFormat="1"/>
+    <w:lsdException w:name="Bibliography" w:semiHidden="1" w:uiPriority="37" w:unhideWhenUsed="1"/>
+    <w:lsdException w:name="TOC Heading" w:semiHidden="1" w:uiPriority="39" w:unhideWhenUsed="1" w:qFormat="1"/>
     <w:lsdException w:name="Plain Table 1" w:uiPriority="41"/>
     <w:lsdException w:name="Plain Table 2" w:uiPriority="42"/>
     <w:lsdException w:name="Plain Table 3" w:uiPriority="43"/>
@@ -8888,7 +9231,7 @@
     <w:lsdException w:name="Unresolved Mention" w:semiHidden="1" w:unhideWhenUsed="1"/>
     <w:lsdException w:name="Smart Link" w:semiHidden="1" w:unhideWhenUsed="1"/>
   </w:latentStyles>
-  <w:style w:type="paragraph" w:styleId="Normal" w:default="1">
+  <w:style w:type="paragraph" w:default="1" w:styleId="Standaard">
     <w:name w:val="Normal"/>
     <w:qFormat/>
     <w:rsid w:val="00EE0370"/>
@@ -8896,15 +9239,16 @@
       <w:spacing w:line="256" w:lineRule="auto"/>
     </w:pPr>
     <w:rPr>
-      <w:rFonts w:ascii="Arial" w:hAnsi="Arial" w:eastAsia="Arial" w:cs="Arial"/>
+      <w:rFonts w:ascii="Arial" w:eastAsia="Arial" w:hAnsi="Arial" w:cs="Arial"/>
     </w:rPr>
   </w:style>
-  <w:style w:type="character" w:styleId="DefaultParagraphFont" w:default="1">
+  <w:style w:type="character" w:default="1" w:styleId="Standaardalinea-lettertype">
     <w:name w:val="Default Paragraph Font"/>
     <w:uiPriority w:val="1"/>
+    <w:semiHidden/>
     <w:unhideWhenUsed/>
   </w:style>
-  <w:style w:type="table" w:styleId="TableNormal" w:default="1">
+  <w:style w:type="table" w:default="1" w:styleId="Standaardtabel">
     <w:name w:val="Normal Table"/>
     <w:uiPriority w:val="99"/>
     <w:semiHidden/>
@@ -8919,15 +9263,15 @@
       </w:tblCellMar>
     </w:tblPr>
   </w:style>
-  <w:style w:type="numbering" w:styleId="NoList" w:default="1">
+  <w:style w:type="numbering" w:default="1" w:styleId="Geenlijst">
     <w:name w:val="No List"/>
     <w:uiPriority w:val="99"/>
     <w:semiHidden/>
     <w:unhideWhenUsed/>
   </w:style>
-  <w:style w:type="paragraph" w:styleId="ListParagraph">
+  <w:style w:type="paragraph" w:styleId="Lijstalinea">
     <w:name w:val="List Paragraph"/>
-    <w:basedOn w:val="Normal"/>
+    <w:basedOn w:val="Standaard"/>
     <w:uiPriority w:val="34"/>
     <w:qFormat/>
     <w:rsid w:val="00364D27"/>
@@ -8936,9 +9280,9 @@
       <w:contextualSpacing/>
     </w:pPr>
   </w:style>
-  <w:style w:type="character" w:styleId="CommentReference">
+  <w:style w:type="character" w:customStyle="1" w:styleId="CommentReference">
     <w:name w:val="Comment Reference"/>
-    <w:basedOn w:val="DefaultParagraphFont"/>
+    <w:basedOn w:val="Standaardalinea-lettertype"/>
     <w:uiPriority w:val="99"/>
     <w:semiHidden/>
     <w:unhideWhenUsed/>
@@ -8948,9 +9292,9 @@
       <w:szCs w:val="16"/>
     </w:rPr>
   </w:style>
-  <w:style w:type="paragraph" w:styleId="CommentText">
+  <w:style w:type="paragraph" w:customStyle="1" w:styleId="CommentText">
     <w:name w:val="Comment Text"/>
-    <w:basedOn w:val="Normal"/>
+    <w:basedOn w:val="Standaard"/>
     <w:link w:val="CommentTextChar"/>
     <w:uiPriority w:val="99"/>
     <w:semiHidden/>
@@ -8964,9 +9308,9 @@
       <w:szCs w:val="20"/>
     </w:rPr>
   </w:style>
-  <w:style w:type="character" w:styleId="CommentTextChar" w:customStyle="1">
+  <w:style w:type="character" w:customStyle="1" w:styleId="CommentTextChar">
     <w:name w:val="Comment Text Char"/>
-    <w:basedOn w:val="DefaultParagraphFont"/>
+    <w:basedOn w:val="Standaardalinea-lettertype"/>
     <w:link w:val="CommentText"/>
     <w:uiPriority w:val="99"/>
     <w:semiHidden/>
@@ -8976,7 +9320,7 @@
       <w:szCs w:val="20"/>
     </w:rPr>
   </w:style>
-  <w:style w:type="paragraph" w:styleId="CommentSubject">
+  <w:style w:type="paragraph" w:customStyle="1" w:styleId="CommentSubject">
     <w:name w:val="Comment Subject"/>
     <w:basedOn w:val="CommentText"/>
     <w:next w:val="CommentText"/>
@@ -8990,7 +9334,7 @@
       <w:bCs/>
     </w:rPr>
   </w:style>
-  <w:style w:type="character" w:styleId="CommentSubjectChar" w:customStyle="1">
+  <w:style w:type="character" w:customStyle="1" w:styleId="CommentSubjectChar">
     <w:name w:val="Comment Subject Char"/>
     <w:basedOn w:val="CommentTextChar"/>
     <w:link w:val="CommentSubject"/>
@@ -9004,10 +9348,10 @@
       <w:szCs w:val="20"/>
     </w:rPr>
   </w:style>
-  <w:style w:type="paragraph" w:styleId="BalloonText">
+  <w:style w:type="paragraph" w:styleId="Ballontekst">
     <w:name w:val="Balloon Text"/>
-    <w:basedOn w:val="Normal"/>
-    <w:link w:val="BalloonTextChar"/>
+    <w:basedOn w:val="Standaard"/>
+    <w:link w:val="BallontekstChar"/>
     <w:uiPriority w:val="99"/>
     <w:semiHidden/>
     <w:unhideWhenUsed/>
@@ -9021,10 +9365,10 @@
       <w:szCs w:val="18"/>
     </w:rPr>
   </w:style>
-  <w:style w:type="character" w:styleId="BalloonTextChar" w:customStyle="1">
-    <w:name w:val="Balloon Text Char"/>
-    <w:basedOn w:val="DefaultParagraphFont"/>
-    <w:link w:val="BalloonText"/>
+  <w:style w:type="character" w:customStyle="1" w:styleId="BallontekstChar">
+    <w:name w:val="Ballontekst Char"/>
+    <w:basedOn w:val="Standaardalinea-lettertype"/>
+    <w:link w:val="Ballontekst"/>
     <w:uiPriority w:val="99"/>
     <w:semiHidden/>
     <w:rsid w:val="008A79EA"/>
@@ -9034,9 +9378,9 @@
       <w:szCs w:val="18"/>
     </w:rPr>
   </w:style>
-  <w:style w:type="character" w:styleId="BookTitle">
+  <w:style w:type="character" w:styleId="Titelvanboek">
     <w:name w:val="Book Title"/>
-    <w:basedOn w:val="DefaultParagraphFont"/>
+    <w:basedOn w:val="Standaardalinea-lettertype"/>
     <w:uiPriority w:val="33"/>
     <w:qFormat/>
     <w:rsid w:val="00DF2FCD"/>
@@ -9048,9 +9392,9 @@
       <w:spacing w:val="5"/>
     </w:rPr>
   </w:style>
-  <w:style w:type="table" w:styleId="TableGrid">
+  <w:style w:type="table" w:styleId="Tabelraster">
     <w:name w:val="Table Grid"/>
-    <w:basedOn w:val="TableNormal"/>
+    <w:basedOn w:val="Standaardtabel"/>
     <w:uiPriority w:val="39"/>
     <w:rsid w:val="00DF2FCD"/>
     <w:pPr>
@@ -9058,19 +9402,19 @@
     </w:pPr>
     <w:tblPr>
       <w:tblBorders>
-        <w:top w:val="single" w:color="auto" w:sz="4" w:space="0"/>
-        <w:left w:val="single" w:color="auto" w:sz="4" w:space="0"/>
-        <w:bottom w:val="single" w:color="auto" w:sz="4" w:space="0"/>
-        <w:right w:val="single" w:color="auto" w:sz="4" w:space="0"/>
-        <w:insideH w:val="single" w:color="auto" w:sz="4" w:space="0"/>
-        <w:insideV w:val="single" w:color="auto" w:sz="4" w:space="0"/>
+        <w:top w:val="single" w:sz="4" w:space="0" w:color="auto"/>
+        <w:left w:val="single" w:sz="4" w:space="0" w:color="auto"/>
+        <w:bottom w:val="single" w:sz="4" w:space="0" w:color="auto"/>
+        <w:right w:val="single" w:sz="4" w:space="0" w:color="auto"/>
+        <w:insideH w:val="single" w:sz="4" w:space="0" w:color="auto"/>
+        <w:insideV w:val="single" w:sz="4" w:space="0" w:color="auto"/>
       </w:tblBorders>
     </w:tblPr>
   </w:style>
-  <w:style w:type="paragraph" w:styleId="Header">
+  <w:style w:type="paragraph" w:styleId="Koptekst">
     <w:name w:val="header"/>
-    <w:basedOn w:val="Normal"/>
-    <w:link w:val="HeaderChar"/>
+    <w:basedOn w:val="Standaard"/>
+    <w:link w:val="KoptekstChar"/>
     <w:uiPriority w:val="99"/>
     <w:unhideWhenUsed/>
     <w:rsid w:val="006A0397"/>
@@ -9082,17 +9426,17 @@
       <w:spacing w:after="0" w:line="240" w:lineRule="auto"/>
     </w:pPr>
   </w:style>
-  <w:style w:type="character" w:styleId="HeaderChar" w:customStyle="1">
-    <w:name w:val="Header Char"/>
-    <w:basedOn w:val="DefaultParagraphFont"/>
-    <w:link w:val="Header"/>
+  <w:style w:type="character" w:customStyle="1" w:styleId="KoptekstChar">
+    <w:name w:val="Koptekst Char"/>
+    <w:basedOn w:val="Standaardalinea-lettertype"/>
+    <w:link w:val="Koptekst"/>
     <w:uiPriority w:val="99"/>
     <w:rsid w:val="006A0397"/>
   </w:style>
-  <w:style w:type="paragraph" w:styleId="Footer">
+  <w:style w:type="paragraph" w:styleId="Voettekst">
     <w:name w:val="footer"/>
-    <w:basedOn w:val="Normal"/>
-    <w:link w:val="FooterChar"/>
+    <w:basedOn w:val="Standaard"/>
+    <w:link w:val="VoettekstChar"/>
     <w:uiPriority w:val="99"/>
     <w:unhideWhenUsed/>
     <w:rsid w:val="006A0397"/>
@@ -9104,14 +9448,14 @@
       <w:spacing w:after="0" w:line="240" w:lineRule="auto"/>
     </w:pPr>
   </w:style>
-  <w:style w:type="character" w:styleId="FooterChar" w:customStyle="1">
-    <w:name w:val="Footer Char"/>
-    <w:basedOn w:val="DefaultParagraphFont"/>
-    <w:link w:val="Footer"/>
+  <w:style w:type="character" w:customStyle="1" w:styleId="VoettekstChar">
+    <w:name w:val="Voettekst Char"/>
+    <w:basedOn w:val="Standaardalinea-lettertype"/>
+    <w:link w:val="Voettekst"/>
     <w:uiPriority w:val="99"/>
     <w:rsid w:val="006A0397"/>
   </w:style>
-  <w:style w:type="paragraph" w:styleId="Revision">
+  <w:style w:type="paragraph" w:styleId="Revisie">
     <w:name w:val="Revision"/>
     <w:hidden/>
     <w:uiPriority w:val="99"/>
@@ -9121,43 +9465,43 @@
       <w:spacing w:after="0" w:line="240" w:lineRule="auto"/>
     </w:pPr>
   </w:style>
-  <w:style w:type="paragraph" w:styleId="RapportCF" w:customStyle="1">
+  <w:style w:type="paragraph" w:customStyle="1" w:styleId="RapportCF">
     <w:name w:val="Rapport_CF"/>
-    <w:basedOn w:val="Normal"/>
+    <w:basedOn w:val="Standaard"/>
     <w:link w:val="RapportCFChar"/>
     <w:rsid w:val="00127A21"/>
     <w:pPr>
       <w:pBdr>
-        <w:top w:val="single" w:color="auto" w:sz="6" w:space="3" w:shadow="1"/>
-        <w:left w:val="single" w:color="auto" w:sz="6" w:space="3" w:shadow="1"/>
-        <w:bottom w:val="single" w:color="auto" w:sz="6" w:space="3" w:shadow="1"/>
-        <w:right w:val="single" w:color="auto" w:sz="6" w:space="3" w:shadow="1"/>
+        <w:top w:val="single" w:sz="6" w:space="3" w:color="auto" w:shadow="1"/>
+        <w:left w:val="single" w:sz="6" w:space="3" w:color="auto" w:shadow="1"/>
+        <w:bottom w:val="single" w:sz="6" w:space="3" w:color="auto" w:shadow="1"/>
+        <w:right w:val="single" w:sz="6" w:space="3" w:color="auto" w:shadow="1"/>
       </w:pBdr>
       <w:spacing w:before="180" w:after="0" w:line="240" w:lineRule="auto"/>
       <w:ind w:left="709"/>
     </w:pPr>
     <w:rPr>
-      <w:rFonts w:ascii="Times New Roman" w:hAnsi="Times New Roman" w:eastAsia="Times New Roman" w:cs="Times New Roman"/>
+      <w:rFonts w:ascii="Times New Roman" w:eastAsia="Times New Roman" w:hAnsi="Times New Roman" w:cs="Times New Roman"/>
       <w:szCs w:val="20"/>
       <w:lang w:val="en-GB" w:eastAsia="en-GB" w:bidi="en-GB"/>
     </w:rPr>
   </w:style>
-  <w:style w:type="character" w:styleId="RapportCFChar" w:customStyle="1">
+  <w:style w:type="character" w:customStyle="1" w:styleId="RapportCFChar">
     <w:name w:val="Rapport_CF Char"/>
-    <w:basedOn w:val="DefaultParagraphFont"/>
+    <w:basedOn w:val="Standaardalinea-lettertype"/>
     <w:link w:val="RapportCF"/>
     <w:rsid w:val="00127A21"/>
     <w:rPr>
-      <w:rFonts w:ascii="Times New Roman" w:hAnsi="Times New Roman" w:eastAsia="Times New Roman" w:cs="Times New Roman"/>
+      <w:rFonts w:ascii="Times New Roman" w:eastAsia="Times New Roman" w:hAnsi="Times New Roman" w:cs="Times New Roman"/>
       <w:szCs w:val="20"/>
       <w:lang w:val="en-GB" w:eastAsia="en-GB" w:bidi="en-GB"/>
     </w:rPr>
   </w:style>
-  <w:style w:type="paragraph" w:styleId="Title">
+  <w:style w:type="paragraph" w:styleId="Titel">
     <w:name w:val="Title"/>
-    <w:basedOn w:val="Normal"/>
-    <w:next w:val="Normal"/>
-    <w:link w:val="TitleChar"/>
+    <w:basedOn w:val="Standaard"/>
+    <w:next w:val="Standaard"/>
+    <w:link w:val="TitelChar"/>
     <w:uiPriority w:val="10"/>
     <w:qFormat/>
     <w:rsid w:val="00C00B7D"/>
@@ -9166,20 +9510,20 @@
       <w:contextualSpacing/>
     </w:pPr>
     <w:rPr>
-      <w:rFonts w:asciiTheme="majorHAnsi" w:hAnsiTheme="majorHAnsi" w:eastAsiaTheme="majorEastAsia" w:cstheme="majorBidi"/>
+      <w:rFonts w:asciiTheme="majorHAnsi" w:eastAsiaTheme="majorEastAsia" w:hAnsiTheme="majorHAnsi" w:cstheme="majorBidi"/>
       <w:sz w:val="56"/>
       <w:szCs w:val="56"/>
       <w:lang w:eastAsia="ja-JP"/>
     </w:rPr>
   </w:style>
-  <w:style w:type="character" w:styleId="TitleChar" w:customStyle="1">
-    <w:name w:val="Title Char"/>
-    <w:basedOn w:val="DefaultParagraphFont"/>
-    <w:link w:val="Title"/>
+  <w:style w:type="character" w:customStyle="1" w:styleId="TitelChar">
+    <w:name w:val="Titel Char"/>
+    <w:basedOn w:val="Standaardalinea-lettertype"/>
+    <w:link w:val="Titel"/>
     <w:uiPriority w:val="10"/>
     <w:rsid w:val="00C00B7D"/>
     <w:rPr>
-      <w:rFonts w:asciiTheme="majorHAnsi" w:hAnsiTheme="majorHAnsi" w:eastAsiaTheme="majorEastAsia" w:cstheme="majorBidi"/>
+      <w:rFonts w:asciiTheme="majorHAnsi" w:eastAsiaTheme="majorEastAsia" w:hAnsiTheme="majorHAnsi" w:cstheme="majorBidi"/>
       <w:sz w:val="56"/>
       <w:szCs w:val="56"/>
       <w:lang w:eastAsia="ja-JP"/>
@@ -9189,7 +9533,7 @@
 </file>
 
 <file path=word/theme/theme1.xml><?xml version="1.0" encoding="utf-8"?>
-<a:theme xmlns:a="http://schemas.openxmlformats.org/drawingml/2006/main" xmlns:thm15="http://schemas.microsoft.com/office/thememl/2012/main" name="Office Theme">
+<a:theme xmlns:a="http://schemas.openxmlformats.org/drawingml/2006/main" name="Office Theme">
   <a:themeElements>
     <a:clrScheme name="Office">
       <a:dk1>
@@ -9629,7 +9973,21 @@
 </file>
 
 <file path=customXml/itemProps2.xml><?xml version="1.0" encoding="utf-8"?>
-<ds:datastoreItem xmlns:ds="http://schemas.openxmlformats.org/officeDocument/2006/customXml" ds:itemID="{494D6F4D-EE22-4649-BD7E-87F6C53B270B}"/>
+<ds:datastoreItem xmlns:ds="http://schemas.openxmlformats.org/officeDocument/2006/customXml" ds:itemID="{494D6F4D-EE22-4649-BD7E-87F6C53B270B}">
+  <ds:schemaRefs>
+    <ds:schemaRef ds:uri="http://schemas.microsoft.com/office/2006/metadata/contentType"/>
+    <ds:schemaRef ds:uri="http://schemas.microsoft.com/office/2006/metadata/properties/metaAttributes"/>
+    <ds:schemaRef ds:uri="http://www.w3.org/2001/XMLSchema"/>
+    <ds:schemaRef ds:uri="http://schemas.microsoft.com/office/2006/metadata/properties"/>
+    <ds:schemaRef ds:uri="f44e6bd5-09db-4117-8b15-adf399208dc6"/>
+    <ds:schemaRef ds:uri="http://schemas.microsoft.com/office/2006/documentManagement/types"/>
+    <ds:schemaRef ds:uri="http://schemas.microsoft.com/office/infopath/2007/PartnerControls"/>
+    <ds:schemaRef ds:uri="http://schemas.openxmlformats.org/package/2006/metadata/core-properties"/>
+    <ds:schemaRef ds:uri="http://purl.org/dc/elements/1.1/"/>
+    <ds:schemaRef ds:uri="http://purl.org/dc/terms/"/>
+    <ds:schemaRef ds:uri="http://schemas.microsoft.com/internal/obd"/>
+  </ds:schemaRefs>
+</ds:datastoreItem>
 </file>
 
 <file path=customXml/itemProps3.xml><?xml version="1.0" encoding="utf-8"?>
